--- a/zht/docx/084.content.docx
+++ b/zht/docx/084.content.docx
@@ -149,27 +149,7 @@
         <w:rPr>
           <w:lang w:val="zh_TW" w:bidi="zh_TW"/>
         </w:rPr>
-        <w:t>nv</w:t>
-      </w:r>
-      <w:r>
-        <w:rPr>
-          <w:lang w:val="zh_TW" w:bidi="zh_TW"/>
-        </w:rPr>
-      </w:r>
-    </w:p>
-    <w:p>
-      <w:pPr/>
-      <w:r>
-        <w:rPr>
-          <w:lang w:val="zh_TW" w:bidi="zh_TW"/>
-        </w:rPr>
-      </w:r>
-      <w:r>
-        <w:rPr>
-          <w:i/>
-          <w:lang w:val="zh_TW" w:bidi="zh_TW"/>
-        </w:rPr>
-        <w:t>女人</w:t>
+        <w:t>liu</w:t>
       </w:r>
       <w:r>
         <w:rPr>
@@ -232,7 +212,7 @@
         <w:rPr>
           <w:lang w:val="zh_TW" w:bidi="zh_TW"/>
         </w:rPr>
-        <w:t>女人</w:t>
+        <w:t>流放，放逐</w:t>
       </w:r>
       <w:r>
         <w:rPr>
@@ -251,36 +231,7 @@
         <w:rPr>
           <w:lang w:val="zh_TW" w:bidi="zh_TW"/>
         </w:rPr>
-        <w:t>女人是成年的女性人類。神造女人為男人的伴侶（</w:t>
-      </w:r>
-      <w:hyperlink r:id="rId13">
-        <w:r>
-          <w:rPr>
-            <w:lang w:val="zh_TW" w:bidi="zh_TW"/>
-          </w:rPr>
-          <w:rPr>
-            <w:color w:val="0000EE"/>
-            <w:u w:val="single"/>
-          </w:rPr>
-          <w:t>創2:18–22</w:t>
-        </w:r>
-      </w:hyperlink>
-      <w:r>
-        <w:rPr>
-          <w:lang w:val="zh_TW" w:bidi="zh_TW"/>
-        </w:rPr>
-        <w:t>）。</w:t>
-      </w:r>
-    </w:p>
-    <w:p>
-      <w:pPr>
-        <w:pStyle w:val="Heading3"/>
-      </w:pPr>
-      <w:r>
-        <w:rPr>
-          <w:lang w:val="zh_TW" w:bidi="zh_TW"/>
-        </w:rPr>
-        <w:t>神造女人</w:t>
+        <w:t>懲罰的一種，將人從國家或群體中排除。</w:t>
       </w:r>
     </w:p>
     <w:p>
@@ -294,7 +245,61 @@
         <w:rPr>
           <w:lang w:val="zh_TW" w:bidi="zh_TW"/>
         </w:rPr>
-        <w:t>創世記有兩個記載，有關神如何造出第一個男人和女人。第一個記載在</w:t>
+        <w:t>在聖經中，「放逐」或類似詞語多次出現：</w:t>
+      </w:r>
+    </w:p>
+    <w:p>
+      <w:pPr>
+        <w:pStyle w:val="ListBullet"/>
+        <w:spacing w:line="240" w:lineRule="auto"/>
+        <w:ind w:left="720"/>
+      </w:pPr>
+      <w:r>
+        <w:rPr>
+          <w:lang w:val="zh_TW" w:bidi="zh_TW"/>
+        </w:rPr>
+      </w:r>
+      <w:r>
+        <w:rPr>
+          <w:lang w:val="zh_TW" w:bidi="zh_TW"/>
+        </w:rPr>
+        <w:t>神審判亞當和夏娃（</w:t>
+      </w:r>
+      <w:hyperlink r:id="rId13">
+        <w:r>
+          <w:rPr>
+            <w:lang w:val="zh_TW" w:bidi="zh_TW"/>
+          </w:rPr>
+          <w:rPr>
+            <w:color w:val="0000EE"/>
+            <w:u w:val="single"/>
+          </w:rPr>
+          <w:t>創3:23–24</w:t>
+        </w:r>
+      </w:hyperlink>
+      <w:r>
+        <w:rPr>
+          <w:lang w:val="zh_TW" w:bidi="zh_TW"/>
+        </w:rPr>
+        <w:t>，譯註：和合本譯為打發）</w:t>
+      </w:r>
+    </w:p>
+    <w:p>
+      <w:pPr>
+        <w:pStyle w:val="ListBullet"/>
+        <w:spacing w:line="240" w:lineRule="auto"/>
+        <w:ind w:left="720"/>
+      </w:pPr>
+      <w:r>
+        <w:rPr>
+          <w:lang w:val="zh_TW" w:bidi="zh_TW"/>
+        </w:rPr>
+      </w:r>
+      <w:r>
+        <w:rPr>
+          <w:lang w:val="zh_TW" w:bidi="zh_TW"/>
+        </w:rPr>
+        <w:t>神審判該隱 （</w:t>
       </w:r>
       <w:hyperlink r:id="rId14">
         <w:r>
@@ -305,16 +310,34 @@
             <w:color w:val="0000EE"/>
             <w:u w:val="single"/>
           </w:rPr>
-          <w:t>創世記一章26至28節</w:t>
+          <w:t>4:9–14</w:t>
         </w:r>
       </w:hyperlink>
       <w:r>
         <w:rPr>
           <w:lang w:val="zh_TW" w:bidi="zh_TW"/>
         </w:rPr>
-        <w:t>，這處經文說神按著自己的形像造人，造男造女。男人和女人同樣有神的形像，表示他們都在地上反映神的大能與尊榮。神吩咐他們要生養眾多，治理世界。</w:t>
-      </w:r>
-      <w:hyperlink r:id="rId14">
+        <w:t>，譯註：和合本未有譯出放逐一詞）</w:t>
+      </w:r>
+    </w:p>
+    <w:p>
+      <w:pPr>
+        <w:pStyle w:val="ListBullet"/>
+        <w:spacing w:line="240" w:lineRule="auto"/>
+        <w:ind w:left="720"/>
+      </w:pPr>
+      <w:r>
+        <w:rPr>
+          <w:lang w:val="zh_TW" w:bidi="zh_TW"/>
+        </w:rPr>
+      </w:r>
+      <w:r>
+        <w:rPr>
+          <w:lang w:val="zh_TW" w:bidi="zh_TW"/>
+        </w:rPr>
+        <w:t>押沙龍的父親把押沙龍流放（</w:t>
+      </w:r>
+      <w:hyperlink r:id="rId15">
         <w:r>
           <w:rPr>
             <w:lang w:val="zh_TW" w:bidi="zh_TW"/>
@@ -323,14 +346,116 @@
             <w:color w:val="0000EE"/>
             <w:u w:val="single"/>
           </w:rPr>
-          <w:t>創世記一章26至28節</w:t>
+          <w:t>撒下13:37–39，</w:t>
         </w:r>
       </w:hyperlink>
-      <w:r>
-        <w:rPr>
-          <w:lang w:val="zh_TW" w:bidi="zh_TW"/>
-        </w:rPr>
-        <w:t>沒有表明女人比男人次要，或她必須順服男人的權柄。相反，這段經文顯示男女共同彰顯造物主的形像。</w:t>
+      <w:hyperlink r:id="rId16">
+        <w:r>
+          <w:rPr>
+            <w:lang w:val="zh_TW" w:bidi="zh_TW"/>
+          </w:rPr>
+          <w:rPr>
+            <w:color w:val="0000EE"/>
+            <w:u w:val="single"/>
+          </w:rPr>
+          <w:t>14:13–14</w:t>
+        </w:r>
+      </w:hyperlink>
+      <w:r>
+        <w:rPr>
+          <w:lang w:val="zh_TW" w:bidi="zh_TW"/>
+        </w:rPr>
+        <w:t>，譯註：和合本譯為逃亡）</w:t>
+      </w:r>
+    </w:p>
+    <w:p>
+      <w:pPr>
+        <w:pStyle w:val="ListBullet"/>
+        <w:spacing w:line="240" w:lineRule="auto"/>
+        <w:ind w:left="720"/>
+      </w:pPr>
+      <w:r>
+        <w:rPr>
+          <w:lang w:val="zh_TW" w:bidi="zh_TW"/>
+        </w:rPr>
+      </w:r>
+      <w:r>
+        <w:rPr>
+          <w:lang w:val="zh_TW" w:bidi="zh_TW"/>
+        </w:rPr>
+        <w:t>以色列從應許之地被擄（</w:t>
+      </w:r>
+      <w:hyperlink r:id="rId17">
+        <w:r>
+          <w:rPr>
+            <w:lang w:val="zh_TW" w:bidi="zh_TW"/>
+          </w:rPr>
+          <w:rPr>
+            <w:color w:val="0000EE"/>
+            <w:u w:val="single"/>
+          </w:rPr>
+          <w:t>申30:1</w:t>
+        </w:r>
+      </w:hyperlink>
+      <w:r>
+        <w:rPr>
+          <w:lang w:val="zh_TW" w:bidi="zh_TW"/>
+        </w:rPr>
+        <w:t>；</w:t>
+      </w:r>
+      <w:hyperlink r:id="rId18">
+        <w:r>
+          <w:rPr>
+            <w:lang w:val="zh_TW" w:bidi="zh_TW"/>
+          </w:rPr>
+          <w:rPr>
+            <w:color w:val="0000EE"/>
+            <w:u w:val="single"/>
+          </w:rPr>
+          <w:t>賽11:12</w:t>
+        </w:r>
+      </w:hyperlink>
+      <w:r>
+        <w:rPr>
+          <w:lang w:val="zh_TW" w:bidi="zh_TW"/>
+        </w:rPr>
+        <w:t>；</w:t>
+      </w:r>
+      <w:hyperlink r:id="rId19">
+        <w:r>
+          <w:rPr>
+            <w:lang w:val="zh_TW" w:bidi="zh_TW"/>
+          </w:rPr>
+          <w:rPr>
+            <w:color w:val="0000EE"/>
+            <w:u w:val="single"/>
+          </w:rPr>
+          <w:t>耶16:15</w:t>
+        </w:r>
+      </w:hyperlink>
+      <w:r>
+        <w:rPr>
+          <w:lang w:val="zh_TW" w:bidi="zh_TW"/>
+        </w:rPr>
+        <w:t>；</w:t>
+      </w:r>
+      <w:hyperlink r:id="rId20">
+        <w:r>
+          <w:rPr>
+            <w:lang w:val="zh_TW" w:bidi="zh_TW"/>
+          </w:rPr>
+          <w:rPr>
+            <w:color w:val="0000EE"/>
+            <w:u w:val="single"/>
+          </w:rPr>
+          <w:t>結4:13</w:t>
+        </w:r>
+      </w:hyperlink>
+      <w:r>
+        <w:rPr>
+          <w:lang w:val="zh_TW" w:bidi="zh_TW"/>
+        </w:rPr>
+        <w:t>，譯註：和合本譯為追趕、趕）</w:t>
       </w:r>
     </w:p>
     <w:p>
@@ -344,9 +469,9 @@
         <w:rPr>
           <w:lang w:val="zh_TW" w:bidi="zh_TW"/>
         </w:rPr>
-        <w:t>第二個有關神造女人的記載在</w:t>
-      </w:r>
-      <w:hyperlink r:id="rId15">
+        <w:t>在以色列被擄到巴比倫期間，放逐也是懲罰之一，適用於不順服神或波斯王亞達薛西的人（</w:t>
+      </w:r>
+      <w:hyperlink r:id="rId21">
         <w:r>
           <w:rPr>
             <w:lang w:val="zh_TW" w:bidi="zh_TW"/>
@@ -355,32 +480,14 @@
             <w:color w:val="0000EE"/>
             <w:u w:val="single"/>
           </w:rPr>
-          <w:t>創世記二章20至25節</w:t>
+          <w:t>拉7:26</w:t>
         </w:r>
       </w:hyperlink>
       <w:r>
         <w:rPr>
           <w:lang w:val="zh_TW" w:bidi="zh_TW"/>
         </w:rPr>
-        <w:t>。在</w:t>
-      </w:r>
-      <w:hyperlink r:id="rId16">
-        <w:r>
-          <w:rPr>
-            <w:lang w:val="zh_TW" w:bidi="zh_TW"/>
-          </w:rPr>
-          <w:rPr>
-            <w:color w:val="0000EE"/>
-            <w:u w:val="single"/>
-          </w:rPr>
-          <w:t>創世記二章</w:t>
-        </w:r>
-      </w:hyperlink>
-      <w:r>
-        <w:rPr>
-          <w:lang w:val="zh_TW" w:bidi="zh_TW"/>
-        </w:rPr>
-        <w:t>中，神先造男人，後造女人。有些人認為這表明男人可能更重要。然而，在創世的敘事中，神常常分階段創造，從較簡單到更美好或更完整。</w:t>
+        <w:t>，譯註：和合本譯為充軍）。</w:t>
       </w:r>
     </w:p>
     <w:p>
@@ -394,9 +501,27 @@
         <w:rPr>
           <w:lang w:val="zh_TW" w:bidi="zh_TW"/>
         </w:rPr>
-        <w:t>由於神先造男人，男人就有權給女人起名（</w:t>
-      </w:r>
-      <w:hyperlink r:id="rId17">
+        <w:t>摩西律法規定，以色列人因各種過犯可能會被「剪除」，也就是被排除於群體之外：</w:t>
+      </w:r>
+    </w:p>
+    <w:p>
+      <w:pPr>
+        <w:pStyle w:val="ListBullet"/>
+        <w:spacing w:line="240" w:lineRule="auto"/>
+        <w:ind w:left="720"/>
+      </w:pPr>
+      <w:r>
+        <w:rPr>
+          <w:lang w:val="zh_TW" w:bidi="zh_TW"/>
+        </w:rPr>
+      </w:r>
+      <w:r>
+        <w:rPr>
+          <w:lang w:val="zh_TW" w:bidi="zh_TW"/>
+        </w:rPr>
+        <w:t>沒有給男嬰行割禮（</w:t>
+      </w:r>
+      <w:hyperlink r:id="rId22">
         <w:r>
           <w:rPr>
             <w:lang w:val="zh_TW" w:bidi="zh_TW"/>
@@ -405,14 +530,194 @@
             <w:color w:val="0000EE"/>
             <w:u w:val="single"/>
           </w:rPr>
-          <w:t>創2:23</w:t>
+          <w:t>創17:12、14</w:t>
         </w:r>
       </w:hyperlink>
       <w:r>
         <w:rPr>
           <w:lang w:val="zh_TW" w:bidi="zh_TW"/>
         </w:rPr>
-        <w:t>）。在閃族文化中，命名往往表達權柄或所有權。這可能意味著亞當給妻子起名是表達權柄的行為。然而，他給她的名字是「女人」，與「男人」這個詞緊密相關，表明男人肯定女人與他同等。因此，雖然在創造的次序上有先後，男人和女人仍然是夥伴。這種關係既有秩序，又有平等。</w:t>
+        <w:t>）</w:t>
+      </w:r>
+    </w:p>
+    <w:p>
+      <w:pPr>
+        <w:pStyle w:val="ListBullet"/>
+        <w:spacing w:line="240" w:lineRule="auto"/>
+        <w:ind w:left="720"/>
+      </w:pPr>
+      <w:r>
+        <w:rPr>
+          <w:lang w:val="zh_TW" w:bidi="zh_TW"/>
+        </w:rPr>
+      </w:r>
+      <w:r>
+        <w:rPr>
+          <w:lang w:val="zh_TW" w:bidi="zh_TW"/>
+        </w:rPr>
+        <w:t>在逾越節期間吃有酵的餅 （</w:t>
+      </w:r>
+      <w:hyperlink r:id="rId23">
+        <w:r>
+          <w:rPr>
+            <w:lang w:val="zh_TW" w:bidi="zh_TW"/>
+          </w:rPr>
+          <w:rPr>
+            <w:color w:val="0000EE"/>
+            <w:u w:val="single"/>
+          </w:rPr>
+          <w:t>出12:15</w:t>
+        </w:r>
+      </w:hyperlink>
+      <w:r>
+        <w:rPr>
+          <w:lang w:val="zh_TW" w:bidi="zh_TW"/>
+        </w:rPr>
+        <w:t>）</w:t>
+      </w:r>
+    </w:p>
+    <w:p>
+      <w:pPr>
+        <w:pStyle w:val="ListBullet"/>
+        <w:spacing w:line="240" w:lineRule="auto"/>
+        <w:ind w:left="720"/>
+      </w:pPr>
+      <w:r>
+        <w:rPr>
+          <w:lang w:val="zh_TW" w:bidi="zh_TW"/>
+        </w:rPr>
+      </w:r>
+      <w:r>
+        <w:rPr>
+          <w:lang w:val="zh_TW" w:bidi="zh_TW"/>
+        </w:rPr>
+        <w:t>獻上不潔的牲畜作供物 （</w:t>
+      </w:r>
+      <w:hyperlink r:id="rId24">
+        <w:r>
+          <w:rPr>
+            <w:lang w:val="zh_TW" w:bidi="zh_TW"/>
+          </w:rPr>
+          <w:rPr>
+            <w:color w:val="0000EE"/>
+            <w:u w:val="single"/>
+          </w:rPr>
+          <w:t>利17:1–4</w:t>
+        </w:r>
+      </w:hyperlink>
+      <w:r>
+        <w:rPr>
+          <w:lang w:val="zh_TW" w:bidi="zh_TW"/>
+        </w:rPr>
+        <w:t>）</w:t>
+      </w:r>
+    </w:p>
+    <w:p>
+      <w:pPr>
+        <w:pStyle w:val="ListBullet"/>
+        <w:spacing w:line="240" w:lineRule="auto"/>
+        <w:ind w:left="720"/>
+      </w:pPr>
+      <w:r>
+        <w:rPr>
+          <w:lang w:val="zh_TW" w:bidi="zh_TW"/>
+        </w:rPr>
+      </w:r>
+      <w:r>
+        <w:rPr>
+          <w:lang w:val="zh_TW" w:bidi="zh_TW"/>
+        </w:rPr>
+        <w:t>吃血（</w:t>
+      </w:r>
+      <w:hyperlink r:id="rId25">
+        <w:r>
+          <w:rPr>
+            <w:lang w:val="zh_TW" w:bidi="zh_TW"/>
+          </w:rPr>
+          <w:rPr>
+            <w:color w:val="0000EE"/>
+            <w:u w:val="single"/>
+          </w:rPr>
+          <w:t>利17:10</w:t>
+        </w:r>
+      </w:hyperlink>
+      <w:r>
+        <w:rPr>
+          <w:lang w:val="zh_TW" w:bidi="zh_TW"/>
+        </w:rPr>
+        <w:t>）</w:t>
+      </w:r>
+    </w:p>
+    <w:p>
+      <w:pPr>
+        <w:pStyle w:val="ListBullet"/>
+        <w:spacing w:line="240" w:lineRule="auto"/>
+        <w:ind w:left="720"/>
+      </w:pPr>
+      <w:r>
+        <w:rPr>
+          <w:lang w:val="zh_TW" w:bidi="zh_TW"/>
+        </w:rPr>
+      </w:r>
+      <w:r>
+        <w:rPr>
+          <w:lang w:val="zh_TW" w:bidi="zh_TW"/>
+        </w:rPr>
+        <w:t>故意犯罪（</w:t>
+      </w:r>
+      <w:hyperlink r:id="rId26">
+        <w:r>
+          <w:rPr>
+            <w:lang w:val="zh_TW" w:bidi="zh_TW"/>
+          </w:rPr>
+          <w:rPr>
+            <w:color w:val="0000EE"/>
+            <w:u w:val="single"/>
+          </w:rPr>
+          <w:t>民15:30–31</w:t>
+        </w:r>
+      </w:hyperlink>
+      <w:r>
+        <w:rPr>
+          <w:lang w:val="zh_TW" w:bidi="zh_TW"/>
+        </w:rPr>
+        <w:t>）</w:t>
+      </w:r>
+    </w:p>
+    <w:p>
+      <w:pPr>
+        <w:pStyle w:val="ListBullet"/>
+        <w:spacing w:line="240" w:lineRule="auto"/>
+        <w:ind w:left="720"/>
+      </w:pPr>
+      <w:r>
+        <w:rPr>
+          <w:lang w:val="zh_TW" w:bidi="zh_TW"/>
+        </w:rPr>
+      </w:r>
+      <w:r>
+        <w:rPr>
+          <w:lang w:val="zh_TW" w:bidi="zh_TW"/>
+        </w:rPr>
+        <w:t>與死人接觸後沒有進行禮儀上的潔淨（</w:t>
+      </w:r>
+      <w:hyperlink r:id="rId27">
+        <w:r>
+          <w:rPr>
+            <w:lang w:val="zh_TW" w:bidi="zh_TW"/>
+          </w:rPr>
+          <w:rPr>
+            <w:color w:val="0000EE"/>
+            <w:u w:val="single"/>
+          </w:rPr>
+          <w:t>民19:11–20</w:t>
+        </w:r>
+      </w:hyperlink>
+      <w:r>
+        <w:rPr>
+          <w:lang w:val="zh_TW" w:bidi="zh_TW"/>
+        </w:rPr>
+        <w:t>）</w:t>
       </w:r>
     </w:p>
     <w:p>
@@ -422,7 +727,13 @@
           <w:lang w:val="zh_TW" w:bidi="zh_TW"/>
         </w:rPr>
       </w:r>
-      <w:hyperlink r:id="rId18">
+      <w:r>
+        <w:rPr>
+          <w:lang w:val="zh_TW" w:bidi="zh_TW"/>
+        </w:rPr>
+        <w:t>被「剪除」很可能表示同時被排除在社會與宗教生活之外（</w:t>
+      </w:r>
+      <w:hyperlink r:id="rId28">
         <w:r>
           <w:rPr>
             <w:lang w:val="zh_TW" w:bidi="zh_TW"/>
@@ -431,16 +742,10 @@
             <w:color w:val="0000EE"/>
             <w:u w:val="single"/>
           </w:rPr>
-          <w:t>創世記一</w:t>
+          <w:t>約9:18</w:t>
         </w:r>
       </w:hyperlink>
-      <w:r>
-        <w:rPr>
-          <w:lang w:val="zh_TW" w:bidi="zh_TW"/>
-        </w:rPr>
-        <w:t>和</w:t>
-      </w:r>
-      <w:hyperlink r:id="rId16">
+      <w:hyperlink r:id="rId29">
         <w:r>
           <w:rPr>
             <w:lang w:val="zh_TW" w:bidi="zh_TW"/>
@@ -449,25 +754,44 @@
             <w:color w:val="0000EE"/>
             <w:u w:val="single"/>
           </w:rPr>
-          <w:t>二章</w:t>
+          <w:t>–</w:t>
         </w:r>
       </w:hyperlink>
-      <w:r>
-        <w:rPr>
-          <w:lang w:val="zh_TW" w:bidi="zh_TW"/>
-        </w:rPr>
-        <w:t>描述男人和女人的平衡關係，他們是人類的第一對父母。神按著自己的形像造了他們兩人，他們是神計劃中的夥伴。然而，他們之間也有一對一的關係，其中一方帶領另一方。在罪進入世界之前（這事件通常稱為墮落），這種平等與帶領的平衡是和諧共存的。</w:t>
-      </w:r>
-    </w:p>
-    <w:p>
-      <w:pPr>
-        <w:pStyle w:val="Heading3"/>
-      </w:pPr>
-      <w:r>
-        <w:rPr>
-          <w:lang w:val="zh_TW" w:bidi="zh_TW"/>
-        </w:rPr>
-        <w:t>墮落後女人所經歷的改變</w:t>
+      <w:hyperlink r:id="rId28">
+        <w:r>
+          <w:rPr>
+            <w:lang w:val="zh_TW" w:bidi="zh_TW"/>
+          </w:rPr>
+          <w:rPr>
+            <w:color w:val="0000EE"/>
+            <w:u w:val="single"/>
+          </w:rPr>
+          <w:t>23、34</w:t>
+        </w:r>
+      </w:hyperlink>
+      <w:r>
+        <w:rPr>
+          <w:lang w:val="zh_TW" w:bidi="zh_TW"/>
+        </w:rPr>
+        <w:t>）。以色列民族曾被流放在外邦，到了被擄歸回之後，失去產業與永遠從神的百姓中被剪除，便成了正式的懲罰（</w:t>
+      </w:r>
+      <w:hyperlink r:id="rId30">
+        <w:r>
+          <w:rPr>
+            <w:lang w:val="zh_TW" w:bidi="zh_TW"/>
+          </w:rPr>
+          <w:rPr>
+            <w:color w:val="0000EE"/>
+            <w:u w:val="single"/>
+          </w:rPr>
+          <w:t>拉10:7–8</w:t>
+        </w:r>
+      </w:hyperlink>
+      <w:r>
+        <w:rPr>
+          <w:lang w:val="zh_TW" w:bidi="zh_TW"/>
+        </w:rPr>
+        <w:t>）。</w:t>
       </w:r>
     </w:p>
     <w:p>
@@ -477,7 +801,13 @@
           <w:lang w:val="zh_TW" w:bidi="zh_TW"/>
         </w:rPr>
       </w:r>
-      <w:hyperlink r:id="rId19">
+      <w:r>
+        <w:rPr>
+          <w:lang w:val="zh_TW" w:bidi="zh_TW"/>
+        </w:rPr>
+        <w:t>羅馬人與其他征服者一樣，把放逐當作懲罰的方式。例如，在皇帝克勞第時期，由於猶太人之間為了基督的事起了紛爭，克勞第將他們逐出羅馬城（</w:t>
+      </w:r>
+      <w:hyperlink r:id="rId31">
         <w:r>
           <w:rPr>
             <w:lang w:val="zh_TW" w:bidi="zh_TW"/>
@@ -486,16 +816,16 @@
             <w:color w:val="0000EE"/>
             <w:u w:val="single"/>
           </w:rPr>
-          <w:t>創世記三章</w:t>
+          <w:t>徒18:2</w:t>
         </w:r>
       </w:hyperlink>
       <w:r>
         <w:rPr>
           <w:lang w:val="zh_TW" w:bidi="zh_TW"/>
         </w:rPr>
-        <w:t>記載罪進入世界的故事。因著罪，男人與女人之間原本良好的關係受到破壞。神對女人說，她在生產時必多受苦楚（</w:t>
-      </w:r>
-      <w:hyperlink r:id="rId20">
+        <w:t>）。啟示錄的作者也在羅馬逼迫基督徒期間，被流放到拔摩島（</w:t>
+      </w:r>
+      <w:hyperlink r:id="rId32">
         <w:r>
           <w:rPr>
             <w:lang w:val="zh_TW" w:bidi="zh_TW"/>
@@ -504,14 +834,14 @@
             <w:color w:val="0000EE"/>
             <w:u w:val="single"/>
           </w:rPr>
-          <w:t>創3:16</w:t>
+          <w:t>啟1:9</w:t>
         </w:r>
       </w:hyperlink>
       <w:r>
         <w:rPr>
           <w:lang w:val="zh_TW" w:bidi="zh_TW"/>
         </w:rPr>
-        <w:t>）。祂也說，她與丈夫的關係從此會包含衝突。神說：「你必戀慕你丈夫；你丈夫必管轄你。」</w:t>
+        <w:t>）。更嚴厲的放逐包括永遠不得返回某地、喪失公民權，以及財產被沒收。</w:t>
       </w:r>
     </w:p>
     <w:p>
@@ -523,89 +853,38 @@
       </w:r>
       <w:r>
         <w:rPr>
-          <w:lang w:val="zh_TW" w:bidi="zh_TW"/>
-        </w:rPr>
-        <w:t>在</w:t>
-      </w:r>
-      <w:hyperlink r:id="rId19">
-        <w:r>
-          <w:rPr>
-            <w:lang w:val="zh_TW" w:bidi="zh_TW"/>
-          </w:rPr>
-          <w:rPr>
-            <w:color w:val="0000EE"/>
-            <w:u w:val="single"/>
-          </w:rPr>
-          <w:t>創世記三</w:t>
-        </w:r>
-      </w:hyperlink>
-      <w:r>
-        <w:rPr>
-          <w:lang w:val="zh_TW" w:bidi="zh_TW"/>
-        </w:rPr>
-        <w:t>和</w:t>
-      </w:r>
-      <w:hyperlink r:id="rId21">
-        <w:r>
-          <w:rPr>
-            <w:lang w:val="zh_TW" w:bidi="zh_TW"/>
-          </w:rPr>
-          <w:rPr>
-            <w:color w:val="0000EE"/>
-            <w:u w:val="single"/>
-          </w:rPr>
-          <w:t>四節</w:t>
-        </w:r>
-      </w:hyperlink>
-      <w:r>
-        <w:rPr>
-          <w:lang w:val="zh_TW" w:bidi="zh_TW"/>
-        </w:rPr>
-        <w:t>的經文中，希伯來文「戀慕（</w:t>
-      </w:r>
-      <w:r>
-        <w:rPr>
           <w:i/>
           <w:lang w:val="zh_TW" w:bidi="zh_TW"/>
         </w:rPr>
-        <w:t>teshuqah</w:t>
-      </w:r>
-      <w:r>
-        <w:rPr>
-          <w:lang w:val="zh_TW" w:bidi="zh_TW"/>
-        </w:rPr>
-        <w:t>）」一詞並不是指性的渴望，而是指想要掌控或支配（</w:t>
-      </w:r>
-      <w:r>
-        <w:rPr>
-          <w:i/>
-          <w:lang w:val="zh_TW" w:bidi="zh_TW"/>
-        </w:rPr>
-        <w:t>teshuqah</w:t>
-      </w:r>
-      <w:r>
-        <w:rPr>
-          <w:lang w:val="zh_TW" w:bidi="zh_TW"/>
-        </w:rPr>
-        <w:t>的性意義出現在</w:t>
-      </w:r>
-      <w:hyperlink r:id="rId22">
-        <w:r>
-          <w:rPr>
-            <w:lang w:val="zh_TW" w:bidi="zh_TW"/>
-          </w:rPr>
-          <w:rPr>
-            <w:color w:val="0000EE"/>
-            <w:u w:val="single"/>
-          </w:rPr>
-          <w:t>歌7:10</w:t>
-        </w:r>
-      </w:hyperlink>
-      <w:r>
-        <w:rPr>
-          <w:lang w:val="zh_TW" w:bidi="zh_TW"/>
-        </w:rPr>
-        <w:t>）。因著罪，女人可能想要掌控她的丈夫；同時，男人也可能以嚴苛的方式管轄她。這並不是神起初設計的關係，罪使兩個原本平等的夥伴互相爭鬥。</w:t>
+        <w:t>另見</w:t>
+      </w:r>
+      <w:r>
+        <w:rPr>
+          <w:lang w:val="zh_TW" w:bidi="zh_TW"/>
+        </w:rPr>
+        <w:t xml:space="preserve"> </w:t>
+      </w:r>
+      <w:r>
+        <w:rPr>
+          <w:lang w:val="zh_TW" w:bidi="zh_TW"/>
+        </w:rPr>
+        <w:t>猶太人的散居</w:t>
+      </w:r>
+      <w:r>
+        <w:rPr>
+          <w:lang w:val="zh_TW" w:bidi="zh_TW"/>
+        </w:rPr>
+        <w:t>。</w:t>
+      </w:r>
+      <w:r>
+        <w:rPr>
+          <w:lang w:val="zh_TW" w:bidi="zh_TW"/>
+        </w:rPr>
+      </w:r>
+      <w:r>
+        <w:rPr>
+          <w:lang w:val="zh_TW" w:bidi="zh_TW"/>
+        </w:rPr>
       </w:r>
     </w:p>
     <w:p>
@@ -615,47 +894,32 @@
           <w:lang w:val="zh_TW" w:bidi="zh_TW"/>
         </w:rPr>
       </w:r>
-      <w:r>
-        <w:rPr>
-          <w:lang w:val="zh_TW" w:bidi="zh_TW"/>
-        </w:rPr>
-        <w:t>使徒保羅在以弗所書中，對丈夫和妻子提出指引。他教導說，男人和女人都需要被神的靈改變。保羅說：「們作妻子的，當順服自己的丈夫，如同順服主」（</w:t>
-      </w:r>
-      <w:hyperlink r:id="rId23">
-        <w:r>
-          <w:rPr>
-            <w:lang w:val="zh_TW" w:bidi="zh_TW"/>
-          </w:rPr>
-          <w:rPr>
-            <w:color w:val="0000EE"/>
-            <w:u w:val="single"/>
-          </w:rPr>
-          <w:t>弗5:22</w:t>
-        </w:r>
-      </w:hyperlink>
-      <w:r>
-        <w:rPr>
-          <w:lang w:val="zh_TW" w:bidi="zh_TW"/>
-        </w:rPr>
-        <w:t>）。這意思是，妻子應當尊重丈夫，跟隨他的帶領，就像她跟隨耶穌一樣。保羅解釋說，丈夫蒙召作帶領，是要反映基督帶領教會的方式（</w:t>
-      </w:r>
-      <w:hyperlink r:id="rId24">
-        <w:r>
-          <w:rPr>
-            <w:lang w:val="zh_TW" w:bidi="zh_TW"/>
-          </w:rPr>
-          <w:rPr>
-            <w:color w:val="0000EE"/>
-            <w:u w:val="single"/>
-          </w:rPr>
-          <w:t>弗5:23</w:t>
-        </w:r>
-      </w:hyperlink>
-      <w:r>
-        <w:rPr>
-          <w:lang w:val="zh_TW" w:bidi="zh_TW"/>
-        </w:rPr>
-        <w:t>）。</w:t>
+    </w:p>
+    <w:p>
+      <w:pPr>
+        <w:pStyle w:val="Heading2"/>
+      </w:pPr>
+      <w:r>
+        <w:rPr>
+          <w:lang w:val="zh_TW" w:bidi="zh_TW"/>
+        </w:rPr>
+        <w:t>流瑪</w:t>
+      </w:r>
+      <w:r>
+        <w:rPr>
+          <w:lang w:val="zh_TW" w:bidi="zh_TW"/>
+        </w:rPr>
+      </w:r>
+    </w:p>
+    <w:p>
+      <w:pPr>
+        <w:pStyle w:val="Heading2"/>
+      </w:pPr>
+      <w:r>
+        <w:rPr>
+          <w:lang w:val="zh_TW" w:bidi="zh_TW"/>
+        </w:rPr>
+        <w:t>流瑪</w:t>
       </w:r>
     </w:p>
     <w:p>
@@ -669,9 +933,9 @@
         <w:rPr>
           <w:lang w:val="zh_TW" w:bidi="zh_TW"/>
         </w:rPr>
-        <w:t>但保羅也鄭重地對丈夫說，他們必須愛妻子，「正如基督愛教會，為教會捨己」（</w:t>
-      </w:r>
-      <w:hyperlink r:id="rId25">
+        <w:t>拿鶴的妾（</w:t>
+      </w:r>
+      <w:hyperlink r:id="rId33">
         <w:r>
           <w:rPr>
             <w:lang w:val="zh_TW" w:bidi="zh_TW"/>
@@ -680,14 +944,24 @@
             <w:color w:val="0000EE"/>
             <w:u w:val="single"/>
           </w:rPr>
-          <w:t>弗5:25</w:t>
+          <w:t>創22:24</w:t>
         </w:r>
       </w:hyperlink>
       <w:r>
         <w:rPr>
           <w:lang w:val="zh_TW" w:bidi="zh_TW"/>
         </w:rPr>
-        <w:t>）。這樣的愛並不是嚴苛或控制的，而是充滿關懷、犧牲和溫柔。</w:t>
+        <w:t>）。她的四個兒子是居住在大馬士革以北的亞蘭人的祖先。</w:t>
+      </w:r>
+      <w:r>
+        <w:rPr>
+          <w:lang w:val="zh_TW" w:bidi="zh_TW"/>
+        </w:rPr>
+      </w:r>
+      <w:r>
+        <w:rPr>
+          <w:lang w:val="zh_TW" w:bidi="zh_TW"/>
+        </w:rPr>
       </w:r>
     </w:p>
     <w:p>
@@ -697,76 +971,21 @@
           <w:lang w:val="zh_TW" w:bidi="zh_TW"/>
         </w:rPr>
       </w:r>
-      <w:r>
-        <w:rPr>
-          <w:lang w:val="zh_TW" w:bidi="zh_TW"/>
-        </w:rPr>
-        <w:t>保羅在</w:t>
-      </w:r>
-      <w:hyperlink r:id="rId26">
-        <w:r>
-          <w:rPr>
-            <w:lang w:val="zh_TW" w:bidi="zh_TW"/>
-          </w:rPr>
-          <w:rPr>
-            <w:color w:val="0000EE"/>
-            <w:u w:val="single"/>
-          </w:rPr>
-          <w:t>以弗所書五章31節</w:t>
-        </w:r>
-      </w:hyperlink>
-      <w:r>
-        <w:rPr>
-          <w:lang w:val="zh_TW" w:bidi="zh_TW"/>
-        </w:rPr>
-        <w:t>引用</w:t>
-      </w:r>
-      <w:hyperlink r:id="rId27">
-        <w:r>
-          <w:rPr>
-            <w:lang w:val="zh_TW" w:bidi="zh_TW"/>
-          </w:rPr>
-          <w:rPr>
-            <w:color w:val="0000EE"/>
-            <w:u w:val="single"/>
-          </w:rPr>
-          <w:t>創世記二章24節</w:t>
-        </w:r>
-      </w:hyperlink>
-      <w:r>
-        <w:rPr>
-          <w:lang w:val="zh_TW" w:bidi="zh_TW"/>
-        </w:rPr>
-        <w:t>，提醒讀者婚姻本是為了帶來深切的合一。在基督裡，可以恢復這合一。丈夫和妻子在價值上仍是平等的，他們的角色雖然不同，但彼此的關係卻建立在愛、尊重與互相順服上</w:t>
-      </w:r>
-      <w:hyperlink r:id="rId28">
-        <w:r>
-          <w:rPr>
-            <w:lang w:val="zh_TW" w:bidi="zh_TW"/>
-          </w:rPr>
-          <w:rPr>
-            <w:color w:val="0000EE"/>
-            <w:u w:val="single"/>
-          </w:rPr>
-          <w:t>（弗5:21）</w:t>
-        </w:r>
-      </w:hyperlink>
-      <w:r>
-        <w:rPr>
-          <w:lang w:val="zh_TW" w:bidi="zh_TW"/>
-        </w:rPr>
-        <w:t>。當他們一同跟隨耶穌，就開始恢復伊甸園裡的和平與喜樂。</w:t>
-      </w:r>
     </w:p>
     <w:p>
       <w:pPr>
-        <w:pStyle w:val="Heading3"/>
-      </w:pPr>
-      <w:r>
-        <w:rPr>
-          <w:lang w:val="zh_TW" w:bidi="zh_TW"/>
-        </w:rPr>
-        <w:t>聖經中女人與生命的關係</w:t>
+        <w:pStyle w:val="Heading2"/>
+      </w:pPr>
+      <w:r>
+        <w:rPr>
+          <w:lang w:val="zh_TW" w:bidi="zh_TW"/>
+        </w:rPr>
+        <w:t>流人血的罪</w:t>
+      </w:r>
+      <w:r>
+        <w:rPr>
+          <w:lang w:val="zh_TW" w:bidi="zh_TW"/>
+        </w:rPr>
       </w:r>
     </w:p>
     <w:p>
@@ -780,7 +999,79 @@
         <w:rPr>
           <w:lang w:val="zh_TW" w:bidi="zh_TW"/>
         </w:rPr>
-        <w:t>女人與男人一樣，完全是人。她是照著神的形像被造，反映神的本性。她能思想、創造、愛人，也能在她的文化、社群與日常生活中以多種方式服事。</w:t>
+        <w:t>「流人血的罪」指對他人的死亡負上責任。在聖經中，這術語來自一個希伯來文，意思是「血」或「流血」（</w:t>
+      </w:r>
+      <w:hyperlink r:id="rId34">
+        <w:r>
+          <w:rPr>
+            <w:lang w:val="zh_TW" w:bidi="zh_TW"/>
+          </w:rPr>
+          <w:rPr>
+            <w:color w:val="0000EE"/>
+            <w:u w:val="single"/>
+          </w:rPr>
+          <w:t>出22:2–3</w:t>
+        </w:r>
+      </w:hyperlink>
+      <w:r>
+        <w:rPr>
+          <w:lang w:val="zh_TW" w:bidi="zh_TW"/>
+        </w:rPr>
+        <w:t>；</w:t>
+      </w:r>
+      <w:hyperlink r:id="rId35">
+        <w:r>
+          <w:rPr>
+            <w:lang w:val="zh_TW" w:bidi="zh_TW"/>
+          </w:rPr>
+          <w:rPr>
+            <w:color w:val="0000EE"/>
+            <w:u w:val="single"/>
+          </w:rPr>
+          <w:t>利17:4</w:t>
+        </w:r>
+      </w:hyperlink>
+      <w:r>
+        <w:rPr>
+          <w:lang w:val="zh_TW" w:bidi="zh_TW"/>
+        </w:rPr>
+        <w:t>；</w:t>
+      </w:r>
+      <w:hyperlink r:id="rId36">
+        <w:r>
+          <w:rPr>
+            <w:lang w:val="zh_TW" w:bidi="zh_TW"/>
+          </w:rPr>
+          <w:rPr>
+            <w:color w:val="0000EE"/>
+            <w:u w:val="single"/>
+          </w:rPr>
+          <w:t>撒上25:26、33</w:t>
+        </w:r>
+      </w:hyperlink>
+      <w:r>
+        <w:rPr>
+          <w:lang w:val="zh_TW" w:bidi="zh_TW"/>
+        </w:rPr>
+        <w:t>；</w:t>
+      </w:r>
+      <w:hyperlink r:id="rId37">
+        <w:r>
+          <w:rPr>
+            <w:lang w:val="zh_TW" w:bidi="zh_TW"/>
+          </w:rPr>
+          <w:rPr>
+            <w:color w:val="0000EE"/>
+            <w:u w:val="single"/>
+          </w:rPr>
+          <w:t>何12:14</w:t>
+        </w:r>
+      </w:hyperlink>
+      <w:r>
+        <w:rPr>
+          <w:lang w:val="zh_TW" w:bidi="zh_TW"/>
+        </w:rPr>
+        <w:t>）。當一個人殺死另一個人，就被稱為「流血」，並且因令那人死亡而有罪。</w:t>
       </w:r>
     </w:p>
     <w:p>
@@ -794,7 +1085,79 @@
         <w:rPr>
           <w:lang w:val="zh_TW" w:bidi="zh_TW"/>
         </w:rPr>
-        <w:t>聖經經常將女人與生育聯繫起來。許多聖經中的女人，在生養與撫育兒女中找到極大意義。但聖經同樣表明，女人的價值並不取決於是否生育，而是在生命的各個層面都有價值。無論她是否有孩子，她在家庭、社群、教會以及神面前，都有自己獨立的身分。</w:t>
+        <w:t>「流人血的罪（bloodguiltiness）」這翻譯只在</w:t>
+      </w:r>
+      <w:hyperlink r:id="rId38">
+        <w:r>
+          <w:rPr>
+            <w:lang w:val="zh_TW" w:bidi="zh_TW"/>
+          </w:rPr>
+          <w:rPr>
+            <w:color w:val="0000EE"/>
+            <w:u w:val="single"/>
+          </w:rPr>
+          <w:t>詩篇五十一篇14節</w:t>
+        </w:r>
+      </w:hyperlink>
+      <w:r>
+        <w:rPr>
+          <w:lang w:val="zh_TW" w:bidi="zh_TW"/>
+        </w:rPr>
+        <w:t>中使用。當這個希伯來文詞語以複數形式出現時，通常是指某人殺了另一個人；單數形式則可能有三種意思，分別指：</w:t>
+      </w:r>
+    </w:p>
+    <w:p>
+      <w:pPr>
+        <w:pStyle w:val="ListBullet"/>
+        <w:spacing w:line="240" w:lineRule="auto"/>
+        <w:ind w:left="720"/>
+      </w:pPr>
+      <w:r>
+        <w:rPr>
+          <w:lang w:val="zh_TW" w:bidi="zh_TW"/>
+        </w:rPr>
+      </w:r>
+      <w:r>
+        <w:rPr>
+          <w:lang w:val="zh_TW" w:bidi="zh_TW"/>
+        </w:rPr>
+        <w:t>血本身</w:t>
+      </w:r>
+    </w:p>
+    <w:p>
+      <w:pPr>
+        <w:pStyle w:val="ListBullet"/>
+        <w:spacing w:line="240" w:lineRule="auto"/>
+        <w:ind w:left="720"/>
+      </w:pPr>
+      <w:r>
+        <w:rPr>
+          <w:lang w:val="zh_TW" w:bidi="zh_TW"/>
+        </w:rPr>
+      </w:r>
+      <w:r>
+        <w:rPr>
+          <w:lang w:val="zh_TW" w:bidi="zh_TW"/>
+        </w:rPr>
+        <w:t>殺人的行動</w:t>
+      </w:r>
+    </w:p>
+    <w:p>
+      <w:pPr>
+        <w:pStyle w:val="ListBullet"/>
+        <w:spacing w:line="240" w:lineRule="auto"/>
+        <w:ind w:left="720"/>
+      </w:pPr>
+      <w:r>
+        <w:rPr>
+          <w:lang w:val="zh_TW" w:bidi="zh_TW"/>
+        </w:rPr>
+      </w:r>
+      <w:r>
+        <w:rPr>
+          <w:lang w:val="zh_TW" w:bidi="zh_TW"/>
+        </w:rPr>
+        <w:t>因殺人而有罪</w:t>
       </w:r>
     </w:p>
     <w:p>
@@ -808,7 +1171,18 @@
         <w:rPr>
           <w:lang w:val="zh_TW" w:bidi="zh_TW"/>
         </w:rPr>
-        <w:t>聖經也顯示，生育並非女人單獨的責任。丈夫是她的夥伴，他參與生命的起始，在生產的時候與她同在，並在孩子成長的過程中一同承擔照顧的責任。</w:t>
+        <w:t>在整本聖經裡，我們看到殺人者必須判以死刑。在聖經時代，殺人的情況多是使人流血而發生。</w:t>
+      </w:r>
+    </w:p>
+    <w:p>
+      <w:pPr>
+        <w:pStyle w:val="Heading3"/>
+      </w:pPr>
+      <w:r>
+        <w:rPr>
+          <w:lang w:val="zh_TW" w:bidi="zh_TW"/>
+        </w:rPr>
+        <w:t>流人血的罪的種類</w:t>
       </w:r>
     </w:p>
     <w:p>
@@ -822,9 +1196,9 @@
         <w:rPr>
           <w:lang w:val="zh_TW" w:bidi="zh_TW"/>
         </w:rPr>
-        <w:t>聖經把女人與神特別的應許連結起來。在</w:t>
-      </w:r>
-      <w:hyperlink r:id="rId29">
+        <w:t>第一種流人血的罪，是有人故意殺害另一個人。舊約聖經把這類殺害稱為「流無辜血」（</w:t>
+      </w:r>
+      <w:hyperlink r:id="rId39">
         <w:r>
           <w:rPr>
             <w:lang w:val="zh_TW" w:bidi="zh_TW"/>
@@ -833,14 +1207,104 @@
             <w:color w:val="0000EE"/>
             <w:u w:val="single"/>
           </w:rPr>
-          <w:t>創世記三章15節</w:t>
+          <w:t>拿1:14</w:t>
         </w:r>
       </w:hyperlink>
       <w:r>
         <w:rPr>
           <w:lang w:val="zh_TW" w:bidi="zh_TW"/>
         </w:rPr>
-        <w:t>中，當人第一次犯罪後，神賜下一個盼望的信息。祂說，有一天，女人的後裔要勝過那惡者，就是撒但。這個應許為生育帶來了新的意義，使它成為盼望與祝福的記號。</w:t>
+        <w:t>）。聖經解釋了當有人殺了無辜的人時會發生甚麼事，以及這樣的人應當受甚麼懲罰（</w:t>
+      </w:r>
+      <w:hyperlink r:id="rId40">
+        <w:r>
+          <w:rPr>
+            <w:lang w:val="zh_TW" w:bidi="zh_TW"/>
+          </w:rPr>
+          <w:rPr>
+            <w:color w:val="0000EE"/>
+            <w:u w:val="single"/>
+          </w:rPr>
+          <w:t>創9:6</w:t>
+        </w:r>
+      </w:hyperlink>
+      <w:r>
+        <w:rPr>
+          <w:lang w:val="zh_TW" w:bidi="zh_TW"/>
+        </w:rPr>
+        <w:t>；</w:t>
+      </w:r>
+      <w:hyperlink r:id="rId41">
+        <w:r>
+          <w:rPr>
+            <w:lang w:val="zh_TW" w:bidi="zh_TW"/>
+          </w:rPr>
+          <w:rPr>
+            <w:color w:val="0000EE"/>
+            <w:u w:val="single"/>
+          </w:rPr>
+          <w:t>申19:11–13</w:t>
+        </w:r>
+      </w:hyperlink>
+      <w:r>
+        <w:rPr>
+          <w:lang w:val="zh_TW" w:bidi="zh_TW"/>
+        </w:rPr>
+        <w:t>；</w:t>
+      </w:r>
+      <w:hyperlink r:id="rId42">
+        <w:r>
+          <w:rPr>
+            <w:lang w:val="zh_TW" w:bidi="zh_TW"/>
+          </w:rPr>
+          <w:rPr>
+            <w:color w:val="0000EE"/>
+            <w:u w:val="single"/>
+          </w:rPr>
+          <w:t>王下24:4</w:t>
+        </w:r>
+      </w:hyperlink>
+      <w:r>
+        <w:rPr>
+          <w:lang w:val="zh_TW" w:bidi="zh_TW"/>
+        </w:rPr>
+        <w:t>；</w:t>
+      </w:r>
+      <w:hyperlink r:id="rId43">
+        <w:r>
+          <w:rPr>
+            <w:lang w:val="zh_TW" w:bidi="zh_TW"/>
+          </w:rPr>
+          <w:rPr>
+            <w:color w:val="0000EE"/>
+            <w:u w:val="single"/>
+          </w:rPr>
+          <w:t>結33:6</w:t>
+        </w:r>
+      </w:hyperlink>
+      <w:r>
+        <w:rPr>
+          <w:lang w:val="zh_TW" w:bidi="zh_TW"/>
+        </w:rPr>
+        <w:t>）。根據聖經的教導，謀殺別人的人不能以贖價來逃避刑罰（</w:t>
+      </w:r>
+      <w:hyperlink r:id="rId44">
+        <w:r>
+          <w:rPr>
+            <w:lang w:val="zh_TW" w:bidi="zh_TW"/>
+          </w:rPr>
+          <w:rPr>
+            <w:color w:val="0000EE"/>
+            <w:u w:val="single"/>
+          </w:rPr>
+          <w:t>民35:31</w:t>
+        </w:r>
+      </w:hyperlink>
+      <w:r>
+        <w:rPr>
+          <w:lang w:val="zh_TW" w:bidi="zh_TW"/>
+        </w:rPr>
+        <w:t>）。</w:t>
       </w:r>
     </w:p>
     <w:p>
@@ -854,7 +1318,37 @@
         <w:rPr>
           <w:lang w:val="zh_TW" w:bidi="zh_TW"/>
         </w:rPr>
-        <w:t>這個應許最終指向耶穌的降生，祂由女人而生。神藉著祂把救恩帶到世界。此後每一個新生命的誕生，都可以看作是這故事的一部分，使人謹記神藉著人的家庭，帶來生命與醫治的應許。</w:t>
+        <w:t>另一種流人血的罪是有人誤殺他人（</w:t>
+      </w:r>
+      <w:hyperlink r:id="rId45">
+        <w:r>
+          <w:rPr>
+            <w:lang w:val="zh_TW" w:bidi="zh_TW"/>
+          </w:rPr>
+          <w:rPr>
+            <w:color w:val="0000EE"/>
+            <w:u w:val="single"/>
+          </w:rPr>
+          <w:t>民35:9–28；</w:t>
+        </w:r>
+      </w:hyperlink>
+      <w:hyperlink r:id="rId46">
+        <w:r>
+          <w:rPr>
+            <w:lang w:val="zh_TW" w:bidi="zh_TW"/>
+          </w:rPr>
+          <w:rPr>
+            <w:color w:val="0000EE"/>
+            <w:u w:val="single"/>
+          </w:rPr>
+          <w:t>申19:4–10</w:t>
+        </w:r>
+      </w:hyperlink>
+      <w:r>
+        <w:rPr>
+          <w:lang w:val="zh_TW" w:bidi="zh_TW"/>
+        </w:rPr>
+        <w:t>）。在這類情況中，造成別人死亡的人可以逃到稱為「逃城」的地方尋求保護。如果他離開逃城，死者至親中有權申冤的人就可以殺死他，而這位至親被稱為「報血仇的人」。</w:t>
       </w:r>
     </w:p>
     <w:p>
@@ -868,9 +1362,9 @@
         <w:rPr>
           <w:lang w:val="zh_TW" w:bidi="zh_TW"/>
         </w:rPr>
-        <w:t>有些基督徒在</w:t>
-      </w:r>
-      <w:hyperlink r:id="rId30">
+        <w:t>有時候，人們會發現屍體，但沒有人知道那人是被誰殺的。在這種情況下，離屍體最近的那座城要為這死亡負責。</w:t>
+      </w:r>
+      <w:hyperlink r:id="rId47">
         <w:r>
           <w:rPr>
             <w:lang w:val="zh_TW" w:bidi="zh_TW"/>
@@ -879,14 +1373,14 @@
             <w:color w:val="0000EE"/>
             <w:u w:val="single"/>
           </w:rPr>
-          <w:t>提摩太前書二章15節</w:t>
+          <w:t>申命記二十一章1至9節</w:t>
         </w:r>
       </w:hyperlink>
       <w:r>
         <w:rPr>
           <w:lang w:val="zh_TW" w:bidi="zh_TW"/>
         </w:rPr>
-        <w:t>看到這個觀念，經文說婦人必因生產得救。這並不是說生兒育女能帶來救恩，而可能是指神的應許，會藉基督降生這段漫長的故事得以應驗。</w:t>
+        <w:t>說明，這些城可以一種特別禮儀，來除去這項責任。</w:t>
       </w:r>
     </w:p>
     <w:p>
@@ -900,7 +1394,43 @@
         <w:rPr>
           <w:lang w:val="zh_TW" w:bidi="zh_TW"/>
         </w:rPr>
-        <w:t>在舊約聖經的世界裡，人常以為女人的價值主要在於生兒養女。但聖經指出，女人的真正價值並不單單取決於生產。正如男人一樣，女人最深的使命是藉著信心在神裡面找到。</w:t>
+        <w:t>在古代以色列，百姓在處理牲畜時，也可能因處理不當而犯罪（</w:t>
+      </w:r>
+      <w:hyperlink r:id="rId48">
+        <w:r>
+          <w:rPr>
+            <w:lang w:val="zh_TW" w:bidi="zh_TW"/>
+          </w:rPr>
+          <w:rPr>
+            <w:color w:val="0000EE"/>
+            <w:u w:val="single"/>
+          </w:rPr>
+          <w:t>利17:3–4、10–11</w:t>
+        </w:r>
+      </w:hyperlink>
+      <w:r>
+        <w:rPr>
+          <w:lang w:val="zh_TW" w:bidi="zh_TW"/>
+        </w:rPr>
+        <w:t>）。如果一隻牲畜殺了人，就要用石頭打死那隻牲畜（</w:t>
+      </w:r>
+      <w:hyperlink r:id="rId49">
+        <w:r>
+          <w:rPr>
+            <w:lang w:val="zh_TW" w:bidi="zh_TW"/>
+          </w:rPr>
+          <w:rPr>
+            <w:color w:val="0000EE"/>
+            <w:u w:val="single"/>
+          </w:rPr>
+          <w:t>出21:28–29</w:t>
+        </w:r>
+      </w:hyperlink>
+      <w:r>
+        <w:rPr>
+          <w:lang w:val="zh_TW" w:bidi="zh_TW"/>
+        </w:rPr>
+        <w:t>）。</w:t>
       </w:r>
     </w:p>
     <w:p>
@@ -914,7 +1444,115 @@
         <w:rPr>
           <w:lang w:val="zh_TW" w:bidi="zh_TW"/>
         </w:rPr>
-        <w:t>女人也許有許多孩子，並因撫養兒女而感到滿足。然而，照顧兒女並不等同於認識並尊榮神。她與神的關係才是最重要的。</w:t>
+        <w:t>有些情況下，殺人不算有罪：</w:t>
+      </w:r>
+    </w:p>
+    <w:p>
+      <w:pPr>
+        <w:pStyle w:val="ListBullet"/>
+        <w:spacing w:line="240" w:lineRule="auto"/>
+        <w:ind w:left="720"/>
+      </w:pPr>
+      <w:r>
+        <w:rPr>
+          <w:lang w:val="zh_TW" w:bidi="zh_TW"/>
+        </w:rPr>
+      </w:r>
+      <w:r>
+        <w:rPr>
+          <w:lang w:val="zh_TW" w:bidi="zh_TW"/>
+        </w:rPr>
+        <w:t>保護自己（</w:t>
+      </w:r>
+      <w:hyperlink r:id="rId50">
+        <w:r>
+          <w:rPr>
+            <w:lang w:val="zh_TW" w:bidi="zh_TW"/>
+          </w:rPr>
+          <w:rPr>
+            <w:color w:val="0000EE"/>
+            <w:u w:val="single"/>
+          </w:rPr>
+          <w:t>出22:2</w:t>
+        </w:r>
+      </w:hyperlink>
+      <w:r>
+        <w:rPr>
+          <w:lang w:val="zh_TW" w:bidi="zh_TW"/>
+        </w:rPr>
+        <w:t>）</w:t>
+      </w:r>
+    </w:p>
+    <w:p>
+      <w:pPr>
+        <w:pStyle w:val="ListBullet"/>
+        <w:spacing w:line="240" w:lineRule="auto"/>
+        <w:ind w:left="720"/>
+      </w:pPr>
+      <w:r>
+        <w:rPr>
+          <w:lang w:val="zh_TW" w:bidi="zh_TW"/>
+        </w:rPr>
+      </w:r>
+      <w:r>
+        <w:rPr>
+          <w:lang w:val="zh_TW" w:bidi="zh_TW"/>
+        </w:rPr>
+        <w:t>執行合法的處決（</w:t>
+      </w:r>
+      <w:hyperlink r:id="rId51">
+        <w:r>
+          <w:rPr>
+            <w:lang w:val="zh_TW" w:bidi="zh_TW"/>
+          </w:rPr>
+          <w:rPr>
+            <w:color w:val="0000EE"/>
+            <w:u w:val="single"/>
+          </w:rPr>
+          <w:t>利20:9–16</w:t>
+        </w:r>
+      </w:hyperlink>
+      <w:r>
+        <w:rPr>
+          <w:lang w:val="zh_TW" w:bidi="zh_TW"/>
+        </w:rPr>
+        <w:t>）</w:t>
+      </w:r>
+    </w:p>
+    <w:p>
+      <w:pPr>
+        <w:pStyle w:val="ListBullet"/>
+        <w:spacing w:line="240" w:lineRule="auto"/>
+        <w:ind w:left="720"/>
+      </w:pPr>
+      <w:r>
+        <w:rPr>
+          <w:lang w:val="zh_TW" w:bidi="zh_TW"/>
+        </w:rPr>
+      </w:r>
+      <w:r>
+        <w:rPr>
+          <w:lang w:val="zh_TW" w:bidi="zh_TW"/>
+        </w:rPr>
+        <w:t>在戰爭中的殺敵（</w:t>
+      </w:r>
+      <w:hyperlink r:id="rId52">
+        <w:r>
+          <w:rPr>
+            <w:lang w:val="zh_TW" w:bidi="zh_TW"/>
+          </w:rPr>
+          <w:rPr>
+            <w:color w:val="0000EE"/>
+            <w:u w:val="single"/>
+          </w:rPr>
+          <w:t>王上2:5–6</w:t>
+        </w:r>
+      </w:hyperlink>
+      <w:r>
+        <w:rPr>
+          <w:lang w:val="zh_TW" w:bidi="zh_TW"/>
+        </w:rPr>
+        <w:t>）</w:t>
       </w:r>
     </w:p>
     <w:p>
@@ -928,7 +1566,133 @@
         <w:rPr>
           <w:lang w:val="zh_TW" w:bidi="zh_TW"/>
         </w:rPr>
-        <w:t>一個沒有孩子，甚至沒有丈夫的女人，仍然擁有完全的價值和身分。她是照著神的形像被造的，能以許多方式服事祂。她的生命有意義，是因為神，而不是因為她的家庭地位。</w:t>
+        <w:t>先知們常用「血」這個詞，來指全以色列民的罪責（</w:t>
+      </w:r>
+      <w:hyperlink r:id="rId53">
+        <w:r>
+          <w:rPr>
+            <w:lang w:val="zh_TW" w:bidi="zh_TW"/>
+          </w:rPr>
+          <w:rPr>
+            <w:color w:val="0000EE"/>
+            <w:u w:val="single"/>
+          </w:rPr>
+          <w:t>賽1:15</w:t>
+        </w:r>
+      </w:hyperlink>
+      <w:r>
+        <w:rPr>
+          <w:lang w:val="zh_TW" w:bidi="zh_TW"/>
+        </w:rPr>
+        <w:t>，</w:t>
+      </w:r>
+      <w:hyperlink r:id="rId54">
+        <w:r>
+          <w:rPr>
+            <w:lang w:val="zh_TW" w:bidi="zh_TW"/>
+          </w:rPr>
+          <w:rPr>
+            <w:color w:val="0000EE"/>
+            <w:u w:val="single"/>
+          </w:rPr>
+          <w:t>4:4；</w:t>
+        </w:r>
+      </w:hyperlink>
+      <w:hyperlink r:id="rId55">
+        <w:r>
+          <w:rPr>
+            <w:lang w:val="zh_TW" w:bidi="zh_TW"/>
+          </w:rPr>
+          <w:rPr>
+            <w:color w:val="0000EE"/>
+            <w:u w:val="single"/>
+          </w:rPr>
+          <w:t>結7:23</w:t>
+        </w:r>
+      </w:hyperlink>
+      <w:r>
+        <w:rPr>
+          <w:lang w:val="zh_TW" w:bidi="zh_TW"/>
+        </w:rPr>
+        <w:t>，</w:t>
+      </w:r>
+      <w:hyperlink r:id="rId56">
+        <w:r>
+          <w:rPr>
+            <w:lang w:val="zh_TW" w:bidi="zh_TW"/>
+          </w:rPr>
+          <w:rPr>
+            <w:color w:val="0000EE"/>
+            <w:u w:val="single"/>
+          </w:rPr>
+          <w:t>9:9；</w:t>
+        </w:r>
+      </w:hyperlink>
+      <w:hyperlink r:id="rId57">
+        <w:r>
+          <w:rPr>
+            <w:lang w:val="zh_TW" w:bidi="zh_TW"/>
+          </w:rPr>
+          <w:rPr>
+            <w:color w:val="0000EE"/>
+            <w:u w:val="single"/>
+          </w:rPr>
+          <w:t>何1:4</w:t>
+        </w:r>
+      </w:hyperlink>
+      <w:r>
+        <w:rPr>
+          <w:lang w:val="zh_TW" w:bidi="zh_TW"/>
+        </w:rPr>
+        <w:t>，</w:t>
+      </w:r>
+      <w:hyperlink r:id="rId58">
+        <w:r>
+          <w:rPr>
+            <w:lang w:val="zh_TW" w:bidi="zh_TW"/>
+          </w:rPr>
+          <w:rPr>
+            <w:color w:val="0000EE"/>
+            <w:u w:val="single"/>
+          </w:rPr>
+          <w:t>4:2</w:t>
+        </w:r>
+      </w:hyperlink>
+      <w:r>
+        <w:rPr>
+          <w:lang w:val="zh_TW" w:bidi="zh_TW"/>
+        </w:rPr>
+        <w:t>；</w:t>
+      </w:r>
+      <w:hyperlink r:id="rId59">
+        <w:r>
+          <w:rPr>
+            <w:lang w:val="zh_TW" w:bidi="zh_TW"/>
+          </w:rPr>
+          <w:rPr>
+            <w:color w:val="0000EE"/>
+            <w:u w:val="single"/>
+          </w:rPr>
+          <w:t>彌3:10；</w:t>
+        </w:r>
+      </w:hyperlink>
+      <w:hyperlink r:id="rId60">
+        <w:r>
+          <w:rPr>
+            <w:lang w:val="zh_TW" w:bidi="zh_TW"/>
+          </w:rPr>
+          <w:rPr>
+            <w:color w:val="0000EE"/>
+            <w:u w:val="single"/>
+          </w:rPr>
+          <w:t>哈2:8、12、17</w:t>
+        </w:r>
+      </w:hyperlink>
+      <w:r>
+        <w:rPr>
+          <w:lang w:val="zh_TW" w:bidi="zh_TW"/>
+        </w:rPr>
+        <w:t>）。</w:t>
       </w:r>
     </w:p>
     <w:p>
@@ -942,9 +1706,9 @@
         <w:rPr>
           <w:lang w:val="zh_TW" w:bidi="zh_TW"/>
         </w:rPr>
-        <w:t>神在女人生命中的恩賜，能引導她在群體中，找到表明自己對神忠誠的方法。例如，女人和男人一樣都有機會許拿細耳人願（</w:t>
-      </w:r>
-      <w:hyperlink r:id="rId31">
+        <w:t>有些罪極為嚴重，即使不涉及殺人，律法也規定要用死刑來懲罰犯罪的人（</w:t>
+      </w:r>
+      <w:hyperlink r:id="rId51">
         <w:r>
           <w:rPr>
             <w:lang w:val="zh_TW" w:bidi="zh_TW"/>
@@ -953,16 +1717,16 @@
             <w:color w:val="0000EE"/>
             <w:u w:val="single"/>
           </w:rPr>
-          <w:t>民6:2，</w:t>
+          <w:t>利20:9–16</w:t>
         </w:r>
       </w:hyperlink>
       <w:r>
         <w:rPr>
           <w:lang w:val="zh_TW" w:bidi="zh_TW"/>
         </w:rPr>
-        <w:t>另見</w:t>
-      </w:r>
-      <w:hyperlink r:id="rId32">
+        <w:t>；</w:t>
+      </w:r>
+      <w:hyperlink r:id="rId61">
         <w:r>
           <w:rPr>
             <w:lang w:val="zh_TW" w:bidi="zh_TW"/>
@@ -971,14 +1735,140 @@
             <w:color w:val="0000EE"/>
             <w:u w:val="single"/>
           </w:rPr>
-          <w:t>30</w:t>
+          <w:t>結8:10–13</w:t>
         </w:r>
       </w:hyperlink>
       <w:r>
         <w:rPr>
           <w:lang w:val="zh_TW" w:bidi="zh_TW"/>
         </w:rPr>
-        <w:t>章）。</w:t>
+        <w:t>）。這些罪包括：</w:t>
+      </w:r>
+    </w:p>
+    <w:p>
+      <w:pPr>
+        <w:pStyle w:val="ListBullet"/>
+        <w:spacing w:line="240" w:lineRule="auto"/>
+        <w:ind w:left="720"/>
+      </w:pPr>
+      <w:r>
+        <w:rPr>
+          <w:lang w:val="zh_TW" w:bidi="zh_TW"/>
+        </w:rPr>
+      </w:r>
+      <w:r>
+        <w:rPr>
+          <w:lang w:val="zh_TW" w:bidi="zh_TW"/>
+        </w:rPr>
+        <w:t>敬拜假神</w:t>
+      </w:r>
+    </w:p>
+    <w:p>
+      <w:pPr>
+        <w:pStyle w:val="ListBullet"/>
+        <w:spacing w:line="240" w:lineRule="auto"/>
+        <w:ind w:left="720"/>
+      </w:pPr>
+      <w:r>
+        <w:rPr>
+          <w:lang w:val="zh_TW" w:bidi="zh_TW"/>
+        </w:rPr>
+      </w:r>
+      <w:r>
+        <w:rPr>
+          <w:lang w:val="zh_TW" w:bidi="zh_TW"/>
+        </w:rPr>
+        <w:t>將受造物當作神（偶像）來敬拜</w:t>
+      </w:r>
+    </w:p>
+    <w:p>
+      <w:pPr>
+        <w:pStyle w:val="ListBullet"/>
+        <w:spacing w:line="240" w:lineRule="auto"/>
+        <w:ind w:left="720"/>
+      </w:pPr>
+      <w:r>
+        <w:rPr>
+          <w:lang w:val="zh_TW" w:bidi="zh_TW"/>
+        </w:rPr>
+      </w:r>
+      <w:r>
+        <w:rPr>
+          <w:lang w:val="zh_TW" w:bidi="zh_TW"/>
+        </w:rPr>
+        <w:t>在婚姻中不忠（姦淫）</w:t>
+      </w:r>
+    </w:p>
+    <w:p>
+      <w:pPr>
+        <w:pStyle w:val="ListBullet"/>
+        <w:spacing w:line="240" w:lineRule="auto"/>
+        <w:ind w:left="720"/>
+      </w:pPr>
+      <w:r>
+        <w:rPr>
+          <w:lang w:val="zh_TW" w:bidi="zh_TW"/>
+        </w:rPr>
+      </w:r>
+      <w:r>
+        <w:rPr>
+          <w:lang w:val="zh_TW" w:bidi="zh_TW"/>
+        </w:rPr>
+        <w:t>偷竊（搶奪）</w:t>
+      </w:r>
+    </w:p>
+    <w:p>
+      <w:pPr>
+        <w:pStyle w:val="ListBullet"/>
+        <w:spacing w:line="240" w:lineRule="auto"/>
+        <w:ind w:left="720"/>
+      </w:pPr>
+      <w:r>
+        <w:rPr>
+          <w:lang w:val="zh_TW" w:bidi="zh_TW"/>
+        </w:rPr>
+      </w:r>
+      <w:r>
+        <w:rPr>
+          <w:lang w:val="zh_TW" w:bidi="zh_TW"/>
+        </w:rPr>
+        <w:t>欺壓貧窮人</w:t>
+      </w:r>
+    </w:p>
+    <w:p>
+      <w:pPr>
+        <w:pStyle w:val="ListBullet"/>
+        <w:spacing w:line="240" w:lineRule="auto"/>
+        <w:ind w:left="720"/>
+      </w:pPr>
+      <w:r>
+        <w:rPr>
+          <w:lang w:val="zh_TW" w:bidi="zh_TW"/>
+        </w:rPr>
+      </w:r>
+      <w:r>
+        <w:rPr>
+          <w:lang w:val="zh_TW" w:bidi="zh_TW"/>
+        </w:rPr>
+        <w:t>違背重要的誓言</w:t>
+      </w:r>
+    </w:p>
+    <w:p>
+      <w:pPr>
+        <w:pStyle w:val="ListBullet"/>
+        <w:spacing w:line="240" w:lineRule="auto"/>
+        <w:ind w:left="720"/>
+      </w:pPr>
+      <w:r>
+        <w:rPr>
+          <w:lang w:val="zh_TW" w:bidi="zh_TW"/>
+        </w:rPr>
+      </w:r>
+      <w:r>
+        <w:rPr>
+          <w:lang w:val="zh_TW" w:bidi="zh_TW"/>
+        </w:rPr>
+        <w:t>向別人收取不公平的利息</w:t>
       </w:r>
     </w:p>
     <w:p>
@@ -992,9 +1882,9 @@
         <w:rPr>
           <w:lang w:val="zh_TW" w:bidi="zh_TW"/>
         </w:rPr>
-        <w:t>聖經記載了許多在公開場合事奉神的女人。摩西和亞倫的姊姊米利暗是女先知，也是音樂家和百姓的領袖（</w:t>
-      </w:r>
-      <w:hyperlink r:id="rId33">
+        <w:t>在整本聖經中，從創世記（</w:t>
+      </w:r>
+      <w:hyperlink r:id="rId62">
         <w:r>
           <w:rPr>
             <w:lang w:val="zh_TW" w:bidi="zh_TW"/>
@@ -1003,16 +1893,16 @@
             <w:color w:val="0000EE"/>
             <w:u w:val="single"/>
           </w:rPr>
-          <w:t>出15:20–21</w:t>
+          <w:t>4:10–12</w:t>
         </w:r>
       </w:hyperlink>
       <w:r>
         <w:rPr>
           <w:lang w:val="zh_TW" w:bidi="zh_TW"/>
         </w:rPr>
-        <w:t>；</w:t>
-      </w:r>
-      <w:hyperlink r:id="rId34">
+        <w:t>）到先知書（</w:t>
+      </w:r>
+      <w:hyperlink r:id="rId63">
         <w:r>
           <w:rPr>
             <w:lang w:val="zh_TW" w:bidi="zh_TW"/>
@@ -1021,16 +1911,10 @@
             <w:color w:val="0000EE"/>
             <w:u w:val="single"/>
           </w:rPr>
-          <w:t>民12章</w:t>
+          <w:t>賽26:21；</w:t>
         </w:r>
       </w:hyperlink>
-      <w:r>
-        <w:rPr>
-          <w:lang w:val="zh_TW" w:bidi="zh_TW"/>
-        </w:rPr>
-        <w:t>）。在米利暗去世後多年，神仍提醒以色列人，祂曾把她賜給他們作領袖（</w:t>
-      </w:r>
-      <w:hyperlink r:id="rId35">
+      <w:hyperlink r:id="rId64">
         <w:r>
           <w:rPr>
             <w:lang w:val="zh_TW" w:bidi="zh_TW"/>
@@ -1039,14 +1923,32 @@
             <w:color w:val="0000EE"/>
             <w:u w:val="single"/>
           </w:rPr>
-          <w:t>彌6:4</w:t>
+          <w:t>結24:6–9</w:t>
         </w:r>
       </w:hyperlink>
       <w:r>
         <w:rPr>
           <w:lang w:val="zh_TW" w:bidi="zh_TW"/>
         </w:rPr>
-        <w:t>）。</w:t>
+        <w:t>），直至新約聖經（</w:t>
+      </w:r>
+      <w:hyperlink r:id="rId65">
+        <w:r>
+          <w:rPr>
+            <w:lang w:val="zh_TW" w:bidi="zh_TW"/>
+          </w:rPr>
+          <w:rPr>
+            <w:color w:val="0000EE"/>
+            <w:u w:val="single"/>
+          </w:rPr>
+          <w:t>啟6:10</w:t>
+        </w:r>
+      </w:hyperlink>
+      <w:r>
+        <w:rPr>
+          <w:lang w:val="zh_TW" w:bidi="zh_TW"/>
+        </w:rPr>
+        <w:t>）我們都看見神要施行公義，並且懲罰那些殺害別人的人。</w:t>
       </w:r>
     </w:p>
     <w:p>
@@ -1058,278 +1960,6 @@
       </w:r>
       <w:r>
         <w:rPr>
-          <w:lang w:val="zh_TW" w:bidi="zh_TW"/>
-        </w:rPr>
-        <w:t>還有其他女人也過著忠心又勇敢的生活。底波拉是女先知，也是唯一被稱為以色列士師的女人（</w:t>
-      </w:r>
-      <w:hyperlink r:id="rId36">
-        <w:r>
-          <w:rPr>
-            <w:lang w:val="zh_TW" w:bidi="zh_TW"/>
-          </w:rPr>
-          <w:rPr>
-            <w:color w:val="0000EE"/>
-            <w:u w:val="single"/>
-          </w:rPr>
-          <w:t>士4–5章</w:t>
-        </w:r>
-      </w:hyperlink>
-      <w:r>
-        <w:rPr>
-          <w:lang w:val="zh_TW" w:bidi="zh_TW"/>
-        </w:rPr>
-        <w:t>）。以斯帖是一位希伯來女人，她成了波斯的王后，勇敢朝見亞哈隨魯王，使她的百姓得以脫離死亡。戶勒大是另一位女先知，當約西亞王開始帶領百姓歸向神時，戶勒大向王傳講神的信息（</w:t>
-      </w:r>
-      <w:hyperlink r:id="rId37">
-        <w:r>
-          <w:rPr>
-            <w:lang w:val="zh_TW" w:bidi="zh_TW"/>
-          </w:rPr>
-          <w:rPr>
-            <w:color w:val="0000EE"/>
-            <w:u w:val="single"/>
-          </w:rPr>
-          <w:t>代下34:22–28</w:t>
-        </w:r>
-      </w:hyperlink>
-      <w:r>
-        <w:rPr>
-          <w:lang w:val="zh_TW" w:bidi="zh_TW"/>
-        </w:rPr>
-        <w:t>）。這正是耶利米和西番雅的時代，雖然當時已有男先知，但神在那個時刻卻要藉著戶勒大說話。</w:t>
-      </w:r>
-    </w:p>
-    <w:p>
-      <w:pPr/>
-      <w:r>
-        <w:rPr>
-          <w:lang w:val="zh_TW" w:bidi="zh_TW"/>
-        </w:rPr>
-      </w:r>
-      <w:r>
-        <w:rPr>
-          <w:lang w:val="zh_TW" w:bidi="zh_TW"/>
-        </w:rPr>
-        <w:t>新約聖經也記載多位在公開事奉神的女人：</w:t>
-      </w:r>
-    </w:p>
-    <w:p>
-      <w:pPr>
-        <w:pStyle w:val="ListBullet"/>
-        <w:spacing w:line="240" w:lineRule="auto"/>
-        <w:ind w:left="720"/>
-      </w:pPr>
-      <w:r>
-        <w:rPr>
-          <w:lang w:val="zh_TW" w:bidi="zh_TW"/>
-        </w:rPr>
-      </w:r>
-      <w:r>
-        <w:rPr>
-          <w:lang w:val="zh_TW" w:bidi="zh_TW"/>
-        </w:rPr>
-        <w:t>腓利的女兒（她們是女先知）</w:t>
-      </w:r>
-    </w:p>
-    <w:p>
-      <w:pPr>
-        <w:pStyle w:val="ListBullet"/>
-        <w:spacing w:line="240" w:lineRule="auto"/>
-        <w:ind w:left="720"/>
-      </w:pPr>
-      <w:r>
-        <w:rPr>
-          <w:lang w:val="zh_TW" w:bidi="zh_TW"/>
-        </w:rPr>
-      </w:r>
-      <w:r>
-        <w:rPr>
-          <w:lang w:val="zh_TW" w:bidi="zh_TW"/>
-        </w:rPr>
-        <w:t>非比</w:t>
-      </w:r>
-    </w:p>
-    <w:p>
-      <w:pPr>
-        <w:pStyle w:val="ListBullet"/>
-        <w:spacing w:line="240" w:lineRule="auto"/>
-        <w:ind w:left="720"/>
-      </w:pPr>
-      <w:r>
-        <w:rPr>
-          <w:lang w:val="zh_TW" w:bidi="zh_TW"/>
-        </w:rPr>
-      </w:r>
-      <w:r>
-        <w:rPr>
-          <w:lang w:val="zh_TW" w:bidi="zh_TW"/>
-        </w:rPr>
-        <w:t>百基拉</w:t>
-      </w:r>
-    </w:p>
-    <w:p>
-      <w:pPr>
-        <w:pStyle w:val="ListBullet"/>
-        <w:spacing w:line="240" w:lineRule="auto"/>
-        <w:ind w:left="720"/>
-      </w:pPr>
-      <w:r>
-        <w:rPr>
-          <w:lang w:val="zh_TW" w:bidi="zh_TW"/>
-        </w:rPr>
-      </w:r>
-      <w:r>
-        <w:rPr>
-          <w:lang w:val="zh_TW" w:bidi="zh_TW"/>
-        </w:rPr>
-        <w:t>猶尼亞</w:t>
-      </w:r>
-    </w:p>
-    <w:p>
-      <w:pPr>
-        <w:pStyle w:val="ListBullet"/>
-        <w:spacing w:line="240" w:lineRule="auto"/>
-        <w:ind w:left="720"/>
-      </w:pPr>
-      <w:r>
-        <w:rPr>
-          <w:lang w:val="zh_TW" w:bidi="zh_TW"/>
-        </w:rPr>
-      </w:r>
-      <w:r>
-        <w:rPr>
-          <w:lang w:val="zh_TW" w:bidi="zh_TW"/>
-        </w:rPr>
-        <w:t>土非拿</w:t>
-      </w:r>
-    </w:p>
-    <w:p>
-      <w:pPr>
-        <w:pStyle w:val="ListBullet"/>
-        <w:spacing w:line="240" w:lineRule="auto"/>
-        <w:ind w:left="720"/>
-      </w:pPr>
-      <w:r>
-        <w:rPr>
-          <w:lang w:val="zh_TW" w:bidi="zh_TW"/>
-        </w:rPr>
-      </w:r>
-      <w:r>
-        <w:rPr>
-          <w:lang w:val="zh_TW" w:bidi="zh_TW"/>
-        </w:rPr>
-        <w:t>土富撒</w:t>
-      </w:r>
-    </w:p>
-    <w:p>
-      <w:pPr>
-        <w:pStyle w:val="ListBullet"/>
-        <w:spacing w:line="240" w:lineRule="auto"/>
-        <w:ind w:left="720"/>
-      </w:pPr>
-      <w:r>
-        <w:rPr>
-          <w:lang w:val="zh_TW" w:bidi="zh_TW"/>
-        </w:rPr>
-      </w:r>
-      <w:r>
-        <w:rPr>
-          <w:lang w:val="zh_TW" w:bidi="zh_TW"/>
-        </w:rPr>
-        <w:t>彼息</w:t>
-      </w:r>
-    </w:p>
-    <w:p>
-      <w:pPr>
-        <w:pStyle w:val="ListBullet"/>
-        <w:spacing w:line="240" w:lineRule="auto"/>
-        <w:ind w:left="720"/>
-      </w:pPr>
-      <w:r>
-        <w:rPr>
-          <w:lang w:val="zh_TW" w:bidi="zh_TW"/>
-        </w:rPr>
-      </w:r>
-      <w:r>
-        <w:rPr>
-          <w:lang w:val="zh_TW" w:bidi="zh_TW"/>
-        </w:rPr>
-        <w:t>友阿蝶</w:t>
-      </w:r>
-    </w:p>
-    <w:p>
-      <w:pPr>
-        <w:pStyle w:val="ListBullet"/>
-        <w:spacing w:line="240" w:lineRule="auto"/>
-        <w:ind w:left="720"/>
-      </w:pPr>
-      <w:r>
-        <w:rPr>
-          <w:lang w:val="zh_TW" w:bidi="zh_TW"/>
-        </w:rPr>
-      </w:r>
-      <w:r>
-        <w:rPr>
-          <w:lang w:val="zh_TW" w:bidi="zh_TW"/>
-        </w:rPr>
-        <w:t>循都基</w:t>
-      </w:r>
-    </w:p>
-    <w:p>
-      <w:pPr/>
-      <w:r>
-        <w:rPr>
-          <w:lang w:val="zh_TW" w:bidi="zh_TW"/>
-        </w:rPr>
-      </w:r>
-      <w:r>
-        <w:rPr>
-          <w:lang w:val="zh_TW" w:bidi="zh_TW"/>
-        </w:rPr>
-        <w:t>這些女人顯出先知約珥的預言，約珥曾說，有一天神的靈要澆灌在男女身上，他們都要說出神的話（</w:t>
-      </w:r>
-      <w:hyperlink r:id="rId38">
-        <w:r>
-          <w:rPr>
-            <w:lang w:val="zh_TW" w:bidi="zh_TW"/>
-          </w:rPr>
-          <w:rPr>
-            <w:color w:val="0000EE"/>
-            <w:u w:val="single"/>
-          </w:rPr>
-          <w:t>珥2:28–29</w:t>
-        </w:r>
-      </w:hyperlink>
-      <w:r>
-        <w:rPr>
-          <w:lang w:val="zh_TW" w:bidi="zh_TW"/>
-        </w:rPr>
-        <w:t>）。還有一些女人，如撒拉、路得和哈拿，她們在住處和家庭裡憑著信心事奉神。她們信靠神，並順服祂而生活。</w:t>
-      </w:r>
-    </w:p>
-    <w:p>
-      <w:pPr/>
-      <w:r>
-        <w:rPr>
-          <w:lang w:val="zh_TW" w:bidi="zh_TW"/>
-        </w:rPr>
-      </w:r>
-      <w:r>
-        <w:rPr>
-          <w:lang w:val="zh_TW" w:bidi="zh_TW"/>
-        </w:rPr>
-        <w:t>聖經中最受尊榮的女人，是耶穌的母親馬利亞。她信靠神，並生下救主。神讓夏娃的應許在馬利亞身上應驗；藉著她，那位戰勝人類仇敵的救主降生了。</w:t>
-      </w:r>
-    </w:p>
-    <w:p>
-      <w:pPr/>
-      <w:r>
-        <w:rPr>
-          <w:lang w:val="zh_TW" w:bidi="zh_TW"/>
-        </w:rPr>
-      </w:r>
-      <w:r>
-        <w:rPr>
           <w:i/>
           <w:lang w:val="zh_TW" w:bidi="zh_TW"/>
         </w:rPr>
@@ -1345,13 +1975,13 @@
         <w:rPr>
           <w:lang w:val="zh_TW" w:bidi="zh_TW"/>
         </w:rPr>
-        <w:t>夏娃；</w:t>
-      </w:r>
-      <w:r>
-        <w:rPr>
-          <w:lang w:val="zh_TW" w:bidi="zh_TW"/>
-        </w:rPr>
-        <w:t>人</w:t>
+        <w:t>逃城；</w:t>
+      </w:r>
+      <w:r>
+        <w:rPr>
+          <w:lang w:val="zh_TW" w:bidi="zh_TW"/>
+        </w:rPr>
+        <w:t>刑法和懲罰</w:t>
       </w:r>
       <w:r>
         <w:rPr>

--- a/zht/docx/084.content.docx
+++ b/zht/docx/084.content.docx
@@ -19,7 +19,7 @@
         <w:rPr>
           <w:lang w:val="zh_TW" w:bidi="zh_TW"/>
         </w:rPr>
-        <w:t>Resource: 聖經詞典 (Tyndale)</w:t>
+        <w:t>Resource: Tyndale Open Bible Dictionary</w:t>
       </w:r>
       <w:r>
         <w:rPr>
@@ -112,7 +112,7 @@
         <w:rPr>
           <w:lang w:val="zh_TW" w:bidi="zh_TW"/>
         </w:rPr>
-        <w:t>聖經詞典 (Tyndale)</w:t>
+        <w:t>Tyndale Open Bible Dictionary</w:t>
       </w:r>
     </w:p>
     <w:p>
@@ -149,7 +149,7 @@
         <w:rPr>
           <w:lang w:val="zh_TW" w:bidi="zh_TW"/>
         </w:rPr>
-        <w:t>liu</w:t>
+        <w:t>liang</w:t>
       </w:r>
       <w:r>
         <w:rPr>
@@ -212,7 +212,7 @@
         <w:rPr>
           <w:lang w:val="zh_TW" w:bidi="zh_TW"/>
         </w:rPr>
-        <w:t>流放，放逐</w:t>
+        <w:t>良心</w:t>
       </w:r>
       <w:r>
         <w:rPr>
@@ -231,7 +231,7 @@
         <w:rPr>
           <w:lang w:val="zh_TW" w:bidi="zh_TW"/>
         </w:rPr>
-        <w:t>懲罰的一種，將人從國家或群體中排除。</w:t>
+        <w:t>這個術語指自我覺察或自我認知。良心判斷一個人所做或將要做的事是否符合自己的道德標準，也使人察覺自己做錯的事。</w:t>
       </w:r>
     </w:p>
     <w:p>
@@ -245,25 +245,7 @@
         <w:rPr>
           <w:lang w:val="zh_TW" w:bidi="zh_TW"/>
         </w:rPr>
-        <w:t>在聖經中，「放逐」或類似詞語多次出現：</w:t>
-      </w:r>
-    </w:p>
-    <w:p>
-      <w:pPr>
-        <w:pStyle w:val="ListBullet"/>
-        <w:spacing w:line="240" w:lineRule="auto"/>
-        <w:ind w:left="720"/>
-      </w:pPr>
-      <w:r>
-        <w:rPr>
-          <w:lang w:val="zh_TW" w:bidi="zh_TW"/>
-        </w:rPr>
-      </w:r>
-      <w:r>
-        <w:rPr>
-          <w:lang w:val="zh_TW" w:bidi="zh_TW"/>
-        </w:rPr>
-        <w:t>神審判亞當和夏娃（</w:t>
+        <w:t>英文詞語conscience以及對應的希臘文，都有「具有知識」的意思。在舊約聖經中，亞當和夏娃因犯罪而感到羞愧，並躲避神，因為他們的良心判定他們違背神是錯的（</w:t>
       </w:r>
       <w:hyperlink r:id="rId13">
         <w:r>
@@ -274,32 +256,14 @@
             <w:color w:val="0000EE"/>
             <w:u w:val="single"/>
           </w:rPr>
-          <w:t>創3:23–24</w:t>
+          <w:t>創3:8–10</w:t>
         </w:r>
       </w:hyperlink>
       <w:r>
         <w:rPr>
           <w:lang w:val="zh_TW" w:bidi="zh_TW"/>
         </w:rPr>
-        <w:t>，譯註：和合本譯為打發）</w:t>
-      </w:r>
-    </w:p>
-    <w:p>
-      <w:pPr>
-        <w:pStyle w:val="ListBullet"/>
-        <w:spacing w:line="240" w:lineRule="auto"/>
-        <w:ind w:left="720"/>
-      </w:pPr>
-      <w:r>
-        <w:rPr>
-          <w:lang w:val="zh_TW" w:bidi="zh_TW"/>
-        </w:rPr>
-      </w:r>
-      <w:r>
-        <w:rPr>
-          <w:lang w:val="zh_TW" w:bidi="zh_TW"/>
-        </w:rPr>
-        <w:t>神審判該隱 （</w:t>
+        <w:t>）。人能分辨是非，本屬正常之事。「人的靈是耶和華的燈， 鑒察人的心腹」（</w:t>
       </w:r>
       <w:hyperlink r:id="rId14">
         <w:r>
@@ -310,32 +274,39 @@
             <w:color w:val="0000EE"/>
             <w:u w:val="single"/>
           </w:rPr>
-          <w:t>4:9–14</w:t>
+          <w:t>箴20:27</w:t>
         </w:r>
       </w:hyperlink>
       <w:r>
         <w:rPr>
           <w:lang w:val="zh_TW" w:bidi="zh_TW"/>
         </w:rPr>
-        <w:t>，譯註：和合本未有譯出放逐一詞）</w:t>
+        <w:t>）。因此，良心是神所賜的恩賜，使人能知道事情是善是惡。</w:t>
       </w:r>
     </w:p>
     <w:p>
       <w:pPr>
-        <w:pStyle w:val="ListBullet"/>
-        <w:spacing w:line="240" w:lineRule="auto"/>
-        <w:ind w:left="720"/>
-      </w:pPr>
-      <w:r>
-        <w:rPr>
-          <w:lang w:val="zh_TW" w:bidi="zh_TW"/>
-        </w:rPr>
-      </w:r>
-      <w:r>
-        <w:rPr>
-          <w:lang w:val="zh_TW" w:bidi="zh_TW"/>
-        </w:rPr>
-        <w:t>押沙龍的父親把押沙龍流放（</w:t>
+        <w:pStyle w:val="Heading3"/>
+      </w:pPr>
+      <w:r>
+        <w:rPr>
+          <w:lang w:val="zh_TW" w:bidi="zh_TW"/>
+        </w:rPr>
+        <w:t>新約聖經中的「良心」是甚麼意思？</w:t>
+      </w:r>
+    </w:p>
+    <w:p>
+      <w:pPr/>
+      <w:r>
+        <w:rPr>
+          <w:lang w:val="zh_TW" w:bidi="zh_TW"/>
+        </w:rPr>
+      </w:r>
+      <w:r>
+        <w:rPr>
+          <w:lang w:val="zh_TW" w:bidi="zh_TW"/>
+        </w:rPr>
+        <w:t>在新約聖經中，「良心」一詞出現32次（某英文譯本，譯註：良心於和合本出現28次），特別常見於使徒保羅的書信裡。保羅在他的書卷中，指良心會判定過去甚麼是對的，也會判定將來甚麼是對的。即使不知道神律法的人，也能行出律法所要求的事，這顯明律法的要求已「刻在他們心裡」（</w:t>
       </w:r>
       <w:hyperlink r:id="rId15">
         <w:r>
@@ -346,9 +317,15 @@
             <w:color w:val="0000EE"/>
             <w:u w:val="single"/>
           </w:rPr>
-          <w:t>撒下13:37–39，</w:t>
+          <w:t>羅2:14–15</w:t>
         </w:r>
       </w:hyperlink>
+      <w:r>
+        <w:rPr>
+          <w:lang w:val="zh_TW" w:bidi="zh_TW"/>
+        </w:rPr>
+        <w:t>）。保羅也說，每個人都「必須順服」在上掌權的，既為了免受神的刑罰，也是「因為良心」的緣故（</w:t>
+      </w:r>
       <w:hyperlink r:id="rId16">
         <w:r>
           <w:rPr>
@@ -358,32 +335,28 @@
             <w:color w:val="0000EE"/>
             <w:u w:val="single"/>
           </w:rPr>
-          <w:t>14:13–14</w:t>
+          <w:t>13:5</w:t>
         </w:r>
       </w:hyperlink>
       <w:r>
         <w:rPr>
           <w:lang w:val="zh_TW" w:bidi="zh_TW"/>
         </w:rPr>
-        <w:t>，譯註：和合本譯為逃亡）</w:t>
+        <w:t>）。這樣的教導假定良心能使人明白，順服是行義所必須的。</w:t>
       </w:r>
     </w:p>
     <w:p>
-      <w:pPr>
-        <w:pStyle w:val="ListBullet"/>
-        <w:spacing w:line="240" w:lineRule="auto"/>
-        <w:ind w:left="720"/>
-      </w:pPr>
-      <w:r>
-        <w:rPr>
-          <w:lang w:val="zh_TW" w:bidi="zh_TW"/>
-        </w:rPr>
-      </w:r>
-      <w:r>
-        <w:rPr>
-          <w:lang w:val="zh_TW" w:bidi="zh_TW"/>
-        </w:rPr>
-        <w:t>以色列從應許之地被擄（</w:t>
+      <w:pPr/>
+      <w:r>
+        <w:rPr>
+          <w:lang w:val="zh_TW" w:bidi="zh_TW"/>
+        </w:rPr>
+      </w:r>
+      <w:r>
+        <w:rPr>
+          <w:lang w:val="zh_TW" w:bidi="zh_TW"/>
+        </w:rPr>
+        <w:t>良知亦會認可、判定或裁決某人是否無辜，與讓人意識到自己犯錯同樣重要。保羅說：「我雖不覺得自己有錯」（</w:t>
       </w:r>
       <w:hyperlink r:id="rId17">
         <w:r>
@@ -394,14 +367,14 @@
             <w:color w:val="0000EE"/>
             <w:u w:val="single"/>
           </w:rPr>
-          <w:t>申30:1</w:t>
+          <w:t>林前4:4</w:t>
         </w:r>
       </w:hyperlink>
       <w:r>
         <w:rPr>
           <w:lang w:val="zh_TW" w:bidi="zh_TW"/>
         </w:rPr>
-        <w:t>；</w:t>
+        <w:t>）。然而，良心既不能完美地判定是非，也不能充分指引一個人。保羅接著說：「卻也不能因此得以稱義；但判斷我的乃是主。」保羅在另一段經文說，他的良心證明他所說的是實話。他將良心認可之事與聖靈聯繫起來（</w:t>
       </w:r>
       <w:hyperlink r:id="rId18">
         <w:r>
@@ -412,14 +385,14 @@
             <w:color w:val="0000EE"/>
             <w:u w:val="single"/>
           </w:rPr>
-          <w:t>賽11:12</w:t>
+          <w:t>羅9:1</w:t>
         </w:r>
       </w:hyperlink>
       <w:r>
         <w:rPr>
           <w:lang w:val="zh_TW" w:bidi="zh_TW"/>
         </w:rPr>
-        <w:t>；</w:t>
+        <w:t>；參</w:t>
       </w:r>
       <w:hyperlink r:id="rId19">
         <w:r>
@@ -430,14 +403,28 @@
             <w:color w:val="0000EE"/>
             <w:u w:val="single"/>
           </w:rPr>
-          <w:t>耶16:15</w:t>
+          <w:t>林後1:12</w:t>
         </w:r>
       </w:hyperlink>
       <w:r>
         <w:rPr>
           <w:lang w:val="zh_TW" w:bidi="zh_TW"/>
         </w:rPr>
-        <w:t>；</w:t>
+        <w:t>），但他並沒有詳細說明兩者之間的關係。</w:t>
+      </w:r>
+    </w:p>
+    <w:p>
+      <w:pPr/>
+      <w:r>
+        <w:rPr>
+          <w:lang w:val="zh_TW" w:bidi="zh_TW"/>
+        </w:rPr>
+      </w:r>
+      <w:r>
+        <w:rPr>
+          <w:lang w:val="zh_TW" w:bidi="zh_TW"/>
+        </w:rPr>
+        <w:t>保羅為自己的事工，向哥林多教會辯護，要求他們憑著其判斷，看看他的行為是對是錯。他們應該能藉著自己的良心來作判斷（</w:t>
       </w:r>
       <w:hyperlink r:id="rId20">
         <w:r>
@@ -448,28 +435,14 @@
             <w:color w:val="0000EE"/>
             <w:u w:val="single"/>
           </w:rPr>
-          <w:t>結4:13</w:t>
+          <w:t>林後4:1–2</w:t>
         </w:r>
       </w:hyperlink>
       <w:r>
         <w:rPr>
           <w:lang w:val="zh_TW" w:bidi="zh_TW"/>
         </w:rPr>
-        <w:t>，譯註：和合本譯為追趕、趕）</w:t>
-      </w:r>
-    </w:p>
-    <w:p>
-      <w:pPr/>
-      <w:r>
-        <w:rPr>
-          <w:lang w:val="zh_TW" w:bidi="zh_TW"/>
-        </w:rPr>
-      </w:r>
-      <w:r>
-        <w:rPr>
-          <w:lang w:val="zh_TW" w:bidi="zh_TW"/>
-        </w:rPr>
-        <w:t>在以色列被擄到巴比倫期間，放逐也是懲罰之一，適用於不順服神或波斯王亞達薛西的人（</w:t>
+        <w:t>）。保羅深信，神知道驅使他行事的動機，所以他盼望哥林多人也能藉著良心認出，這動機是出於「敬畏主」（</w:t>
       </w:r>
       <w:hyperlink r:id="rId21">
         <w:r>
@@ -480,46 +453,14 @@
             <w:color w:val="0000EE"/>
             <w:u w:val="single"/>
           </w:rPr>
-          <w:t>拉7:26</w:t>
+          <w:t>5:11</w:t>
         </w:r>
       </w:hyperlink>
       <w:r>
         <w:rPr>
           <w:lang w:val="zh_TW" w:bidi="zh_TW"/>
         </w:rPr>
-        <w:t>，譯註：和合本譯為充軍）。</w:t>
-      </w:r>
-    </w:p>
-    <w:p>
-      <w:pPr/>
-      <w:r>
-        <w:rPr>
-          <w:lang w:val="zh_TW" w:bidi="zh_TW"/>
-        </w:rPr>
-      </w:r>
-      <w:r>
-        <w:rPr>
-          <w:lang w:val="zh_TW" w:bidi="zh_TW"/>
-        </w:rPr>
-        <w:t>摩西律法規定，以色列人因各種過犯可能會被「剪除」，也就是被排除於群體之外：</w:t>
-      </w:r>
-    </w:p>
-    <w:p>
-      <w:pPr>
-        <w:pStyle w:val="ListBullet"/>
-        <w:spacing w:line="240" w:lineRule="auto"/>
-        <w:ind w:left="720"/>
-      </w:pPr>
-      <w:r>
-        <w:rPr>
-          <w:lang w:val="zh_TW" w:bidi="zh_TW"/>
-        </w:rPr>
-      </w:r>
-      <w:r>
-        <w:rPr>
-          <w:lang w:val="zh_TW" w:bidi="zh_TW"/>
-        </w:rPr>
-        <w:t>沒有給男嬰行割禮（</w:t>
+        <w:t>）。保羅寫信給提摩太時，把「無虧的良心」與「無偽的信心」相提並論（</w:t>
       </w:r>
       <w:hyperlink r:id="rId22">
         <w:r>
@@ -530,1123 +471,16 @@
             <w:color w:val="0000EE"/>
             <w:u w:val="single"/>
           </w:rPr>
-          <w:t>創17:12、14</w:t>
+          <w:t>提前1:5</w:t>
         </w:r>
       </w:hyperlink>
       <w:r>
         <w:rPr>
           <w:lang w:val="zh_TW" w:bidi="zh_TW"/>
         </w:rPr>
-        <w:t>）</w:t>
-      </w:r>
-    </w:p>
-    <w:p>
-      <w:pPr>
-        <w:pStyle w:val="ListBullet"/>
-        <w:spacing w:line="240" w:lineRule="auto"/>
-        <w:ind w:left="720"/>
-      </w:pPr>
-      <w:r>
-        <w:rPr>
-          <w:lang w:val="zh_TW" w:bidi="zh_TW"/>
-        </w:rPr>
-      </w:r>
-      <w:r>
-        <w:rPr>
-          <w:lang w:val="zh_TW" w:bidi="zh_TW"/>
-        </w:rPr>
-        <w:t>在逾越節期間吃有酵的餅 （</w:t>
+        <w:t>）。當人不再照著基督信仰而活，他們的良心就可能「如同被熱鐵烙慣了一般」。這表示他們因不斷行惡，無法再分辨對錯（</w:t>
       </w:r>
       <w:hyperlink r:id="rId23">
-        <w:r>
-          <w:rPr>
-            <w:lang w:val="zh_TW" w:bidi="zh_TW"/>
-          </w:rPr>
-          <w:rPr>
-            <w:color w:val="0000EE"/>
-            <w:u w:val="single"/>
-          </w:rPr>
-          <w:t>出12:15</w:t>
-        </w:r>
-      </w:hyperlink>
-      <w:r>
-        <w:rPr>
-          <w:lang w:val="zh_TW" w:bidi="zh_TW"/>
-        </w:rPr>
-        <w:t>）</w:t>
-      </w:r>
-    </w:p>
-    <w:p>
-      <w:pPr>
-        <w:pStyle w:val="ListBullet"/>
-        <w:spacing w:line="240" w:lineRule="auto"/>
-        <w:ind w:left="720"/>
-      </w:pPr>
-      <w:r>
-        <w:rPr>
-          <w:lang w:val="zh_TW" w:bidi="zh_TW"/>
-        </w:rPr>
-      </w:r>
-      <w:r>
-        <w:rPr>
-          <w:lang w:val="zh_TW" w:bidi="zh_TW"/>
-        </w:rPr>
-        <w:t>獻上不潔的牲畜作供物 （</w:t>
-      </w:r>
-      <w:hyperlink r:id="rId24">
-        <w:r>
-          <w:rPr>
-            <w:lang w:val="zh_TW" w:bidi="zh_TW"/>
-          </w:rPr>
-          <w:rPr>
-            <w:color w:val="0000EE"/>
-            <w:u w:val="single"/>
-          </w:rPr>
-          <w:t>利17:1–4</w:t>
-        </w:r>
-      </w:hyperlink>
-      <w:r>
-        <w:rPr>
-          <w:lang w:val="zh_TW" w:bidi="zh_TW"/>
-        </w:rPr>
-        <w:t>）</w:t>
-      </w:r>
-    </w:p>
-    <w:p>
-      <w:pPr>
-        <w:pStyle w:val="ListBullet"/>
-        <w:spacing w:line="240" w:lineRule="auto"/>
-        <w:ind w:left="720"/>
-      </w:pPr>
-      <w:r>
-        <w:rPr>
-          <w:lang w:val="zh_TW" w:bidi="zh_TW"/>
-        </w:rPr>
-      </w:r>
-      <w:r>
-        <w:rPr>
-          <w:lang w:val="zh_TW" w:bidi="zh_TW"/>
-        </w:rPr>
-        <w:t>吃血（</w:t>
-      </w:r>
-      <w:hyperlink r:id="rId25">
-        <w:r>
-          <w:rPr>
-            <w:lang w:val="zh_TW" w:bidi="zh_TW"/>
-          </w:rPr>
-          <w:rPr>
-            <w:color w:val="0000EE"/>
-            <w:u w:val="single"/>
-          </w:rPr>
-          <w:t>利17:10</w:t>
-        </w:r>
-      </w:hyperlink>
-      <w:r>
-        <w:rPr>
-          <w:lang w:val="zh_TW" w:bidi="zh_TW"/>
-        </w:rPr>
-        <w:t>）</w:t>
-      </w:r>
-    </w:p>
-    <w:p>
-      <w:pPr>
-        <w:pStyle w:val="ListBullet"/>
-        <w:spacing w:line="240" w:lineRule="auto"/>
-        <w:ind w:left="720"/>
-      </w:pPr>
-      <w:r>
-        <w:rPr>
-          <w:lang w:val="zh_TW" w:bidi="zh_TW"/>
-        </w:rPr>
-      </w:r>
-      <w:r>
-        <w:rPr>
-          <w:lang w:val="zh_TW" w:bidi="zh_TW"/>
-        </w:rPr>
-        <w:t>故意犯罪（</w:t>
-      </w:r>
-      <w:hyperlink r:id="rId26">
-        <w:r>
-          <w:rPr>
-            <w:lang w:val="zh_TW" w:bidi="zh_TW"/>
-          </w:rPr>
-          <w:rPr>
-            <w:color w:val="0000EE"/>
-            <w:u w:val="single"/>
-          </w:rPr>
-          <w:t>民15:30–31</w:t>
-        </w:r>
-      </w:hyperlink>
-      <w:r>
-        <w:rPr>
-          <w:lang w:val="zh_TW" w:bidi="zh_TW"/>
-        </w:rPr>
-        <w:t>）</w:t>
-      </w:r>
-    </w:p>
-    <w:p>
-      <w:pPr>
-        <w:pStyle w:val="ListBullet"/>
-        <w:spacing w:line="240" w:lineRule="auto"/>
-        <w:ind w:left="720"/>
-      </w:pPr>
-      <w:r>
-        <w:rPr>
-          <w:lang w:val="zh_TW" w:bidi="zh_TW"/>
-        </w:rPr>
-      </w:r>
-      <w:r>
-        <w:rPr>
-          <w:lang w:val="zh_TW" w:bidi="zh_TW"/>
-        </w:rPr>
-        <w:t>與死人接觸後沒有進行禮儀上的潔淨（</w:t>
-      </w:r>
-      <w:hyperlink r:id="rId27">
-        <w:r>
-          <w:rPr>
-            <w:lang w:val="zh_TW" w:bidi="zh_TW"/>
-          </w:rPr>
-          <w:rPr>
-            <w:color w:val="0000EE"/>
-            <w:u w:val="single"/>
-          </w:rPr>
-          <w:t>民19:11–20</w:t>
-        </w:r>
-      </w:hyperlink>
-      <w:r>
-        <w:rPr>
-          <w:lang w:val="zh_TW" w:bidi="zh_TW"/>
-        </w:rPr>
-        <w:t>）</w:t>
-      </w:r>
-    </w:p>
-    <w:p>
-      <w:pPr/>
-      <w:r>
-        <w:rPr>
-          <w:lang w:val="zh_TW" w:bidi="zh_TW"/>
-        </w:rPr>
-      </w:r>
-      <w:r>
-        <w:rPr>
-          <w:lang w:val="zh_TW" w:bidi="zh_TW"/>
-        </w:rPr>
-        <w:t>被「剪除」很可能表示同時被排除在社會與宗教生活之外（</w:t>
-      </w:r>
-      <w:hyperlink r:id="rId28">
-        <w:r>
-          <w:rPr>
-            <w:lang w:val="zh_TW" w:bidi="zh_TW"/>
-          </w:rPr>
-          <w:rPr>
-            <w:color w:val="0000EE"/>
-            <w:u w:val="single"/>
-          </w:rPr>
-          <w:t>約9:18</w:t>
-        </w:r>
-      </w:hyperlink>
-      <w:hyperlink r:id="rId29">
-        <w:r>
-          <w:rPr>
-            <w:lang w:val="zh_TW" w:bidi="zh_TW"/>
-          </w:rPr>
-          <w:rPr>
-            <w:color w:val="0000EE"/>
-            <w:u w:val="single"/>
-          </w:rPr>
-          <w:t>–</w:t>
-        </w:r>
-      </w:hyperlink>
-      <w:hyperlink r:id="rId28">
-        <w:r>
-          <w:rPr>
-            <w:lang w:val="zh_TW" w:bidi="zh_TW"/>
-          </w:rPr>
-          <w:rPr>
-            <w:color w:val="0000EE"/>
-            <w:u w:val="single"/>
-          </w:rPr>
-          <w:t>23、34</w:t>
-        </w:r>
-      </w:hyperlink>
-      <w:r>
-        <w:rPr>
-          <w:lang w:val="zh_TW" w:bidi="zh_TW"/>
-        </w:rPr>
-        <w:t>）。以色列民族曾被流放在外邦，到了被擄歸回之後，失去產業與永遠從神的百姓中被剪除，便成了正式的懲罰（</w:t>
-      </w:r>
-      <w:hyperlink r:id="rId30">
-        <w:r>
-          <w:rPr>
-            <w:lang w:val="zh_TW" w:bidi="zh_TW"/>
-          </w:rPr>
-          <w:rPr>
-            <w:color w:val="0000EE"/>
-            <w:u w:val="single"/>
-          </w:rPr>
-          <w:t>拉10:7–8</w:t>
-        </w:r>
-      </w:hyperlink>
-      <w:r>
-        <w:rPr>
-          <w:lang w:val="zh_TW" w:bidi="zh_TW"/>
-        </w:rPr>
-        <w:t>）。</w:t>
-      </w:r>
-    </w:p>
-    <w:p>
-      <w:pPr/>
-      <w:r>
-        <w:rPr>
-          <w:lang w:val="zh_TW" w:bidi="zh_TW"/>
-        </w:rPr>
-      </w:r>
-      <w:r>
-        <w:rPr>
-          <w:lang w:val="zh_TW" w:bidi="zh_TW"/>
-        </w:rPr>
-        <w:t>羅馬人與其他征服者一樣，把放逐當作懲罰的方式。例如，在皇帝克勞第時期，由於猶太人之間為了基督的事起了紛爭，克勞第將他們逐出羅馬城（</w:t>
-      </w:r>
-      <w:hyperlink r:id="rId31">
-        <w:r>
-          <w:rPr>
-            <w:lang w:val="zh_TW" w:bidi="zh_TW"/>
-          </w:rPr>
-          <w:rPr>
-            <w:color w:val="0000EE"/>
-            <w:u w:val="single"/>
-          </w:rPr>
-          <w:t>徒18:2</w:t>
-        </w:r>
-      </w:hyperlink>
-      <w:r>
-        <w:rPr>
-          <w:lang w:val="zh_TW" w:bidi="zh_TW"/>
-        </w:rPr>
-        <w:t>）。啟示錄的作者也在羅馬逼迫基督徒期間，被流放到拔摩島（</w:t>
-      </w:r>
-      <w:hyperlink r:id="rId32">
-        <w:r>
-          <w:rPr>
-            <w:lang w:val="zh_TW" w:bidi="zh_TW"/>
-          </w:rPr>
-          <w:rPr>
-            <w:color w:val="0000EE"/>
-            <w:u w:val="single"/>
-          </w:rPr>
-          <w:t>啟1:9</w:t>
-        </w:r>
-      </w:hyperlink>
-      <w:r>
-        <w:rPr>
-          <w:lang w:val="zh_TW" w:bidi="zh_TW"/>
-        </w:rPr>
-        <w:t>）。更嚴厲的放逐包括永遠不得返回某地、喪失公民權，以及財產被沒收。</w:t>
-      </w:r>
-    </w:p>
-    <w:p>
-      <w:pPr/>
-      <w:r>
-        <w:rPr>
-          <w:lang w:val="zh_TW" w:bidi="zh_TW"/>
-        </w:rPr>
-      </w:r>
-      <w:r>
-        <w:rPr>
-          <w:i/>
-          <w:lang w:val="zh_TW" w:bidi="zh_TW"/>
-        </w:rPr>
-        <w:t>另見</w:t>
-      </w:r>
-      <w:r>
-        <w:rPr>
-          <w:lang w:val="zh_TW" w:bidi="zh_TW"/>
-        </w:rPr>
-        <w:t xml:space="preserve"> </w:t>
-      </w:r>
-      <w:r>
-        <w:rPr>
-          <w:lang w:val="zh_TW" w:bidi="zh_TW"/>
-        </w:rPr>
-        <w:t>猶太人的散居</w:t>
-      </w:r>
-      <w:r>
-        <w:rPr>
-          <w:lang w:val="zh_TW" w:bidi="zh_TW"/>
-        </w:rPr>
-        <w:t>。</w:t>
-      </w:r>
-      <w:r>
-        <w:rPr>
-          <w:lang w:val="zh_TW" w:bidi="zh_TW"/>
-        </w:rPr>
-      </w:r>
-      <w:r>
-        <w:rPr>
-          <w:lang w:val="zh_TW" w:bidi="zh_TW"/>
-        </w:rPr>
-      </w:r>
-    </w:p>
-    <w:p>
-      <w:pPr/>
-      <w:r>
-        <w:rPr>
-          <w:lang w:val="zh_TW" w:bidi="zh_TW"/>
-        </w:rPr>
-      </w:r>
-    </w:p>
-    <w:p>
-      <w:pPr>
-        <w:pStyle w:val="Heading2"/>
-      </w:pPr>
-      <w:r>
-        <w:rPr>
-          <w:lang w:val="zh_TW" w:bidi="zh_TW"/>
-        </w:rPr>
-        <w:t>流瑪</w:t>
-      </w:r>
-      <w:r>
-        <w:rPr>
-          <w:lang w:val="zh_TW" w:bidi="zh_TW"/>
-        </w:rPr>
-      </w:r>
-    </w:p>
-    <w:p>
-      <w:pPr>
-        <w:pStyle w:val="Heading2"/>
-      </w:pPr>
-      <w:r>
-        <w:rPr>
-          <w:lang w:val="zh_TW" w:bidi="zh_TW"/>
-        </w:rPr>
-        <w:t>流瑪</w:t>
-      </w:r>
-    </w:p>
-    <w:p>
-      <w:pPr/>
-      <w:r>
-        <w:rPr>
-          <w:lang w:val="zh_TW" w:bidi="zh_TW"/>
-        </w:rPr>
-      </w:r>
-      <w:r>
-        <w:rPr>
-          <w:lang w:val="zh_TW" w:bidi="zh_TW"/>
-        </w:rPr>
-        <w:t>拿鶴的妾（</w:t>
-      </w:r>
-      <w:hyperlink r:id="rId33">
-        <w:r>
-          <w:rPr>
-            <w:lang w:val="zh_TW" w:bidi="zh_TW"/>
-          </w:rPr>
-          <w:rPr>
-            <w:color w:val="0000EE"/>
-            <w:u w:val="single"/>
-          </w:rPr>
-          <w:t>創22:24</w:t>
-        </w:r>
-      </w:hyperlink>
-      <w:r>
-        <w:rPr>
-          <w:lang w:val="zh_TW" w:bidi="zh_TW"/>
-        </w:rPr>
-        <w:t>）。她的四個兒子是居住在大馬士革以北的亞蘭人的祖先。</w:t>
-      </w:r>
-      <w:r>
-        <w:rPr>
-          <w:lang w:val="zh_TW" w:bidi="zh_TW"/>
-        </w:rPr>
-      </w:r>
-      <w:r>
-        <w:rPr>
-          <w:lang w:val="zh_TW" w:bidi="zh_TW"/>
-        </w:rPr>
-      </w:r>
-    </w:p>
-    <w:p>
-      <w:pPr/>
-      <w:r>
-        <w:rPr>
-          <w:lang w:val="zh_TW" w:bidi="zh_TW"/>
-        </w:rPr>
-      </w:r>
-    </w:p>
-    <w:p>
-      <w:pPr>
-        <w:pStyle w:val="Heading2"/>
-      </w:pPr>
-      <w:r>
-        <w:rPr>
-          <w:lang w:val="zh_TW" w:bidi="zh_TW"/>
-        </w:rPr>
-        <w:t>流人血的罪</w:t>
-      </w:r>
-      <w:r>
-        <w:rPr>
-          <w:lang w:val="zh_TW" w:bidi="zh_TW"/>
-        </w:rPr>
-      </w:r>
-    </w:p>
-    <w:p>
-      <w:pPr/>
-      <w:r>
-        <w:rPr>
-          <w:lang w:val="zh_TW" w:bidi="zh_TW"/>
-        </w:rPr>
-      </w:r>
-      <w:r>
-        <w:rPr>
-          <w:lang w:val="zh_TW" w:bidi="zh_TW"/>
-        </w:rPr>
-        <w:t>「流人血的罪」指對他人的死亡負上責任。在聖經中，這術語來自一個希伯來文，意思是「血」或「流血」（</w:t>
-      </w:r>
-      <w:hyperlink r:id="rId34">
-        <w:r>
-          <w:rPr>
-            <w:lang w:val="zh_TW" w:bidi="zh_TW"/>
-          </w:rPr>
-          <w:rPr>
-            <w:color w:val="0000EE"/>
-            <w:u w:val="single"/>
-          </w:rPr>
-          <w:t>出22:2–3</w:t>
-        </w:r>
-      </w:hyperlink>
-      <w:r>
-        <w:rPr>
-          <w:lang w:val="zh_TW" w:bidi="zh_TW"/>
-        </w:rPr>
-        <w:t>；</w:t>
-      </w:r>
-      <w:hyperlink r:id="rId35">
-        <w:r>
-          <w:rPr>
-            <w:lang w:val="zh_TW" w:bidi="zh_TW"/>
-          </w:rPr>
-          <w:rPr>
-            <w:color w:val="0000EE"/>
-            <w:u w:val="single"/>
-          </w:rPr>
-          <w:t>利17:4</w:t>
-        </w:r>
-      </w:hyperlink>
-      <w:r>
-        <w:rPr>
-          <w:lang w:val="zh_TW" w:bidi="zh_TW"/>
-        </w:rPr>
-        <w:t>；</w:t>
-      </w:r>
-      <w:hyperlink r:id="rId36">
-        <w:r>
-          <w:rPr>
-            <w:lang w:val="zh_TW" w:bidi="zh_TW"/>
-          </w:rPr>
-          <w:rPr>
-            <w:color w:val="0000EE"/>
-            <w:u w:val="single"/>
-          </w:rPr>
-          <w:t>撒上25:26、33</w:t>
-        </w:r>
-      </w:hyperlink>
-      <w:r>
-        <w:rPr>
-          <w:lang w:val="zh_TW" w:bidi="zh_TW"/>
-        </w:rPr>
-        <w:t>；</w:t>
-      </w:r>
-      <w:hyperlink r:id="rId37">
-        <w:r>
-          <w:rPr>
-            <w:lang w:val="zh_TW" w:bidi="zh_TW"/>
-          </w:rPr>
-          <w:rPr>
-            <w:color w:val="0000EE"/>
-            <w:u w:val="single"/>
-          </w:rPr>
-          <w:t>何12:14</w:t>
-        </w:r>
-      </w:hyperlink>
-      <w:r>
-        <w:rPr>
-          <w:lang w:val="zh_TW" w:bidi="zh_TW"/>
-        </w:rPr>
-        <w:t>）。當一個人殺死另一個人，就被稱為「流血」，並且因令那人死亡而有罪。</w:t>
-      </w:r>
-    </w:p>
-    <w:p>
-      <w:pPr/>
-      <w:r>
-        <w:rPr>
-          <w:lang w:val="zh_TW" w:bidi="zh_TW"/>
-        </w:rPr>
-      </w:r>
-      <w:r>
-        <w:rPr>
-          <w:lang w:val="zh_TW" w:bidi="zh_TW"/>
-        </w:rPr>
-        <w:t>「流人血的罪（bloodguiltiness）」這翻譯只在</w:t>
-      </w:r>
-      <w:hyperlink r:id="rId38">
-        <w:r>
-          <w:rPr>
-            <w:lang w:val="zh_TW" w:bidi="zh_TW"/>
-          </w:rPr>
-          <w:rPr>
-            <w:color w:val="0000EE"/>
-            <w:u w:val="single"/>
-          </w:rPr>
-          <w:t>詩篇五十一篇14節</w:t>
-        </w:r>
-      </w:hyperlink>
-      <w:r>
-        <w:rPr>
-          <w:lang w:val="zh_TW" w:bidi="zh_TW"/>
-        </w:rPr>
-        <w:t>中使用。當這個希伯來文詞語以複數形式出現時，通常是指某人殺了另一個人；單數形式則可能有三種意思，分別指：</w:t>
-      </w:r>
-    </w:p>
-    <w:p>
-      <w:pPr>
-        <w:pStyle w:val="ListBullet"/>
-        <w:spacing w:line="240" w:lineRule="auto"/>
-        <w:ind w:left="720"/>
-      </w:pPr>
-      <w:r>
-        <w:rPr>
-          <w:lang w:val="zh_TW" w:bidi="zh_TW"/>
-        </w:rPr>
-      </w:r>
-      <w:r>
-        <w:rPr>
-          <w:lang w:val="zh_TW" w:bidi="zh_TW"/>
-        </w:rPr>
-        <w:t>血本身</w:t>
-      </w:r>
-    </w:p>
-    <w:p>
-      <w:pPr>
-        <w:pStyle w:val="ListBullet"/>
-        <w:spacing w:line="240" w:lineRule="auto"/>
-        <w:ind w:left="720"/>
-      </w:pPr>
-      <w:r>
-        <w:rPr>
-          <w:lang w:val="zh_TW" w:bidi="zh_TW"/>
-        </w:rPr>
-      </w:r>
-      <w:r>
-        <w:rPr>
-          <w:lang w:val="zh_TW" w:bidi="zh_TW"/>
-        </w:rPr>
-        <w:t>殺人的行動</w:t>
-      </w:r>
-    </w:p>
-    <w:p>
-      <w:pPr>
-        <w:pStyle w:val="ListBullet"/>
-        <w:spacing w:line="240" w:lineRule="auto"/>
-        <w:ind w:left="720"/>
-      </w:pPr>
-      <w:r>
-        <w:rPr>
-          <w:lang w:val="zh_TW" w:bidi="zh_TW"/>
-        </w:rPr>
-      </w:r>
-      <w:r>
-        <w:rPr>
-          <w:lang w:val="zh_TW" w:bidi="zh_TW"/>
-        </w:rPr>
-        <w:t>因殺人而有罪</w:t>
-      </w:r>
-    </w:p>
-    <w:p>
-      <w:pPr/>
-      <w:r>
-        <w:rPr>
-          <w:lang w:val="zh_TW" w:bidi="zh_TW"/>
-        </w:rPr>
-      </w:r>
-      <w:r>
-        <w:rPr>
-          <w:lang w:val="zh_TW" w:bidi="zh_TW"/>
-        </w:rPr>
-        <w:t>在整本聖經裡，我們看到殺人者必須判以死刑。在聖經時代，殺人的情況多是使人流血而發生。</w:t>
-      </w:r>
-    </w:p>
-    <w:p>
-      <w:pPr>
-        <w:pStyle w:val="Heading3"/>
-      </w:pPr>
-      <w:r>
-        <w:rPr>
-          <w:lang w:val="zh_TW" w:bidi="zh_TW"/>
-        </w:rPr>
-        <w:t>流人血的罪的種類</w:t>
-      </w:r>
-    </w:p>
-    <w:p>
-      <w:pPr/>
-      <w:r>
-        <w:rPr>
-          <w:lang w:val="zh_TW" w:bidi="zh_TW"/>
-        </w:rPr>
-      </w:r>
-      <w:r>
-        <w:rPr>
-          <w:lang w:val="zh_TW" w:bidi="zh_TW"/>
-        </w:rPr>
-        <w:t>第一種流人血的罪，是有人故意殺害另一個人。舊約聖經把這類殺害稱為「流無辜血」（</w:t>
-      </w:r>
-      <w:hyperlink r:id="rId39">
-        <w:r>
-          <w:rPr>
-            <w:lang w:val="zh_TW" w:bidi="zh_TW"/>
-          </w:rPr>
-          <w:rPr>
-            <w:color w:val="0000EE"/>
-            <w:u w:val="single"/>
-          </w:rPr>
-          <w:t>拿1:14</w:t>
-        </w:r>
-      </w:hyperlink>
-      <w:r>
-        <w:rPr>
-          <w:lang w:val="zh_TW" w:bidi="zh_TW"/>
-        </w:rPr>
-        <w:t>）。聖經解釋了當有人殺了無辜的人時會發生甚麼事，以及這樣的人應當受甚麼懲罰（</w:t>
-      </w:r>
-      <w:hyperlink r:id="rId40">
-        <w:r>
-          <w:rPr>
-            <w:lang w:val="zh_TW" w:bidi="zh_TW"/>
-          </w:rPr>
-          <w:rPr>
-            <w:color w:val="0000EE"/>
-            <w:u w:val="single"/>
-          </w:rPr>
-          <w:t>創9:6</w:t>
-        </w:r>
-      </w:hyperlink>
-      <w:r>
-        <w:rPr>
-          <w:lang w:val="zh_TW" w:bidi="zh_TW"/>
-        </w:rPr>
-        <w:t>；</w:t>
-      </w:r>
-      <w:hyperlink r:id="rId41">
-        <w:r>
-          <w:rPr>
-            <w:lang w:val="zh_TW" w:bidi="zh_TW"/>
-          </w:rPr>
-          <w:rPr>
-            <w:color w:val="0000EE"/>
-            <w:u w:val="single"/>
-          </w:rPr>
-          <w:t>申19:11–13</w:t>
-        </w:r>
-      </w:hyperlink>
-      <w:r>
-        <w:rPr>
-          <w:lang w:val="zh_TW" w:bidi="zh_TW"/>
-        </w:rPr>
-        <w:t>；</w:t>
-      </w:r>
-      <w:hyperlink r:id="rId42">
-        <w:r>
-          <w:rPr>
-            <w:lang w:val="zh_TW" w:bidi="zh_TW"/>
-          </w:rPr>
-          <w:rPr>
-            <w:color w:val="0000EE"/>
-            <w:u w:val="single"/>
-          </w:rPr>
-          <w:t>王下24:4</w:t>
-        </w:r>
-      </w:hyperlink>
-      <w:r>
-        <w:rPr>
-          <w:lang w:val="zh_TW" w:bidi="zh_TW"/>
-        </w:rPr>
-        <w:t>；</w:t>
-      </w:r>
-      <w:hyperlink r:id="rId43">
-        <w:r>
-          <w:rPr>
-            <w:lang w:val="zh_TW" w:bidi="zh_TW"/>
-          </w:rPr>
-          <w:rPr>
-            <w:color w:val="0000EE"/>
-            <w:u w:val="single"/>
-          </w:rPr>
-          <w:t>結33:6</w:t>
-        </w:r>
-      </w:hyperlink>
-      <w:r>
-        <w:rPr>
-          <w:lang w:val="zh_TW" w:bidi="zh_TW"/>
-        </w:rPr>
-        <w:t>）。根據聖經的教導，謀殺別人的人不能以贖價來逃避刑罰（</w:t>
-      </w:r>
-      <w:hyperlink r:id="rId44">
-        <w:r>
-          <w:rPr>
-            <w:lang w:val="zh_TW" w:bidi="zh_TW"/>
-          </w:rPr>
-          <w:rPr>
-            <w:color w:val="0000EE"/>
-            <w:u w:val="single"/>
-          </w:rPr>
-          <w:t>民35:31</w:t>
-        </w:r>
-      </w:hyperlink>
-      <w:r>
-        <w:rPr>
-          <w:lang w:val="zh_TW" w:bidi="zh_TW"/>
-        </w:rPr>
-        <w:t>）。</w:t>
-      </w:r>
-    </w:p>
-    <w:p>
-      <w:pPr/>
-      <w:r>
-        <w:rPr>
-          <w:lang w:val="zh_TW" w:bidi="zh_TW"/>
-        </w:rPr>
-      </w:r>
-      <w:r>
-        <w:rPr>
-          <w:lang w:val="zh_TW" w:bidi="zh_TW"/>
-        </w:rPr>
-        <w:t>另一種流人血的罪是有人誤殺他人（</w:t>
-      </w:r>
-      <w:hyperlink r:id="rId45">
-        <w:r>
-          <w:rPr>
-            <w:lang w:val="zh_TW" w:bidi="zh_TW"/>
-          </w:rPr>
-          <w:rPr>
-            <w:color w:val="0000EE"/>
-            <w:u w:val="single"/>
-          </w:rPr>
-          <w:t>民35:9–28；</w:t>
-        </w:r>
-      </w:hyperlink>
-      <w:hyperlink r:id="rId46">
-        <w:r>
-          <w:rPr>
-            <w:lang w:val="zh_TW" w:bidi="zh_TW"/>
-          </w:rPr>
-          <w:rPr>
-            <w:color w:val="0000EE"/>
-            <w:u w:val="single"/>
-          </w:rPr>
-          <w:t>申19:4–10</w:t>
-        </w:r>
-      </w:hyperlink>
-      <w:r>
-        <w:rPr>
-          <w:lang w:val="zh_TW" w:bidi="zh_TW"/>
-        </w:rPr>
-        <w:t>）。在這類情況中，造成別人死亡的人可以逃到稱為「逃城」的地方尋求保護。如果他離開逃城，死者至親中有權申冤的人就可以殺死他，而這位至親被稱為「報血仇的人」。</w:t>
-      </w:r>
-    </w:p>
-    <w:p>
-      <w:pPr/>
-      <w:r>
-        <w:rPr>
-          <w:lang w:val="zh_TW" w:bidi="zh_TW"/>
-        </w:rPr>
-      </w:r>
-      <w:r>
-        <w:rPr>
-          <w:lang w:val="zh_TW" w:bidi="zh_TW"/>
-        </w:rPr>
-        <w:t>有時候，人們會發現屍體，但沒有人知道那人是被誰殺的。在這種情況下，離屍體最近的那座城要為這死亡負責。</w:t>
-      </w:r>
-      <w:hyperlink r:id="rId47">
-        <w:r>
-          <w:rPr>
-            <w:lang w:val="zh_TW" w:bidi="zh_TW"/>
-          </w:rPr>
-          <w:rPr>
-            <w:color w:val="0000EE"/>
-            <w:u w:val="single"/>
-          </w:rPr>
-          <w:t>申命記二十一章1至9節</w:t>
-        </w:r>
-      </w:hyperlink>
-      <w:r>
-        <w:rPr>
-          <w:lang w:val="zh_TW" w:bidi="zh_TW"/>
-        </w:rPr>
-        <w:t>說明，這些城可以一種特別禮儀，來除去這項責任。</w:t>
-      </w:r>
-    </w:p>
-    <w:p>
-      <w:pPr/>
-      <w:r>
-        <w:rPr>
-          <w:lang w:val="zh_TW" w:bidi="zh_TW"/>
-        </w:rPr>
-      </w:r>
-      <w:r>
-        <w:rPr>
-          <w:lang w:val="zh_TW" w:bidi="zh_TW"/>
-        </w:rPr>
-        <w:t>在古代以色列，百姓在處理牲畜時，也可能因處理不當而犯罪（</w:t>
-      </w:r>
-      <w:hyperlink r:id="rId48">
-        <w:r>
-          <w:rPr>
-            <w:lang w:val="zh_TW" w:bidi="zh_TW"/>
-          </w:rPr>
-          <w:rPr>
-            <w:color w:val="0000EE"/>
-            <w:u w:val="single"/>
-          </w:rPr>
-          <w:t>利17:3–4、10–11</w:t>
-        </w:r>
-      </w:hyperlink>
-      <w:r>
-        <w:rPr>
-          <w:lang w:val="zh_TW" w:bidi="zh_TW"/>
-        </w:rPr>
-        <w:t>）。如果一隻牲畜殺了人，就要用石頭打死那隻牲畜（</w:t>
-      </w:r>
-      <w:hyperlink r:id="rId49">
-        <w:r>
-          <w:rPr>
-            <w:lang w:val="zh_TW" w:bidi="zh_TW"/>
-          </w:rPr>
-          <w:rPr>
-            <w:color w:val="0000EE"/>
-            <w:u w:val="single"/>
-          </w:rPr>
-          <w:t>出21:28–29</w:t>
-        </w:r>
-      </w:hyperlink>
-      <w:r>
-        <w:rPr>
-          <w:lang w:val="zh_TW" w:bidi="zh_TW"/>
-        </w:rPr>
-        <w:t>）。</w:t>
-      </w:r>
-    </w:p>
-    <w:p>
-      <w:pPr/>
-      <w:r>
-        <w:rPr>
-          <w:lang w:val="zh_TW" w:bidi="zh_TW"/>
-        </w:rPr>
-      </w:r>
-      <w:r>
-        <w:rPr>
-          <w:lang w:val="zh_TW" w:bidi="zh_TW"/>
-        </w:rPr>
-        <w:t>有些情況下，殺人不算有罪：</w:t>
-      </w:r>
-    </w:p>
-    <w:p>
-      <w:pPr>
-        <w:pStyle w:val="ListBullet"/>
-        <w:spacing w:line="240" w:lineRule="auto"/>
-        <w:ind w:left="720"/>
-      </w:pPr>
-      <w:r>
-        <w:rPr>
-          <w:lang w:val="zh_TW" w:bidi="zh_TW"/>
-        </w:rPr>
-      </w:r>
-      <w:r>
-        <w:rPr>
-          <w:lang w:val="zh_TW" w:bidi="zh_TW"/>
-        </w:rPr>
-        <w:t>保護自己（</w:t>
-      </w:r>
-      <w:hyperlink r:id="rId50">
-        <w:r>
-          <w:rPr>
-            <w:lang w:val="zh_TW" w:bidi="zh_TW"/>
-          </w:rPr>
-          <w:rPr>
-            <w:color w:val="0000EE"/>
-            <w:u w:val="single"/>
-          </w:rPr>
-          <w:t>出22:2</w:t>
-        </w:r>
-      </w:hyperlink>
-      <w:r>
-        <w:rPr>
-          <w:lang w:val="zh_TW" w:bidi="zh_TW"/>
-        </w:rPr>
-        <w:t>）</w:t>
-      </w:r>
-    </w:p>
-    <w:p>
-      <w:pPr>
-        <w:pStyle w:val="ListBullet"/>
-        <w:spacing w:line="240" w:lineRule="auto"/>
-        <w:ind w:left="720"/>
-      </w:pPr>
-      <w:r>
-        <w:rPr>
-          <w:lang w:val="zh_TW" w:bidi="zh_TW"/>
-        </w:rPr>
-      </w:r>
-      <w:r>
-        <w:rPr>
-          <w:lang w:val="zh_TW" w:bidi="zh_TW"/>
-        </w:rPr>
-        <w:t>執行合法的處決（</w:t>
-      </w:r>
-      <w:hyperlink r:id="rId51">
-        <w:r>
-          <w:rPr>
-            <w:lang w:val="zh_TW" w:bidi="zh_TW"/>
-          </w:rPr>
-          <w:rPr>
-            <w:color w:val="0000EE"/>
-            <w:u w:val="single"/>
-          </w:rPr>
-          <w:t>利20:9–16</w:t>
-        </w:r>
-      </w:hyperlink>
-      <w:r>
-        <w:rPr>
-          <w:lang w:val="zh_TW" w:bidi="zh_TW"/>
-        </w:rPr>
-        <w:t>）</w:t>
-      </w:r>
-    </w:p>
-    <w:p>
-      <w:pPr>
-        <w:pStyle w:val="ListBullet"/>
-        <w:spacing w:line="240" w:lineRule="auto"/>
-        <w:ind w:left="720"/>
-      </w:pPr>
-      <w:r>
-        <w:rPr>
-          <w:lang w:val="zh_TW" w:bidi="zh_TW"/>
-        </w:rPr>
-      </w:r>
-      <w:r>
-        <w:rPr>
-          <w:lang w:val="zh_TW" w:bidi="zh_TW"/>
-        </w:rPr>
-        <w:t>在戰爭中的殺敵（</w:t>
-      </w:r>
-      <w:hyperlink r:id="rId52">
-        <w:r>
-          <w:rPr>
-            <w:lang w:val="zh_TW" w:bidi="zh_TW"/>
-          </w:rPr>
-          <w:rPr>
-            <w:color w:val="0000EE"/>
-            <w:u w:val="single"/>
-          </w:rPr>
-          <w:t>王上2:5–6</w:t>
-        </w:r>
-      </w:hyperlink>
-      <w:r>
-        <w:rPr>
-          <w:lang w:val="zh_TW" w:bidi="zh_TW"/>
-        </w:rPr>
-        <w:t>）</w:t>
-      </w:r>
-    </w:p>
-    <w:p>
-      <w:pPr/>
-      <w:r>
-        <w:rPr>
-          <w:lang w:val="zh_TW" w:bidi="zh_TW"/>
-        </w:rPr>
-      </w:r>
-      <w:r>
-        <w:rPr>
-          <w:lang w:val="zh_TW" w:bidi="zh_TW"/>
-        </w:rPr>
-        <w:t>先知們常用「血」這個詞，來指全以色列民的罪責（</w:t>
-      </w:r>
-      <w:hyperlink r:id="rId53">
-        <w:r>
-          <w:rPr>
-            <w:lang w:val="zh_TW" w:bidi="zh_TW"/>
-          </w:rPr>
-          <w:rPr>
-            <w:color w:val="0000EE"/>
-            <w:u w:val="single"/>
-          </w:rPr>
-          <w:t>賽1:15</w:t>
-        </w:r>
-      </w:hyperlink>
-      <w:r>
-        <w:rPr>
-          <w:lang w:val="zh_TW" w:bidi="zh_TW"/>
-        </w:rPr>
-        <w:t>，</w:t>
-      </w:r>
-      <w:hyperlink r:id="rId54">
-        <w:r>
-          <w:rPr>
-            <w:lang w:val="zh_TW" w:bidi="zh_TW"/>
-          </w:rPr>
-          <w:rPr>
-            <w:color w:val="0000EE"/>
-            <w:u w:val="single"/>
-          </w:rPr>
-          <w:t>4:4；</w:t>
-        </w:r>
-      </w:hyperlink>
-      <w:hyperlink r:id="rId55">
-        <w:r>
-          <w:rPr>
-            <w:lang w:val="zh_TW" w:bidi="zh_TW"/>
-          </w:rPr>
-          <w:rPr>
-            <w:color w:val="0000EE"/>
-            <w:u w:val="single"/>
-          </w:rPr>
-          <w:t>結7:23</w:t>
-        </w:r>
-      </w:hyperlink>
-      <w:r>
-        <w:rPr>
-          <w:lang w:val="zh_TW" w:bidi="zh_TW"/>
-        </w:rPr>
-        <w:t>，</w:t>
-      </w:r>
-      <w:hyperlink r:id="rId56">
-        <w:r>
-          <w:rPr>
-            <w:lang w:val="zh_TW" w:bidi="zh_TW"/>
-          </w:rPr>
-          <w:rPr>
-            <w:color w:val="0000EE"/>
-            <w:u w:val="single"/>
-          </w:rPr>
-          <w:t>9:9；</w:t>
-        </w:r>
-      </w:hyperlink>
-      <w:hyperlink r:id="rId57">
-        <w:r>
-          <w:rPr>
-            <w:lang w:val="zh_TW" w:bidi="zh_TW"/>
-          </w:rPr>
-          <w:rPr>
-            <w:color w:val="0000EE"/>
-            <w:u w:val="single"/>
-          </w:rPr>
-          <w:t>何1:4</w:t>
-        </w:r>
-      </w:hyperlink>
-      <w:r>
-        <w:rPr>
-          <w:lang w:val="zh_TW" w:bidi="zh_TW"/>
-        </w:rPr>
-        <w:t>，</w:t>
-      </w:r>
-      <w:hyperlink r:id="rId58">
         <w:r>
           <w:rPr>
             <w:lang w:val="zh_TW" w:bidi="zh_TW"/>
@@ -1662,9 +496,23 @@
         <w:rPr>
           <w:lang w:val="zh_TW" w:bidi="zh_TW"/>
         </w:rPr>
-        <w:t>；</w:t>
-      </w:r>
-      <w:hyperlink r:id="rId59">
+        <w:t>）。</w:t>
+      </w:r>
+    </w:p>
+    <w:p>
+      <w:pPr/>
+      <w:r>
+        <w:rPr>
+          <w:lang w:val="zh_TW" w:bidi="zh_TW"/>
+        </w:rPr>
+      </w:r>
+      <w:r>
+        <w:rPr>
+          <w:lang w:val="zh_TW" w:bidi="zh_TW"/>
+        </w:rPr>
+        <w:t>保羅在哥林多前書，回答可否吃祭偶像之物的問題。他談到良心如何判斷人過去與將來的行為（</w:t>
+      </w:r>
+      <w:hyperlink r:id="rId24">
         <w:r>
           <w:rPr>
             <w:lang w:val="zh_TW" w:bidi="zh_TW"/>
@@ -1673,10 +521,16 @@
             <w:color w:val="0000EE"/>
             <w:u w:val="single"/>
           </w:rPr>
-          <w:t>彌3:10；</w:t>
+          <w:t>林前8–10章</w:t>
         </w:r>
       </w:hyperlink>
-      <w:hyperlink r:id="rId60">
+      <w:r>
+        <w:rPr>
+          <w:lang w:val="zh_TW" w:bidi="zh_TW"/>
+        </w:rPr>
+        <w:t>）。有哥林多信徒良心「軟弱」，因為他們認為吃祭過偶像的食物是錯的（</w:t>
+      </w:r>
+      <w:hyperlink r:id="rId25">
         <w:r>
           <w:rPr>
             <w:lang w:val="zh_TW" w:bidi="zh_TW"/>
@@ -1685,30 +539,16 @@
             <w:color w:val="0000EE"/>
             <w:u w:val="single"/>
           </w:rPr>
-          <w:t>哈2:8、12、17</w:t>
+          <w:t>林前8:7</w:t>
         </w:r>
       </w:hyperlink>
       <w:r>
         <w:rPr>
           <w:lang w:val="zh_TW" w:bidi="zh_TW"/>
         </w:rPr>
-        <w:t>）。</w:t>
-      </w:r>
-    </w:p>
-    <w:p>
-      <w:pPr/>
-      <w:r>
-        <w:rPr>
-          <w:lang w:val="zh_TW" w:bidi="zh_TW"/>
-        </w:rPr>
-      </w:r>
-      <w:r>
-        <w:rPr>
-          <w:lang w:val="zh_TW" w:bidi="zh_TW"/>
-        </w:rPr>
-        <w:t>有些罪極為嚴重，即使不涉及殺人，律法也規定要用死刑來懲罰犯罪的人（</w:t>
-      </w:r>
-      <w:hyperlink r:id="rId51">
+        <w:t>）。他們並不知道一切食物都可以吃，都是「潔淨」的（</w:t>
+      </w:r>
+      <w:hyperlink r:id="rId26">
         <w:r>
           <w:rPr>
             <w:lang w:val="zh_TW" w:bidi="zh_TW"/>
@@ -1717,277 +557,14 @@
             <w:color w:val="0000EE"/>
             <w:u w:val="single"/>
           </w:rPr>
-          <w:t>利20:9–16</w:t>
+          <w:t>羅14:20</w:t>
         </w:r>
       </w:hyperlink>
       <w:r>
         <w:rPr>
           <w:lang w:val="zh_TW" w:bidi="zh_TW"/>
         </w:rPr>
-        <w:t>；</w:t>
-      </w:r>
-      <w:hyperlink r:id="rId61">
-        <w:r>
-          <w:rPr>
-            <w:lang w:val="zh_TW" w:bidi="zh_TW"/>
-          </w:rPr>
-          <w:rPr>
-            <w:color w:val="0000EE"/>
-            <w:u w:val="single"/>
-          </w:rPr>
-          <w:t>結8:10–13</w:t>
-        </w:r>
-      </w:hyperlink>
-      <w:r>
-        <w:rPr>
-          <w:lang w:val="zh_TW" w:bidi="zh_TW"/>
-        </w:rPr>
-        <w:t>）。這些罪包括：</w:t>
-      </w:r>
-    </w:p>
-    <w:p>
-      <w:pPr>
-        <w:pStyle w:val="ListBullet"/>
-        <w:spacing w:line="240" w:lineRule="auto"/>
-        <w:ind w:left="720"/>
-      </w:pPr>
-      <w:r>
-        <w:rPr>
-          <w:lang w:val="zh_TW" w:bidi="zh_TW"/>
-        </w:rPr>
-      </w:r>
-      <w:r>
-        <w:rPr>
-          <w:lang w:val="zh_TW" w:bidi="zh_TW"/>
-        </w:rPr>
-        <w:t>敬拜假神</w:t>
-      </w:r>
-    </w:p>
-    <w:p>
-      <w:pPr>
-        <w:pStyle w:val="ListBullet"/>
-        <w:spacing w:line="240" w:lineRule="auto"/>
-        <w:ind w:left="720"/>
-      </w:pPr>
-      <w:r>
-        <w:rPr>
-          <w:lang w:val="zh_TW" w:bidi="zh_TW"/>
-        </w:rPr>
-      </w:r>
-      <w:r>
-        <w:rPr>
-          <w:lang w:val="zh_TW" w:bidi="zh_TW"/>
-        </w:rPr>
-        <w:t>將受造物當作神（偶像）來敬拜</w:t>
-      </w:r>
-    </w:p>
-    <w:p>
-      <w:pPr>
-        <w:pStyle w:val="ListBullet"/>
-        <w:spacing w:line="240" w:lineRule="auto"/>
-        <w:ind w:left="720"/>
-      </w:pPr>
-      <w:r>
-        <w:rPr>
-          <w:lang w:val="zh_TW" w:bidi="zh_TW"/>
-        </w:rPr>
-      </w:r>
-      <w:r>
-        <w:rPr>
-          <w:lang w:val="zh_TW" w:bidi="zh_TW"/>
-        </w:rPr>
-        <w:t>在婚姻中不忠（姦淫）</w:t>
-      </w:r>
-    </w:p>
-    <w:p>
-      <w:pPr>
-        <w:pStyle w:val="ListBullet"/>
-        <w:spacing w:line="240" w:lineRule="auto"/>
-        <w:ind w:left="720"/>
-      </w:pPr>
-      <w:r>
-        <w:rPr>
-          <w:lang w:val="zh_TW" w:bidi="zh_TW"/>
-        </w:rPr>
-      </w:r>
-      <w:r>
-        <w:rPr>
-          <w:lang w:val="zh_TW" w:bidi="zh_TW"/>
-        </w:rPr>
-        <w:t>偷竊（搶奪）</w:t>
-      </w:r>
-    </w:p>
-    <w:p>
-      <w:pPr>
-        <w:pStyle w:val="ListBullet"/>
-        <w:spacing w:line="240" w:lineRule="auto"/>
-        <w:ind w:left="720"/>
-      </w:pPr>
-      <w:r>
-        <w:rPr>
-          <w:lang w:val="zh_TW" w:bidi="zh_TW"/>
-        </w:rPr>
-      </w:r>
-      <w:r>
-        <w:rPr>
-          <w:lang w:val="zh_TW" w:bidi="zh_TW"/>
-        </w:rPr>
-        <w:t>欺壓貧窮人</w:t>
-      </w:r>
-    </w:p>
-    <w:p>
-      <w:pPr>
-        <w:pStyle w:val="ListBullet"/>
-        <w:spacing w:line="240" w:lineRule="auto"/>
-        <w:ind w:left="720"/>
-      </w:pPr>
-      <w:r>
-        <w:rPr>
-          <w:lang w:val="zh_TW" w:bidi="zh_TW"/>
-        </w:rPr>
-      </w:r>
-      <w:r>
-        <w:rPr>
-          <w:lang w:val="zh_TW" w:bidi="zh_TW"/>
-        </w:rPr>
-        <w:t>違背重要的誓言</w:t>
-      </w:r>
-    </w:p>
-    <w:p>
-      <w:pPr>
-        <w:pStyle w:val="ListBullet"/>
-        <w:spacing w:line="240" w:lineRule="auto"/>
-        <w:ind w:left="720"/>
-      </w:pPr>
-      <w:r>
-        <w:rPr>
-          <w:lang w:val="zh_TW" w:bidi="zh_TW"/>
-        </w:rPr>
-      </w:r>
-      <w:r>
-        <w:rPr>
-          <w:lang w:val="zh_TW" w:bidi="zh_TW"/>
-        </w:rPr>
-        <w:t>向別人收取不公平的利息</w:t>
-      </w:r>
-    </w:p>
-    <w:p>
-      <w:pPr/>
-      <w:r>
-        <w:rPr>
-          <w:lang w:val="zh_TW" w:bidi="zh_TW"/>
-        </w:rPr>
-      </w:r>
-      <w:r>
-        <w:rPr>
-          <w:lang w:val="zh_TW" w:bidi="zh_TW"/>
-        </w:rPr>
-        <w:t>在整本聖經中，從創世記（</w:t>
-      </w:r>
-      <w:hyperlink r:id="rId62">
-        <w:r>
-          <w:rPr>
-            <w:lang w:val="zh_TW" w:bidi="zh_TW"/>
-          </w:rPr>
-          <w:rPr>
-            <w:color w:val="0000EE"/>
-            <w:u w:val="single"/>
-          </w:rPr>
-          <w:t>4:10–12</w:t>
-        </w:r>
-      </w:hyperlink>
-      <w:r>
-        <w:rPr>
-          <w:lang w:val="zh_TW" w:bidi="zh_TW"/>
-        </w:rPr>
-        <w:t>）到先知書（</w:t>
-      </w:r>
-      <w:hyperlink r:id="rId63">
-        <w:r>
-          <w:rPr>
-            <w:lang w:val="zh_TW" w:bidi="zh_TW"/>
-          </w:rPr>
-          <w:rPr>
-            <w:color w:val="0000EE"/>
-            <w:u w:val="single"/>
-          </w:rPr>
-          <w:t>賽26:21；</w:t>
-        </w:r>
-      </w:hyperlink>
-      <w:hyperlink r:id="rId64">
-        <w:r>
-          <w:rPr>
-            <w:lang w:val="zh_TW" w:bidi="zh_TW"/>
-          </w:rPr>
-          <w:rPr>
-            <w:color w:val="0000EE"/>
-            <w:u w:val="single"/>
-          </w:rPr>
-          <w:t>結24:6–9</w:t>
-        </w:r>
-      </w:hyperlink>
-      <w:r>
-        <w:rPr>
-          <w:lang w:val="zh_TW" w:bidi="zh_TW"/>
-        </w:rPr>
-        <w:t>），直至新約聖經（</w:t>
-      </w:r>
-      <w:hyperlink r:id="rId65">
-        <w:r>
-          <w:rPr>
-            <w:lang w:val="zh_TW" w:bidi="zh_TW"/>
-          </w:rPr>
-          <w:rPr>
-            <w:color w:val="0000EE"/>
-            <w:u w:val="single"/>
-          </w:rPr>
-          <w:t>啟6:10</w:t>
-        </w:r>
-      </w:hyperlink>
-      <w:r>
-        <w:rPr>
-          <w:lang w:val="zh_TW" w:bidi="zh_TW"/>
-        </w:rPr>
-        <w:t>）我們都看見神要施行公義，並且懲罰那些殺害別人的人。</w:t>
-      </w:r>
-    </w:p>
-    <w:p>
-      <w:pPr/>
-      <w:r>
-        <w:rPr>
-          <w:lang w:val="zh_TW" w:bidi="zh_TW"/>
-        </w:rPr>
-      </w:r>
-      <w:r>
-        <w:rPr>
-          <w:i/>
-          <w:lang w:val="zh_TW" w:bidi="zh_TW"/>
-        </w:rPr>
-        <w:t>另見</w:t>
-      </w:r>
-      <w:r>
-        <w:rPr>
-          <w:lang w:val="zh_TW" w:bidi="zh_TW"/>
-        </w:rPr>
-        <w:t xml:space="preserve"> </w:t>
-      </w:r>
-      <w:r>
-        <w:rPr>
-          <w:lang w:val="zh_TW" w:bidi="zh_TW"/>
-        </w:rPr>
-        <w:t>逃城；</w:t>
-      </w:r>
-      <w:r>
-        <w:rPr>
-          <w:lang w:val="zh_TW" w:bidi="zh_TW"/>
-        </w:rPr>
-        <w:t>刑法和懲罰</w:t>
-      </w:r>
-      <w:r>
-        <w:rPr>
-          <w:lang w:val="zh_TW" w:bidi="zh_TW"/>
-        </w:rPr>
-        <w:t>。</w:t>
+        <w:t>）。</w:t>
       </w:r>
       <w:r>
         <w:rPr>

--- a/zht/docx/084.content.docx
+++ b/zht/docx/084.content.docx
@@ -149,7 +149,7 @@
         <w:rPr>
           <w:lang w:val="zh_TW" w:bidi="zh_TW"/>
         </w:rPr>
-        <w:t>liang</w:t>
+        <w:t>lian</w:t>
       </w:r>
       <w:r>
         <w:rPr>
@@ -212,7 +212,7 @@
         <w:rPr>
           <w:lang w:val="zh_TW" w:bidi="zh_TW"/>
         </w:rPr>
-        <w:t>良心</w:t>
+        <w:t>憐憫</w:t>
       </w:r>
       <w:r>
         <w:rPr>
@@ -231,7 +231,115 @@
         <w:rPr>
           <w:lang w:val="zh_TW" w:bidi="zh_TW"/>
         </w:rPr>
-        <w:t>這個術語指自我覺察或自我認知。良心判斷一個人所做或將要做的事是否符合自己的道德標準，也使人察覺自己做錯的事。</w:t>
+        <w:t>一種神的屬性，神信實地履行祂的應許，並在祂的選民不配和不忠的情況下，仍維持與他們的立約關係（</w:t>
+      </w:r>
+      <w:hyperlink r:id="rId13">
+        <w:r>
+          <w:rPr>
+            <w:lang w:val="zh_TW" w:bidi="zh_TW"/>
+          </w:rPr>
+          <w:rPr>
+            <w:color w:val="0000EE"/>
+            <w:u w:val="single"/>
+          </w:rPr>
+          <w:t>申30:1–6</w:t>
+        </w:r>
+      </w:hyperlink>
+      <w:r>
+        <w:rPr>
+          <w:lang w:val="zh_TW" w:bidi="zh_TW"/>
+        </w:rPr>
+        <w:t>；</w:t>
+      </w:r>
+      <w:hyperlink r:id="rId14">
+        <w:r>
+          <w:rPr>
+            <w:lang w:val="zh_TW" w:bidi="zh_TW"/>
+          </w:rPr>
+          <w:rPr>
+            <w:color w:val="0000EE"/>
+            <w:u w:val="single"/>
+          </w:rPr>
+          <w:t>賽14:1</w:t>
+        </w:r>
+      </w:hyperlink>
+      <w:r>
+        <w:rPr>
+          <w:lang w:val="zh_TW" w:bidi="zh_TW"/>
+        </w:rPr>
+        <w:t>；</w:t>
+      </w:r>
+      <w:hyperlink r:id="rId15">
+        <w:r>
+          <w:rPr>
+            <w:lang w:val="zh_TW" w:bidi="zh_TW"/>
+          </w:rPr>
+          <w:rPr>
+            <w:color w:val="0000EE"/>
+            <w:u w:val="single"/>
+          </w:rPr>
+          <w:t>結39:25–29</w:t>
+        </w:r>
+      </w:hyperlink>
+      <w:r>
+        <w:rPr>
+          <w:lang w:val="zh_TW" w:bidi="zh_TW"/>
+        </w:rPr>
+        <w:t>；</w:t>
+      </w:r>
+      <w:hyperlink r:id="rId16">
+        <w:r>
+          <w:rPr>
+            <w:lang w:val="zh_TW" w:bidi="zh_TW"/>
+          </w:rPr>
+          <w:rPr>
+            <w:color w:val="0000EE"/>
+            <w:u w:val="single"/>
+          </w:rPr>
+          <w:t>羅9:15–16、23</w:t>
+        </w:r>
+      </w:hyperlink>
+      <w:r>
+        <w:rPr>
+          <w:lang w:val="zh_TW" w:bidi="zh_TW"/>
+        </w:rPr>
+        <w:t>，</w:t>
+      </w:r>
+      <w:hyperlink r:id="rId17">
+        <w:r>
+          <w:rPr>
+            <w:lang w:val="zh_TW" w:bidi="zh_TW"/>
+          </w:rPr>
+          <w:rPr>
+            <w:color w:val="0000EE"/>
+            <w:u w:val="single"/>
+          </w:rPr>
+          <w:t>11:32</w:t>
+        </w:r>
+      </w:hyperlink>
+      <w:r>
+        <w:rPr>
+          <w:lang w:val="zh_TW" w:bidi="zh_TW"/>
+        </w:rPr>
+        <w:t>；</w:t>
+      </w:r>
+      <w:hyperlink r:id="rId18">
+        <w:r>
+          <w:rPr>
+            <w:lang w:val="zh_TW" w:bidi="zh_TW"/>
+          </w:rPr>
+          <w:rPr>
+            <w:color w:val="0000EE"/>
+            <w:u w:val="single"/>
+          </w:rPr>
+          <w:t>弗2:4</w:t>
+        </w:r>
+      </w:hyperlink>
+      <w:r>
+        <w:rPr>
+          <w:lang w:val="zh_TW" w:bidi="zh_TW"/>
+        </w:rPr>
+        <w:t>）。</w:t>
       </w:r>
     </w:p>
     <w:p>
@@ -245,43 +353,7 @@
         <w:rPr>
           <w:lang w:val="zh_TW" w:bidi="zh_TW"/>
         </w:rPr>
-        <w:t>英文詞語conscience以及對應的希臘文，都有「具有知識」的意思。在舊約聖經中，亞當和夏娃因犯罪而感到羞愧，並躲避神，因為他們的良心判定他們違背神是錯的（</w:t>
-      </w:r>
-      <w:hyperlink r:id="rId13">
-        <w:r>
-          <w:rPr>
-            <w:lang w:val="zh_TW" w:bidi="zh_TW"/>
-          </w:rPr>
-          <w:rPr>
-            <w:color w:val="0000EE"/>
-            <w:u w:val="single"/>
-          </w:rPr>
-          <w:t>創3:8–10</w:t>
-        </w:r>
-      </w:hyperlink>
-      <w:r>
-        <w:rPr>
-          <w:lang w:val="zh_TW" w:bidi="zh_TW"/>
-        </w:rPr>
-        <w:t>）。人能分辨是非，本屬正常之事。「人的靈是耶和華的燈， 鑒察人的心腹」（</w:t>
-      </w:r>
-      <w:hyperlink r:id="rId14">
-        <w:r>
-          <w:rPr>
-            <w:lang w:val="zh_TW" w:bidi="zh_TW"/>
-          </w:rPr>
-          <w:rPr>
-            <w:color w:val="0000EE"/>
-            <w:u w:val="single"/>
-          </w:rPr>
-          <w:t>箴20:27</w:t>
-        </w:r>
-      </w:hyperlink>
-      <w:r>
-        <w:rPr>
-          <w:lang w:val="zh_TW" w:bidi="zh_TW"/>
-        </w:rPr>
-        <w:t>）。因此，良心是神所賜的恩賜，使人能知道事情是善是惡。</w:t>
+        <w:t>聖經中憐憫一詞的意義極其豐富且複雜，這一點可以從使用多個希伯來文和希臘文詞彙來表達這一概念中看出。因此，在翻譯中使用了許多同義詞來表達其含義的不同層面，如「仁慈」、「慈愛」、「良善」、「恩典」、「恩惠」、「顧惜」、「憐恤」和「慈愛」。憐憫概念中的一個重要方面是寬恕冒犯者或對手的同情態度，並在他們的困境中幫助或憐恤他們。</w:t>
       </w:r>
     </w:p>
     <w:p>
@@ -292,7 +364,7 @@
         <w:rPr>
           <w:lang w:val="zh_TW" w:bidi="zh_TW"/>
         </w:rPr>
-        <w:t>新約聖經中的「良心」是甚麼意思？</w:t>
+        <w:t>神學意義</w:t>
       </w:r>
     </w:p>
     <w:p>
@@ -306,43 +378,331 @@
         <w:rPr>
           <w:lang w:val="zh_TW" w:bidi="zh_TW"/>
         </w:rPr>
-        <w:t>在新約聖經中，「良心」一詞出現32次（某英文譯本，譯註：良心於和合本出現28次），特別常見於使徒保羅的書信裡。保羅在他的書卷中，指良心會判定過去甚麼是對的，也會判定將來甚麼是對的。即使不知道神律法的人，也能行出律法所要求的事，這顯明律法的要求已「刻在他們心裡」（</w:t>
-      </w:r>
-      <w:hyperlink r:id="rId15">
-        <w:r>
-          <w:rPr>
-            <w:lang w:val="zh_TW" w:bidi="zh_TW"/>
-          </w:rPr>
-          <w:rPr>
-            <w:color w:val="0000EE"/>
-            <w:u w:val="single"/>
-          </w:rPr>
-          <w:t>羅2:14–15</w:t>
-        </w:r>
-      </w:hyperlink>
-      <w:r>
-        <w:rPr>
-          <w:lang w:val="zh_TW" w:bidi="zh_TW"/>
-        </w:rPr>
-        <w:t>）。保羅也說，每個人都「必須順服」在上掌權的，既為了免受神的刑罰，也是「因為良心」的緣故（</w:t>
-      </w:r>
-      <w:hyperlink r:id="rId16">
-        <w:r>
-          <w:rPr>
-            <w:lang w:val="zh_TW" w:bidi="zh_TW"/>
-          </w:rPr>
-          <w:rPr>
-            <w:color w:val="0000EE"/>
-            <w:u w:val="single"/>
-          </w:rPr>
-          <w:t>13:5</w:t>
-        </w:r>
-      </w:hyperlink>
-      <w:r>
-        <w:rPr>
-          <w:lang w:val="zh_TW" w:bidi="zh_TW"/>
-        </w:rPr>
-        <w:t>）。這樣的教導假定良心能使人明白，順服是行義所必須的。</w:t>
+        <w:t>憐憫概念的核心是神的愛，這愛藉著祂在立約關係中，為那些祂已應許要拯救的人施行恩慈的救贖行動而顯明。在舊約中，神選擇了以色列成為祂的子民，顯明祂對他們的憐憫（</w:t>
+      </w:r>
+      <w:hyperlink r:id="rId19">
+        <w:r>
+          <w:rPr>
+            <w:lang w:val="zh_TW" w:bidi="zh_TW"/>
+          </w:rPr>
+          <w:rPr>
+            <w:color w:val="0000EE"/>
+            <w:u w:val="single"/>
+          </w:rPr>
+          <w:t>出33:19</w:t>
+        </w:r>
+      </w:hyperlink>
+      <w:r>
+        <w:rPr>
+          <w:lang w:val="zh_TW" w:bidi="zh_TW"/>
+        </w:rPr>
+        <w:t>；</w:t>
+      </w:r>
+      <w:hyperlink r:id="rId20">
+        <w:r>
+          <w:rPr>
+            <w:lang w:val="zh_TW" w:bidi="zh_TW"/>
+          </w:rPr>
+          <w:rPr>
+            <w:color w:val="0000EE"/>
+            <w:u w:val="single"/>
+          </w:rPr>
+          <w:t>賽54:10</w:t>
+        </w:r>
+      </w:hyperlink>
+      <w:r>
+        <w:rPr>
+          <w:lang w:val="zh_TW" w:bidi="zh_TW"/>
+        </w:rPr>
+        <w:t>；</w:t>
+      </w:r>
+      <w:hyperlink r:id="rId21">
+        <w:r>
+          <w:rPr>
+            <w:lang w:val="zh_TW" w:bidi="zh_TW"/>
+          </w:rPr>
+          <w:rPr>
+            <w:color w:val="0000EE"/>
+            <w:u w:val="single"/>
+          </w:rPr>
+          <w:t>63:9</w:t>
+        </w:r>
+      </w:hyperlink>
+      <w:r>
+        <w:rPr>
+          <w:lang w:val="zh_TW" w:bidi="zh_TW"/>
+        </w:rPr>
+        <w:t>）。神不斷地容忍著祂悖逆且偏行己路的子民，不斷尋找他們，將他們重新帶回祂自己面前。詩人描述神像父親一樣，憐恤那些敬畏並信靠祂的兒女（</w:t>
+      </w:r>
+      <w:hyperlink r:id="rId22">
+        <w:r>
+          <w:rPr>
+            <w:lang w:val="zh_TW" w:bidi="zh_TW"/>
+          </w:rPr>
+          <w:rPr>
+            <w:color w:val="0000EE"/>
+            <w:u w:val="single"/>
+          </w:rPr>
+          <w:t>詩103:13</w:t>
+        </w:r>
+      </w:hyperlink>
+      <w:r>
+        <w:rPr>
+          <w:lang w:val="zh_TW" w:bidi="zh_TW"/>
+        </w:rPr>
+        <w:t>）。何西阿將神比作一位慈愛的父親，從天上以憐憫的心，看著祂那叛逆和迷途的子民（</w:t>
+      </w:r>
+      <w:hyperlink r:id="rId23">
+        <w:r>
+          <w:rPr>
+            <w:lang w:val="zh_TW" w:bidi="zh_TW"/>
+          </w:rPr>
+          <w:rPr>
+            <w:color w:val="0000EE"/>
+            <w:u w:val="single"/>
+          </w:rPr>
+          <w:t>何11</w:t>
+        </w:r>
+      </w:hyperlink>
+      <w:r>
+        <w:rPr>
+          <w:lang w:val="zh_TW" w:bidi="zh_TW"/>
+        </w:rPr>
+        <w:t>；參</w:t>
+      </w:r>
+      <w:hyperlink r:id="rId24">
+        <w:r>
+          <w:rPr>
+            <w:lang w:val="zh_TW" w:bidi="zh_TW"/>
+          </w:rPr>
+          <w:rPr>
+            <w:color w:val="0000EE"/>
+            <w:u w:val="single"/>
+          </w:rPr>
+          <w:t>耶31:20</w:t>
+        </w:r>
+      </w:hyperlink>
+      <w:r>
+        <w:rPr>
+          <w:lang w:val="zh_TW" w:bidi="zh_TW"/>
+        </w:rPr>
+        <w:t>）。他也將以色列比作一位不忠且行淫的妻子，而神卻像一位忠貞的丈夫，雖然她處於背道且罪惡的狀態，仍然愛她（</w:t>
+      </w:r>
+      <w:hyperlink r:id="rId25">
+        <w:r>
+          <w:rPr>
+            <w:lang w:val="zh_TW" w:bidi="zh_TW"/>
+          </w:rPr>
+          <w:rPr>
+            <w:color w:val="0000EE"/>
+            <w:u w:val="single"/>
+          </w:rPr>
+          <w:t>何1–3章</w:t>
+        </w:r>
+      </w:hyperlink>
+      <w:r>
+        <w:rPr>
+          <w:lang w:val="zh_TW" w:bidi="zh_TW"/>
+        </w:rPr>
+        <w:t>；參</w:t>
+      </w:r>
+      <w:hyperlink r:id="rId26">
+        <w:r>
+          <w:rPr>
+            <w:lang w:val="zh_TW" w:bidi="zh_TW"/>
+          </w:rPr>
+          <w:rPr>
+            <w:color w:val="0000EE"/>
+            <w:u w:val="single"/>
+          </w:rPr>
+          <w:t>賽54:4–8</w:t>
+        </w:r>
+      </w:hyperlink>
+      <w:r>
+        <w:rPr>
+          <w:lang w:val="zh_TW" w:bidi="zh_TW"/>
+        </w:rPr>
+        <w:t>）。以賽亞將神描繪為母親，對腹中所生的孩子充滿憐恤（</w:t>
+      </w:r>
+      <w:hyperlink r:id="rId27">
+        <w:r>
+          <w:rPr>
+            <w:lang w:val="zh_TW" w:bidi="zh_TW"/>
+          </w:rPr>
+          <w:rPr>
+            <w:color w:val="0000EE"/>
+            <w:u w:val="single"/>
+          </w:rPr>
+          <w:t>賽49:15</w:t>
+        </w:r>
+      </w:hyperlink>
+      <w:r>
+        <w:rPr>
+          <w:lang w:val="zh_TW" w:bidi="zh_TW"/>
+        </w:rPr>
+        <w:t>）。這些比喻以豐富多樣的方式顯明神的憐恤。其它層面包括饒恕和恢復恩惠（</w:t>
+      </w:r>
+      <w:hyperlink r:id="rId28">
+        <w:r>
+          <w:rPr>
+            <w:lang w:val="zh_TW" w:bidi="zh_TW"/>
+          </w:rPr>
+          <w:rPr>
+            <w:color w:val="0000EE"/>
+            <w:u w:val="single"/>
+          </w:rPr>
+          <w:t>王下13:23</w:t>
+        </w:r>
+      </w:hyperlink>
+      <w:r>
+        <w:rPr>
+          <w:lang w:val="zh_TW" w:bidi="zh_TW"/>
+        </w:rPr>
+        <w:t>；</w:t>
+      </w:r>
+      <w:hyperlink r:id="rId29">
+        <w:r>
+          <w:rPr>
+            <w:lang w:val="zh_TW" w:bidi="zh_TW"/>
+          </w:rPr>
+          <w:rPr>
+            <w:color w:val="0000EE"/>
+            <w:u w:val="single"/>
+          </w:rPr>
+          <w:t>賽54:8</w:t>
+        </w:r>
+      </w:hyperlink>
+      <w:r>
+        <w:rPr>
+          <w:lang w:val="zh_TW" w:bidi="zh_TW"/>
+        </w:rPr>
+        <w:t>；</w:t>
+      </w:r>
+      <w:hyperlink r:id="rId30">
+        <w:r>
+          <w:rPr>
+            <w:lang w:val="zh_TW" w:bidi="zh_TW"/>
+          </w:rPr>
+          <w:rPr>
+            <w:color w:val="0000EE"/>
+            <w:u w:val="single"/>
+          </w:rPr>
+          <w:t>珥2:18–32</w:t>
+        </w:r>
+      </w:hyperlink>
+      <w:r>
+        <w:rPr>
+          <w:lang w:val="zh_TW" w:bidi="zh_TW"/>
+        </w:rPr>
+        <w:t>；</w:t>
+      </w:r>
+      <w:hyperlink r:id="rId31">
+        <w:r>
+          <w:rPr>
+            <w:lang w:val="zh_TW" w:bidi="zh_TW"/>
+          </w:rPr>
+          <w:rPr>
+            <w:color w:val="0000EE"/>
+            <w:u w:val="single"/>
+          </w:rPr>
+          <w:t>彌7:18–20</w:t>
+        </w:r>
+      </w:hyperlink>
+      <w:r>
+        <w:rPr>
+          <w:lang w:val="zh_TW" w:bidi="zh_TW"/>
+        </w:rPr>
+        <w:t>），以及脫離困苦和危難（</w:t>
+      </w:r>
+      <w:hyperlink r:id="rId32">
+        <w:r>
+          <w:rPr>
+            <w:lang w:val="zh_TW" w:bidi="zh_TW"/>
+          </w:rPr>
+          <w:rPr>
+            <w:color w:val="0000EE"/>
+            <w:u w:val="single"/>
+          </w:rPr>
+          <w:t>尼9:19–21</w:t>
+        </w:r>
+      </w:hyperlink>
+      <w:r>
+        <w:rPr>
+          <w:lang w:val="zh_TW" w:bidi="zh_TW"/>
+        </w:rPr>
+        <w:t>；</w:t>
+      </w:r>
+      <w:hyperlink r:id="rId33">
+        <w:r>
+          <w:rPr>
+            <w:lang w:val="zh_TW" w:bidi="zh_TW"/>
+          </w:rPr>
+          <w:rPr>
+            <w:color w:val="0000EE"/>
+            <w:u w:val="single"/>
+          </w:rPr>
+          <w:t>詩40:11–17</w:t>
+        </w:r>
+      </w:hyperlink>
+      <w:r>
+        <w:rPr>
+          <w:lang w:val="zh_TW" w:bidi="zh_TW"/>
+        </w:rPr>
+        <w:t>，</w:t>
+      </w:r>
+      <w:hyperlink r:id="rId34">
+        <w:r>
+          <w:rPr>
+            <w:lang w:val="zh_TW" w:bidi="zh_TW"/>
+          </w:rPr>
+          <w:rPr>
+            <w:color w:val="0000EE"/>
+            <w:u w:val="single"/>
+          </w:rPr>
+          <w:t>69:16–36</w:t>
+        </w:r>
+      </w:hyperlink>
+      <w:r>
+        <w:rPr>
+          <w:lang w:val="zh_TW" w:bidi="zh_TW"/>
+        </w:rPr>
+        <w:t>，</w:t>
+      </w:r>
+      <w:hyperlink r:id="rId35">
+        <w:r>
+          <w:rPr>
+            <w:lang w:val="zh_TW" w:bidi="zh_TW"/>
+          </w:rPr>
+          <w:rPr>
+            <w:color w:val="0000EE"/>
+            <w:u w:val="single"/>
+          </w:rPr>
+          <w:t>79:8–9</w:t>
+        </w:r>
+      </w:hyperlink>
+      <w:r>
+        <w:rPr>
+          <w:lang w:val="zh_TW" w:bidi="zh_TW"/>
+        </w:rPr>
+        <w:t>；</w:t>
+      </w:r>
+      <w:hyperlink r:id="rId36">
+        <w:r>
+          <w:rPr>
+            <w:lang w:val="zh_TW" w:bidi="zh_TW"/>
+          </w:rPr>
+          <w:rPr>
+            <w:color w:val="0000EE"/>
+            <w:u w:val="single"/>
+          </w:rPr>
+          <w:t>賽49:10</w:t>
+        </w:r>
+      </w:hyperlink>
+      <w:r>
+        <w:rPr>
+          <w:lang w:val="zh_TW" w:bidi="zh_TW"/>
+        </w:rPr>
+        <w:t>）。</w:t>
       </w:r>
     </w:p>
     <w:p>
@@ -356,61 +716,295 @@
         <w:rPr>
           <w:lang w:val="zh_TW" w:bidi="zh_TW"/>
         </w:rPr>
-        <w:t>良知亦會認可、判定或裁決某人是否無辜，與讓人意識到自己犯錯同樣重要。保羅說：「我雖不覺得自己有錯」（</w:t>
-      </w:r>
-      <w:hyperlink r:id="rId17">
-        <w:r>
-          <w:rPr>
-            <w:lang w:val="zh_TW" w:bidi="zh_TW"/>
-          </w:rPr>
-          <w:rPr>
-            <w:color w:val="0000EE"/>
-            <w:u w:val="single"/>
-          </w:rPr>
-          <w:t>林前4:4</w:t>
-        </w:r>
-      </w:hyperlink>
-      <w:r>
-        <w:rPr>
-          <w:lang w:val="zh_TW" w:bidi="zh_TW"/>
-        </w:rPr>
-        <w:t>）。然而，良心既不能完美地判定是非，也不能充分指引一個人。保羅接著說：「卻也不能因此得以稱義；但判斷我的乃是主。」保羅在另一段經文說，他的良心證明他所說的是實話。他將良心認可之事與聖靈聯繫起來（</w:t>
-      </w:r>
-      <w:hyperlink r:id="rId18">
-        <w:r>
-          <w:rPr>
-            <w:lang w:val="zh_TW" w:bidi="zh_TW"/>
-          </w:rPr>
-          <w:rPr>
-            <w:color w:val="0000EE"/>
-            <w:u w:val="single"/>
-          </w:rPr>
-          <w:t>羅9:1</w:t>
-        </w:r>
-      </w:hyperlink>
-      <w:r>
-        <w:rPr>
-          <w:lang w:val="zh_TW" w:bidi="zh_TW"/>
-        </w:rPr>
-        <w:t>；參</w:t>
-      </w:r>
-      <w:hyperlink r:id="rId19">
-        <w:r>
-          <w:rPr>
-            <w:lang w:val="zh_TW" w:bidi="zh_TW"/>
-          </w:rPr>
-          <w:rPr>
-            <w:color w:val="0000EE"/>
-            <w:u w:val="single"/>
-          </w:rPr>
-          <w:t>林後1:12</w:t>
-        </w:r>
-      </w:hyperlink>
-      <w:r>
-        <w:rPr>
-          <w:lang w:val="zh_TW" w:bidi="zh_TW"/>
-        </w:rPr>
-        <w:t>），但他並沒有詳細說明兩者之間的關係。</w:t>
+        <w:t>由於以色列作為聖約子民，從神的慈愛和信實中學習到的功課，虔誠的猶太人在有需要的時候，自然會向神呼求憐憫與赦免，這在懺悔的詩篇中表達得非常動人（</w:t>
+      </w:r>
+      <w:hyperlink r:id="rId37">
+        <w:r>
+          <w:rPr>
+            <w:lang w:val="zh_TW" w:bidi="zh_TW"/>
+          </w:rPr>
+          <w:rPr>
+            <w:color w:val="0000EE"/>
+            <w:u w:val="single"/>
+          </w:rPr>
+          <w:t>詩6</w:t>
+        </w:r>
+      </w:hyperlink>
+      <w:r>
+        <w:rPr>
+          <w:lang w:val="zh_TW" w:bidi="zh_TW"/>
+        </w:rPr>
+        <w:t>，</w:t>
+      </w:r>
+      <w:hyperlink r:id="rId38">
+        <w:r>
+          <w:rPr>
+            <w:lang w:val="zh_TW" w:bidi="zh_TW"/>
+          </w:rPr>
+          <w:rPr>
+            <w:color w:val="0000EE"/>
+            <w:u w:val="single"/>
+          </w:rPr>
+          <w:t>32</w:t>
+        </w:r>
+      </w:hyperlink>
+      <w:r>
+        <w:rPr>
+          <w:lang w:val="zh_TW" w:bidi="zh_TW"/>
+        </w:rPr>
+        <w:t>，</w:t>
+      </w:r>
+      <w:hyperlink r:id="rId39">
+        <w:r>
+          <w:rPr>
+            <w:lang w:val="zh_TW" w:bidi="zh_TW"/>
+          </w:rPr>
+          <w:rPr>
+            <w:color w:val="0000EE"/>
+            <w:u w:val="single"/>
+          </w:rPr>
+          <w:t>38</w:t>
+        </w:r>
+      </w:hyperlink>
+      <w:r>
+        <w:rPr>
+          <w:lang w:val="zh_TW" w:bidi="zh_TW"/>
+        </w:rPr>
+        <w:t>，</w:t>
+      </w:r>
+      <w:hyperlink r:id="rId40">
+        <w:r>
+          <w:rPr>
+            <w:lang w:val="zh_TW" w:bidi="zh_TW"/>
+          </w:rPr>
+          <w:rPr>
+            <w:color w:val="0000EE"/>
+            <w:u w:val="single"/>
+          </w:rPr>
+          <w:t>51</w:t>
+        </w:r>
+      </w:hyperlink>
+      <w:r>
+        <w:rPr>
+          <w:lang w:val="zh_TW" w:bidi="zh_TW"/>
+        </w:rPr>
+        <w:t>，</w:t>
+      </w:r>
+      <w:hyperlink r:id="rId41">
+        <w:r>
+          <w:rPr>
+            <w:lang w:val="zh_TW" w:bidi="zh_TW"/>
+          </w:rPr>
+          <w:rPr>
+            <w:color w:val="0000EE"/>
+            <w:u w:val="single"/>
+          </w:rPr>
+          <w:t>102</w:t>
+        </w:r>
+      </w:hyperlink>
+      <w:r>
+        <w:rPr>
+          <w:lang w:val="zh_TW" w:bidi="zh_TW"/>
+        </w:rPr>
+        <w:t>，</w:t>
+      </w:r>
+      <w:hyperlink r:id="rId42">
+        <w:r>
+          <w:rPr>
+            <w:lang w:val="zh_TW" w:bidi="zh_TW"/>
+          </w:rPr>
+          <w:rPr>
+            <w:color w:val="0000EE"/>
+            <w:u w:val="single"/>
+          </w:rPr>
+          <w:t>130</w:t>
+        </w:r>
+      </w:hyperlink>
+      <w:r>
+        <w:rPr>
+          <w:lang w:val="zh_TW" w:bidi="zh_TW"/>
+        </w:rPr>
+        <w:t>，</w:t>
+      </w:r>
+      <w:hyperlink r:id="rId43">
+        <w:r>
+          <w:rPr>
+            <w:lang w:val="zh_TW" w:bidi="zh_TW"/>
+          </w:rPr>
+          <w:rPr>
+            <w:color w:val="0000EE"/>
+            <w:u w:val="single"/>
+          </w:rPr>
+          <w:t>143</w:t>
+        </w:r>
+      </w:hyperlink>
+      <w:r>
+        <w:rPr>
+          <w:lang w:val="zh_TW" w:bidi="zh_TW"/>
+        </w:rPr>
+        <w:t>），以及其他舊約經文（</w:t>
+      </w:r>
+      <w:hyperlink r:id="rId44">
+        <w:r>
+          <w:rPr>
+            <w:lang w:val="zh_TW" w:bidi="zh_TW"/>
+          </w:rPr>
+          <w:rPr>
+            <w:color w:val="0000EE"/>
+            <w:u w:val="single"/>
+          </w:rPr>
+          <w:t>出34:6</w:t>
+        </w:r>
+      </w:hyperlink>
+      <w:r>
+        <w:rPr>
+          <w:lang w:val="zh_TW" w:bidi="zh_TW"/>
+        </w:rPr>
+        <w:t>；</w:t>
+      </w:r>
+      <w:hyperlink r:id="rId45">
+        <w:r>
+          <w:rPr>
+            <w:lang w:val="zh_TW" w:bidi="zh_TW"/>
+          </w:rPr>
+          <w:rPr>
+            <w:color w:val="0000EE"/>
+            <w:u w:val="single"/>
+          </w:rPr>
+          <w:t>尼9:17</w:t>
+        </w:r>
+      </w:hyperlink>
+      <w:r>
+        <w:rPr>
+          <w:lang w:val="zh_TW" w:bidi="zh_TW"/>
+        </w:rPr>
+        <w:t>；</w:t>
+      </w:r>
+      <w:hyperlink r:id="rId46">
+        <w:r>
+          <w:rPr>
+            <w:lang w:val="zh_TW" w:bidi="zh_TW"/>
+          </w:rPr>
+          <w:rPr>
+            <w:color w:val="0000EE"/>
+            <w:u w:val="single"/>
+          </w:rPr>
+          <w:t>詩57</w:t>
+        </w:r>
+      </w:hyperlink>
+      <w:r>
+        <w:rPr>
+          <w:lang w:val="zh_TW" w:bidi="zh_TW"/>
+        </w:rPr>
+        <w:t>，</w:t>
+      </w:r>
+      <w:hyperlink r:id="rId47">
+        <w:r>
+          <w:rPr>
+            <w:lang w:val="zh_TW" w:bidi="zh_TW"/>
+          </w:rPr>
+          <w:rPr>
+            <w:color w:val="0000EE"/>
+            <w:u w:val="single"/>
+          </w:rPr>
+          <w:t>79</w:t>
+        </w:r>
+      </w:hyperlink>
+      <w:r>
+        <w:rPr>
+          <w:lang w:val="zh_TW" w:bidi="zh_TW"/>
+        </w:rPr>
+        <w:t>，</w:t>
+      </w:r>
+      <w:hyperlink r:id="rId48">
+        <w:r>
+          <w:rPr>
+            <w:lang w:val="zh_TW" w:bidi="zh_TW"/>
+          </w:rPr>
+          <w:rPr>
+            <w:color w:val="0000EE"/>
+            <w:u w:val="single"/>
+          </w:rPr>
+          <w:t>86</w:t>
+        </w:r>
+      </w:hyperlink>
+      <w:r>
+        <w:rPr>
+          <w:lang w:val="zh_TW" w:bidi="zh_TW"/>
+        </w:rPr>
+        <w:t>，</w:t>
+      </w:r>
+      <w:hyperlink r:id="rId49">
+        <w:r>
+          <w:rPr>
+            <w:lang w:val="zh_TW" w:bidi="zh_TW"/>
+          </w:rPr>
+          <w:rPr>
+            <w:color w:val="0000EE"/>
+            <w:u w:val="single"/>
+          </w:rPr>
+          <w:t>123</w:t>
+        </w:r>
+      </w:hyperlink>
+      <w:r>
+        <w:rPr>
+          <w:lang w:val="zh_TW" w:bidi="zh_TW"/>
+        </w:rPr>
+        <w:t>；</w:t>
+      </w:r>
+      <w:hyperlink r:id="rId50">
+        <w:r>
+          <w:rPr>
+            <w:lang w:val="zh_TW" w:bidi="zh_TW"/>
+          </w:rPr>
+          <w:rPr>
+            <w:color w:val="0000EE"/>
+            <w:u w:val="single"/>
+          </w:rPr>
+          <w:t>賽33:1–6</w:t>
+        </w:r>
+      </w:hyperlink>
+      <w:r>
+        <w:rPr>
+          <w:lang w:val="zh_TW" w:bidi="zh_TW"/>
+        </w:rPr>
+        <w:t>；</w:t>
+      </w:r>
+      <w:hyperlink r:id="rId51">
+        <w:r>
+          <w:rPr>
+            <w:lang w:val="zh_TW" w:bidi="zh_TW"/>
+          </w:rPr>
+          <w:rPr>
+            <w:color w:val="0000EE"/>
+            <w:u w:val="single"/>
+          </w:rPr>
+          <w:t>但9:3–19</w:t>
+        </w:r>
+      </w:hyperlink>
+      <w:r>
+        <w:rPr>
+          <w:lang w:val="zh_TW" w:bidi="zh_TW"/>
+        </w:rPr>
+        <w:t>；</w:t>
+      </w:r>
+      <w:hyperlink r:id="rId52">
+        <w:r>
+          <w:rPr>
+            <w:lang w:val="zh_TW" w:bidi="zh_TW"/>
+          </w:rPr>
+          <w:rPr>
+            <w:color w:val="0000EE"/>
+            <w:u w:val="single"/>
+          </w:rPr>
+          <w:t>珥2:13</w:t>
+        </w:r>
+      </w:hyperlink>
+      <w:r>
+        <w:rPr>
+          <w:lang w:val="zh_TW" w:bidi="zh_TW"/>
+        </w:rPr>
+        <w:t>）。悔改的人記得神的憐憫，使他們對神的恩惠和與祂和好的盼望，充滿信心。</w:t>
       </w:r>
     </w:p>
     <w:p>
@@ -424,72 +1018,126 @@
         <w:rPr>
           <w:lang w:val="zh_TW" w:bidi="zh_TW"/>
         </w:rPr>
-        <w:t>保羅為自己的事工，向哥林多教會辯護，要求他們憑著其判斷，看看他的行為是對是錯。他們應該能藉著自己的良心來作判斷（</w:t>
-      </w:r>
-      <w:hyperlink r:id="rId20">
-        <w:r>
-          <w:rPr>
-            <w:lang w:val="zh_TW" w:bidi="zh_TW"/>
-          </w:rPr>
-          <w:rPr>
-            <w:color w:val="0000EE"/>
-            <w:u w:val="single"/>
-          </w:rPr>
-          <w:t>林後4:1–2</w:t>
-        </w:r>
-      </w:hyperlink>
-      <w:r>
-        <w:rPr>
-          <w:lang w:val="zh_TW" w:bidi="zh_TW"/>
-        </w:rPr>
-        <w:t>）。保羅深信，神知道驅使他行事的動機，所以他盼望哥林多人也能藉著良心認出，這動機是出於「敬畏主」（</w:t>
-      </w:r>
-      <w:hyperlink r:id="rId21">
-        <w:r>
-          <w:rPr>
-            <w:lang w:val="zh_TW" w:bidi="zh_TW"/>
-          </w:rPr>
-          <w:rPr>
-            <w:color w:val="0000EE"/>
-            <w:u w:val="single"/>
-          </w:rPr>
-          <w:t>5:11</w:t>
-        </w:r>
-      </w:hyperlink>
-      <w:r>
-        <w:rPr>
-          <w:lang w:val="zh_TW" w:bidi="zh_TW"/>
-        </w:rPr>
-        <w:t>）。保羅寫信給提摩太時，把「無虧的良心」與「無偽的信心」相提並論（</w:t>
-      </w:r>
-      <w:hyperlink r:id="rId22">
-        <w:r>
-          <w:rPr>
-            <w:lang w:val="zh_TW" w:bidi="zh_TW"/>
-          </w:rPr>
-          <w:rPr>
-            <w:color w:val="0000EE"/>
-            <w:u w:val="single"/>
-          </w:rPr>
-          <w:t>提前1:5</w:t>
-        </w:r>
-      </w:hyperlink>
-      <w:r>
-        <w:rPr>
-          <w:lang w:val="zh_TW" w:bidi="zh_TW"/>
-        </w:rPr>
-        <w:t>）。當人不再照著基督信仰而活，他們的良心就可能「如同被熱鐵烙慣了一般」。這表示他們因不斷行惡，無法再分辨對錯（</w:t>
-      </w:r>
-      <w:hyperlink r:id="rId23">
-        <w:r>
-          <w:rPr>
-            <w:lang w:val="zh_TW" w:bidi="zh_TW"/>
-          </w:rPr>
-          <w:rPr>
-            <w:color w:val="0000EE"/>
-            <w:u w:val="single"/>
-          </w:rPr>
-          <w:t>4:2</w:t>
+        <w:t>在新約中，描述耶穌對有需要的人所表現出來的憐憫時，使用了一個非常生動的希臘文詞語（</w:t>
+      </w:r>
+      <w:hyperlink r:id="rId53">
+        <w:r>
+          <w:rPr>
+            <w:lang w:val="zh_TW" w:bidi="zh_TW"/>
+          </w:rPr>
+          <w:rPr>
+            <w:color w:val="0000EE"/>
+            <w:u w:val="single"/>
+          </w:rPr>
+          <w:t>太9:36</w:t>
+        </w:r>
+      </w:hyperlink>
+      <w:r>
+        <w:rPr>
+          <w:lang w:val="zh_TW" w:bidi="zh_TW"/>
+        </w:rPr>
+        <w:t>，</w:t>
+      </w:r>
+      <w:hyperlink r:id="rId54">
+        <w:r>
+          <w:rPr>
+            <w:lang w:val="zh_TW" w:bidi="zh_TW"/>
+          </w:rPr>
+          <w:rPr>
+            <w:color w:val="0000EE"/>
+            <w:u w:val="single"/>
+          </w:rPr>
+          <w:t>14:14</w:t>
+        </w:r>
+      </w:hyperlink>
+      <w:r>
+        <w:rPr>
+          <w:lang w:val="zh_TW" w:bidi="zh_TW"/>
+        </w:rPr>
+        <w:t>，</w:t>
+      </w:r>
+      <w:hyperlink r:id="rId55">
+        <w:r>
+          <w:rPr>
+            <w:lang w:val="zh_TW" w:bidi="zh_TW"/>
+          </w:rPr>
+          <w:rPr>
+            <w:color w:val="0000EE"/>
+            <w:u w:val="single"/>
+          </w:rPr>
+          <w:t>20:34</w:t>
+        </w:r>
+      </w:hyperlink>
+      <w:r>
+        <w:rPr>
+          <w:lang w:val="zh_TW" w:bidi="zh_TW"/>
+        </w:rPr>
+        <w:t>）。通過這個強烈的動詞（字面意思是「內心深受感動」），表達了祂對他們的憐憫和慈悲。希伯來人認為內心深處是情感的中心，特別是最溫柔的仁愛之情。描述耶穌深受感動並立即採取行動來減輕人們的痛苦——醫治（</w:t>
+      </w:r>
+      <w:hyperlink r:id="rId55">
+        <w:r>
+          <w:rPr>
+            <w:lang w:val="zh_TW" w:bidi="zh_TW"/>
+          </w:rPr>
+          <w:rPr>
+            <w:color w:val="0000EE"/>
+            <w:u w:val="single"/>
+          </w:rPr>
+          <w:t>太20:34</w:t>
+        </w:r>
+      </w:hyperlink>
+      <w:r>
+        <w:rPr>
+          <w:lang w:val="zh_TW" w:bidi="zh_TW"/>
+        </w:rPr>
+        <w:t>；</w:t>
+      </w:r>
+      <w:hyperlink r:id="rId56">
+        <w:r>
+          <w:rPr>
+            <w:lang w:val="zh_TW" w:bidi="zh_TW"/>
+          </w:rPr>
+          <w:rPr>
+            <w:color w:val="0000EE"/>
+            <w:u w:val="single"/>
+          </w:rPr>
+          <w:t>可1:41</w:t>
+        </w:r>
+      </w:hyperlink>
+      <w:r>
+        <w:rPr>
+          <w:lang w:val="zh_TW" w:bidi="zh_TW"/>
+        </w:rPr>
+        <w:t>）、使死人復活（</w:t>
+      </w:r>
+      <w:hyperlink r:id="rId57">
+        <w:r>
+          <w:rPr>
+            <w:lang w:val="zh_TW" w:bidi="zh_TW"/>
+          </w:rPr>
+          <w:rPr>
+            <w:color w:val="0000EE"/>
+            <w:u w:val="single"/>
+          </w:rPr>
+          <w:t>路7:13</w:t>
+        </w:r>
+      </w:hyperlink>
+      <w:r>
+        <w:rPr>
+          <w:lang w:val="zh_TW" w:bidi="zh_TW"/>
+        </w:rPr>
+        <w:t>）、並餵飽飢餓的人（</w:t>
+      </w:r>
+      <w:hyperlink r:id="rId58">
+        <w:r>
+          <w:rPr>
+            <w:lang w:val="zh_TW" w:bidi="zh_TW"/>
+          </w:rPr>
+          <w:rPr>
+            <w:color w:val="0000EE"/>
+            <w:u w:val="single"/>
+          </w:rPr>
+          <w:t>太15:32</w:t>
         </w:r>
       </w:hyperlink>
       <w:r>
@@ -510,54 +1158,180 @@
         <w:rPr>
           <w:lang w:val="zh_TW" w:bidi="zh_TW"/>
         </w:rPr>
-        <w:t>保羅在哥林多前書，回答可否吃祭偶像之物的問題。他談到良心如何判斷人過去與將來的行為（</w:t>
-      </w:r>
-      <w:hyperlink r:id="rId24">
-        <w:r>
-          <w:rPr>
-            <w:lang w:val="zh_TW" w:bidi="zh_TW"/>
-          </w:rPr>
-          <w:rPr>
-            <w:color w:val="0000EE"/>
-            <w:u w:val="single"/>
-          </w:rPr>
-          <w:t>林前8–10章</w:t>
-        </w:r>
-      </w:hyperlink>
-      <w:r>
-        <w:rPr>
-          <w:lang w:val="zh_TW" w:bidi="zh_TW"/>
-        </w:rPr>
-        <w:t>）。有哥林多信徒良心「軟弱」，因為他們認為吃祭過偶像的食物是錯的（</w:t>
-      </w:r>
-      <w:hyperlink r:id="rId25">
-        <w:r>
-          <w:rPr>
-            <w:lang w:val="zh_TW" w:bidi="zh_TW"/>
-          </w:rPr>
-          <w:rPr>
-            <w:color w:val="0000EE"/>
-            <w:u w:val="single"/>
-          </w:rPr>
-          <w:t>林前8:7</w:t>
-        </w:r>
-      </w:hyperlink>
-      <w:r>
-        <w:rPr>
-          <w:lang w:val="zh_TW" w:bidi="zh_TW"/>
-        </w:rPr>
-        <w:t>）。他們並不知道一切食物都可以吃，都是「潔淨」的（</w:t>
-      </w:r>
-      <w:hyperlink r:id="rId26">
-        <w:r>
-          <w:rPr>
-            <w:lang w:val="zh_TW" w:bidi="zh_TW"/>
-          </w:rPr>
-          <w:rPr>
-            <w:color w:val="0000EE"/>
-            <w:u w:val="single"/>
-          </w:rPr>
-          <w:t>羅14:20</w:t>
+        <w:t>舊約中神對聖約子民憐憫的概念，在新約中也出現（</w:t>
+      </w:r>
+      <w:hyperlink r:id="rId59">
+        <w:r>
+          <w:rPr>
+            <w:lang w:val="zh_TW" w:bidi="zh_TW"/>
+          </w:rPr>
+          <w:rPr>
+            <w:color w:val="0000EE"/>
+            <w:u w:val="single"/>
+          </w:rPr>
+          <w:t>路1:50、54、72、78</w:t>
+        </w:r>
+      </w:hyperlink>
+      <w:r>
+        <w:rPr>
+          <w:lang w:val="zh_TW" w:bidi="zh_TW"/>
+        </w:rPr>
+        <w:t>；</w:t>
+      </w:r>
+      <w:hyperlink r:id="rId18">
+        <w:r>
+          <w:rPr>
+            <w:lang w:val="zh_TW" w:bidi="zh_TW"/>
+          </w:rPr>
+          <w:rPr>
+            <w:color w:val="0000EE"/>
+            <w:u w:val="single"/>
+          </w:rPr>
+          <w:t>弗2:4</w:t>
+        </w:r>
+      </w:hyperlink>
+      <w:r>
+        <w:rPr>
+          <w:lang w:val="zh_TW" w:bidi="zh_TW"/>
+        </w:rPr>
+        <w:t>；</w:t>
+      </w:r>
+      <w:hyperlink r:id="rId60">
+        <w:r>
+          <w:rPr>
+            <w:lang w:val="zh_TW" w:bidi="zh_TW"/>
+          </w:rPr>
+          <w:rPr>
+            <w:color w:val="0000EE"/>
+            <w:u w:val="single"/>
+          </w:rPr>
+          <w:t>提前1:2</w:t>
+        </w:r>
+      </w:hyperlink>
+      <w:r>
+        <w:rPr>
+          <w:lang w:val="zh_TW" w:bidi="zh_TW"/>
+        </w:rPr>
+        <w:t>；</w:t>
+      </w:r>
+      <w:hyperlink r:id="rId61">
+        <w:r>
+          <w:rPr>
+            <w:lang w:val="zh_TW" w:bidi="zh_TW"/>
+          </w:rPr>
+          <w:rPr>
+            <w:color w:val="0000EE"/>
+            <w:u w:val="single"/>
+          </w:rPr>
+          <w:t>彼前1:3</w:t>
+        </w:r>
+      </w:hyperlink>
+      <w:r>
+        <w:rPr>
+          <w:lang w:val="zh_TW" w:bidi="zh_TW"/>
+        </w:rPr>
+        <w:t>，</w:t>
+      </w:r>
+      <w:hyperlink r:id="rId62">
+        <w:r>
+          <w:rPr>
+            <w:lang w:val="zh_TW" w:bidi="zh_TW"/>
+          </w:rPr>
+          <w:rPr>
+            <w:color w:val="0000EE"/>
+            <w:u w:val="single"/>
+          </w:rPr>
+          <w:t>2:10</w:t>
+        </w:r>
+      </w:hyperlink>
+      <w:r>
+        <w:rPr>
+          <w:lang w:val="zh_TW" w:bidi="zh_TW"/>
+        </w:rPr>
+        <w:t>）。新約中「憐憫」最典型的用法是指神藉著耶穌基督為人提供的救恩（</w:t>
+      </w:r>
+      <w:hyperlink r:id="rId63">
+        <w:r>
+          <w:rPr>
+            <w:lang w:val="zh_TW" w:bidi="zh_TW"/>
+          </w:rPr>
+          <w:rPr>
+            <w:color w:val="0000EE"/>
+            <w:u w:val="single"/>
+          </w:rPr>
+          <w:t>羅11:30–32</w:t>
+        </w:r>
+      </w:hyperlink>
+      <w:r>
+        <w:rPr>
+          <w:lang w:val="zh_TW" w:bidi="zh_TW"/>
+        </w:rPr>
+        <w:t>；</w:t>
+      </w:r>
+      <w:hyperlink r:id="rId18">
+        <w:r>
+          <w:rPr>
+            <w:lang w:val="zh_TW" w:bidi="zh_TW"/>
+          </w:rPr>
+          <w:rPr>
+            <w:color w:val="0000EE"/>
+            <w:u w:val="single"/>
+          </w:rPr>
+          <w:t>弗2:4</w:t>
+        </w:r>
+      </w:hyperlink>
+      <w:r>
+        <w:rPr>
+          <w:lang w:val="zh_TW" w:bidi="zh_TW"/>
+        </w:rPr>
+        <w:t>）。神是「發慈悲的父」（</w:t>
+      </w:r>
+      <w:hyperlink r:id="rId64">
+        <w:r>
+          <w:rPr>
+            <w:lang w:val="zh_TW" w:bidi="zh_TW"/>
+          </w:rPr>
+          <w:rPr>
+            <w:color w:val="0000EE"/>
+            <w:u w:val="single"/>
+          </w:rPr>
+          <w:t>林後1:3</w:t>
+        </w:r>
+      </w:hyperlink>
+      <w:r>
+        <w:rPr>
+          <w:lang w:val="zh_TW" w:bidi="zh_TW"/>
+        </w:rPr>
+        <w:t>），祂將這恩惠賜給那些相信祂兒子的人。正因為祂「有豐富的憐憫」，祂拯救那些因罪而靈性死亡、注定滅亡的人（</w:t>
+      </w:r>
+      <w:hyperlink r:id="rId65">
+        <w:r>
+          <w:rPr>
+            <w:lang w:val="zh_TW" w:bidi="zh_TW"/>
+          </w:rPr>
+          <w:rPr>
+            <w:color w:val="0000EE"/>
+            <w:u w:val="single"/>
+          </w:rPr>
+          <w:t>弗2:4–6</w:t>
+        </w:r>
+      </w:hyperlink>
+      <w:r>
+        <w:rPr>
+          <w:lang w:val="zh_TW" w:bidi="zh_TW"/>
+        </w:rPr>
+        <w:t>）。人因神的憐憫而得赦免並被賜予永生（</w:t>
+      </w:r>
+      <w:hyperlink r:id="rId66">
+        <w:r>
+          <w:rPr>
+            <w:lang w:val="zh_TW" w:bidi="zh_TW"/>
+          </w:rPr>
+          <w:rPr>
+            <w:color w:val="0000EE"/>
+            <w:u w:val="single"/>
+          </w:rPr>
+          <w:t>提前1:13–16</w:t>
         </w:r>
       </w:hyperlink>
       <w:r>
@@ -565,6 +1339,396 @@
           <w:lang w:val="zh_TW" w:bidi="zh_TW"/>
         </w:rPr>
         <w:t>）。</w:t>
+      </w:r>
+    </w:p>
+    <w:p>
+      <w:pPr>
+        <w:pStyle w:val="Heading3"/>
+      </w:pPr>
+      <w:r>
+        <w:rPr>
+          <w:lang w:val="zh_TW" w:bidi="zh_TW"/>
+        </w:rPr>
+        <w:t>人們有責任對他人施予憐憫</w:t>
+      </w:r>
+    </w:p>
+    <w:p>
+      <w:pPr/>
+      <w:r>
+        <w:rPr>
+          <w:lang w:val="zh_TW" w:bidi="zh_TW"/>
+        </w:rPr>
+      </w:r>
+      <w:r>
+        <w:rPr>
+          <w:lang w:val="zh_TW" w:bidi="zh_TW"/>
+        </w:rPr>
+        <w:t>無論人是否配得或忠誠，神也白白地施恩憐憫，因此人也應當對他人施憐憫，即使他們不配或不尋求。實際上，人被命令要憐憫他人，尤其是窮人、困苦者、寡婦和孤兒（</w:t>
+      </w:r>
+      <w:hyperlink r:id="rId67">
+        <w:r>
+          <w:rPr>
+            <w:lang w:val="zh_TW" w:bidi="zh_TW"/>
+          </w:rPr>
+          <w:rPr>
+            <w:color w:val="0000EE"/>
+            <w:u w:val="single"/>
+          </w:rPr>
+          <w:t>箴14:31，</w:t>
+        </w:r>
+      </w:hyperlink>
+      <w:hyperlink r:id="rId68">
+        <w:r>
+          <w:rPr>
+            <w:lang w:val="zh_TW" w:bidi="zh_TW"/>
+          </w:rPr>
+          <w:rPr>
+            <w:color w:val="0000EE"/>
+            <w:u w:val="single"/>
+          </w:rPr>
+          <w:t>19:17</w:t>
+        </w:r>
+      </w:hyperlink>
+      <w:r>
+        <w:rPr>
+          <w:lang w:val="zh_TW" w:bidi="zh_TW"/>
+        </w:rPr>
+        <w:t>；</w:t>
+      </w:r>
+      <w:hyperlink r:id="rId69">
+        <w:r>
+          <w:rPr>
+            <w:lang w:val="zh_TW" w:bidi="zh_TW"/>
+          </w:rPr>
+          <w:rPr>
+            <w:color w:val="0000EE"/>
+            <w:u w:val="single"/>
+          </w:rPr>
+          <w:t>彌6:8</w:t>
+        </w:r>
+      </w:hyperlink>
+      <w:r>
+        <w:rPr>
+          <w:lang w:val="zh_TW" w:bidi="zh_TW"/>
+        </w:rPr>
+        <w:t>；</w:t>
+      </w:r>
+      <w:hyperlink r:id="rId70">
+        <w:r>
+          <w:rPr>
+            <w:lang w:val="zh_TW" w:bidi="zh_TW"/>
+          </w:rPr>
+          <w:rPr>
+            <w:color w:val="0000EE"/>
+            <w:u w:val="single"/>
+          </w:rPr>
+          <w:t>亞7:9–10</w:t>
+        </w:r>
+      </w:hyperlink>
+      <w:r>
+        <w:rPr>
+          <w:lang w:val="zh_TW" w:bidi="zh_TW"/>
+        </w:rPr>
+        <w:t>；</w:t>
+      </w:r>
+      <w:hyperlink r:id="rId71">
+        <w:r>
+          <w:rPr>
+            <w:lang w:val="zh_TW" w:bidi="zh_TW"/>
+          </w:rPr>
+          <w:rPr>
+            <w:color w:val="0000EE"/>
+            <w:u w:val="single"/>
+          </w:rPr>
+          <w:t>西3:12</w:t>
+        </w:r>
+      </w:hyperlink>
+      <w:r>
+        <w:rPr>
+          <w:lang w:val="zh_TW" w:bidi="zh_TW"/>
+        </w:rPr>
+        <w:t>）。神看重憐憫勝過儀式上的獻祭（</w:t>
+      </w:r>
+      <w:hyperlink r:id="rId72">
+        <w:r>
+          <w:rPr>
+            <w:lang w:val="zh_TW" w:bidi="zh_TW"/>
+          </w:rPr>
+          <w:rPr>
+            <w:color w:val="0000EE"/>
+            <w:u w:val="single"/>
+          </w:rPr>
+          <w:t>太9:13</w:t>
+        </w:r>
+      </w:hyperlink>
+      <w:r>
+        <w:rPr>
+          <w:lang w:val="zh_TW" w:bidi="zh_TW"/>
+        </w:rPr>
+        <w:t>）。神在基督裡所顯的憐憫，實際上使人有義務像神對待他們一樣對待他人。主將憐憫作為祂教導的基礎（</w:t>
+      </w:r>
+      <w:hyperlink r:id="rId73">
+        <w:r>
+          <w:rPr>
+            <w:lang w:val="zh_TW" w:bidi="zh_TW"/>
+          </w:rPr>
+          <w:rPr>
+            <w:color w:val="0000EE"/>
+            <w:u w:val="single"/>
+          </w:rPr>
+          <w:t>太5:7</w:t>
+        </w:r>
+      </w:hyperlink>
+      <w:r>
+        <w:rPr>
+          <w:lang w:val="zh_TW" w:bidi="zh_TW"/>
+        </w:rPr>
+        <w:t>，</w:t>
+      </w:r>
+      <w:hyperlink r:id="rId72">
+        <w:r>
+          <w:rPr>
+            <w:lang w:val="zh_TW" w:bidi="zh_TW"/>
+          </w:rPr>
+          <w:rPr>
+            <w:color w:val="0000EE"/>
+            <w:u w:val="single"/>
+          </w:rPr>
+          <w:t>9:13</w:t>
+        </w:r>
+      </w:hyperlink>
+      <w:r>
+        <w:rPr>
+          <w:lang w:val="zh_TW" w:bidi="zh_TW"/>
+        </w:rPr>
+        <w:t>，</w:t>
+      </w:r>
+      <w:hyperlink r:id="rId74">
+        <w:r>
+          <w:rPr>
+            <w:lang w:val="zh_TW" w:bidi="zh_TW"/>
+          </w:rPr>
+          <w:rPr>
+            <w:color w:val="0000EE"/>
+            <w:u w:val="single"/>
+          </w:rPr>
+          <w:t>12:7</w:t>
+        </w:r>
+      </w:hyperlink>
+      <w:r>
+        <w:rPr>
+          <w:lang w:val="zh_TW" w:bidi="zh_TW"/>
+        </w:rPr>
+        <w:t>，</w:t>
+      </w:r>
+      <w:hyperlink r:id="rId75">
+        <w:r>
+          <w:rPr>
+            <w:lang w:val="zh_TW" w:bidi="zh_TW"/>
+          </w:rPr>
+          <w:rPr>
+            <w:color w:val="0000EE"/>
+            <w:u w:val="single"/>
+          </w:rPr>
+          <w:t>23:23</w:t>
+        </w:r>
+      </w:hyperlink>
+      <w:r>
+        <w:rPr>
+          <w:lang w:val="zh_TW" w:bidi="zh_TW"/>
+        </w:rPr>
+        <w:t>；</w:t>
+      </w:r>
+      <w:hyperlink r:id="rId76">
+        <w:r>
+          <w:rPr>
+            <w:lang w:val="zh_TW" w:bidi="zh_TW"/>
+          </w:rPr>
+          <w:rPr>
+            <w:color w:val="0000EE"/>
+            <w:u w:val="single"/>
+          </w:rPr>
+          <w:t>路6:36</w:t>
+        </w:r>
+      </w:hyperlink>
+      <w:r>
+        <w:rPr>
+          <w:lang w:val="zh_TW" w:bidi="zh_TW"/>
+        </w:rPr>
+        <w:t>，</w:t>
+      </w:r>
+      <w:hyperlink r:id="rId77">
+        <w:r>
+          <w:rPr>
+            <w:lang w:val="zh_TW" w:bidi="zh_TW"/>
+          </w:rPr>
+          <w:rPr>
+            <w:color w:val="0000EE"/>
+            <w:u w:val="single"/>
+          </w:rPr>
+          <w:t>10:37</w:t>
+        </w:r>
+      </w:hyperlink>
+      <w:r>
+        <w:rPr>
+          <w:lang w:val="zh_TW" w:bidi="zh_TW"/>
+        </w:rPr>
+        <w:t>；</w:t>
+      </w:r>
+      <w:hyperlink r:id="rId78">
+        <w:r>
+          <w:rPr>
+            <w:lang w:val="zh_TW" w:bidi="zh_TW"/>
+          </w:rPr>
+          <w:rPr>
+            <w:color w:val="0000EE"/>
+            <w:u w:val="single"/>
+          </w:rPr>
+          <w:t>雅3:17</w:t>
+        </w:r>
+      </w:hyperlink>
+      <w:r>
+        <w:rPr>
+          <w:lang w:val="zh_TW" w:bidi="zh_TW"/>
+        </w:rPr>
+        <w:t>）。祂的來臨是在憐憫的背景下被期待和宣告的，這憐憫將成為祂使命的標誌（</w:t>
+      </w:r>
+      <w:hyperlink r:id="rId59">
+        <w:r>
+          <w:rPr>
+            <w:lang w:val="zh_TW" w:bidi="zh_TW"/>
+          </w:rPr>
+          <w:rPr>
+            <w:color w:val="0000EE"/>
+            <w:u w:val="single"/>
+          </w:rPr>
+          <w:t>路1:50、54、72、78</w:t>
+        </w:r>
+      </w:hyperlink>
+      <w:r>
+        <w:rPr>
+          <w:lang w:val="zh_TW" w:bidi="zh_TW"/>
+        </w:rPr>
+        <w:t>）。</w:t>
+      </w:r>
+    </w:p>
+    <w:p>
+      <w:pPr/>
+      <w:r>
+        <w:rPr>
+          <w:lang w:val="zh_TW" w:bidi="zh_TW"/>
+        </w:rPr>
+      </w:r>
+      <w:r>
+        <w:rPr>
+          <w:lang w:val="zh_TW" w:bidi="zh_TW"/>
+        </w:rPr>
+        <w:t>基督徒群體的成員應當彼此憐憫，實際地關心彼此。正如基督在他們需要時，白白地給予他們一樣，他們也應該彼此幫助、救濟、愛護並安慰對方。使徒雅各教導這樣的善行是信心的本質所在（</w:t>
+      </w:r>
+      <w:hyperlink r:id="rId79">
+        <w:r>
+          <w:rPr>
+            <w:lang w:val="zh_TW" w:bidi="zh_TW"/>
+          </w:rPr>
+          <w:rPr>
+            <w:color w:val="0000EE"/>
+            <w:u w:val="single"/>
+          </w:rPr>
+          <w:t>雅2:14–26</w:t>
+        </w:r>
+      </w:hyperlink>
+      <w:r>
+        <w:rPr>
+          <w:lang w:val="zh_TW" w:bidi="zh_TW"/>
+        </w:rPr>
+        <w:t>）。好撒馬利亞人對那位被打劫且受傷之人的憐憫，正是主特別表揚的（</w:t>
+      </w:r>
+      <w:hyperlink r:id="rId80">
+        <w:r>
+          <w:rPr>
+            <w:lang w:val="zh_TW" w:bidi="zh_TW"/>
+          </w:rPr>
+          <w:rPr>
+            <w:color w:val="0000EE"/>
+            <w:u w:val="single"/>
+          </w:rPr>
+          <w:t>路10:36–37</w:t>
+        </w:r>
+      </w:hyperlink>
+      <w:r>
+        <w:rPr>
+          <w:lang w:val="zh_TW" w:bidi="zh_TW"/>
+        </w:rPr>
+        <w:t>）。充滿憐憫是天國子民的一個顯著美德（</w:t>
+      </w:r>
+      <w:hyperlink r:id="rId73">
+        <w:r>
+          <w:rPr>
+            <w:lang w:val="zh_TW" w:bidi="zh_TW"/>
+          </w:rPr>
+          <w:rPr>
+            <w:color w:val="0000EE"/>
+            <w:u w:val="single"/>
+          </w:rPr>
+          <w:t>太5:7</w:t>
+        </w:r>
+      </w:hyperlink>
+      <w:r>
+        <w:rPr>
+          <w:lang w:val="zh_TW" w:bidi="zh_TW"/>
+        </w:rPr>
+        <w:t>）。</w:t>
+      </w:r>
+    </w:p>
+    <w:p>
+      <w:pPr/>
+      <w:r>
+        <w:rPr>
+          <w:lang w:val="zh_TW" w:bidi="zh_TW"/>
+        </w:rPr>
+      </w:r>
+      <w:r>
+        <w:rPr>
+          <w:i/>
+          <w:lang w:val="zh_TW" w:bidi="zh_TW"/>
+        </w:rPr>
+        <w:t>另見</w:t>
+      </w:r>
+      <w:r>
+        <w:rPr>
+          <w:lang w:val="zh_TW" w:bidi="zh_TW"/>
+        </w:rPr>
+        <w:t xml:space="preserve"> </w:t>
+      </w:r>
+      <w:r>
+        <w:rPr>
+          <w:lang w:val="zh_TW" w:bidi="zh_TW"/>
+        </w:rPr>
+        <w:t>神的存在與屬性；</w:t>
+      </w:r>
+      <w:r>
+        <w:rPr>
+          <w:lang w:val="zh_TW" w:bidi="zh_TW"/>
+        </w:rPr>
+        <w:t>恩典</w:t>
+      </w:r>
+      <w:r>
+        <w:rPr>
+          <w:lang w:val="zh_TW" w:bidi="zh_TW"/>
+        </w:rPr>
+        <w:t>；</w:t>
+      </w:r>
+      <w:r>
+        <w:rPr>
+          <w:lang w:val="zh_TW" w:bidi="zh_TW"/>
+        </w:rPr>
+        <w:t>愛</w:t>
+      </w:r>
+      <w:r>
+        <w:rPr>
+          <w:lang w:val="zh_TW" w:bidi="zh_TW"/>
+        </w:rPr>
+        <w:t>。</w:t>
       </w:r>
       <w:r>
         <w:rPr>

--- a/zht/docx/084.content.docx
+++ b/zht/docx/084.content.docx
@@ -149,7 +149,7 @@
         <w:rPr>
           <w:lang w:val="zh_TW" w:bidi="zh_TW"/>
         </w:rPr>
-        <w:t>lian</w:t>
+        <w:t>lei</w:t>
       </w:r>
       <w:r>
         <w:rPr>
@@ -212,7 +212,7 @@
         <w:rPr>
           <w:lang w:val="zh_TW" w:bidi="zh_TW"/>
         </w:rPr>
-        <w:t>憐憫</w:t>
+        <w:t>雷子</w:t>
       </w:r>
       <w:r>
         <w:rPr>
@@ -231,7 +231,7 @@
         <w:rPr>
           <w:lang w:val="zh_TW" w:bidi="zh_TW"/>
         </w:rPr>
-        <w:t>一種神的屬性，神信實地履行祂的應許，並在祂的選民不配和不忠的情況下，仍維持與他們的立約關係（</w:t>
+        <w:t>「半尼其」翻譯出來的意思，即耶穌給雅各和約翰的稱號（</w:t>
       </w:r>
       <w:hyperlink r:id="rId13">
         <w:r>
@@ -242,97 +242,7 @@
             <w:color w:val="0000EE"/>
             <w:u w:val="single"/>
           </w:rPr>
-          <w:t>申30:1–6</w:t>
-        </w:r>
-      </w:hyperlink>
-      <w:r>
-        <w:rPr>
-          <w:lang w:val="zh_TW" w:bidi="zh_TW"/>
-        </w:rPr>
-        <w:t>；</w:t>
-      </w:r>
-      <w:hyperlink r:id="rId14">
-        <w:r>
-          <w:rPr>
-            <w:lang w:val="zh_TW" w:bidi="zh_TW"/>
-          </w:rPr>
-          <w:rPr>
-            <w:color w:val="0000EE"/>
-            <w:u w:val="single"/>
-          </w:rPr>
-          <w:t>賽14:1</w:t>
-        </w:r>
-      </w:hyperlink>
-      <w:r>
-        <w:rPr>
-          <w:lang w:val="zh_TW" w:bidi="zh_TW"/>
-        </w:rPr>
-        <w:t>；</w:t>
-      </w:r>
-      <w:hyperlink r:id="rId15">
-        <w:r>
-          <w:rPr>
-            <w:lang w:val="zh_TW" w:bidi="zh_TW"/>
-          </w:rPr>
-          <w:rPr>
-            <w:color w:val="0000EE"/>
-            <w:u w:val="single"/>
-          </w:rPr>
-          <w:t>結39:25–29</w:t>
-        </w:r>
-      </w:hyperlink>
-      <w:r>
-        <w:rPr>
-          <w:lang w:val="zh_TW" w:bidi="zh_TW"/>
-        </w:rPr>
-        <w:t>；</w:t>
-      </w:r>
-      <w:hyperlink r:id="rId16">
-        <w:r>
-          <w:rPr>
-            <w:lang w:val="zh_TW" w:bidi="zh_TW"/>
-          </w:rPr>
-          <w:rPr>
-            <w:color w:val="0000EE"/>
-            <w:u w:val="single"/>
-          </w:rPr>
-          <w:t>羅9:15–16、23</w:t>
-        </w:r>
-      </w:hyperlink>
-      <w:r>
-        <w:rPr>
-          <w:lang w:val="zh_TW" w:bidi="zh_TW"/>
-        </w:rPr>
-        <w:t>，</w:t>
-      </w:r>
-      <w:hyperlink r:id="rId17">
-        <w:r>
-          <w:rPr>
-            <w:lang w:val="zh_TW" w:bidi="zh_TW"/>
-          </w:rPr>
-          <w:rPr>
-            <w:color w:val="0000EE"/>
-            <w:u w:val="single"/>
-          </w:rPr>
-          <w:t>11:32</w:t>
-        </w:r>
-      </w:hyperlink>
-      <w:r>
-        <w:rPr>
-          <w:lang w:val="zh_TW" w:bidi="zh_TW"/>
-        </w:rPr>
-        <w:t>；</w:t>
-      </w:r>
-      <w:hyperlink r:id="rId18">
-        <w:r>
-          <w:rPr>
-            <w:lang w:val="zh_TW" w:bidi="zh_TW"/>
-          </w:rPr>
-          <w:rPr>
-            <w:color w:val="0000EE"/>
-            <w:u w:val="single"/>
-          </w:rPr>
-          <w:t>弗2:4</w:t>
+          <w:t>可3:17</w:t>
         </w:r>
       </w:hyperlink>
       <w:r>
@@ -340,6 +250,65 @@
           <w:lang w:val="zh_TW" w:bidi="zh_TW"/>
         </w:rPr>
         <w:t>）。</w:t>
+      </w:r>
+      <w:r>
+        <w:rPr>
+          <w:i/>
+          <w:lang w:val="zh_TW" w:bidi="zh_TW"/>
+        </w:rPr>
+        <w:t>見</w:t>
+      </w:r>
+      <w:r>
+        <w:rPr>
+          <w:lang w:val="zh_TW" w:bidi="zh_TW"/>
+        </w:rPr>
+        <w:t xml:space="preserve"> </w:t>
+      </w:r>
+      <w:r>
+        <w:rPr>
+          <w:lang w:val="zh_TW" w:bidi="zh_TW"/>
+        </w:rPr>
+        <w:t>半尼其</w:t>
+      </w:r>
+      <w:r>
+        <w:rPr>
+          <w:lang w:val="zh_TW" w:bidi="zh_TW"/>
+        </w:rPr>
+        <w:t>。</w:t>
+      </w:r>
+      <w:r>
+        <w:rPr>
+          <w:lang w:val="zh_TW" w:bidi="zh_TW"/>
+        </w:rPr>
+      </w:r>
+      <w:r>
+        <w:rPr>
+          <w:lang w:val="zh_TW" w:bidi="zh_TW"/>
+        </w:rPr>
+      </w:r>
+    </w:p>
+    <w:p>
+      <w:pPr/>
+      <w:r>
+        <w:rPr>
+          <w:lang w:val="zh_TW" w:bidi="zh_TW"/>
+        </w:rPr>
+      </w:r>
+    </w:p>
+    <w:p>
+      <w:pPr>
+        <w:pStyle w:val="Heading2"/>
+      </w:pPr>
+      <w:r>
+        <w:rPr>
+          <w:lang w:val="zh_TW" w:bidi="zh_TW"/>
+        </w:rPr>
+        <w:t>雷子</w:t>
+      </w:r>
+      <w:r>
+        <w:rPr>
+          <w:lang w:val="zh_TW" w:bidi="zh_TW"/>
+        </w:rPr>
       </w:r>
     </w:p>
     <w:p>
@@ -353,34 +322,9 @@
         <w:rPr>
           <w:lang w:val="zh_TW" w:bidi="zh_TW"/>
         </w:rPr>
-        <w:t>聖經中憐憫一詞的意義極其豐富且複雜，這一點可以從使用多個希伯來文和希臘文詞彙來表達這一概念中看出。因此，在翻譯中使用了許多同義詞來表達其含義的不同層面，如「仁慈」、「慈愛」、「良善」、「恩典」、「恩惠」、「顧惜」、「憐恤」和「慈愛」。憐憫概念中的一個重要方面是寬恕冒犯者或對手的同情態度，並在他們的困境中幫助或憐恤他們。</w:t>
+        <w:t>「半尼其」這個詞翻譯出來的意思，是耶穌給雅各和約翰的綽號（</w:t>
       </w:r>
-    </w:p>
-    <w:p>
-      <w:pPr>
-        <w:pStyle w:val="Heading3"/>
-      </w:pPr>
-      <w:r>
-        <w:rPr>
-          <w:lang w:val="zh_TW" w:bidi="zh_TW"/>
-        </w:rPr>
-        <w:t>神學意義</w:t>
-      </w:r>
-    </w:p>
-    <w:p>
-      <w:pPr/>
-      <w:r>
-        <w:rPr>
-          <w:lang w:val="zh_TW" w:bidi="zh_TW"/>
-        </w:rPr>
-      </w:r>
-      <w:r>
-        <w:rPr>
-          <w:lang w:val="zh_TW" w:bidi="zh_TW"/>
-        </w:rPr>
-        <w:t>憐憫概念的核心是神的愛，這愛藉著祂在立約關係中，為那些祂已應許要拯救的人施行恩慈的救贖行動而顯明。在舊約中，神選擇了以色列成為祂的子民，顯明祂對他們的憐憫（</w:t>
-      </w:r>
-      <w:hyperlink r:id="rId19">
+      <w:hyperlink r:id="rId13">
         <w:r>
           <w:rPr>
             <w:lang w:val="zh_TW" w:bidi="zh_TW"/>
@@ -389,313 +333,7 @@
             <w:color w:val="0000EE"/>
             <w:u w:val="single"/>
           </w:rPr>
-          <w:t>出33:19</w:t>
-        </w:r>
-      </w:hyperlink>
-      <w:r>
-        <w:rPr>
-          <w:lang w:val="zh_TW" w:bidi="zh_TW"/>
-        </w:rPr>
-        <w:t>；</w:t>
-      </w:r>
-      <w:hyperlink r:id="rId20">
-        <w:r>
-          <w:rPr>
-            <w:lang w:val="zh_TW" w:bidi="zh_TW"/>
-          </w:rPr>
-          <w:rPr>
-            <w:color w:val="0000EE"/>
-            <w:u w:val="single"/>
-          </w:rPr>
-          <w:t>賽54:10</w:t>
-        </w:r>
-      </w:hyperlink>
-      <w:r>
-        <w:rPr>
-          <w:lang w:val="zh_TW" w:bidi="zh_TW"/>
-        </w:rPr>
-        <w:t>；</w:t>
-      </w:r>
-      <w:hyperlink r:id="rId21">
-        <w:r>
-          <w:rPr>
-            <w:lang w:val="zh_TW" w:bidi="zh_TW"/>
-          </w:rPr>
-          <w:rPr>
-            <w:color w:val="0000EE"/>
-            <w:u w:val="single"/>
-          </w:rPr>
-          <w:t>63:9</w:t>
-        </w:r>
-      </w:hyperlink>
-      <w:r>
-        <w:rPr>
-          <w:lang w:val="zh_TW" w:bidi="zh_TW"/>
-        </w:rPr>
-        <w:t>）。神不斷地容忍著祂悖逆且偏行己路的子民，不斷尋找他們，將他們重新帶回祂自己面前。詩人描述神像父親一樣，憐恤那些敬畏並信靠祂的兒女（</w:t>
-      </w:r>
-      <w:hyperlink r:id="rId22">
-        <w:r>
-          <w:rPr>
-            <w:lang w:val="zh_TW" w:bidi="zh_TW"/>
-          </w:rPr>
-          <w:rPr>
-            <w:color w:val="0000EE"/>
-            <w:u w:val="single"/>
-          </w:rPr>
-          <w:t>詩103:13</w:t>
-        </w:r>
-      </w:hyperlink>
-      <w:r>
-        <w:rPr>
-          <w:lang w:val="zh_TW" w:bidi="zh_TW"/>
-        </w:rPr>
-        <w:t>）。何西阿將神比作一位慈愛的父親，從天上以憐憫的心，看著祂那叛逆和迷途的子民（</w:t>
-      </w:r>
-      <w:hyperlink r:id="rId23">
-        <w:r>
-          <w:rPr>
-            <w:lang w:val="zh_TW" w:bidi="zh_TW"/>
-          </w:rPr>
-          <w:rPr>
-            <w:color w:val="0000EE"/>
-            <w:u w:val="single"/>
-          </w:rPr>
-          <w:t>何11</w:t>
-        </w:r>
-      </w:hyperlink>
-      <w:r>
-        <w:rPr>
-          <w:lang w:val="zh_TW" w:bidi="zh_TW"/>
-        </w:rPr>
-        <w:t>；參</w:t>
-      </w:r>
-      <w:hyperlink r:id="rId24">
-        <w:r>
-          <w:rPr>
-            <w:lang w:val="zh_TW" w:bidi="zh_TW"/>
-          </w:rPr>
-          <w:rPr>
-            <w:color w:val="0000EE"/>
-            <w:u w:val="single"/>
-          </w:rPr>
-          <w:t>耶31:20</w:t>
-        </w:r>
-      </w:hyperlink>
-      <w:r>
-        <w:rPr>
-          <w:lang w:val="zh_TW" w:bidi="zh_TW"/>
-        </w:rPr>
-        <w:t>）。他也將以色列比作一位不忠且行淫的妻子，而神卻像一位忠貞的丈夫，雖然她處於背道且罪惡的狀態，仍然愛她（</w:t>
-      </w:r>
-      <w:hyperlink r:id="rId25">
-        <w:r>
-          <w:rPr>
-            <w:lang w:val="zh_TW" w:bidi="zh_TW"/>
-          </w:rPr>
-          <w:rPr>
-            <w:color w:val="0000EE"/>
-            <w:u w:val="single"/>
-          </w:rPr>
-          <w:t>何1–3章</w:t>
-        </w:r>
-      </w:hyperlink>
-      <w:r>
-        <w:rPr>
-          <w:lang w:val="zh_TW" w:bidi="zh_TW"/>
-        </w:rPr>
-        <w:t>；參</w:t>
-      </w:r>
-      <w:hyperlink r:id="rId26">
-        <w:r>
-          <w:rPr>
-            <w:lang w:val="zh_TW" w:bidi="zh_TW"/>
-          </w:rPr>
-          <w:rPr>
-            <w:color w:val="0000EE"/>
-            <w:u w:val="single"/>
-          </w:rPr>
-          <w:t>賽54:4–8</w:t>
-        </w:r>
-      </w:hyperlink>
-      <w:r>
-        <w:rPr>
-          <w:lang w:val="zh_TW" w:bidi="zh_TW"/>
-        </w:rPr>
-        <w:t>）。以賽亞將神描繪為母親，對腹中所生的孩子充滿憐恤（</w:t>
-      </w:r>
-      <w:hyperlink r:id="rId27">
-        <w:r>
-          <w:rPr>
-            <w:lang w:val="zh_TW" w:bidi="zh_TW"/>
-          </w:rPr>
-          <w:rPr>
-            <w:color w:val="0000EE"/>
-            <w:u w:val="single"/>
-          </w:rPr>
-          <w:t>賽49:15</w:t>
-        </w:r>
-      </w:hyperlink>
-      <w:r>
-        <w:rPr>
-          <w:lang w:val="zh_TW" w:bidi="zh_TW"/>
-        </w:rPr>
-        <w:t>）。這些比喻以豐富多樣的方式顯明神的憐恤。其它層面包括饒恕和恢復恩惠（</w:t>
-      </w:r>
-      <w:hyperlink r:id="rId28">
-        <w:r>
-          <w:rPr>
-            <w:lang w:val="zh_TW" w:bidi="zh_TW"/>
-          </w:rPr>
-          <w:rPr>
-            <w:color w:val="0000EE"/>
-            <w:u w:val="single"/>
-          </w:rPr>
-          <w:t>王下13:23</w:t>
-        </w:r>
-      </w:hyperlink>
-      <w:r>
-        <w:rPr>
-          <w:lang w:val="zh_TW" w:bidi="zh_TW"/>
-        </w:rPr>
-        <w:t>；</w:t>
-      </w:r>
-      <w:hyperlink r:id="rId29">
-        <w:r>
-          <w:rPr>
-            <w:lang w:val="zh_TW" w:bidi="zh_TW"/>
-          </w:rPr>
-          <w:rPr>
-            <w:color w:val="0000EE"/>
-            <w:u w:val="single"/>
-          </w:rPr>
-          <w:t>賽54:8</w:t>
-        </w:r>
-      </w:hyperlink>
-      <w:r>
-        <w:rPr>
-          <w:lang w:val="zh_TW" w:bidi="zh_TW"/>
-        </w:rPr>
-        <w:t>；</w:t>
-      </w:r>
-      <w:hyperlink r:id="rId30">
-        <w:r>
-          <w:rPr>
-            <w:lang w:val="zh_TW" w:bidi="zh_TW"/>
-          </w:rPr>
-          <w:rPr>
-            <w:color w:val="0000EE"/>
-            <w:u w:val="single"/>
-          </w:rPr>
-          <w:t>珥2:18–32</w:t>
-        </w:r>
-      </w:hyperlink>
-      <w:r>
-        <w:rPr>
-          <w:lang w:val="zh_TW" w:bidi="zh_TW"/>
-        </w:rPr>
-        <w:t>；</w:t>
-      </w:r>
-      <w:hyperlink r:id="rId31">
-        <w:r>
-          <w:rPr>
-            <w:lang w:val="zh_TW" w:bidi="zh_TW"/>
-          </w:rPr>
-          <w:rPr>
-            <w:color w:val="0000EE"/>
-            <w:u w:val="single"/>
-          </w:rPr>
-          <w:t>彌7:18–20</w:t>
-        </w:r>
-      </w:hyperlink>
-      <w:r>
-        <w:rPr>
-          <w:lang w:val="zh_TW" w:bidi="zh_TW"/>
-        </w:rPr>
-        <w:t>），以及脫離困苦和危難（</w:t>
-      </w:r>
-      <w:hyperlink r:id="rId32">
-        <w:r>
-          <w:rPr>
-            <w:lang w:val="zh_TW" w:bidi="zh_TW"/>
-          </w:rPr>
-          <w:rPr>
-            <w:color w:val="0000EE"/>
-            <w:u w:val="single"/>
-          </w:rPr>
-          <w:t>尼9:19–21</w:t>
-        </w:r>
-      </w:hyperlink>
-      <w:r>
-        <w:rPr>
-          <w:lang w:val="zh_TW" w:bidi="zh_TW"/>
-        </w:rPr>
-        <w:t>；</w:t>
-      </w:r>
-      <w:hyperlink r:id="rId33">
-        <w:r>
-          <w:rPr>
-            <w:lang w:val="zh_TW" w:bidi="zh_TW"/>
-          </w:rPr>
-          <w:rPr>
-            <w:color w:val="0000EE"/>
-            <w:u w:val="single"/>
-          </w:rPr>
-          <w:t>詩40:11–17</w:t>
-        </w:r>
-      </w:hyperlink>
-      <w:r>
-        <w:rPr>
-          <w:lang w:val="zh_TW" w:bidi="zh_TW"/>
-        </w:rPr>
-        <w:t>，</w:t>
-      </w:r>
-      <w:hyperlink r:id="rId34">
-        <w:r>
-          <w:rPr>
-            <w:lang w:val="zh_TW" w:bidi="zh_TW"/>
-          </w:rPr>
-          <w:rPr>
-            <w:color w:val="0000EE"/>
-            <w:u w:val="single"/>
-          </w:rPr>
-          <w:t>69:16–36</w:t>
-        </w:r>
-      </w:hyperlink>
-      <w:r>
-        <w:rPr>
-          <w:lang w:val="zh_TW" w:bidi="zh_TW"/>
-        </w:rPr>
-        <w:t>，</w:t>
-      </w:r>
-      <w:hyperlink r:id="rId35">
-        <w:r>
-          <w:rPr>
-            <w:lang w:val="zh_TW" w:bidi="zh_TW"/>
-          </w:rPr>
-          <w:rPr>
-            <w:color w:val="0000EE"/>
-            <w:u w:val="single"/>
-          </w:rPr>
-          <w:t>79:8–9</w:t>
-        </w:r>
-      </w:hyperlink>
-      <w:r>
-        <w:rPr>
-          <w:lang w:val="zh_TW" w:bidi="zh_TW"/>
-        </w:rPr>
-        <w:t>；</w:t>
-      </w:r>
-      <w:hyperlink r:id="rId36">
-        <w:r>
-          <w:rPr>
-            <w:lang w:val="zh_TW" w:bidi="zh_TW"/>
-          </w:rPr>
-          <w:rPr>
-            <w:color w:val="0000EE"/>
-            <w:u w:val="single"/>
-          </w:rPr>
-          <w:t>賽49:10</w:t>
+          <w:t>可3:17</w:t>
         </w:r>
       </w:hyperlink>
       <w:r>
@@ -704,995 +342,12 @@
         </w:rPr>
         <w:t>）。</w:t>
       </w:r>
-    </w:p>
-    <w:p>
-      <w:pPr/>
-      <w:r>
-        <w:rPr>
-          <w:lang w:val="zh_TW" w:bidi="zh_TW"/>
-        </w:rPr>
-      </w:r>
-      <w:r>
-        <w:rPr>
-          <w:lang w:val="zh_TW" w:bidi="zh_TW"/>
-        </w:rPr>
-        <w:t>由於以色列作為聖約子民，從神的慈愛和信實中學習到的功課，虔誠的猶太人在有需要的時候，自然會向神呼求憐憫與赦免，這在懺悔的詩篇中表達得非常動人（</w:t>
-      </w:r>
-      <w:hyperlink r:id="rId37">
-        <w:r>
-          <w:rPr>
-            <w:lang w:val="zh_TW" w:bidi="zh_TW"/>
-          </w:rPr>
-          <w:rPr>
-            <w:color w:val="0000EE"/>
-            <w:u w:val="single"/>
-          </w:rPr>
-          <w:t>詩6</w:t>
-        </w:r>
-      </w:hyperlink>
-      <w:r>
-        <w:rPr>
-          <w:lang w:val="zh_TW" w:bidi="zh_TW"/>
-        </w:rPr>
-        <w:t>，</w:t>
-      </w:r>
-      <w:hyperlink r:id="rId38">
-        <w:r>
-          <w:rPr>
-            <w:lang w:val="zh_TW" w:bidi="zh_TW"/>
-          </w:rPr>
-          <w:rPr>
-            <w:color w:val="0000EE"/>
-            <w:u w:val="single"/>
-          </w:rPr>
-          <w:t>32</w:t>
-        </w:r>
-      </w:hyperlink>
-      <w:r>
-        <w:rPr>
-          <w:lang w:val="zh_TW" w:bidi="zh_TW"/>
-        </w:rPr>
-        <w:t>，</w:t>
-      </w:r>
-      <w:hyperlink r:id="rId39">
-        <w:r>
-          <w:rPr>
-            <w:lang w:val="zh_TW" w:bidi="zh_TW"/>
-          </w:rPr>
-          <w:rPr>
-            <w:color w:val="0000EE"/>
-            <w:u w:val="single"/>
-          </w:rPr>
-          <w:t>38</w:t>
-        </w:r>
-      </w:hyperlink>
-      <w:r>
-        <w:rPr>
-          <w:lang w:val="zh_TW" w:bidi="zh_TW"/>
-        </w:rPr>
-        <w:t>，</w:t>
-      </w:r>
-      <w:hyperlink r:id="rId40">
-        <w:r>
-          <w:rPr>
-            <w:lang w:val="zh_TW" w:bidi="zh_TW"/>
-          </w:rPr>
-          <w:rPr>
-            <w:color w:val="0000EE"/>
-            <w:u w:val="single"/>
-          </w:rPr>
-          <w:t>51</w:t>
-        </w:r>
-      </w:hyperlink>
-      <w:r>
-        <w:rPr>
-          <w:lang w:val="zh_TW" w:bidi="zh_TW"/>
-        </w:rPr>
-        <w:t>，</w:t>
-      </w:r>
-      <w:hyperlink r:id="rId41">
-        <w:r>
-          <w:rPr>
-            <w:lang w:val="zh_TW" w:bidi="zh_TW"/>
-          </w:rPr>
-          <w:rPr>
-            <w:color w:val="0000EE"/>
-            <w:u w:val="single"/>
-          </w:rPr>
-          <w:t>102</w:t>
-        </w:r>
-      </w:hyperlink>
-      <w:r>
-        <w:rPr>
-          <w:lang w:val="zh_TW" w:bidi="zh_TW"/>
-        </w:rPr>
-        <w:t>，</w:t>
-      </w:r>
-      <w:hyperlink r:id="rId42">
-        <w:r>
-          <w:rPr>
-            <w:lang w:val="zh_TW" w:bidi="zh_TW"/>
-          </w:rPr>
-          <w:rPr>
-            <w:color w:val="0000EE"/>
-            <w:u w:val="single"/>
-          </w:rPr>
-          <w:t>130</w:t>
-        </w:r>
-      </w:hyperlink>
-      <w:r>
-        <w:rPr>
-          <w:lang w:val="zh_TW" w:bidi="zh_TW"/>
-        </w:rPr>
-        <w:t>，</w:t>
-      </w:r>
-      <w:hyperlink r:id="rId43">
-        <w:r>
-          <w:rPr>
-            <w:lang w:val="zh_TW" w:bidi="zh_TW"/>
-          </w:rPr>
-          <w:rPr>
-            <w:color w:val="0000EE"/>
-            <w:u w:val="single"/>
-          </w:rPr>
-          <w:t>143</w:t>
-        </w:r>
-      </w:hyperlink>
-      <w:r>
-        <w:rPr>
-          <w:lang w:val="zh_TW" w:bidi="zh_TW"/>
-        </w:rPr>
-        <w:t>），以及其他舊約經文（</w:t>
-      </w:r>
-      <w:hyperlink r:id="rId44">
-        <w:r>
-          <w:rPr>
-            <w:lang w:val="zh_TW" w:bidi="zh_TW"/>
-          </w:rPr>
-          <w:rPr>
-            <w:color w:val="0000EE"/>
-            <w:u w:val="single"/>
-          </w:rPr>
-          <w:t>出34:6</w:t>
-        </w:r>
-      </w:hyperlink>
-      <w:r>
-        <w:rPr>
-          <w:lang w:val="zh_TW" w:bidi="zh_TW"/>
-        </w:rPr>
-        <w:t>；</w:t>
-      </w:r>
-      <w:hyperlink r:id="rId45">
-        <w:r>
-          <w:rPr>
-            <w:lang w:val="zh_TW" w:bidi="zh_TW"/>
-          </w:rPr>
-          <w:rPr>
-            <w:color w:val="0000EE"/>
-            <w:u w:val="single"/>
-          </w:rPr>
-          <w:t>尼9:17</w:t>
-        </w:r>
-      </w:hyperlink>
-      <w:r>
-        <w:rPr>
-          <w:lang w:val="zh_TW" w:bidi="zh_TW"/>
-        </w:rPr>
-        <w:t>；</w:t>
-      </w:r>
-      <w:hyperlink r:id="rId46">
-        <w:r>
-          <w:rPr>
-            <w:lang w:val="zh_TW" w:bidi="zh_TW"/>
-          </w:rPr>
-          <w:rPr>
-            <w:color w:val="0000EE"/>
-            <w:u w:val="single"/>
-          </w:rPr>
-          <w:t>詩57</w:t>
-        </w:r>
-      </w:hyperlink>
-      <w:r>
-        <w:rPr>
-          <w:lang w:val="zh_TW" w:bidi="zh_TW"/>
-        </w:rPr>
-        <w:t>，</w:t>
-      </w:r>
-      <w:hyperlink r:id="rId47">
-        <w:r>
-          <w:rPr>
-            <w:lang w:val="zh_TW" w:bidi="zh_TW"/>
-          </w:rPr>
-          <w:rPr>
-            <w:color w:val="0000EE"/>
-            <w:u w:val="single"/>
-          </w:rPr>
-          <w:t>79</w:t>
-        </w:r>
-      </w:hyperlink>
-      <w:r>
-        <w:rPr>
-          <w:lang w:val="zh_TW" w:bidi="zh_TW"/>
-        </w:rPr>
-        <w:t>，</w:t>
-      </w:r>
-      <w:hyperlink r:id="rId48">
-        <w:r>
-          <w:rPr>
-            <w:lang w:val="zh_TW" w:bidi="zh_TW"/>
-          </w:rPr>
-          <w:rPr>
-            <w:color w:val="0000EE"/>
-            <w:u w:val="single"/>
-          </w:rPr>
-          <w:t>86</w:t>
-        </w:r>
-      </w:hyperlink>
-      <w:r>
-        <w:rPr>
-          <w:lang w:val="zh_TW" w:bidi="zh_TW"/>
-        </w:rPr>
-        <w:t>，</w:t>
-      </w:r>
-      <w:hyperlink r:id="rId49">
-        <w:r>
-          <w:rPr>
-            <w:lang w:val="zh_TW" w:bidi="zh_TW"/>
-          </w:rPr>
-          <w:rPr>
-            <w:color w:val="0000EE"/>
-            <w:u w:val="single"/>
-          </w:rPr>
-          <w:t>123</w:t>
-        </w:r>
-      </w:hyperlink>
-      <w:r>
-        <w:rPr>
-          <w:lang w:val="zh_TW" w:bidi="zh_TW"/>
-        </w:rPr>
-        <w:t>；</w:t>
-      </w:r>
-      <w:hyperlink r:id="rId50">
-        <w:r>
-          <w:rPr>
-            <w:lang w:val="zh_TW" w:bidi="zh_TW"/>
-          </w:rPr>
-          <w:rPr>
-            <w:color w:val="0000EE"/>
-            <w:u w:val="single"/>
-          </w:rPr>
-          <w:t>賽33:1–6</w:t>
-        </w:r>
-      </w:hyperlink>
-      <w:r>
-        <w:rPr>
-          <w:lang w:val="zh_TW" w:bidi="zh_TW"/>
-        </w:rPr>
-        <w:t>；</w:t>
-      </w:r>
-      <w:hyperlink r:id="rId51">
-        <w:r>
-          <w:rPr>
-            <w:lang w:val="zh_TW" w:bidi="zh_TW"/>
-          </w:rPr>
-          <w:rPr>
-            <w:color w:val="0000EE"/>
-            <w:u w:val="single"/>
-          </w:rPr>
-          <w:t>但9:3–19</w:t>
-        </w:r>
-      </w:hyperlink>
-      <w:r>
-        <w:rPr>
-          <w:lang w:val="zh_TW" w:bidi="zh_TW"/>
-        </w:rPr>
-        <w:t>；</w:t>
-      </w:r>
-      <w:hyperlink r:id="rId52">
-        <w:r>
-          <w:rPr>
-            <w:lang w:val="zh_TW" w:bidi="zh_TW"/>
-          </w:rPr>
-          <w:rPr>
-            <w:color w:val="0000EE"/>
-            <w:u w:val="single"/>
-          </w:rPr>
-          <w:t>珥2:13</w:t>
-        </w:r>
-      </w:hyperlink>
-      <w:r>
-        <w:rPr>
-          <w:lang w:val="zh_TW" w:bidi="zh_TW"/>
-        </w:rPr>
-        <w:t>）。悔改的人記得神的憐憫，使他們對神的恩惠和與祂和好的盼望，充滿信心。</w:t>
-      </w:r>
-    </w:p>
-    <w:p>
-      <w:pPr/>
-      <w:r>
-        <w:rPr>
-          <w:lang w:val="zh_TW" w:bidi="zh_TW"/>
-        </w:rPr>
-      </w:r>
-      <w:r>
-        <w:rPr>
-          <w:lang w:val="zh_TW" w:bidi="zh_TW"/>
-        </w:rPr>
-        <w:t>在新約中，描述耶穌對有需要的人所表現出來的憐憫時，使用了一個非常生動的希臘文詞語（</w:t>
-      </w:r>
-      <w:hyperlink r:id="rId53">
-        <w:r>
-          <w:rPr>
-            <w:lang w:val="zh_TW" w:bidi="zh_TW"/>
-          </w:rPr>
-          <w:rPr>
-            <w:color w:val="0000EE"/>
-            <w:u w:val="single"/>
-          </w:rPr>
-          <w:t>太9:36</w:t>
-        </w:r>
-      </w:hyperlink>
-      <w:r>
-        <w:rPr>
-          <w:lang w:val="zh_TW" w:bidi="zh_TW"/>
-        </w:rPr>
-        <w:t>，</w:t>
-      </w:r>
-      <w:hyperlink r:id="rId54">
-        <w:r>
-          <w:rPr>
-            <w:lang w:val="zh_TW" w:bidi="zh_TW"/>
-          </w:rPr>
-          <w:rPr>
-            <w:color w:val="0000EE"/>
-            <w:u w:val="single"/>
-          </w:rPr>
-          <w:t>14:14</w:t>
-        </w:r>
-      </w:hyperlink>
-      <w:r>
-        <w:rPr>
-          <w:lang w:val="zh_TW" w:bidi="zh_TW"/>
-        </w:rPr>
-        <w:t>，</w:t>
-      </w:r>
-      <w:hyperlink r:id="rId55">
-        <w:r>
-          <w:rPr>
-            <w:lang w:val="zh_TW" w:bidi="zh_TW"/>
-          </w:rPr>
-          <w:rPr>
-            <w:color w:val="0000EE"/>
-            <w:u w:val="single"/>
-          </w:rPr>
-          <w:t>20:34</w:t>
-        </w:r>
-      </w:hyperlink>
-      <w:r>
-        <w:rPr>
-          <w:lang w:val="zh_TW" w:bidi="zh_TW"/>
-        </w:rPr>
-        <w:t>）。通過這個強烈的動詞（字面意思是「內心深受感動」），表達了祂對他們的憐憫和慈悲。希伯來人認為內心深處是情感的中心，特別是最溫柔的仁愛之情。描述耶穌深受感動並立即採取行動來減輕人們的痛苦——醫治（</w:t>
-      </w:r>
-      <w:hyperlink r:id="rId55">
-        <w:r>
-          <w:rPr>
-            <w:lang w:val="zh_TW" w:bidi="zh_TW"/>
-          </w:rPr>
-          <w:rPr>
-            <w:color w:val="0000EE"/>
-            <w:u w:val="single"/>
-          </w:rPr>
-          <w:t>太20:34</w:t>
-        </w:r>
-      </w:hyperlink>
-      <w:r>
-        <w:rPr>
-          <w:lang w:val="zh_TW" w:bidi="zh_TW"/>
-        </w:rPr>
-        <w:t>；</w:t>
-      </w:r>
-      <w:hyperlink r:id="rId56">
-        <w:r>
-          <w:rPr>
-            <w:lang w:val="zh_TW" w:bidi="zh_TW"/>
-          </w:rPr>
-          <w:rPr>
-            <w:color w:val="0000EE"/>
-            <w:u w:val="single"/>
-          </w:rPr>
-          <w:t>可1:41</w:t>
-        </w:r>
-      </w:hyperlink>
-      <w:r>
-        <w:rPr>
-          <w:lang w:val="zh_TW" w:bidi="zh_TW"/>
-        </w:rPr>
-        <w:t>）、使死人復活（</w:t>
-      </w:r>
-      <w:hyperlink r:id="rId57">
-        <w:r>
-          <w:rPr>
-            <w:lang w:val="zh_TW" w:bidi="zh_TW"/>
-          </w:rPr>
-          <w:rPr>
-            <w:color w:val="0000EE"/>
-            <w:u w:val="single"/>
-          </w:rPr>
-          <w:t>路7:13</w:t>
-        </w:r>
-      </w:hyperlink>
-      <w:r>
-        <w:rPr>
-          <w:lang w:val="zh_TW" w:bidi="zh_TW"/>
-        </w:rPr>
-        <w:t>）、並餵飽飢餓的人（</w:t>
-      </w:r>
-      <w:hyperlink r:id="rId58">
-        <w:r>
-          <w:rPr>
-            <w:lang w:val="zh_TW" w:bidi="zh_TW"/>
-          </w:rPr>
-          <w:rPr>
-            <w:color w:val="0000EE"/>
-            <w:u w:val="single"/>
-          </w:rPr>
-          <w:t>太15:32</w:t>
-        </w:r>
-      </w:hyperlink>
-      <w:r>
-        <w:rPr>
-          <w:lang w:val="zh_TW" w:bidi="zh_TW"/>
-        </w:rPr>
-        <w:t>）。</w:t>
-      </w:r>
-    </w:p>
-    <w:p>
-      <w:pPr/>
-      <w:r>
-        <w:rPr>
-          <w:lang w:val="zh_TW" w:bidi="zh_TW"/>
-        </w:rPr>
-      </w:r>
-      <w:r>
-        <w:rPr>
-          <w:lang w:val="zh_TW" w:bidi="zh_TW"/>
-        </w:rPr>
-        <w:t>舊約中神對聖約子民憐憫的概念，在新約中也出現（</w:t>
-      </w:r>
-      <w:hyperlink r:id="rId59">
-        <w:r>
-          <w:rPr>
-            <w:lang w:val="zh_TW" w:bidi="zh_TW"/>
-          </w:rPr>
-          <w:rPr>
-            <w:color w:val="0000EE"/>
-            <w:u w:val="single"/>
-          </w:rPr>
-          <w:t>路1:50、54、72、78</w:t>
-        </w:r>
-      </w:hyperlink>
-      <w:r>
-        <w:rPr>
-          <w:lang w:val="zh_TW" w:bidi="zh_TW"/>
-        </w:rPr>
-        <w:t>；</w:t>
-      </w:r>
-      <w:hyperlink r:id="rId18">
-        <w:r>
-          <w:rPr>
-            <w:lang w:val="zh_TW" w:bidi="zh_TW"/>
-          </w:rPr>
-          <w:rPr>
-            <w:color w:val="0000EE"/>
-            <w:u w:val="single"/>
-          </w:rPr>
-          <w:t>弗2:4</w:t>
-        </w:r>
-      </w:hyperlink>
-      <w:r>
-        <w:rPr>
-          <w:lang w:val="zh_TW" w:bidi="zh_TW"/>
-        </w:rPr>
-        <w:t>；</w:t>
-      </w:r>
-      <w:hyperlink r:id="rId60">
-        <w:r>
-          <w:rPr>
-            <w:lang w:val="zh_TW" w:bidi="zh_TW"/>
-          </w:rPr>
-          <w:rPr>
-            <w:color w:val="0000EE"/>
-            <w:u w:val="single"/>
-          </w:rPr>
-          <w:t>提前1:2</w:t>
-        </w:r>
-      </w:hyperlink>
-      <w:r>
-        <w:rPr>
-          <w:lang w:val="zh_TW" w:bidi="zh_TW"/>
-        </w:rPr>
-        <w:t>；</w:t>
-      </w:r>
-      <w:hyperlink r:id="rId61">
-        <w:r>
-          <w:rPr>
-            <w:lang w:val="zh_TW" w:bidi="zh_TW"/>
-          </w:rPr>
-          <w:rPr>
-            <w:color w:val="0000EE"/>
-            <w:u w:val="single"/>
-          </w:rPr>
-          <w:t>彼前1:3</w:t>
-        </w:r>
-      </w:hyperlink>
-      <w:r>
-        <w:rPr>
-          <w:lang w:val="zh_TW" w:bidi="zh_TW"/>
-        </w:rPr>
-        <w:t>，</w:t>
-      </w:r>
-      <w:hyperlink r:id="rId62">
-        <w:r>
-          <w:rPr>
-            <w:lang w:val="zh_TW" w:bidi="zh_TW"/>
-          </w:rPr>
-          <w:rPr>
-            <w:color w:val="0000EE"/>
-            <w:u w:val="single"/>
-          </w:rPr>
-          <w:t>2:10</w:t>
-        </w:r>
-      </w:hyperlink>
-      <w:r>
-        <w:rPr>
-          <w:lang w:val="zh_TW" w:bidi="zh_TW"/>
-        </w:rPr>
-        <w:t>）。新約中「憐憫」最典型的用法是指神藉著耶穌基督為人提供的救恩（</w:t>
-      </w:r>
-      <w:hyperlink r:id="rId63">
-        <w:r>
-          <w:rPr>
-            <w:lang w:val="zh_TW" w:bidi="zh_TW"/>
-          </w:rPr>
-          <w:rPr>
-            <w:color w:val="0000EE"/>
-            <w:u w:val="single"/>
-          </w:rPr>
-          <w:t>羅11:30–32</w:t>
-        </w:r>
-      </w:hyperlink>
-      <w:r>
-        <w:rPr>
-          <w:lang w:val="zh_TW" w:bidi="zh_TW"/>
-        </w:rPr>
-        <w:t>；</w:t>
-      </w:r>
-      <w:hyperlink r:id="rId18">
-        <w:r>
-          <w:rPr>
-            <w:lang w:val="zh_TW" w:bidi="zh_TW"/>
-          </w:rPr>
-          <w:rPr>
-            <w:color w:val="0000EE"/>
-            <w:u w:val="single"/>
-          </w:rPr>
-          <w:t>弗2:4</w:t>
-        </w:r>
-      </w:hyperlink>
-      <w:r>
-        <w:rPr>
-          <w:lang w:val="zh_TW" w:bidi="zh_TW"/>
-        </w:rPr>
-        <w:t>）。神是「發慈悲的父」（</w:t>
-      </w:r>
-      <w:hyperlink r:id="rId64">
-        <w:r>
-          <w:rPr>
-            <w:lang w:val="zh_TW" w:bidi="zh_TW"/>
-          </w:rPr>
-          <w:rPr>
-            <w:color w:val="0000EE"/>
-            <w:u w:val="single"/>
-          </w:rPr>
-          <w:t>林後1:3</w:t>
-        </w:r>
-      </w:hyperlink>
-      <w:r>
-        <w:rPr>
-          <w:lang w:val="zh_TW" w:bidi="zh_TW"/>
-        </w:rPr>
-        <w:t>），祂將這恩惠賜給那些相信祂兒子的人。正因為祂「有豐富的憐憫」，祂拯救那些因罪而靈性死亡、注定滅亡的人（</w:t>
-      </w:r>
-      <w:hyperlink r:id="rId65">
-        <w:r>
-          <w:rPr>
-            <w:lang w:val="zh_TW" w:bidi="zh_TW"/>
-          </w:rPr>
-          <w:rPr>
-            <w:color w:val="0000EE"/>
-            <w:u w:val="single"/>
-          </w:rPr>
-          <w:t>弗2:4–6</w:t>
-        </w:r>
-      </w:hyperlink>
-      <w:r>
-        <w:rPr>
-          <w:lang w:val="zh_TW" w:bidi="zh_TW"/>
-        </w:rPr>
-        <w:t>）。人因神的憐憫而得赦免並被賜予永生（</w:t>
-      </w:r>
-      <w:hyperlink r:id="rId66">
-        <w:r>
-          <w:rPr>
-            <w:lang w:val="zh_TW" w:bidi="zh_TW"/>
-          </w:rPr>
-          <w:rPr>
-            <w:color w:val="0000EE"/>
-            <w:u w:val="single"/>
-          </w:rPr>
-          <w:t>提前1:13–16</w:t>
-        </w:r>
-      </w:hyperlink>
-      <w:r>
-        <w:rPr>
-          <w:lang w:val="zh_TW" w:bidi="zh_TW"/>
-        </w:rPr>
-        <w:t>）。</w:t>
-      </w:r>
-    </w:p>
-    <w:p>
-      <w:pPr>
-        <w:pStyle w:val="Heading3"/>
-      </w:pPr>
-      <w:r>
-        <w:rPr>
-          <w:lang w:val="zh_TW" w:bidi="zh_TW"/>
-        </w:rPr>
-        <w:t>人們有責任對他人施予憐憫</w:t>
-      </w:r>
-    </w:p>
-    <w:p>
-      <w:pPr/>
-      <w:r>
-        <w:rPr>
-          <w:lang w:val="zh_TW" w:bidi="zh_TW"/>
-        </w:rPr>
-      </w:r>
-      <w:r>
-        <w:rPr>
-          <w:lang w:val="zh_TW" w:bidi="zh_TW"/>
-        </w:rPr>
-        <w:t>無論人是否配得或忠誠，神也白白地施恩憐憫，因此人也應當對他人施憐憫，即使他們不配或不尋求。實際上，人被命令要憐憫他人，尤其是窮人、困苦者、寡婦和孤兒（</w:t>
-      </w:r>
-      <w:hyperlink r:id="rId67">
-        <w:r>
-          <w:rPr>
-            <w:lang w:val="zh_TW" w:bidi="zh_TW"/>
-          </w:rPr>
-          <w:rPr>
-            <w:color w:val="0000EE"/>
-            <w:u w:val="single"/>
-          </w:rPr>
-          <w:t>箴14:31，</w:t>
-        </w:r>
-      </w:hyperlink>
-      <w:hyperlink r:id="rId68">
-        <w:r>
-          <w:rPr>
-            <w:lang w:val="zh_TW" w:bidi="zh_TW"/>
-          </w:rPr>
-          <w:rPr>
-            <w:color w:val="0000EE"/>
-            <w:u w:val="single"/>
-          </w:rPr>
-          <w:t>19:17</w:t>
-        </w:r>
-      </w:hyperlink>
-      <w:r>
-        <w:rPr>
-          <w:lang w:val="zh_TW" w:bidi="zh_TW"/>
-        </w:rPr>
-        <w:t>；</w:t>
-      </w:r>
-      <w:hyperlink r:id="rId69">
-        <w:r>
-          <w:rPr>
-            <w:lang w:val="zh_TW" w:bidi="zh_TW"/>
-          </w:rPr>
-          <w:rPr>
-            <w:color w:val="0000EE"/>
-            <w:u w:val="single"/>
-          </w:rPr>
-          <w:t>彌6:8</w:t>
-        </w:r>
-      </w:hyperlink>
-      <w:r>
-        <w:rPr>
-          <w:lang w:val="zh_TW" w:bidi="zh_TW"/>
-        </w:rPr>
-        <w:t>；</w:t>
-      </w:r>
-      <w:hyperlink r:id="rId70">
-        <w:r>
-          <w:rPr>
-            <w:lang w:val="zh_TW" w:bidi="zh_TW"/>
-          </w:rPr>
-          <w:rPr>
-            <w:color w:val="0000EE"/>
-            <w:u w:val="single"/>
-          </w:rPr>
-          <w:t>亞7:9–10</w:t>
-        </w:r>
-      </w:hyperlink>
-      <w:r>
-        <w:rPr>
-          <w:lang w:val="zh_TW" w:bidi="zh_TW"/>
-        </w:rPr>
-        <w:t>；</w:t>
-      </w:r>
-      <w:hyperlink r:id="rId71">
-        <w:r>
-          <w:rPr>
-            <w:lang w:val="zh_TW" w:bidi="zh_TW"/>
-          </w:rPr>
-          <w:rPr>
-            <w:color w:val="0000EE"/>
-            <w:u w:val="single"/>
-          </w:rPr>
-          <w:t>西3:12</w:t>
-        </w:r>
-      </w:hyperlink>
-      <w:r>
-        <w:rPr>
-          <w:lang w:val="zh_TW" w:bidi="zh_TW"/>
-        </w:rPr>
-        <w:t>）。神看重憐憫勝過儀式上的獻祭（</w:t>
-      </w:r>
-      <w:hyperlink r:id="rId72">
-        <w:r>
-          <w:rPr>
-            <w:lang w:val="zh_TW" w:bidi="zh_TW"/>
-          </w:rPr>
-          <w:rPr>
-            <w:color w:val="0000EE"/>
-            <w:u w:val="single"/>
-          </w:rPr>
-          <w:t>太9:13</w:t>
-        </w:r>
-      </w:hyperlink>
-      <w:r>
-        <w:rPr>
-          <w:lang w:val="zh_TW" w:bidi="zh_TW"/>
-        </w:rPr>
-        <w:t>）。神在基督裡所顯的憐憫，實際上使人有義務像神對待他們一樣對待他人。主將憐憫作為祂教導的基礎（</w:t>
-      </w:r>
-      <w:hyperlink r:id="rId73">
-        <w:r>
-          <w:rPr>
-            <w:lang w:val="zh_TW" w:bidi="zh_TW"/>
-          </w:rPr>
-          <w:rPr>
-            <w:color w:val="0000EE"/>
-            <w:u w:val="single"/>
-          </w:rPr>
-          <w:t>太5:7</w:t>
-        </w:r>
-      </w:hyperlink>
-      <w:r>
-        <w:rPr>
-          <w:lang w:val="zh_TW" w:bidi="zh_TW"/>
-        </w:rPr>
-        <w:t>，</w:t>
-      </w:r>
-      <w:hyperlink r:id="rId72">
-        <w:r>
-          <w:rPr>
-            <w:lang w:val="zh_TW" w:bidi="zh_TW"/>
-          </w:rPr>
-          <w:rPr>
-            <w:color w:val="0000EE"/>
-            <w:u w:val="single"/>
-          </w:rPr>
-          <w:t>9:13</w:t>
-        </w:r>
-      </w:hyperlink>
-      <w:r>
-        <w:rPr>
-          <w:lang w:val="zh_TW" w:bidi="zh_TW"/>
-        </w:rPr>
-        <w:t>，</w:t>
-      </w:r>
-      <w:hyperlink r:id="rId74">
-        <w:r>
-          <w:rPr>
-            <w:lang w:val="zh_TW" w:bidi="zh_TW"/>
-          </w:rPr>
-          <w:rPr>
-            <w:color w:val="0000EE"/>
-            <w:u w:val="single"/>
-          </w:rPr>
-          <w:t>12:7</w:t>
-        </w:r>
-      </w:hyperlink>
-      <w:r>
-        <w:rPr>
-          <w:lang w:val="zh_TW" w:bidi="zh_TW"/>
-        </w:rPr>
-        <w:t>，</w:t>
-      </w:r>
-      <w:hyperlink r:id="rId75">
-        <w:r>
-          <w:rPr>
-            <w:lang w:val="zh_TW" w:bidi="zh_TW"/>
-          </w:rPr>
-          <w:rPr>
-            <w:color w:val="0000EE"/>
-            <w:u w:val="single"/>
-          </w:rPr>
-          <w:t>23:23</w:t>
-        </w:r>
-      </w:hyperlink>
-      <w:r>
-        <w:rPr>
-          <w:lang w:val="zh_TW" w:bidi="zh_TW"/>
-        </w:rPr>
-        <w:t>；</w:t>
-      </w:r>
-      <w:hyperlink r:id="rId76">
-        <w:r>
-          <w:rPr>
-            <w:lang w:val="zh_TW" w:bidi="zh_TW"/>
-          </w:rPr>
-          <w:rPr>
-            <w:color w:val="0000EE"/>
-            <w:u w:val="single"/>
-          </w:rPr>
-          <w:t>路6:36</w:t>
-        </w:r>
-      </w:hyperlink>
-      <w:r>
-        <w:rPr>
-          <w:lang w:val="zh_TW" w:bidi="zh_TW"/>
-        </w:rPr>
-        <w:t>，</w:t>
-      </w:r>
-      <w:hyperlink r:id="rId77">
-        <w:r>
-          <w:rPr>
-            <w:lang w:val="zh_TW" w:bidi="zh_TW"/>
-          </w:rPr>
-          <w:rPr>
-            <w:color w:val="0000EE"/>
-            <w:u w:val="single"/>
-          </w:rPr>
-          <w:t>10:37</w:t>
-        </w:r>
-      </w:hyperlink>
-      <w:r>
-        <w:rPr>
-          <w:lang w:val="zh_TW" w:bidi="zh_TW"/>
-        </w:rPr>
-        <w:t>；</w:t>
-      </w:r>
-      <w:hyperlink r:id="rId78">
-        <w:r>
-          <w:rPr>
-            <w:lang w:val="zh_TW" w:bidi="zh_TW"/>
-          </w:rPr>
-          <w:rPr>
-            <w:color w:val="0000EE"/>
-            <w:u w:val="single"/>
-          </w:rPr>
-          <w:t>雅3:17</w:t>
-        </w:r>
-      </w:hyperlink>
-      <w:r>
-        <w:rPr>
-          <w:lang w:val="zh_TW" w:bidi="zh_TW"/>
-        </w:rPr>
-        <w:t>）。祂的來臨是在憐憫的背景下被期待和宣告的，這憐憫將成為祂使命的標誌（</w:t>
-      </w:r>
-      <w:hyperlink r:id="rId59">
-        <w:r>
-          <w:rPr>
-            <w:lang w:val="zh_TW" w:bidi="zh_TW"/>
-          </w:rPr>
-          <w:rPr>
-            <w:color w:val="0000EE"/>
-            <w:u w:val="single"/>
-          </w:rPr>
-          <w:t>路1:50、54、72、78</w:t>
-        </w:r>
-      </w:hyperlink>
-      <w:r>
-        <w:rPr>
-          <w:lang w:val="zh_TW" w:bidi="zh_TW"/>
-        </w:rPr>
-        <w:t>）。</w:t>
-      </w:r>
-    </w:p>
-    <w:p>
-      <w:pPr/>
-      <w:r>
-        <w:rPr>
-          <w:lang w:val="zh_TW" w:bidi="zh_TW"/>
-        </w:rPr>
-      </w:r>
-      <w:r>
-        <w:rPr>
-          <w:lang w:val="zh_TW" w:bidi="zh_TW"/>
-        </w:rPr>
-        <w:t>基督徒群體的成員應當彼此憐憫，實際地關心彼此。正如基督在他們需要時，白白地給予他們一樣，他們也應該彼此幫助、救濟、愛護並安慰對方。使徒雅各教導這樣的善行是信心的本質所在（</w:t>
-      </w:r>
-      <w:hyperlink r:id="rId79">
-        <w:r>
-          <w:rPr>
-            <w:lang w:val="zh_TW" w:bidi="zh_TW"/>
-          </w:rPr>
-          <w:rPr>
-            <w:color w:val="0000EE"/>
-            <w:u w:val="single"/>
-          </w:rPr>
-          <w:t>雅2:14–26</w:t>
-        </w:r>
-      </w:hyperlink>
-      <w:r>
-        <w:rPr>
-          <w:lang w:val="zh_TW" w:bidi="zh_TW"/>
-        </w:rPr>
-        <w:t>）。好撒馬利亞人對那位被打劫且受傷之人的憐憫，正是主特別表揚的（</w:t>
-      </w:r>
-      <w:hyperlink r:id="rId80">
-        <w:r>
-          <w:rPr>
-            <w:lang w:val="zh_TW" w:bidi="zh_TW"/>
-          </w:rPr>
-          <w:rPr>
-            <w:color w:val="0000EE"/>
-            <w:u w:val="single"/>
-          </w:rPr>
-          <w:t>路10:36–37</w:t>
-        </w:r>
-      </w:hyperlink>
-      <w:r>
-        <w:rPr>
-          <w:lang w:val="zh_TW" w:bidi="zh_TW"/>
-        </w:rPr>
-        <w:t>）。充滿憐憫是天國子民的一個顯著美德（</w:t>
-      </w:r>
-      <w:hyperlink r:id="rId73">
-        <w:r>
-          <w:rPr>
-            <w:lang w:val="zh_TW" w:bidi="zh_TW"/>
-          </w:rPr>
-          <w:rPr>
-            <w:color w:val="0000EE"/>
-            <w:u w:val="single"/>
-          </w:rPr>
-          <w:t>太5:7</w:t>
-        </w:r>
-      </w:hyperlink>
-      <w:r>
-        <w:rPr>
-          <w:lang w:val="zh_TW" w:bidi="zh_TW"/>
-        </w:rPr>
-        <w:t>）。</w:t>
-      </w:r>
-    </w:p>
-    <w:p>
-      <w:pPr/>
-      <w:r>
-        <w:rPr>
-          <w:lang w:val="zh_TW" w:bidi="zh_TW"/>
-        </w:rPr>
-      </w:r>
       <w:r>
         <w:rPr>
           <w:i/>
           <w:lang w:val="zh_TW" w:bidi="zh_TW"/>
         </w:rPr>
-        <w:t>另見</w:t>
+        <w:t>見</w:t>
       </w:r>
       <w:r>
         <w:rPr>
@@ -1704,25 +359,7 @@
         <w:rPr>
           <w:lang w:val="zh_TW" w:bidi="zh_TW"/>
         </w:rPr>
-        <w:t>神的存在與屬性；</w:t>
-      </w:r>
-      <w:r>
-        <w:rPr>
-          <w:lang w:val="zh_TW" w:bidi="zh_TW"/>
-        </w:rPr>
-        <w:t>恩典</w:t>
-      </w:r>
-      <w:r>
-        <w:rPr>
-          <w:lang w:val="zh_TW" w:bidi="zh_TW"/>
-        </w:rPr>
-        <w:t>；</w:t>
-      </w:r>
-      <w:r>
-        <w:rPr>
-          <w:lang w:val="zh_TW" w:bidi="zh_TW"/>
-        </w:rPr>
-        <w:t>愛</w:t>
+        <w:t>半尼其</w:t>
       </w:r>
       <w:r>
         <w:rPr>

--- a/zht/docx/084.content.docx
+++ b/zht/docx/084.content.docx
@@ -19,7 +19,7 @@
         <w:rPr>
           <w:lang w:val="zh_TW" w:bidi="zh_TW"/>
         </w:rPr>
-        <w:t>Resource: Tyndale Open Bible Dictionary</w:t>
+        <w:t>Resource: Aquifer Open Bible Dictionary</w:t>
       </w:r>
       <w:r>
         <w:rPr>
@@ -112,7 +112,7 @@
         <w:rPr>
           <w:lang w:val="zh_TW" w:bidi="zh_TW"/>
         </w:rPr>
-        <w:t>Tyndale Open Bible Dictionary</w:t>
+        <w:t>Aquifer Open Bible Dictionary</w:t>
       </w:r>
     </w:p>
     <w:p>

--- a/zht/docx/084.content.docx
+++ b/zht/docx/084.content.docx
@@ -149,7 +149,7 @@
         <w:rPr>
           <w:lang w:val="zh_TW" w:bidi="zh_TW"/>
         </w:rPr>
-        <w:t>lei</w:t>
+        <w:t>la</w:t>
       </w:r>
       <w:r>
         <w:rPr>
@@ -212,7 +212,7 @@
         <w:rPr>
           <w:lang w:val="zh_TW" w:bidi="zh_TW"/>
         </w:rPr>
-        <w:t>雷子</w:t>
+        <w:t>拉班（人物）</w:t>
       </w:r>
       <w:r>
         <w:rPr>
@@ -231,7 +231,7 @@
         <w:rPr>
           <w:lang w:val="zh_TW" w:bidi="zh_TW"/>
         </w:rPr>
-        <w:t>「半尼其」翻譯出來的意思，即耶穌給雅各和約翰的稱號（</w:t>
+        <w:t>拉班是彼土利的兒子（</w:t>
       </w:r>
       <w:hyperlink r:id="rId13">
         <w:r>
@@ -242,7 +242,301 @@
             <w:color w:val="0000EE"/>
             <w:u w:val="single"/>
           </w:rPr>
-          <w:t>可3:17</w:t>
+          <w:t>創24:24</w:t>
+        </w:r>
+      </w:hyperlink>
+      <w:r>
+        <w:rPr>
+          <w:lang w:val="zh_TW" w:bidi="zh_TW"/>
+        </w:rPr>
+        <w:t>、</w:t>
+      </w:r>
+      <w:hyperlink r:id="rId13">
+        <w:r>
+          <w:rPr>
+            <w:lang w:val="zh_TW" w:bidi="zh_TW"/>
+          </w:rPr>
+          <w:rPr>
+            <w:color w:val="0000EE"/>
+            <w:u w:val="single"/>
+          </w:rPr>
+          <w:t>29</w:t>
+        </w:r>
+      </w:hyperlink>
+      <w:r>
+        <w:rPr>
+          <w:lang w:val="zh_TW" w:bidi="zh_TW"/>
+        </w:rPr>
+        <w:t>）、利百加的哥哥（</w:t>
+      </w:r>
+      <w:hyperlink r:id="rId14">
+        <w:r>
+          <w:rPr>
+            <w:lang w:val="zh_TW" w:bidi="zh_TW"/>
+          </w:rPr>
+          <w:rPr>
+            <w:color w:val="0000EE"/>
+            <w:u w:val="single"/>
+          </w:rPr>
+          <w:t>15</w:t>
+        </w:r>
+      </w:hyperlink>
+      <w:r>
+        <w:rPr>
+          <w:lang w:val="zh_TW" w:bidi="zh_TW"/>
+        </w:rPr>
+        <w:t>、</w:t>
+      </w:r>
+      <w:hyperlink r:id="rId14">
+        <w:r>
+          <w:rPr>
+            <w:lang w:val="zh_TW" w:bidi="zh_TW"/>
+          </w:rPr>
+          <w:rPr>
+            <w:color w:val="0000EE"/>
+            <w:u w:val="single"/>
+          </w:rPr>
+          <w:t>29</w:t>
+        </w:r>
+      </w:hyperlink>
+      <w:r>
+        <w:rPr>
+          <w:lang w:val="zh_TW" w:bidi="zh_TW"/>
+        </w:rPr>
+        <w:t>節）、利亞和拉結的父親（</w:t>
+      </w:r>
+      <w:hyperlink r:id="rId15">
+        <w:r>
+          <w:rPr>
+            <w:lang w:val="zh_TW" w:bidi="zh_TW"/>
+          </w:rPr>
+          <w:rPr>
+            <w:color w:val="0000EE"/>
+            <w:u w:val="single"/>
+          </w:rPr>
+          <w:t>29:16</w:t>
+        </w:r>
+      </w:hyperlink>
+      <w:r>
+        <w:rPr>
+          <w:lang w:val="zh_TW" w:bidi="zh_TW"/>
+        </w:rPr>
+        <w:t>），也是雅各的舅舅和岳父。拉班的先祖原本住在吾珥，但他的父親彼土利被稱為巴旦‧亞蘭地的亞蘭人，拉班也被稱為亞蘭人（有英文譯本譯為Syrian，</w:t>
+      </w:r>
+      <w:hyperlink r:id="rId16">
+        <w:r>
+          <w:rPr>
+            <w:lang w:val="zh_TW" w:bidi="zh_TW"/>
+          </w:rPr>
+          <w:rPr>
+            <w:color w:val="0000EE"/>
+            <w:u w:val="single"/>
+          </w:rPr>
+          <w:t>25:20</w:t>
+        </w:r>
+      </w:hyperlink>
+      <w:r>
+        <w:rPr>
+          <w:lang w:val="zh_TW" w:bidi="zh_TW"/>
+        </w:rPr>
+        <w:t>，參</w:t>
+      </w:r>
+      <w:hyperlink r:id="rId17">
+        <w:r>
+          <w:rPr>
+            <w:lang w:val="zh_TW" w:bidi="zh_TW"/>
+          </w:rPr>
+          <w:rPr>
+            <w:color w:val="0000EE"/>
+            <w:u w:val="single"/>
+          </w:rPr>
+          <w:t>28:5</w:t>
+        </w:r>
+      </w:hyperlink>
+      <w:r>
+        <w:rPr>
+          <w:lang w:val="zh_TW" w:bidi="zh_TW"/>
+        </w:rPr>
+        <w:t>）。他們的家鄉是位於敘利亞地區的哈蘭，與吾珥一樣是敬拜月神辛（Sin）或南納（Nannar）的重要敬拜中心。</w:t>
+      </w:r>
+    </w:p>
+    <w:p>
+      <w:pPr/>
+      <w:r>
+        <w:rPr>
+          <w:lang w:val="zh_TW" w:bidi="zh_TW"/>
+        </w:rPr>
+      </w:r>
+      <w:r>
+        <w:rPr>
+          <w:lang w:val="zh_TW" w:bidi="zh_TW"/>
+        </w:rPr>
+        <w:t>當以撒年紀漸長時，亞伯拉罕差遣僕人以利以謝回到哈蘭，為以撒物色妻子。拉班熱情地接待以利以謝，並為他和他的駱駝預備住宿與所需（</w:t>
+      </w:r>
+      <w:hyperlink r:id="rId18">
+        <w:r>
+          <w:rPr>
+            <w:lang w:val="zh_TW" w:bidi="zh_TW"/>
+          </w:rPr>
+          <w:rPr>
+            <w:color w:val="0000EE"/>
+            <w:u w:val="single"/>
+          </w:rPr>
+          <w:t>創24:29–33</w:t>
+        </w:r>
+      </w:hyperlink>
+      <w:r>
+        <w:rPr>
+          <w:lang w:val="zh_TW" w:bidi="zh_TW"/>
+        </w:rPr>
+        <w:t>、</w:t>
+      </w:r>
+      <w:hyperlink r:id="rId18">
+        <w:r>
+          <w:rPr>
+            <w:lang w:val="zh_TW" w:bidi="zh_TW"/>
+          </w:rPr>
+          <w:rPr>
+            <w:color w:val="0000EE"/>
+            <w:u w:val="single"/>
+          </w:rPr>
+          <w:t>54</w:t>
+        </w:r>
+      </w:hyperlink>
+      <w:r>
+        <w:rPr>
+          <w:lang w:val="zh_TW" w:bidi="zh_TW"/>
+        </w:rPr>
+        <w:t>）。拉班是家中的主人，故是由他決定是否將利百加嫁給以撒（</w:t>
+      </w:r>
+      <w:hyperlink r:id="rId19">
+        <w:r>
+          <w:rPr>
+            <w:lang w:val="zh_TW" w:bidi="zh_TW"/>
+          </w:rPr>
+          <w:rPr>
+            <w:color w:val="0000EE"/>
+            <w:u w:val="single"/>
+          </w:rPr>
+          <w:t>50–51</w:t>
+        </w:r>
+      </w:hyperlink>
+      <w:r>
+        <w:rPr>
+          <w:lang w:val="zh_TW" w:bidi="zh_TW"/>
+        </w:rPr>
+        <w:t>節），因此，以利以謝也將貴重的禮物獻給拉班與他母親（</w:t>
+      </w:r>
+      <w:hyperlink r:id="rId20">
+        <w:r>
+          <w:rPr>
+            <w:lang w:val="zh_TW" w:bidi="zh_TW"/>
+          </w:rPr>
+          <w:rPr>
+            <w:color w:val="0000EE"/>
+            <w:u w:val="single"/>
+          </w:rPr>
+          <w:t>53</w:t>
+        </w:r>
+      </w:hyperlink>
+      <w:r>
+        <w:rPr>
+          <w:lang w:val="zh_TW" w:bidi="zh_TW"/>
+        </w:rPr>
+        <w:t>節）。</w:t>
+      </w:r>
+    </w:p>
+    <w:p>
+      <w:pPr/>
+      <w:r>
+        <w:rPr>
+          <w:lang w:val="zh_TW" w:bidi="zh_TW"/>
+        </w:rPr>
+      </w:r>
+      <w:r>
+        <w:rPr>
+          <w:lang w:val="zh_TW" w:bidi="zh_TW"/>
+        </w:rPr>
+        <w:t>拉班在他外甥雅各物色妻子的故事中佔有重要地位。在利百加與雅各設計欺哄以撒之後，利百加擔心以掃會殺死雅各，便勸他逃往她哥哥拉班那裡（</w:t>
+      </w:r>
+      <w:hyperlink r:id="rId21">
+        <w:r>
+          <w:rPr>
+            <w:lang w:val="zh_TW" w:bidi="zh_TW"/>
+          </w:rPr>
+          <w:rPr>
+            <w:color w:val="0000EE"/>
+            <w:u w:val="single"/>
+          </w:rPr>
+          <w:t>創27:43</w:t>
+        </w:r>
+      </w:hyperlink>
+      <w:r>
+        <w:rPr>
+          <w:lang w:val="zh_TW" w:bidi="zh_TW"/>
+        </w:rPr>
+        <w:t>）；同時，她也說服以撒讓雅各前往哈蘭，從親族中娶妻。當雅各抵達哈蘭地區時，遇見拉班的小女兒拉結，並受到熱情款待（</w:t>
+      </w:r>
+      <w:hyperlink r:id="rId22">
+        <w:r>
+          <w:rPr>
+            <w:lang w:val="zh_TW" w:bidi="zh_TW"/>
+          </w:rPr>
+          <w:rPr>
+            <w:color w:val="0000EE"/>
+            <w:u w:val="single"/>
+          </w:rPr>
+          <w:t>創29:13</w:t>
+        </w:r>
+      </w:hyperlink>
+      <w:r>
+        <w:rPr>
+          <w:lang w:val="zh_TW" w:bidi="zh_TW"/>
+        </w:rPr>
+        <w:t>）。拉班僱用雅各牧羊，雙方同意雅各工作七年後可娶拉結為妻。七年期滿後，拉班卻將大女兒利亞代替拉結給雅各為妻。雅各提出抗議，最後兩人達成協議，只要雅各再事奉七年，便能娶拉結為妻。</w:t>
+      </w:r>
+    </w:p>
+    <w:p>
+      <w:pPr/>
+      <w:r>
+        <w:rPr>
+          <w:lang w:val="zh_TW" w:bidi="zh_TW"/>
+        </w:rPr>
+      </w:r>
+      <w:r>
+        <w:rPr>
+          <w:lang w:val="zh_TW" w:bidi="zh_TW"/>
+        </w:rPr>
+        <w:t>雅各與拉班兩人都善於盤算，並且在工資問題上有多次激烈爭執。雅各曾提出，他的工資可以是羊群中特定的一部分。拉班同意後，耶和華賜福給雅各，使他的羊群大大增多，這使拉班心生不滿。雅各指出，拉班曾十次更改他的工價（</w:t>
+      </w:r>
+      <w:hyperlink r:id="rId23">
+        <w:r>
+          <w:rPr>
+            <w:lang w:val="zh_TW" w:bidi="zh_TW"/>
+          </w:rPr>
+          <w:rPr>
+            <w:color w:val="0000EE"/>
+            <w:u w:val="single"/>
+          </w:rPr>
+          <w:t>創31:7</w:t>
+        </w:r>
+      </w:hyperlink>
+      <w:r>
+        <w:rPr>
+          <w:lang w:val="zh_TW" w:bidi="zh_TW"/>
+        </w:rPr>
+        <w:t>、</w:t>
+      </w:r>
+      <w:hyperlink r:id="rId23">
+        <w:r>
+          <w:rPr>
+            <w:lang w:val="zh_TW" w:bidi="zh_TW"/>
+          </w:rPr>
+          <w:rPr>
+            <w:color w:val="0000EE"/>
+            <w:u w:val="single"/>
+          </w:rPr>
+          <w:t>41</w:t>
         </w:r>
       </w:hyperlink>
       <w:r>
@@ -251,24 +545,934 @@
         </w:rPr>
         <w:t>）。</w:t>
       </w:r>
+    </w:p>
+    <w:p>
+      <w:pPr/>
+      <w:r>
+        <w:rPr>
+          <w:lang w:val="zh_TW" w:bidi="zh_TW"/>
+        </w:rPr>
+      </w:r>
+      <w:r>
+        <w:rPr>
+          <w:lang w:val="zh_TW" w:bidi="zh_TW"/>
+        </w:rPr>
+        <w:t>後來雅各逃離哈蘭。拉班追趕他，因為他發現自家的神像失蹤了，而擁有這些神像的人可繼承家產。但其實是拉結偷偷將神像帶走，並巧妙地隱藏，使她父親未能搜出。</w:t>
+      </w:r>
+    </w:p>
+    <w:p>
+      <w:pPr/>
+      <w:r>
+        <w:rPr>
+          <w:lang w:val="zh_TW" w:bidi="zh_TW"/>
+        </w:rPr>
+      </w:r>
+      <w:r>
+        <w:rPr>
+          <w:lang w:val="zh_TW" w:bidi="zh_TW"/>
+        </w:rPr>
+        <w:t>最後，拉班與雅各立下和平之約，二人堆起一堆石頭作為彼此之間的見證（</w:t>
+      </w:r>
+      <w:hyperlink r:id="rId24">
+        <w:r>
+          <w:rPr>
+            <w:lang w:val="zh_TW" w:bidi="zh_TW"/>
+          </w:rPr>
+          <w:rPr>
+            <w:color w:val="0000EE"/>
+            <w:u w:val="single"/>
+          </w:rPr>
+          <w:t>創31:46–50</w:t>
+        </w:r>
+      </w:hyperlink>
+      <w:r>
+        <w:rPr>
+          <w:lang w:val="zh_TW" w:bidi="zh_TW"/>
+        </w:rPr>
+        <w:t>）。</w:t>
+      </w:r>
+    </w:p>
+    <w:p>
+      <w:pPr/>
+      <w:r>
+        <w:rPr>
+          <w:lang w:val="zh_TW" w:bidi="zh_TW"/>
+        </w:rPr>
+      </w:r>
       <w:r>
         <w:rPr>
           <w:i/>
           <w:lang w:val="zh_TW" w:bidi="zh_TW"/>
         </w:rPr>
+        <w:t xml:space="preserve">另見 </w:t>
+      </w:r>
+      <w:r>
+        <w:rPr>
+          <w:lang w:val="zh_TW" w:bidi="zh_TW"/>
+        </w:rPr>
+        <w:t>雅各 #1</w:t>
+      </w:r>
+      <w:r>
+        <w:rPr>
+          <w:lang w:val="zh_TW" w:bidi="zh_TW"/>
+        </w:rPr>
+        <w:t>。</w:t>
+      </w:r>
+      <w:r>
+        <w:rPr>
+          <w:lang w:val="zh_TW" w:bidi="zh_TW"/>
+        </w:rPr>
+      </w:r>
+      <w:r>
+        <w:rPr>
+          <w:lang w:val="zh_TW" w:bidi="zh_TW"/>
+        </w:rPr>
+      </w:r>
+    </w:p>
+    <w:p>
+      <w:pPr/>
+      <w:r>
+        <w:rPr>
+          <w:lang w:val="zh_TW" w:bidi="zh_TW"/>
+        </w:rPr>
+      </w:r>
+    </w:p>
+    <w:p>
+      <w:pPr>
+        <w:pStyle w:val="Heading2"/>
+      </w:pPr>
+      <w:r>
+        <w:rPr>
+          <w:lang w:val="zh_TW" w:bidi="zh_TW"/>
+        </w:rPr>
+        <w:t>拉比</w:t>
+      </w:r>
+      <w:r>
+        <w:rPr>
+          <w:lang w:val="zh_TW" w:bidi="zh_TW"/>
+        </w:rPr>
+      </w:r>
+    </w:p>
+    <w:p>
+      <w:pPr/>
+      <w:r>
+        <w:rPr>
+          <w:lang w:val="zh_TW" w:bidi="zh_TW"/>
+        </w:rPr>
+      </w:r>
+      <w:r>
+        <w:rPr>
+          <w:lang w:val="zh_TW" w:bidi="zh_TW"/>
+        </w:rPr>
+        <w:t>一種尊稱，意思是「我的大人」或「在我之上者」。猶太人在耶穌的時代用這個稱號來稱呼他們的宗教教師。</w:t>
+      </w:r>
+    </w:p>
+    <w:p>
+      <w:pPr/>
+      <w:r>
+        <w:rPr>
+          <w:lang w:val="zh_TW" w:bidi="zh_TW"/>
+        </w:rPr>
+      </w:r>
+      <w:r>
+        <w:rPr>
+          <w:lang w:val="zh_TW" w:bidi="zh_TW"/>
+        </w:rPr>
+        <w:t>根據</w:t>
+      </w:r>
+      <w:hyperlink r:id="rId25">
+        <w:r>
+          <w:rPr>
+            <w:lang w:val="zh_TW" w:bidi="zh_TW"/>
+          </w:rPr>
+          <w:rPr>
+            <w:color w:val="0000EE"/>
+            <w:u w:val="single"/>
+          </w:rPr>
+          <w:t>馬太福音二十三章7節</w:t>
+        </w:r>
+      </w:hyperlink>
+      <w:r>
+        <w:rPr>
+          <w:lang w:val="zh_TW" w:bidi="zh_TW"/>
+        </w:rPr>
+        <w:t>，「拉比」是用於稱呼猶太文士和法利賽人的頭銜。然而，在新約聖經中，當其他人對耶穌說話時，它最常用作尊稱。在福音書中的許多故事中，人們都稱呼耶穌為「拉比」。比如：</w:t>
+      </w:r>
+    </w:p>
+    <w:p>
+      <w:pPr>
+        <w:pStyle w:val="ListBullet"/>
+        <w:spacing w:line="240" w:lineRule="auto"/>
+        <w:ind w:left="720"/>
+      </w:pPr>
+      <w:r>
+        <w:rPr>
+          <w:lang w:val="zh_TW" w:bidi="zh_TW"/>
+        </w:rPr>
+      </w:r>
+      <w:hyperlink r:id="rId26">
+        <w:r>
+          <w:rPr>
+            <w:lang w:val="zh_TW" w:bidi="zh_TW"/>
+          </w:rPr>
+          <w:rPr>
+            <w:color w:val="0000EE"/>
+            <w:u w:val="single"/>
+          </w:rPr>
+          <w:t>約翰福音一章49節</w:t>
+        </w:r>
+      </w:hyperlink>
+      <w:r>
+        <w:rPr>
+          <w:lang w:val="zh_TW" w:bidi="zh_TW"/>
+        </w:rPr>
+        <w:t>中的拿但業</w:t>
+      </w:r>
+    </w:p>
+    <w:p>
+      <w:pPr>
+        <w:pStyle w:val="ListBullet"/>
+        <w:spacing w:line="240" w:lineRule="auto"/>
+        <w:ind w:left="720"/>
+      </w:pPr>
+      <w:r>
+        <w:rPr>
+          <w:lang w:val="zh_TW" w:bidi="zh_TW"/>
+        </w:rPr>
+      </w:r>
+      <w:hyperlink r:id="rId27">
+        <w:r>
+          <w:rPr>
+            <w:lang w:val="zh_TW" w:bidi="zh_TW"/>
+          </w:rPr>
+          <w:rPr>
+            <w:color w:val="0000EE"/>
+            <w:u w:val="single"/>
+          </w:rPr>
+          <w:t>約翰福音一章38節</w:t>
+        </w:r>
+      </w:hyperlink>
+      <w:r>
+        <w:rPr>
+          <w:lang w:val="zh_TW" w:bidi="zh_TW"/>
+        </w:rPr>
+        <w:t>中的彼得和安得烈</w:t>
+      </w:r>
+    </w:p>
+    <w:p>
+      <w:pPr>
+        <w:pStyle w:val="ListBullet"/>
+        <w:spacing w:line="240" w:lineRule="auto"/>
+        <w:ind w:left="720"/>
+      </w:pPr>
+      <w:r>
+        <w:rPr>
+          <w:lang w:val="zh_TW" w:bidi="zh_TW"/>
+        </w:rPr>
+      </w:r>
+      <w:hyperlink r:id="rId28">
+        <w:r>
+          <w:rPr>
+            <w:lang w:val="zh_TW" w:bidi="zh_TW"/>
+          </w:rPr>
+          <w:rPr>
+            <w:color w:val="0000EE"/>
+            <w:u w:val="single"/>
+          </w:rPr>
+          <w:t>約翰福音三章2節</w:t>
+        </w:r>
+      </w:hyperlink>
+      <w:r>
+        <w:rPr>
+          <w:lang w:val="zh_TW" w:bidi="zh_TW"/>
+        </w:rPr>
+        <w:t>中的尼哥德慕</w:t>
+      </w:r>
+    </w:p>
+    <w:p>
+      <w:pPr>
+        <w:pStyle w:val="ListBullet"/>
+        <w:spacing w:line="240" w:lineRule="auto"/>
+        <w:ind w:left="720"/>
+      </w:pPr>
+      <w:r>
+        <w:rPr>
+          <w:lang w:val="zh_TW" w:bidi="zh_TW"/>
+        </w:rPr>
+      </w:r>
+      <w:hyperlink r:id="rId29">
+        <w:r>
+          <w:rPr>
+            <w:lang w:val="zh_TW" w:bidi="zh_TW"/>
+          </w:rPr>
+          <w:rPr>
+            <w:color w:val="0000EE"/>
+            <w:u w:val="single"/>
+          </w:rPr>
+          <w:t>約翰福音九章2節</w:t>
+        </w:r>
+      </w:hyperlink>
+      <w:r>
+        <w:rPr>
+          <w:lang w:val="zh_TW" w:bidi="zh_TW"/>
+        </w:rPr>
+        <w:t>，</w:t>
+      </w:r>
+      <w:hyperlink r:id="rId30">
+        <w:r>
+          <w:rPr>
+            <w:lang w:val="zh_TW" w:bidi="zh_TW"/>
+          </w:rPr>
+          <w:rPr>
+            <w:color w:val="0000EE"/>
+            <w:u w:val="single"/>
+          </w:rPr>
+          <w:t>十一章8節</w:t>
+        </w:r>
+      </w:hyperlink>
+      <w:r>
+        <w:rPr>
+          <w:lang w:val="zh_TW" w:bidi="zh_TW"/>
+        </w:rPr>
+        <w:t>中的門徒（群體）</w:t>
+      </w:r>
+    </w:p>
+    <w:p>
+      <w:pPr>
+        <w:pStyle w:val="ListBullet"/>
+        <w:spacing w:line="240" w:lineRule="auto"/>
+        <w:ind w:left="720"/>
+      </w:pPr>
+      <w:r>
+        <w:rPr>
+          <w:lang w:val="zh_TW" w:bidi="zh_TW"/>
+        </w:rPr>
+      </w:r>
+      <w:hyperlink r:id="rId31">
+        <w:r>
+          <w:rPr>
+            <w:lang w:val="zh_TW" w:bidi="zh_TW"/>
+          </w:rPr>
+          <w:rPr>
+            <w:color w:val="0000EE"/>
+            <w:u w:val="single"/>
+          </w:rPr>
+          <w:t>約翰福音六章25節</w:t>
+        </w:r>
+      </w:hyperlink>
+      <w:r>
+        <w:rPr>
+          <w:lang w:val="zh_TW" w:bidi="zh_TW"/>
+        </w:rPr>
+        <w:t>中的群眾</w:t>
+      </w:r>
+    </w:p>
+    <w:p>
+      <w:pPr/>
+      <w:r>
+        <w:rPr>
+          <w:lang w:val="zh_TW" w:bidi="zh_TW"/>
+        </w:rPr>
+      </w:r>
+      <w:r>
+        <w:rPr>
+          <w:lang w:val="zh_TW" w:bidi="zh_TW"/>
+        </w:rPr>
+        <w:t>抹大拉的馬利亞和盲人巴底買都使用較長的形式「拉波尼」來直接稱呼耶穌（</w:t>
+      </w:r>
+      <w:hyperlink r:id="rId32">
+        <w:r>
+          <w:rPr>
+            <w:lang w:val="zh_TW" w:bidi="zh_TW"/>
+          </w:rPr>
+          <w:rPr>
+            <w:color w:val="0000EE"/>
+            <w:u w:val="single"/>
+          </w:rPr>
+          <w:t>馬可福音10:51</w:t>
+        </w:r>
+      </w:hyperlink>
+      <w:r>
+        <w:rPr>
+          <w:lang w:val="zh_TW" w:bidi="zh_TW"/>
+        </w:rPr>
+        <w:t>；</w:t>
+      </w:r>
+      <w:hyperlink r:id="rId33">
+        <w:r>
+          <w:rPr>
+            <w:lang w:val="zh_TW" w:bidi="zh_TW"/>
+          </w:rPr>
+          <w:rPr>
+            <w:color w:val="0000EE"/>
+            <w:u w:val="single"/>
+          </w:rPr>
+          <w:t>約翰福音20:16</w:t>
+        </w:r>
+      </w:hyperlink>
+      <w:r>
+        <w:rPr>
+          <w:lang w:val="zh_TW" w:bidi="zh_TW"/>
+        </w:rPr>
+        <w:t>）。這比使用較短的稱呼「拉比」更表現出深刻的尊敬。在約翰福音書寫成的時候，「拉比」這個稱呼的意思是「老師」。約翰在</w:t>
+      </w:r>
+      <w:hyperlink r:id="rId27">
+        <w:r>
+          <w:rPr>
+            <w:lang w:val="zh_TW" w:bidi="zh_TW"/>
+          </w:rPr>
+          <w:rPr>
+            <w:color w:val="0000EE"/>
+            <w:u w:val="single"/>
+          </w:rPr>
+          <w:t>一章38節</w:t>
+        </w:r>
+      </w:hyperlink>
+      <w:r>
+        <w:rPr>
+          <w:lang w:val="zh_TW" w:bidi="zh_TW"/>
+        </w:rPr>
+        <w:t>中明確指出這一點，並在</w:t>
+      </w:r>
+      <w:hyperlink r:id="rId28">
+        <w:r>
+          <w:rPr>
+            <w:lang w:val="zh_TW" w:bidi="zh_TW"/>
+          </w:rPr>
+          <w:rPr>
+            <w:color w:val="0000EE"/>
+            <w:u w:val="single"/>
+          </w:rPr>
+          <w:t>三章2節</w:t>
+        </w:r>
+      </w:hyperlink>
+      <w:r>
+        <w:rPr>
+          <w:lang w:val="zh_TW" w:bidi="zh_TW"/>
+        </w:rPr>
+        <w:t>中暗示了這一點。</w:t>
+      </w:r>
+    </w:p>
+    <w:p>
+      <w:pPr/>
+      <w:r>
+        <w:rPr>
+          <w:lang w:val="zh_TW" w:bidi="zh_TW"/>
+        </w:rPr>
+      </w:r>
+      <w:r>
+        <w:rPr>
+          <w:lang w:val="zh_TW" w:bidi="zh_TW"/>
+        </w:rPr>
+        <w:t>耶穌譴責文士和法利賽人因這個稱呼而驕傲，他們堅持人們在公共場合稱呼他們「拉比」（</w:t>
+      </w:r>
+      <w:hyperlink r:id="rId34">
+        <w:r>
+          <w:rPr>
+            <w:lang w:val="zh_TW" w:bidi="zh_TW"/>
+          </w:rPr>
+          <w:rPr>
+            <w:color w:val="0000EE"/>
+            <w:u w:val="single"/>
+          </w:rPr>
+          <w:t>馬太福音23:7–8</w:t>
+        </w:r>
+      </w:hyperlink>
+      <w:r>
+        <w:rPr>
+          <w:lang w:val="zh_TW" w:bidi="zh_TW"/>
+        </w:rPr>
+        <w:t>）。耶穌禁止他的門徒使用這個稱呼，說：「</w:t>
+      </w:r>
+      <w:r>
+        <w:rPr>
+          <w:lang w:val="zh_TW" w:bidi="zh_TW"/>
+        </w:rPr>
+        <w:t>你們不要受拉比的稱呼</w:t>
+      </w:r>
+      <w:r>
+        <w:rPr>
+          <w:lang w:val="zh_TW" w:bidi="zh_TW"/>
+        </w:rPr>
+        <w:t>。」耶穌並未禁止合理使用這個稱呼，但拒絕驕傲地尋求與之相關的榮譽。當人們以敬畏的方式使用耶穌的稱呼時，並未受到責備。</w:t>
+      </w:r>
+      <w:r>
+        <w:rPr>
+          <w:lang w:val="zh_TW" w:bidi="zh_TW"/>
+        </w:rPr>
+      </w:r>
+      <w:r>
+        <w:rPr>
+          <w:lang w:val="zh_TW" w:bidi="zh_TW"/>
+        </w:rPr>
+      </w:r>
+    </w:p>
+    <w:p>
+      <w:pPr/>
+      <w:r>
+        <w:rPr>
+          <w:lang w:val="zh_TW" w:bidi="zh_TW"/>
+        </w:rPr>
+      </w:r>
+    </w:p>
+    <w:p>
+      <w:pPr>
+        <w:pStyle w:val="Heading2"/>
+      </w:pPr>
+      <w:r>
+        <w:rPr>
+          <w:lang w:val="zh_TW" w:bidi="zh_TW"/>
+        </w:rPr>
+        <w:t>拉波尼</w:t>
+      </w:r>
+      <w:r>
+        <w:rPr>
+          <w:lang w:val="zh_TW" w:bidi="zh_TW"/>
+        </w:rPr>
+      </w:r>
+    </w:p>
+    <w:p>
+      <w:pPr/>
+      <w:r>
+        <w:rPr>
+          <w:lang w:val="zh_TW" w:bidi="zh_TW"/>
+        </w:rPr>
+      </w:r>
+      <w:r>
+        <w:rPr>
+          <w:lang w:val="zh_TW" w:bidi="zh_TW"/>
+        </w:rPr>
+        <w:t>尊稱</w:t>
+      </w:r>
+      <w:r>
+        <w:rPr>
+          <w:i/>
+          <w:lang w:val="zh_TW" w:bidi="zh_TW"/>
+        </w:rPr>
+        <w:t>拉比</w:t>
+      </w:r>
+      <w:r>
+        <w:rPr>
+          <w:lang w:val="zh_TW" w:bidi="zh_TW"/>
+        </w:rPr>
+        <w:t>的變體，意思是「我偉大的那一位」或「我至上的那一位」。這個稱謂是用來稱呼老師的。拉波尼僅用於</w:t>
+      </w:r>
+      <w:hyperlink r:id="rId32">
+        <w:r>
+          <w:rPr>
+            <w:lang w:val="zh_TW" w:bidi="zh_TW"/>
+          </w:rPr>
+          <w:rPr>
+            <w:color w:val="0000EE"/>
+            <w:u w:val="single"/>
+          </w:rPr>
+          <w:t>馬可福音十章51節</w:t>
+        </w:r>
+      </w:hyperlink>
+      <w:r>
+        <w:rPr>
+          <w:lang w:val="zh_TW" w:bidi="zh_TW"/>
+        </w:rPr>
+        <w:t>和</w:t>
+      </w:r>
+      <w:hyperlink r:id="rId33">
+        <w:r>
+          <w:rPr>
+            <w:lang w:val="zh_TW" w:bidi="zh_TW"/>
+          </w:rPr>
+          <w:rPr>
+            <w:color w:val="0000EE"/>
+            <w:u w:val="single"/>
+          </w:rPr>
+          <w:t>約翰福音二十章16節</w:t>
+        </w:r>
+      </w:hyperlink>
+      <w:r>
+        <w:rPr>
+          <w:lang w:val="zh_TW" w:bidi="zh_TW"/>
+        </w:rPr>
+        <w:t>。</w:t>
+      </w:r>
+      <w:r>
+        <w:rPr>
+          <w:i/>
+          <w:lang w:val="zh_TW" w:bidi="zh_TW"/>
+        </w:rPr>
         <w:t>見</w:t>
       </w:r>
       <w:r>
         <w:rPr>
           <w:lang w:val="zh_TW" w:bidi="zh_TW"/>
         </w:rPr>
+        <w:t>拉比</w:t>
+      </w:r>
+      <w:r>
+        <w:rPr>
+          <w:lang w:val="zh_TW" w:bidi="zh_TW"/>
+        </w:rPr>
+        <w:t>。</w:t>
+      </w:r>
+      <w:r>
+        <w:rPr>
+          <w:lang w:val="zh_TW" w:bidi="zh_TW"/>
+        </w:rPr>
+      </w:r>
+      <w:r>
+        <w:rPr>
+          <w:lang w:val="zh_TW" w:bidi="zh_TW"/>
+        </w:rPr>
+      </w:r>
+    </w:p>
+    <w:p>
+      <w:pPr/>
+      <w:r>
+        <w:rPr>
+          <w:lang w:val="zh_TW" w:bidi="zh_TW"/>
+        </w:rPr>
+      </w:r>
+    </w:p>
+    <w:p>
+      <w:pPr>
+        <w:pStyle w:val="Heading2"/>
+      </w:pPr>
+      <w:r>
+        <w:rPr>
+          <w:lang w:val="zh_TW" w:bidi="zh_TW"/>
+        </w:rPr>
+        <w:t>拉海‧萊 （Lahai-Roi）</w:t>
+      </w:r>
+      <w:r>
+        <w:rPr>
+          <w:lang w:val="zh_TW" w:bidi="zh_TW"/>
+        </w:rPr>
+      </w:r>
+    </w:p>
+    <w:p>
+      <w:pPr/>
+      <w:r>
+        <w:rPr>
+          <w:lang w:val="zh_TW" w:bidi="zh_TW"/>
+        </w:rPr>
+      </w:r>
+      <w:r>
+        <w:rPr>
+          <w:lang w:val="zh_TW" w:bidi="zh_TW"/>
+        </w:rPr>
+        <w:t>這是某英文譯本對庇耳‧拉海‧萊（Beer-lahai-roi）的拼寫形式。這個名稱指的是一口井，記載於</w:t>
+      </w:r>
+      <w:hyperlink r:id="rId35">
+        <w:r>
+          <w:rPr>
+            <w:lang w:val="zh_TW" w:bidi="zh_TW"/>
+          </w:rPr>
+          <w:rPr>
+            <w:color w:val="0000EE"/>
+            <w:u w:val="single"/>
+          </w:rPr>
+          <w:t>創世記二十四章62節</w:t>
+        </w:r>
+      </w:hyperlink>
+      <w:r>
+        <w:rPr>
+          <w:lang w:val="zh_TW" w:bidi="zh_TW"/>
+        </w:rPr>
+        <w:t>和</w:t>
+      </w:r>
+      <w:hyperlink r:id="rId36">
+        <w:r>
+          <w:rPr>
+            <w:lang w:val="zh_TW" w:bidi="zh_TW"/>
+          </w:rPr>
+          <w:rPr>
+            <w:color w:val="0000EE"/>
+            <w:u w:val="single"/>
+          </w:rPr>
+          <w:t>二十五章11節</w:t>
+        </w:r>
+      </w:hyperlink>
+      <w:r>
+        <w:rPr>
+          <w:lang w:val="zh_TW" w:bidi="zh_TW"/>
+        </w:rPr>
+        <w:t>。</w:t>
+      </w:r>
+    </w:p>
+    <w:p>
+      <w:pPr/>
+      <w:r>
+        <w:rPr>
+          <w:lang w:val="zh_TW" w:bidi="zh_TW"/>
+        </w:rPr>
+      </w:r>
+      <w:r>
+        <w:rPr>
+          <w:i/>
+          <w:lang w:val="zh_TW" w:bidi="zh_TW"/>
+        </w:rPr>
+        <w:t xml:space="preserve">見 </w:t>
+      </w:r>
+      <w:r>
+        <w:rPr>
+          <w:lang w:val="zh_TW" w:bidi="zh_TW"/>
+        </w:rPr>
+        <w:t>庇耳‧拉海‧萊</w:t>
+      </w:r>
+      <w:r>
+        <w:rPr>
+          <w:lang w:val="zh_TW" w:bidi="zh_TW"/>
+        </w:rPr>
+        <w:t>。</w:t>
+      </w:r>
+      <w:r>
+        <w:rPr>
+          <w:lang w:val="zh_TW" w:bidi="zh_TW"/>
+        </w:rPr>
+      </w:r>
+      <w:r>
+        <w:rPr>
+          <w:lang w:val="zh_TW" w:bidi="zh_TW"/>
+        </w:rPr>
+      </w:r>
+    </w:p>
+    <w:p>
+      <w:pPr/>
+      <w:r>
+        <w:rPr>
+          <w:lang w:val="zh_TW" w:bidi="zh_TW"/>
+        </w:rPr>
+      </w:r>
+    </w:p>
+    <w:p>
+      <w:pPr>
+        <w:pStyle w:val="Heading2"/>
+      </w:pPr>
+      <w:r>
+        <w:rPr>
+          <w:lang w:val="zh_TW" w:bidi="zh_TW"/>
+        </w:rPr>
+        <w:t>拉結</w:t>
+      </w:r>
+      <w:r>
+        <w:rPr>
+          <w:lang w:val="zh_TW" w:bidi="zh_TW"/>
+        </w:rPr>
+      </w:r>
+    </w:p>
+    <w:p>
+      <w:pPr/>
+      <w:r>
+        <w:rPr>
+          <w:lang w:val="zh_TW" w:bidi="zh_TW"/>
+        </w:rPr>
+      </w:r>
+      <w:r>
+        <w:rPr>
+          <w:lang w:val="zh_TW" w:bidi="zh_TW"/>
+        </w:rPr>
+        <w:t>拉班美麗的小女兒，也是雅各最愛的妻子。雅各來到巴旦‧亞蘭的哈蘭時，首次遇見拉結。當時她正在牧放父親的羊群，雅各替她把井口的石頭挪開，好給羊群喝水（</w:t>
+      </w:r>
+      <w:hyperlink r:id="rId37">
+        <w:r>
+          <w:rPr>
+            <w:lang w:val="zh_TW" w:bidi="zh_TW"/>
+          </w:rPr>
+          <w:rPr>
+            <w:color w:val="0000EE"/>
+            <w:u w:val="single"/>
+          </w:rPr>
+          <w:t>創29:10</w:t>
+        </w:r>
+      </w:hyperlink>
+      <w:r>
+        <w:rPr>
+          <w:lang w:val="zh_TW" w:bidi="zh_TW"/>
+        </w:rPr>
+        <w:t>）。雅各深愛拉結，因此同意為拉班服事七年，以換取娶她為妻的機會。因著對拉結的愛，這七年在他看來不過像幾天一樣。然而，詭詐的拉班違背了原先的約定。他先把大女兒利亞嫁給雅各，然後才把拉結給他為妻。拉結與利亞不同，婚後多年一直沒有生育（</w:t>
+      </w:r>
+      <w:hyperlink r:id="rId38">
+        <w:r>
+          <w:rPr>
+            <w:lang w:val="zh_TW" w:bidi="zh_TW"/>
+          </w:rPr>
+          <w:rPr>
+            <w:color w:val="0000EE"/>
+            <w:u w:val="single"/>
+          </w:rPr>
+          <w:t>創30:1</w:t>
+        </w:r>
+      </w:hyperlink>
+      <w:r>
+        <w:rPr>
+          <w:lang w:val="zh_TW" w:bidi="zh_TW"/>
+        </w:rPr>
+        <w:t>）。因此，她把使女辟拉給雅各，好藉著她得子。按照當時的習俗，她藉著辟拉得了兩個兒子，就是但和拿弗他利。後來，拉結自己也懷孕，生下約瑟（</w:t>
+      </w:r>
+      <w:hyperlink r:id="rId39">
+        <w:r>
+          <w:rPr>
+            <w:lang w:val="zh_TW" w:bidi="zh_TW"/>
+          </w:rPr>
+          <w:rPr>
+            <w:color w:val="0000EE"/>
+            <w:u w:val="single"/>
+          </w:rPr>
+          <w:t>創30:22–25</w:t>
+        </w:r>
+      </w:hyperlink>
+      <w:r>
+        <w:rPr>
+          <w:lang w:val="zh_TW" w:bidi="zh_TW"/>
+        </w:rPr>
+        <w:t>）。此後，雅各帶著妻子、兒女和財物離開哈蘭。</w:t>
+      </w:r>
+    </w:p>
+    <w:p>
+      <w:pPr/>
+      <w:r>
+        <w:rPr>
+          <w:lang w:val="zh_TW" w:bidi="zh_TW"/>
+        </w:rPr>
+      </w:r>
+      <w:r>
+        <w:rPr>
+          <w:lang w:val="zh_TW" w:bidi="zh_TW"/>
+        </w:rPr>
+        <w:t>在伯特利與伯利恆之間的路上，拉結生便雅憫時難產去世（</w:t>
+      </w:r>
+      <w:hyperlink r:id="rId40">
+        <w:r>
+          <w:rPr>
+            <w:lang w:val="zh_TW" w:bidi="zh_TW"/>
+          </w:rPr>
+          <w:rPr>
+            <w:color w:val="0000EE"/>
+            <w:u w:val="single"/>
+          </w:rPr>
+          <w:t>創35:16</w:t>
+        </w:r>
+      </w:hyperlink>
+      <w:r>
+        <w:rPr>
+          <w:lang w:val="zh_TW" w:bidi="zh_TW"/>
+        </w:rPr>
+        <w:t>、</w:t>
+      </w:r>
+      <w:hyperlink r:id="rId40">
+        <w:r>
+          <w:rPr>
+            <w:lang w:val="zh_TW" w:bidi="zh_TW"/>
+          </w:rPr>
+          <w:rPr>
+            <w:color w:val="0000EE"/>
+            <w:u w:val="single"/>
+          </w:rPr>
+          <w:t>19</w:t>
+        </w:r>
+      </w:hyperlink>
+      <w:r>
+        <w:rPr>
+          <w:lang w:val="zh_TW" w:bidi="zh_TW"/>
+        </w:rPr>
+        <w:t>）。雅各在她的墳上立了一根柱子；直到掃羅的時代，那仍是一處人所熟知的地標（</w:t>
+      </w:r>
+      <w:hyperlink r:id="rId41">
+        <w:r>
+          <w:rPr>
+            <w:lang w:val="zh_TW" w:bidi="zh_TW"/>
+          </w:rPr>
+          <w:rPr>
+            <w:color w:val="0000EE"/>
+            <w:u w:val="single"/>
+          </w:rPr>
+          <w:t>撒上10:2</w:t>
+        </w:r>
+      </w:hyperlink>
+      <w:r>
+        <w:rPr>
+          <w:lang w:val="zh_TW" w:bidi="zh_TW"/>
+        </w:rPr>
+        <w:t>）。拉結和利亞都被視為建立以色列家的重要人物 （</w:t>
+      </w:r>
+      <w:hyperlink r:id="rId42">
+        <w:r>
+          <w:rPr>
+            <w:lang w:val="zh_TW" w:bidi="zh_TW"/>
+          </w:rPr>
+          <w:rPr>
+            <w:color w:val="0000EE"/>
+            <w:u w:val="single"/>
+          </w:rPr>
+          <w:t>得4:11</w:t>
+        </w:r>
+      </w:hyperlink>
+      <w:r>
+        <w:rPr>
+          <w:lang w:val="zh_TW" w:bidi="zh_TW"/>
+        </w:rPr>
+        <w:t>）。在</w:t>
+      </w:r>
+      <w:hyperlink r:id="rId43">
+        <w:r>
+          <w:rPr>
+            <w:lang w:val="zh_TW" w:bidi="zh_TW"/>
+          </w:rPr>
+          <w:rPr>
+            <w:color w:val="0000EE"/>
+            <w:u w:val="single"/>
+          </w:rPr>
+          <w:t>耶利米書三十一章15節</w:t>
+        </w:r>
+      </w:hyperlink>
+      <w:r>
+        <w:rPr>
+          <w:lang w:val="zh_TW" w:bidi="zh_TW"/>
+        </w:rPr>
+        <w:t>，經文描繪拉結因兒女被擄而哭泣。後來，馬太福音引用了這節經文來描述希律屠殺男嬰的事件（</w:t>
+      </w:r>
+      <w:hyperlink r:id="rId44">
+        <w:r>
+          <w:rPr>
+            <w:lang w:val="zh_TW" w:bidi="zh_TW"/>
+          </w:rPr>
+          <w:rPr>
+            <w:color w:val="0000EE"/>
+            <w:u w:val="single"/>
+          </w:rPr>
+          <w:t>太2:18</w:t>
+        </w:r>
+      </w:hyperlink>
+      <w:r>
+        <w:rPr>
+          <w:lang w:val="zh_TW" w:bidi="zh_TW"/>
+        </w:rPr>
+        <w:t>）。</w:t>
+      </w:r>
+    </w:p>
+    <w:p>
+      <w:pPr/>
+      <w:r>
+        <w:rPr>
+          <w:lang w:val="zh_TW" w:bidi="zh_TW"/>
+        </w:rPr>
+      </w:r>
+      <w:r>
+        <w:rPr>
+          <w:i/>
+          <w:lang w:val="zh_TW" w:bidi="zh_TW"/>
+        </w:rPr>
+        <w:t>見</w:t>
+      </w:r>
+      <w:r>
+        <w:rPr>
+          <w:lang w:val="zh_TW" w:bidi="zh_TW"/>
+        </w:rPr>
         <w:t xml:space="preserve"> </w:t>
       </w:r>
       <w:r>
         <w:rPr>
           <w:lang w:val="zh_TW" w:bidi="zh_TW"/>
         </w:rPr>
-        <w:t>半尼其</w:t>
+        <w:t>雅各 #1</w:t>
       </w:r>
       <w:r>
         <w:rPr>
@@ -303,7 +1507,7 @@
         <w:rPr>
           <w:lang w:val="zh_TW" w:bidi="zh_TW"/>
         </w:rPr>
-        <w:t>雷子</w:t>
+        <w:t>拉結的墓</w:t>
       </w:r>
       <w:r>
         <w:rPr>
@@ -322,18 +1526,36 @@
         <w:rPr>
           <w:lang w:val="zh_TW" w:bidi="zh_TW"/>
         </w:rPr>
-        <w:t>「半尼其」這個詞翻譯出來的意思，是耶穌給雅各和約翰的綽號（</w:t>
-      </w:r>
-      <w:hyperlink r:id="rId13">
-        <w:r>
-          <w:rPr>
-            <w:lang w:val="zh_TW" w:bidi="zh_TW"/>
-          </w:rPr>
-          <w:rPr>
-            <w:color w:val="0000EE"/>
-            <w:u w:val="single"/>
-          </w:rPr>
-          <w:t>可3:17</w:t>
+        <w:t>雅各在拉結的墳墓所在地立了一個碑（</w:t>
+      </w:r>
+      <w:hyperlink r:id="rId45">
+        <w:r>
+          <w:rPr>
+            <w:lang w:val="zh_TW" w:bidi="zh_TW"/>
+          </w:rPr>
+          <w:rPr>
+            <w:color w:val="0000EE"/>
+            <w:u w:val="single"/>
+          </w:rPr>
+          <w:t>創5:19–20</w:t>
+        </w:r>
+      </w:hyperlink>
+      <w:r>
+        <w:rPr>
+          <w:lang w:val="zh_TW" w:bidi="zh_TW"/>
+        </w:rPr>
+        <w:t>）。直到撒母耳的時代，這個碑仍然存在（</w:t>
+      </w:r>
+      <w:hyperlink r:id="rId41">
+        <w:r>
+          <w:rPr>
+            <w:lang w:val="zh_TW" w:bidi="zh_TW"/>
+          </w:rPr>
+          <w:rPr>
+            <w:color w:val="0000EE"/>
+            <w:u w:val="single"/>
+          </w:rPr>
+          <w:t>撒上10:2</w:t>
         </w:r>
       </w:hyperlink>
       <w:r>
@@ -342,6 +1564,697 @@
         </w:rPr>
         <w:t>）。</w:t>
       </w:r>
+    </w:p>
+    <w:p>
+      <w:pPr/>
+      <w:r>
+        <w:rPr>
+          <w:lang w:val="zh_TW" w:bidi="zh_TW"/>
+        </w:rPr>
+      </w:r>
+      <w:r>
+        <w:rPr>
+          <w:lang w:val="zh_TW" w:bidi="zh_TW"/>
+        </w:rPr>
+        <w:t>由於流傳至今的兩種傳統說法，拉結墓的原址仍有爭議：</w:t>
+      </w:r>
+    </w:p>
+    <w:p>
+      <w:pPr>
+        <w:pStyle w:val="ListNumber"/>
+        <w:numPr>
+          <w:ilvl w:val="0"/>
+          <w:numId w:val="14"/>
+        </w:numPr>
+        <w:spacing w:line="240" w:lineRule="auto"/>
+        <w:ind w:left="720"/>
+      </w:pPr>
+      <w:r>
+        <w:rPr>
+          <w:lang w:val="zh_TW" w:bidi="zh_TW"/>
+        </w:rPr>
+      </w:r>
+      <w:r>
+        <w:rPr>
+          <w:lang w:val="zh_TW" w:bidi="zh_TW"/>
+        </w:rPr>
+        <w:t>較早的傳統認為，拉結的墓位於耶路撒冷南面的伯利恆附近（</w:t>
+      </w:r>
+      <w:hyperlink r:id="rId46">
+        <w:r>
+          <w:rPr>
+            <w:lang w:val="zh_TW" w:bidi="zh_TW"/>
+          </w:rPr>
+          <w:rPr>
+            <w:color w:val="0000EE"/>
+            <w:u w:val="single"/>
+          </w:rPr>
+          <w:t>創35:19</w:t>
+        </w:r>
+      </w:hyperlink>
+      <w:r>
+        <w:rPr>
+          <w:lang w:val="zh_TW" w:bidi="zh_TW"/>
+        </w:rPr>
+        <w:t>，</w:t>
+      </w:r>
+      <w:hyperlink r:id="rId47">
+        <w:r>
+          <w:rPr>
+            <w:lang w:val="zh_TW" w:bidi="zh_TW"/>
+          </w:rPr>
+          <w:rPr>
+            <w:color w:val="0000EE"/>
+            <w:u w:val="single"/>
+          </w:rPr>
+          <w:t>48:7</w:t>
+        </w:r>
+      </w:hyperlink>
+      <w:r>
+        <w:rPr>
+          <w:lang w:val="zh_TW" w:bidi="zh_TW"/>
+        </w:rPr>
+        <w:t>；</w:t>
+      </w:r>
+      <w:hyperlink r:id="rId44">
+        <w:r>
+          <w:rPr>
+            <w:lang w:val="zh_TW" w:bidi="zh_TW"/>
+          </w:rPr>
+          <w:rPr>
+            <w:color w:val="0000EE"/>
+            <w:u w:val="single"/>
+          </w:rPr>
+          <w:t>太2:18</w:t>
+        </w:r>
+      </w:hyperlink>
+      <w:r>
+        <w:rPr>
+          <w:lang w:val="zh_TW" w:bidi="zh_TW"/>
+        </w:rPr>
+        <w:t>）。約瑟夫（Josephus）、優西比烏（Eusebius）、耶柔米（Jerome）、俄利根（Origen）和塔木德學者（Talmudists）都支持這種看法。</w:t>
+      </w:r>
+    </w:p>
+    <w:p>
+      <w:pPr>
+        <w:pStyle w:val="ListNumber"/>
+        <w:spacing w:line="240" w:lineRule="auto"/>
+        <w:ind w:left="720"/>
+      </w:pPr>
+      <w:r>
+        <w:rPr>
+          <w:lang w:val="zh_TW" w:bidi="zh_TW"/>
+        </w:rPr>
+      </w:r>
+      <w:r>
+        <w:rPr>
+          <w:lang w:val="zh_TW" w:bidi="zh_TW"/>
+        </w:rPr>
+        <w:t>第二個地點是以法他（</w:t>
+      </w:r>
+      <w:hyperlink r:id="rId46">
+        <w:r>
+          <w:rPr>
+            <w:lang w:val="zh_TW" w:bidi="zh_TW"/>
+          </w:rPr>
+          <w:rPr>
+            <w:color w:val="0000EE"/>
+            <w:u w:val="single"/>
+          </w:rPr>
+          <w:t>創35:19</w:t>
+        </w:r>
+      </w:hyperlink>
+      <w:r>
+        <w:rPr>
+          <w:lang w:val="zh_TW" w:bidi="zh_TW"/>
+        </w:rPr>
+        <w:t>）。這地方位於便雅憫北部邊界，距離耶路撒冷以北16.1公里（10英里）（</w:t>
+      </w:r>
+      <w:hyperlink r:id="rId41">
+        <w:r>
+          <w:rPr>
+            <w:lang w:val="zh_TW" w:bidi="zh_TW"/>
+          </w:rPr>
+          <w:rPr>
+            <w:color w:val="0000EE"/>
+            <w:u w:val="single"/>
+          </w:rPr>
+          <w:t>撒上10:2</w:t>
+        </w:r>
+      </w:hyperlink>
+      <w:r>
+        <w:rPr>
+          <w:lang w:val="zh_TW" w:bidi="zh_TW"/>
+        </w:rPr>
+        <w:t>；</w:t>
+      </w:r>
+      <w:hyperlink r:id="rId43">
+        <w:r>
+          <w:rPr>
+            <w:lang w:val="zh_TW" w:bidi="zh_TW"/>
+          </w:rPr>
+          <w:rPr>
+            <w:color w:val="0000EE"/>
+            <w:u w:val="single"/>
+          </w:rPr>
+          <w:t>耶31:15</w:t>
+        </w:r>
+      </w:hyperlink>
+      <w:r>
+        <w:rPr>
+          <w:lang w:val="zh_TW" w:bidi="zh_TW"/>
+        </w:rPr>
+        <w:t>），靠近古代的伯特利。</w:t>
+      </w:r>
+    </w:p>
+    <w:p>
+      <w:pPr/>
+      <w:r>
+        <w:rPr>
+          <w:lang w:val="zh_TW" w:bidi="zh_TW"/>
+        </w:rPr>
+      </w:r>
+      <w:r>
+        <w:rPr>
+          <w:lang w:val="zh_TW" w:bidi="zh_TW"/>
+        </w:rPr>
+        <w:t>拉結的墓是聖經中最早提到的「墓葬紀念碑」（sepulchral monument；為紀念死者而設立的大型雕像）。拉結的墓的圖畫是世界各地猶太人家庭常見的裝飾品。</w:t>
+      </w:r>
+      <w:r>
+        <w:rPr>
+          <w:lang w:val="zh_TW" w:bidi="zh_TW"/>
+        </w:rPr>
+      </w:r>
+      <w:r>
+        <w:rPr>
+          <w:lang w:val="zh_TW" w:bidi="zh_TW"/>
+        </w:rPr>
+      </w:r>
+    </w:p>
+    <w:p>
+      <w:pPr/>
+      <w:r>
+        <w:rPr>
+          <w:lang w:val="zh_TW" w:bidi="zh_TW"/>
+        </w:rPr>
+      </w:r>
+    </w:p>
+    <w:p>
+      <w:pPr>
+        <w:pStyle w:val="Heading2"/>
+      </w:pPr>
+      <w:r>
+        <w:rPr>
+          <w:lang w:val="zh_TW" w:bidi="zh_TW"/>
+        </w:rPr>
+        <w:t>拉瑪</w:t>
+      </w:r>
+      <w:r>
+        <w:rPr>
+          <w:lang w:val="zh_TW" w:bidi="zh_TW"/>
+        </w:rPr>
+      </w:r>
+    </w:p>
+    <w:p>
+      <w:pPr>
+        <w:pStyle w:val="Heading2"/>
+      </w:pPr>
+      <w:r>
+        <w:rPr>
+          <w:lang w:val="zh_TW" w:bidi="zh_TW"/>
+        </w:rPr>
+        <w:t>拉瑪</w:t>
+      </w:r>
+    </w:p>
+    <w:p>
+      <w:pPr/>
+      <w:r>
+        <w:rPr>
+          <w:lang w:val="zh_TW" w:bidi="zh_TW"/>
+        </w:rPr>
+      </w:r>
+      <w:r>
+        <w:rPr>
+          <w:lang w:val="zh_TW" w:bidi="zh_TW"/>
+        </w:rPr>
+        <w:t>古實的五個兒子之一，且是含的後裔，是示巴和底但的父親（</w:t>
+      </w:r>
+      <w:hyperlink r:id="rId48">
+        <w:r>
+          <w:rPr>
+            <w:lang w:val="zh_TW" w:bidi="zh_TW"/>
+          </w:rPr>
+          <w:rPr>
+            <w:color w:val="0000EE"/>
+            <w:u w:val="single"/>
+          </w:rPr>
+          <w:t>創10:7</w:t>
+        </w:r>
+      </w:hyperlink>
+      <w:r>
+        <w:rPr>
+          <w:lang w:val="zh_TW" w:bidi="zh_TW"/>
+        </w:rPr>
+        <w:t>；</w:t>
+      </w:r>
+      <w:hyperlink r:id="rId49">
+        <w:r>
+          <w:rPr>
+            <w:lang w:val="zh_TW" w:bidi="zh_TW"/>
+          </w:rPr>
+          <w:rPr>
+            <w:color w:val="0000EE"/>
+            <w:u w:val="single"/>
+          </w:rPr>
+          <w:t>代上1:9</w:t>
+        </w:r>
+      </w:hyperlink>
+      <w:r>
+        <w:rPr>
+          <w:lang w:val="zh_TW" w:bidi="zh_TW"/>
+        </w:rPr>
+        <w:t>）。</w:t>
+      </w:r>
+      <w:hyperlink r:id="rId50">
+        <w:r>
+          <w:rPr>
+            <w:lang w:val="zh_TW" w:bidi="zh_TW"/>
+          </w:rPr>
+          <w:rPr>
+            <w:color w:val="0000EE"/>
+            <w:u w:val="single"/>
+          </w:rPr>
+          <w:t>以西結書二十七章22節</w:t>
+        </w:r>
+      </w:hyperlink>
+      <w:r>
+        <w:rPr>
+          <w:lang w:val="zh_TW" w:bidi="zh_TW"/>
+        </w:rPr>
+        <w:t>提到示巴人和拉瑪人與泰爾的商人交易香料和寶石。拉瑪的名字後來被用來作為一個城鎮的名稱，或許就是阿拉伯西南部的麥因（Ma'in） 。</w:t>
+      </w:r>
+      <w:r>
+        <w:rPr>
+          <w:lang w:val="zh_TW" w:bidi="zh_TW"/>
+        </w:rPr>
+      </w:r>
+      <w:r>
+        <w:rPr>
+          <w:lang w:val="zh_TW" w:bidi="zh_TW"/>
+        </w:rPr>
+      </w:r>
+    </w:p>
+    <w:p>
+      <w:pPr/>
+      <w:r>
+        <w:rPr>
+          <w:lang w:val="zh_TW" w:bidi="zh_TW"/>
+        </w:rPr>
+      </w:r>
+    </w:p>
+    <w:p>
+      <w:pPr>
+        <w:pStyle w:val="Heading2"/>
+      </w:pPr>
+      <w:r>
+        <w:rPr>
+          <w:lang w:val="zh_TW" w:bidi="zh_TW"/>
+        </w:rPr>
+        <w:t>拉瑪</w:t>
+      </w:r>
+      <w:r>
+        <w:rPr>
+          <w:lang w:val="zh_TW" w:bidi="zh_TW"/>
+        </w:rPr>
+      </w:r>
+    </w:p>
+    <w:p>
+      <w:pPr>
+        <w:pStyle w:val="ListNumber"/>
+        <w:numPr>
+          <w:ilvl w:val="0"/>
+          <w:numId w:val="15"/>
+        </w:numPr>
+        <w:spacing w:line="240" w:lineRule="auto"/>
+        <w:ind w:left="720"/>
+      </w:pPr>
+      <w:r>
+        <w:rPr>
+          <w:lang w:val="zh_TW" w:bidi="zh_TW"/>
+        </w:rPr>
+      </w:r>
+      <w:r>
+        <w:rPr>
+          <w:lang w:val="zh_TW" w:bidi="zh_TW"/>
+        </w:rPr>
+        <w:t>這是分給便雅憫支派為業的一座城，在城的名單中列於基遍和比錄之間（</w:t>
+      </w:r>
+      <w:hyperlink r:id="rId51">
+        <w:r>
+          <w:rPr>
+            <w:lang w:val="zh_TW" w:bidi="zh_TW"/>
+          </w:rPr>
+          <w:rPr>
+            <w:color w:val="0000EE"/>
+            <w:u w:val="single"/>
+          </w:rPr>
+          <w:t>書18:25</w:t>
+        </w:r>
+      </w:hyperlink>
+      <w:r>
+        <w:rPr>
+          <w:lang w:val="zh_TW" w:bidi="zh_TW"/>
+        </w:rPr>
+        <w:t>）。雅各的妻子拉結葬在這城附近（</w:t>
+      </w:r>
+      <w:hyperlink r:id="rId44">
+        <w:r>
+          <w:rPr>
+            <w:lang w:val="zh_TW" w:bidi="zh_TW"/>
+          </w:rPr>
+          <w:rPr>
+            <w:color w:val="0000EE"/>
+            <w:u w:val="single"/>
+          </w:rPr>
+          <w:t>太2:18</w:t>
+        </w:r>
+      </w:hyperlink>
+      <w:r>
+        <w:rPr>
+          <w:lang w:val="zh_TW" w:bidi="zh_TW"/>
+        </w:rPr>
+        <w:t>；參</w:t>
+      </w:r>
+      <w:hyperlink r:id="rId52">
+        <w:r>
+          <w:rPr>
+            <w:lang w:val="zh_TW" w:bidi="zh_TW"/>
+          </w:rPr>
+          <w:rPr>
+            <w:color w:val="0000EE"/>
+            <w:u w:val="single"/>
+          </w:rPr>
+          <w:t>創35:16–21</w:t>
+        </w:r>
+      </w:hyperlink>
+      <w:r>
+        <w:rPr>
+          <w:lang w:val="zh_TW" w:bidi="zh_TW"/>
+        </w:rPr>
+        <w:t>；</w:t>
+      </w:r>
+      <w:hyperlink r:id="rId43">
+        <w:r>
+          <w:rPr>
+            <w:lang w:val="zh_TW" w:bidi="zh_TW"/>
+          </w:rPr>
+          <w:rPr>
+            <w:color w:val="0000EE"/>
+            <w:u w:val="single"/>
+          </w:rPr>
+          <w:t>耶31:15</w:t>
+        </w:r>
+      </w:hyperlink>
+      <w:r>
+        <w:rPr>
+          <w:lang w:val="zh_TW" w:bidi="zh_TW"/>
+        </w:rPr>
+        <w:t>）。拉瑪靠近伯特利，也是底波拉審判以色列的地方（</w:t>
+      </w:r>
+      <w:hyperlink r:id="rId53">
+        <w:r>
+          <w:rPr>
+            <w:lang w:val="zh_TW" w:bidi="zh_TW"/>
+          </w:rPr>
+          <w:rPr>
+            <w:color w:val="0000EE"/>
+            <w:u w:val="single"/>
+          </w:rPr>
+          <w:t>士4:5</w:t>
+        </w:r>
+      </w:hyperlink>
+      <w:r>
+        <w:rPr>
+          <w:lang w:val="zh_TW" w:bidi="zh_TW"/>
+        </w:rPr>
+        <w:t>）。一個利未人和他的妾從伯利恆向北行走時，也曾在這城暫時停留（</w:t>
+      </w:r>
+      <w:hyperlink r:id="rId54">
+        <w:r>
+          <w:rPr>
+            <w:lang w:val="zh_TW" w:bidi="zh_TW"/>
+          </w:rPr>
+          <w:rPr>
+            <w:color w:val="0000EE"/>
+            <w:u w:val="single"/>
+          </w:rPr>
+          <w:t>士19:13</w:t>
+        </w:r>
+      </w:hyperlink>
+      <w:r>
+        <w:rPr>
+          <w:lang w:val="zh_TW" w:bidi="zh_TW"/>
+        </w:rPr>
+        <w:t>）。</w:t>
+        <w:br/>
+      </w:r>
+      <w:r>
+        <w:rPr>
+          <w:lang w:val="zh_TW" w:bidi="zh_TW"/>
+        </w:rPr>
+        <w:t>在南北分裂王國時期（公元前930至722年），以色列王巴沙加強了拉瑪的防禦。巴沙利用拉瑪來阻止猶大王亞撒的軍隊進入以色列。約在公元前885年，亞蘭王便‧哈達一世（Ben-hadad I）發動攻擊後，巴沙離開拉瑪，急忙率軍北上迎戰。亞撒拆毀拉瑪的防禦工事，並把拆下來的材料用來建造迦巴和米斯巴兩座城（</w:t>
+      </w:r>
+      <w:hyperlink r:id="rId55">
+        <w:r>
+          <w:rPr>
+            <w:lang w:val="zh_TW" w:bidi="zh_TW"/>
+          </w:rPr>
+          <w:rPr>
+            <w:color w:val="0000EE"/>
+            <w:u w:val="single"/>
+          </w:rPr>
+          <w:t>王上15:17–22</w:t>
+        </w:r>
+      </w:hyperlink>
+      <w:r>
+        <w:rPr>
+          <w:lang w:val="zh_TW" w:bidi="zh_TW"/>
+        </w:rPr>
+        <w:t>；</w:t>
+      </w:r>
+      <w:hyperlink r:id="rId56">
+        <w:r>
+          <w:rPr>
+            <w:lang w:val="zh_TW" w:bidi="zh_TW"/>
+          </w:rPr>
+          <w:rPr>
+            <w:color w:val="0000EE"/>
+            <w:u w:val="single"/>
+          </w:rPr>
+          <w:t>代下16:1–6</w:t>
+        </w:r>
+      </w:hyperlink>
+      <w:r>
+        <w:rPr>
+          <w:lang w:val="zh_TW" w:bidi="zh_TW"/>
+        </w:rPr>
+        <w:t>）。</w:t>
+        <w:br/>
+      </w:r>
+      <w:r>
+        <w:rPr>
+          <w:lang w:val="zh_TW" w:bidi="zh_TW"/>
+        </w:rPr>
+        <w:t>公元前701年，亞述王西拿基立率領軍隊，經過迦巴、拉瑪和基比亞，向猶大王希西家和耶路撒冷進軍（</w:t>
+      </w:r>
+      <w:hyperlink r:id="rId57">
+        <w:r>
+          <w:rPr>
+            <w:lang w:val="zh_TW" w:bidi="zh_TW"/>
+          </w:rPr>
+          <w:rPr>
+            <w:color w:val="0000EE"/>
+            <w:u w:val="single"/>
+          </w:rPr>
+          <w:t>賽10:29</w:t>
+        </w:r>
+      </w:hyperlink>
+      <w:r>
+        <w:rPr>
+          <w:lang w:val="zh_TW" w:bidi="zh_TW"/>
+        </w:rPr>
+        <w:t>）。後來，尼布甲尼撒王把拉瑪作為安置被擄往巴比倫之猶太人的地方。護衛長尼布撒拉旦在那裡把耶利米從被擄的人當中釋放出來（</w:t>
+      </w:r>
+      <w:hyperlink r:id="rId58">
+        <w:r>
+          <w:rPr>
+            <w:lang w:val="zh_TW" w:bidi="zh_TW"/>
+          </w:rPr>
+          <w:rPr>
+            <w:color w:val="0000EE"/>
+            <w:u w:val="single"/>
+          </w:rPr>
+          <w:t>耶40:1</w:t>
+        </w:r>
+      </w:hyperlink>
+      <w:r>
+        <w:rPr>
+          <w:lang w:val="zh_TW" w:bidi="zh_TW"/>
+        </w:rPr>
+        <w:t>）。</w:t>
+        <w:br/>
+      </w:r>
+      <w:r>
+        <w:rPr>
+          <w:lang w:val="zh_TW" w:bidi="zh_TW"/>
+        </w:rPr>
+        <w:t>從巴比倫被擄歸回之後，住在拉瑪的人跟隨所羅巴伯歸回，並重建這座城（</w:t>
+      </w:r>
+      <w:hyperlink r:id="rId59">
+        <w:r>
+          <w:rPr>
+            <w:lang w:val="zh_TW" w:bidi="zh_TW"/>
+          </w:rPr>
+          <w:rPr>
+            <w:color w:val="0000EE"/>
+            <w:u w:val="single"/>
+          </w:rPr>
+          <w:t>拉2:26</w:t>
+        </w:r>
+      </w:hyperlink>
+      <w:r>
+        <w:rPr>
+          <w:lang w:val="zh_TW" w:bidi="zh_TW"/>
+        </w:rPr>
+        <w:t>；</w:t>
+      </w:r>
+      <w:hyperlink r:id="rId60">
+        <w:r>
+          <w:rPr>
+            <w:lang w:val="zh_TW" w:bidi="zh_TW"/>
+          </w:rPr>
+          <w:rPr>
+            <w:color w:val="0000EE"/>
+            <w:u w:val="single"/>
+          </w:rPr>
+          <w:t>尼7:30</w:t>
+        </w:r>
+      </w:hyperlink>
+      <w:r>
+        <w:rPr>
+          <w:lang w:val="zh_TW" w:bidi="zh_TW"/>
+        </w:rPr>
+        <w:t>）。有些人認為，被擄歸回之後，拉瑪是便雅憫境內另一座城，位置較偏西，靠近沿海平原（</w:t>
+      </w:r>
+      <w:hyperlink r:id="rId61">
+        <w:r>
+          <w:rPr>
+            <w:lang w:val="zh_TW" w:bidi="zh_TW"/>
+          </w:rPr>
+          <w:rPr>
+            <w:color w:val="0000EE"/>
+            <w:u w:val="single"/>
+          </w:rPr>
+          <w:t>尼11:33</w:t>
+        </w:r>
+      </w:hyperlink>
+      <w:r>
+        <w:rPr>
+          <w:lang w:val="zh_TW" w:bidi="zh_TW"/>
+        </w:rPr>
+        <w:t>）。拉瑪的遺址一般認為就是今日位於耶路撒冷以北8公里（5英里）的厄蘭（er-Ram）村。</w:t>
+      </w:r>
+    </w:p>
+    <w:p>
+      <w:pPr>
+        <w:pStyle w:val="ListNumber"/>
+        <w:spacing w:line="240" w:lineRule="auto"/>
+        <w:ind w:left="720"/>
+      </w:pPr>
+      <w:r>
+        <w:rPr>
+          <w:lang w:val="zh_TW" w:bidi="zh_TW"/>
+        </w:rPr>
+      </w:r>
+      <w:r>
+        <w:rPr>
+          <w:lang w:val="zh_TW" w:bidi="zh_TW"/>
+        </w:rPr>
+        <w:t>這是位於南地的一座城，是西緬支派在猶大地業內南部邊界的城之一（</w:t>
+      </w:r>
+      <w:hyperlink r:id="rId62">
+        <w:r>
+          <w:rPr>
+            <w:lang w:val="zh_TW" w:bidi="zh_TW"/>
+          </w:rPr>
+          <w:rPr>
+            <w:color w:val="0000EE"/>
+            <w:u w:val="single"/>
+          </w:rPr>
+          <w:t>書19:8</w:t>
+        </w:r>
+      </w:hyperlink>
+      <w:r>
+        <w:rPr>
+          <w:lang w:val="zh_TW" w:bidi="zh_TW"/>
+        </w:rPr>
+        <w:t>）。這城又稱南地拉末（</w:t>
+      </w:r>
+      <w:hyperlink r:id="rId63">
+        <w:r>
+          <w:rPr>
+            <w:lang w:val="zh_TW" w:bidi="zh_TW"/>
+          </w:rPr>
+          <w:rPr>
+            <w:color w:val="0000EE"/>
+            <w:u w:val="single"/>
+          </w:rPr>
+          <w:t>撒上30:27</w:t>
+        </w:r>
+      </w:hyperlink>
+      <w:r>
+        <w:rPr>
+          <w:lang w:val="zh_TW" w:bidi="zh_TW"/>
+        </w:rPr>
+        <w:t>）和巴拉‧比珥（</w:t>
+      </w:r>
+      <w:hyperlink r:id="rId62">
+        <w:r>
+          <w:rPr>
+            <w:lang w:val="zh_TW" w:bidi="zh_TW"/>
+          </w:rPr>
+          <w:rPr>
+            <w:color w:val="0000EE"/>
+            <w:u w:val="single"/>
+          </w:rPr>
+          <w:t>書19:8</w:t>
+        </w:r>
+      </w:hyperlink>
+      <w:r>
+        <w:rPr>
+          <w:lang w:val="zh_TW" w:bidi="zh_TW"/>
+        </w:rPr>
+        <w:t>；參</w:t>
+      </w:r>
+      <w:hyperlink r:id="rId64">
+        <w:r>
+          <w:rPr>
+            <w:lang w:val="zh_TW" w:bidi="zh_TW"/>
+          </w:rPr>
+          <w:rPr>
+            <w:color w:val="0000EE"/>
+            <w:u w:val="single"/>
+          </w:rPr>
+          <w:t>代上4:33</w:t>
+        </w:r>
+      </w:hyperlink>
+      <w:r>
+        <w:rPr>
+          <w:lang w:val="zh_TW" w:bidi="zh_TW"/>
+        </w:rPr>
+        <w:t>）。</w:t>
+        <w:br/>
+      </w:r>
       <w:r>
         <w:rPr>
           <w:i/>
@@ -359,7 +2272,931 @@
         <w:rPr>
           <w:lang w:val="zh_TW" w:bidi="zh_TW"/>
         </w:rPr>
-        <w:t>半尼其</w:t>
+        <w:t>巴拉‧比珥</w:t>
+      </w:r>
+      <w:r>
+        <w:rPr>
+          <w:lang w:val="zh_TW" w:bidi="zh_TW"/>
+        </w:rPr>
+        <w:t>。</w:t>
+      </w:r>
+    </w:p>
+    <w:p>
+      <w:pPr>
+        <w:pStyle w:val="ListNumber"/>
+        <w:spacing w:line="240" w:lineRule="auto"/>
+        <w:ind w:left="720"/>
+      </w:pPr>
+      <w:r>
+        <w:rPr>
+          <w:lang w:val="zh_TW" w:bidi="zh_TW"/>
+        </w:rPr>
+      </w:r>
+      <w:r>
+        <w:rPr>
+          <w:lang w:val="zh_TW" w:bidi="zh_TW"/>
+        </w:rPr>
+        <w:t>亞設支派邊界上的一座城，在城的名單中列於西頓和泰爾之間（</w:t>
+      </w:r>
+      <w:hyperlink r:id="rId65">
+        <w:r>
+          <w:rPr>
+            <w:lang w:val="zh_TW" w:bidi="zh_TW"/>
+          </w:rPr>
+          <w:rPr>
+            <w:color w:val="0000EE"/>
+            <w:u w:val="single"/>
+          </w:rPr>
+          <w:t>書19:29</w:t>
+        </w:r>
+      </w:hyperlink>
+      <w:r>
+        <w:rPr>
+          <w:lang w:val="zh_TW" w:bidi="zh_TW"/>
+        </w:rPr>
+        <w:t>）。</w:t>
+      </w:r>
+    </w:p>
+    <w:p>
+      <w:pPr>
+        <w:pStyle w:val="ListNumber"/>
+        <w:spacing w:line="240" w:lineRule="auto"/>
+        <w:ind w:left="720"/>
+      </w:pPr>
+      <w:r>
+        <w:rPr>
+          <w:lang w:val="zh_TW" w:bidi="zh_TW"/>
+        </w:rPr>
+      </w:r>
+      <w:r>
+        <w:rPr>
+          <w:lang w:val="zh_TW" w:bidi="zh_TW"/>
+        </w:rPr>
+        <w:t>分給拿弗他利支派的19座堅固城之一，在城的名單中列於亞大瑪和夏瑣之間（</w:t>
+      </w:r>
+      <w:hyperlink r:id="rId66">
+        <w:r>
+          <w:rPr>
+            <w:lang w:val="zh_TW" w:bidi="zh_TW"/>
+          </w:rPr>
+          <w:rPr>
+            <w:color w:val="0000EE"/>
+            <w:u w:val="single"/>
+          </w:rPr>
+          <w:t>書19:36</w:t>
+        </w:r>
+      </w:hyperlink>
+      <w:r>
+        <w:rPr>
+          <w:lang w:val="zh_TW" w:bidi="zh_TW"/>
+        </w:rPr>
+        <w:t>）。一般認為這城就是今日的厄拉梅（er-Rameh），位於加利利海西北約17.7公里（11英里）。</w:t>
+      </w:r>
+    </w:p>
+    <w:p>
+      <w:pPr>
+        <w:pStyle w:val="ListNumber"/>
+        <w:spacing w:line="240" w:lineRule="auto"/>
+        <w:ind w:left="720"/>
+      </w:pPr>
+      <w:r>
+        <w:rPr>
+          <w:lang w:val="zh_TW" w:bidi="zh_TW"/>
+        </w:rPr>
+      </w:r>
+      <w:r>
+        <w:rPr>
+          <w:lang w:val="zh_TW" w:bidi="zh_TW"/>
+        </w:rPr>
+        <w:t>以利加拿和哈拿的家鄉，也是撒母耳出生的地方（</w:t>
+      </w:r>
+      <w:hyperlink r:id="rId67">
+        <w:r>
+          <w:rPr>
+            <w:lang w:val="zh_TW" w:bidi="zh_TW"/>
+          </w:rPr>
+          <w:rPr>
+            <w:color w:val="0000EE"/>
+            <w:u w:val="single"/>
+          </w:rPr>
+          <w:t>撒上1:19</w:t>
+        </w:r>
+      </w:hyperlink>
+      <w:r>
+        <w:rPr>
+          <w:lang w:val="zh_TW" w:bidi="zh_TW"/>
+        </w:rPr>
+        <w:t>，</w:t>
+      </w:r>
+      <w:hyperlink r:id="rId68">
+        <w:r>
+          <w:rPr>
+            <w:lang w:val="zh_TW" w:bidi="zh_TW"/>
+          </w:rPr>
+          <w:rPr>
+            <w:color w:val="0000EE"/>
+            <w:u w:val="single"/>
+          </w:rPr>
+          <w:t>2:11</w:t>
+        </w:r>
+      </w:hyperlink>
+      <w:r>
+        <w:rPr>
+          <w:lang w:val="zh_TW" w:bidi="zh_TW"/>
+        </w:rPr>
+        <w:t>）。後來，這城也成為撒母耳的住處（</w:t>
+      </w:r>
+      <w:hyperlink r:id="rId69">
+        <w:r>
+          <w:rPr>
+            <w:lang w:val="zh_TW" w:bidi="zh_TW"/>
+          </w:rPr>
+          <w:rPr>
+            <w:color w:val="0000EE"/>
+            <w:u w:val="single"/>
+          </w:rPr>
+          <w:t>撒上7:17</w:t>
+        </w:r>
+      </w:hyperlink>
+      <w:r>
+        <w:rPr>
+          <w:lang w:val="zh_TW" w:bidi="zh_TW"/>
+        </w:rPr>
+        <w:t>，</w:t>
+      </w:r>
+      <w:hyperlink r:id="rId70">
+        <w:r>
+          <w:rPr>
+            <w:lang w:val="zh_TW" w:bidi="zh_TW"/>
+          </w:rPr>
+          <w:rPr>
+            <w:color w:val="0000EE"/>
+            <w:u w:val="single"/>
+          </w:rPr>
+          <w:t>16:13</w:t>
+        </w:r>
+      </w:hyperlink>
+      <w:r>
+        <w:rPr>
+          <w:lang w:val="zh_TW" w:bidi="zh_TW"/>
+        </w:rPr>
+        <w:t>）。撒母耳在拉瑪、伯特利、吉甲和米斯巴治理以色列（</w:t>
+      </w:r>
+      <w:hyperlink r:id="rId69">
+        <w:r>
+          <w:rPr>
+            <w:lang w:val="zh_TW" w:bidi="zh_TW"/>
+          </w:rPr>
+          <w:rPr>
+            <w:color w:val="0000EE"/>
+            <w:u w:val="single"/>
+          </w:rPr>
+          <w:t>撒上7:17</w:t>
+        </w:r>
+      </w:hyperlink>
+      <w:r>
+        <w:rPr>
+          <w:lang w:val="zh_TW" w:bidi="zh_TW"/>
+        </w:rPr>
+        <w:t>）。掃羅首次在這城遇見撒母耳（</w:t>
+      </w:r>
+      <w:hyperlink r:id="rId71">
+        <w:r>
+          <w:rPr>
+            <w:lang w:val="zh_TW" w:bidi="zh_TW"/>
+          </w:rPr>
+          <w:rPr>
+            <w:color w:val="0000EE"/>
+            <w:u w:val="single"/>
+          </w:rPr>
+          <w:t>撒上9:6–10</w:t>
+        </w:r>
+      </w:hyperlink>
+      <w:r>
+        <w:rPr>
+          <w:lang w:val="zh_TW" w:bidi="zh_TW"/>
+        </w:rPr>
+        <w:t>）。以色列的長老也是在這裡請求撒母耳為他們立王（</w:t>
+      </w:r>
+      <w:hyperlink r:id="rId72">
+        <w:r>
+          <w:rPr>
+            <w:lang w:val="zh_TW" w:bidi="zh_TW"/>
+          </w:rPr>
+          <w:rPr>
+            <w:color w:val="0000EE"/>
+            <w:u w:val="single"/>
+          </w:rPr>
+          <w:t>撒上8:4</w:t>
+        </w:r>
+      </w:hyperlink>
+      <w:r>
+        <w:rPr>
+          <w:lang w:val="zh_TW" w:bidi="zh_TW"/>
+        </w:rPr>
+        <w:t>）。後來，大衛為躲避掃羅王而逃到這裡（</w:t>
+      </w:r>
+      <w:hyperlink r:id="rId73">
+        <w:r>
+          <w:rPr>
+            <w:lang w:val="zh_TW" w:bidi="zh_TW"/>
+          </w:rPr>
+          <w:rPr>
+            <w:color w:val="0000EE"/>
+            <w:u w:val="single"/>
+          </w:rPr>
+          <w:t>撒上19:18–20:1</w:t>
+        </w:r>
+      </w:hyperlink>
+      <w:r>
+        <w:rPr>
+          <w:lang w:val="zh_TW" w:bidi="zh_TW"/>
+        </w:rPr>
+        <w:t>）。撒母耳死後葬在拉瑪（</w:t>
+      </w:r>
+      <w:hyperlink r:id="rId74">
+        <w:r>
+          <w:rPr>
+            <w:lang w:val="zh_TW" w:bidi="zh_TW"/>
+          </w:rPr>
+          <w:rPr>
+            <w:color w:val="0000EE"/>
+            <w:u w:val="single"/>
+          </w:rPr>
+          <w:t>撒上25:1，</w:t>
+        </w:r>
+      </w:hyperlink>
+      <w:hyperlink r:id="rId75">
+        <w:r>
+          <w:rPr>
+            <w:lang w:val="zh_TW" w:bidi="zh_TW"/>
+          </w:rPr>
+          <w:rPr>
+            <w:color w:val="0000EE"/>
+            <w:u w:val="single"/>
+          </w:rPr>
+          <w:t>28:3</w:t>
+        </w:r>
+      </w:hyperlink>
+      <w:r>
+        <w:rPr>
+          <w:lang w:val="zh_TW" w:bidi="zh_TW"/>
+        </w:rPr>
+        <w:t>）。</w:t>
+      </w:r>
+      <w:hyperlink r:id="rId76">
+        <w:r>
+          <w:rPr>
+            <w:lang w:val="zh_TW" w:bidi="zh_TW"/>
+          </w:rPr>
+          <w:rPr>
+            <w:color w:val="0000EE"/>
+            <w:u w:val="single"/>
+          </w:rPr>
+          <w:t>撒母耳記上一章1節</w:t>
+        </w:r>
+      </w:hyperlink>
+      <w:r>
+        <w:rPr>
+          <w:lang w:val="zh_TW" w:bidi="zh_TW"/>
+        </w:rPr>
+        <w:t>又稱這城為拉瑪‧瑣非。</w:t>
+      </w:r>
+    </w:p>
+    <w:p>
+      <w:pPr>
+        <w:pStyle w:val="ListNumber"/>
+        <w:spacing w:line="240" w:lineRule="auto"/>
+        <w:ind w:left="720"/>
+      </w:pPr>
+      <w:r>
+        <w:rPr>
+          <w:lang w:val="zh_TW" w:bidi="zh_TW"/>
+        </w:rPr>
+      </w:r>
+      <w:r>
+        <w:rPr>
+          <w:lang w:val="zh_TW" w:bidi="zh_TW"/>
+        </w:rPr>
+        <w:t>基列的拉末的簡稱（</w:t>
+      </w:r>
+      <w:hyperlink r:id="rId77">
+        <w:r>
+          <w:rPr>
+            <w:lang w:val="zh_TW" w:bidi="zh_TW"/>
+          </w:rPr>
+          <w:rPr>
+            <w:color w:val="0000EE"/>
+            <w:u w:val="single"/>
+          </w:rPr>
+          <w:t>王下8:29</w:t>
+        </w:r>
+      </w:hyperlink>
+      <w:r>
+        <w:rPr>
+          <w:lang w:val="zh_TW" w:bidi="zh_TW"/>
+        </w:rPr>
+        <w:t>；</w:t>
+      </w:r>
+      <w:hyperlink r:id="rId78">
+        <w:r>
+          <w:rPr>
+            <w:lang w:val="zh_TW" w:bidi="zh_TW"/>
+          </w:rPr>
+          <w:rPr>
+            <w:color w:val="0000EE"/>
+            <w:u w:val="single"/>
+          </w:rPr>
+          <w:t>代下22:6</w:t>
+        </w:r>
+      </w:hyperlink>
+      <w:r>
+        <w:rPr>
+          <w:lang w:val="zh_TW" w:bidi="zh_TW"/>
+        </w:rPr>
+        <w:t>）。</w:t>
+        <w:br/>
+      </w:r>
+      <w:r>
+        <w:rPr>
+          <w:i/>
+          <w:lang w:val="zh_TW" w:bidi="zh_TW"/>
+        </w:rPr>
+        <w:t>見</w:t>
+      </w:r>
+      <w:r>
+        <w:rPr>
+          <w:lang w:val="zh_TW" w:bidi="zh_TW"/>
+        </w:rPr>
+        <w:t xml:space="preserve"> </w:t>
+      </w:r>
+      <w:r>
+        <w:rPr>
+          <w:lang w:val="zh_TW" w:bidi="zh_TW"/>
+        </w:rPr>
+        <w:t>基列的拉末</w:t>
+      </w:r>
+      <w:r>
+        <w:rPr>
+          <w:lang w:val="zh_TW" w:bidi="zh_TW"/>
+        </w:rPr>
+        <w:t>。</w:t>
+      </w:r>
+      <w:r>
+        <w:rPr>
+          <w:lang w:val="zh_TW" w:bidi="zh_TW"/>
+        </w:rPr>
+      </w:r>
+      <w:r>
+        <w:rPr>
+          <w:lang w:val="zh_TW" w:bidi="zh_TW"/>
+        </w:rPr>
+      </w:r>
+    </w:p>
+    <w:p>
+      <w:pPr/>
+      <w:r>
+        <w:rPr>
+          <w:lang w:val="zh_TW" w:bidi="zh_TW"/>
+        </w:rPr>
+      </w:r>
+    </w:p>
+    <w:p>
+      <w:pPr>
+        <w:pStyle w:val="Heading2"/>
+      </w:pPr>
+      <w:r>
+        <w:rPr>
+          <w:lang w:val="zh_TW" w:bidi="zh_TW"/>
+        </w:rPr>
+        <w:t>拉麥</w:t>
+      </w:r>
+      <w:r>
+        <w:rPr>
+          <w:lang w:val="zh_TW" w:bidi="zh_TW"/>
+        </w:rPr>
+      </w:r>
+    </w:p>
+    <w:p>
+      <w:pPr>
+        <w:pStyle w:val="ListNumber"/>
+        <w:numPr>
+          <w:ilvl w:val="0"/>
+          <w:numId w:val="16"/>
+        </w:numPr>
+        <w:spacing w:line="240" w:lineRule="auto"/>
+        <w:ind w:left="720"/>
+      </w:pPr>
+      <w:r>
+        <w:rPr>
+          <w:lang w:val="zh_TW" w:bidi="zh_TW"/>
+        </w:rPr>
+      </w:r>
+      <w:r>
+        <w:rPr>
+          <w:lang w:val="zh_TW" w:bidi="zh_TW"/>
+        </w:rPr>
+        <w:t>瑪土撒利的兒子，該隱的後裔，亞大和洗拉的丈夫。</w:t>
+        <w:br/>
+      </w:r>
+      <w:r>
+        <w:rPr>
+          <w:lang w:val="zh_TW" w:bidi="zh_TW"/>
+        </w:rPr>
+        <w:t>拉麥與亞大所生的兒子是：</w:t>
+      </w:r>
+    </w:p>
+    <w:p>
+      <w:pPr>
+        <w:pStyle w:val="ListBullet"/>
+        <w:spacing w:line="240" w:lineRule="auto"/>
+        <w:ind w:left="1440"/>
+      </w:pPr>
+      <w:r>
+        <w:rPr>
+          <w:lang w:val="zh_TW" w:bidi="zh_TW"/>
+        </w:rPr>
+      </w:r>
+      <w:r>
+        <w:rPr>
+          <w:lang w:val="zh_TW" w:bidi="zh_TW"/>
+        </w:rPr>
+        <w:t>雅八，「住帳棚、牧養牲畜之人的祖師」</w:t>
+      </w:r>
+    </w:p>
+    <w:p>
+      <w:pPr>
+        <w:pStyle w:val="ListBullet"/>
+        <w:spacing w:line="240" w:lineRule="auto"/>
+        <w:ind w:left="1440"/>
+      </w:pPr>
+      <w:r>
+        <w:rPr>
+          <w:lang w:val="zh_TW" w:bidi="zh_TW"/>
+        </w:rPr>
+      </w:r>
+      <w:r>
+        <w:rPr>
+          <w:lang w:val="zh_TW" w:bidi="zh_TW"/>
+        </w:rPr>
+        <w:t>猶八，「一切彈琴吹簫之人的祖師」</w:t>
+      </w:r>
+    </w:p>
+    <w:p>
+      <w:pPr/>
+      <w:r>
+        <w:rPr>
+          <w:lang w:val="zh_TW" w:bidi="zh_TW"/>
+        </w:rPr>
+      </w:r>
+      <w:r>
+        <w:rPr>
+          <w:lang w:val="zh_TW" w:bidi="zh_TW"/>
+        </w:rPr>
+        <w:t>他與洗拉所生的兒女是：</w:t>
+      </w:r>
+    </w:p>
+    <w:p>
+      <w:pPr>
+        <w:pStyle w:val="ListBullet"/>
+        <w:spacing w:line="240" w:lineRule="auto"/>
+        <w:ind w:left="1440"/>
+      </w:pPr>
+      <w:r>
+        <w:rPr>
+          <w:lang w:val="zh_TW" w:bidi="zh_TW"/>
+        </w:rPr>
+      </w:r>
+      <w:r>
+        <w:rPr>
+          <w:lang w:val="zh_TW" w:bidi="zh_TW"/>
+        </w:rPr>
+        <w:t>土八‧該隱，「打造各樣銅鐵利器的」</w:t>
+      </w:r>
+    </w:p>
+    <w:p>
+      <w:pPr>
+        <w:pStyle w:val="ListBullet"/>
+        <w:spacing w:line="240" w:lineRule="auto"/>
+        <w:ind w:left="1440"/>
+      </w:pPr>
+      <w:r>
+        <w:rPr>
+          <w:lang w:val="zh_TW" w:bidi="zh_TW"/>
+        </w:rPr>
+      </w:r>
+      <w:r>
+        <w:rPr>
+          <w:lang w:val="zh_TW" w:bidi="zh_TW"/>
+        </w:rPr>
+        <w:t>拿瑪（</w:t>
+      </w:r>
+      <w:hyperlink r:id="rId79">
+        <w:r>
+          <w:rPr>
+            <w:lang w:val="zh_TW" w:bidi="zh_TW"/>
+          </w:rPr>
+          <w:rPr>
+            <w:color w:val="0000EE"/>
+            <w:u w:val="single"/>
+          </w:rPr>
+          <w:t>創4:18–22</w:t>
+        </w:r>
+      </w:hyperlink>
+      <w:r>
+        <w:rPr>
+          <w:lang w:val="zh_TW" w:bidi="zh_TW"/>
+        </w:rPr>
+        <w:t>）</w:t>
+      </w:r>
+    </w:p>
+    <w:p>
+      <w:pPr/>
+      <w:r>
+        <w:rPr>
+          <w:lang w:val="zh_TW" w:bidi="zh_TW"/>
+        </w:rPr>
+      </w:r>
+      <w:r>
+        <w:rPr>
+          <w:lang w:val="zh_TW" w:bidi="zh_TW"/>
+        </w:rPr>
+        <w:t>創世記較早的章節記載，拉麥的兒女象徵畜牧、音樂與金屬工藝的起源。拉麥的歌（</w:t>
+      </w:r>
+      <w:hyperlink r:id="rId80">
+        <w:r>
+          <w:rPr>
+            <w:lang w:val="zh_TW" w:bidi="zh_TW"/>
+          </w:rPr>
+          <w:rPr>
+            <w:color w:val="0000EE"/>
+            <w:u w:val="single"/>
+          </w:rPr>
+          <w:t>創4:23–24</w:t>
+        </w:r>
+      </w:hyperlink>
+      <w:r>
+        <w:rPr>
+          <w:lang w:val="zh_TW" w:bidi="zh_TW"/>
+        </w:rPr>
+        <w:t>）是希伯來詩歌的早期例子。在這首歌裡，拉麥誇口自己殺了一個傷害他的人，把自己的報復與該隱殺亞伯相比（</w:t>
+      </w:r>
+      <w:hyperlink r:id="rId81">
+        <w:r>
+          <w:rPr>
+            <w:lang w:val="zh_TW" w:bidi="zh_TW"/>
+          </w:rPr>
+          <w:rPr>
+            <w:color w:val="0000EE"/>
+            <w:u w:val="single"/>
+          </w:rPr>
+          <w:t>創4:8–12</w:t>
+        </w:r>
+      </w:hyperlink>
+      <w:r>
+        <w:rPr>
+          <w:lang w:val="zh_TW" w:bidi="zh_TW"/>
+        </w:rPr>
+        <w:t>）。他說：「若殺該隱，遭報七倍，殺拉麥，必遭報七十七倍。」這首歌顯示，隨著文明發展，驕傲與暴力也隨之增長，這與耶穌關於饒恕的教導形成強烈對比──耶穌教導門徒要饒恕「七十個七次」（</w:t>
+      </w:r>
+      <w:hyperlink r:id="rId82">
+        <w:r>
+          <w:rPr>
+            <w:lang w:val="zh_TW" w:bidi="zh_TW"/>
+          </w:rPr>
+          <w:rPr>
+            <w:color w:val="0000EE"/>
+            <w:u w:val="single"/>
+          </w:rPr>
+          <w:t>太18:22</w:t>
+        </w:r>
+      </w:hyperlink>
+      <w:r>
+        <w:rPr>
+          <w:lang w:val="zh_TW" w:bidi="zh_TW"/>
+        </w:rPr>
+        <w:t>）。</w:t>
+      </w:r>
+    </w:p>
+    <w:p>
+      <w:pPr>
+        <w:pStyle w:val="ListNumber"/>
+        <w:numPr>
+          <w:ilvl w:val="0"/>
+          <w:numId w:val="17"/>
+        </w:numPr>
+        <w:spacing w:line="240" w:lineRule="auto"/>
+        <w:ind w:left="720"/>
+      </w:pPr>
+      <w:r>
+        <w:rPr>
+          <w:lang w:val="zh_TW" w:bidi="zh_TW"/>
+        </w:rPr>
+      </w:r>
+      <w:r>
+        <w:rPr>
+          <w:lang w:val="zh_TW" w:bidi="zh_TW"/>
+        </w:rPr>
+        <w:t>瑪土撒拉的兒子，挪亞的父親（</w:t>
+      </w:r>
+      <w:hyperlink r:id="rId83">
+        <w:r>
+          <w:rPr>
+            <w:lang w:val="zh_TW" w:bidi="zh_TW"/>
+          </w:rPr>
+          <w:rPr>
+            <w:color w:val="0000EE"/>
+            <w:u w:val="single"/>
+          </w:rPr>
+          <w:t>創5:25–31</w:t>
+        </w:r>
+      </w:hyperlink>
+      <w:r>
+        <w:rPr>
+          <w:lang w:val="zh_TW" w:bidi="zh_TW"/>
+        </w:rPr>
+        <w:t>；</w:t>
+      </w:r>
+      <w:hyperlink r:id="rId84">
+        <w:r>
+          <w:rPr>
+            <w:lang w:val="zh_TW" w:bidi="zh_TW"/>
+          </w:rPr>
+          <w:rPr>
+            <w:color w:val="0000EE"/>
+            <w:u w:val="single"/>
+          </w:rPr>
+          <w:t>代上1:3</w:t>
+        </w:r>
+      </w:hyperlink>
+      <w:r>
+        <w:rPr>
+          <w:lang w:val="zh_TW" w:bidi="zh_TW"/>
+        </w:rPr>
+        <w:t>）。挪亞出生時，拉麥盼望這孩子能使人類從降在亞當身上的咒詛中得著安慰（</w:t>
+      </w:r>
+      <w:hyperlink r:id="rId85">
+        <w:r>
+          <w:rPr>
+            <w:lang w:val="zh_TW" w:bidi="zh_TW"/>
+          </w:rPr>
+          <w:rPr>
+            <w:color w:val="0000EE"/>
+            <w:u w:val="single"/>
+          </w:rPr>
+          <w:t>創5:29</w:t>
+        </w:r>
+      </w:hyperlink>
+      <w:r>
+        <w:rPr>
+          <w:lang w:val="zh_TW" w:bidi="zh_TW"/>
+        </w:rPr>
+        <w:t>；參</w:t>
+      </w:r>
+      <w:hyperlink r:id="rId86">
+        <w:r>
+          <w:rPr>
+            <w:lang w:val="zh_TW" w:bidi="zh_TW"/>
+          </w:rPr>
+          <w:rPr>
+            <w:color w:val="0000EE"/>
+            <w:u w:val="single"/>
+          </w:rPr>
+          <w:t>創3:17</w:t>
+        </w:r>
+      </w:hyperlink>
+      <w:r>
+        <w:rPr>
+          <w:lang w:val="zh_TW" w:bidi="zh_TW"/>
+        </w:rPr>
+        <w:t>）。他活到777歲，是洪水發生前壽命最長的人之一。死海古卷記載拉麥與他父親瑪土撒拉之間的長篇對話。記載於</w:t>
+      </w:r>
+      <w:hyperlink r:id="rId87">
+        <w:r>
+          <w:rPr>
+            <w:lang w:val="zh_TW" w:bidi="zh_TW"/>
+          </w:rPr>
+          <w:rPr>
+            <w:color w:val="0000EE"/>
+            <w:u w:val="single"/>
+          </w:rPr>
+          <w:t>路加福音三章36節</w:t>
+        </w:r>
+      </w:hyperlink>
+      <w:r>
+        <w:rPr>
+          <w:lang w:val="zh_TW" w:bidi="zh_TW"/>
+        </w:rPr>
+        <w:t>的家譜將拉麥列為耶穌的先祖。</w:t>
+        <w:br/>
+      </w:r>
+      <w:r>
+        <w:rPr>
+          <w:i/>
+          <w:lang w:val="zh_TW" w:bidi="zh_TW"/>
+        </w:rPr>
+        <w:t>另見</w:t>
+      </w:r>
+      <w:r>
+        <w:rPr>
+          <w:lang w:val="zh_TW" w:bidi="zh_TW"/>
+        </w:rPr>
+        <w:t>耶穌基督的家譜</w:t>
+      </w:r>
+      <w:r>
+        <w:rPr>
+          <w:lang w:val="zh_TW" w:bidi="zh_TW"/>
+        </w:rPr>
+        <w:t>。</w:t>
+      </w:r>
+      <w:r>
+        <w:rPr>
+          <w:lang w:val="zh_TW" w:bidi="zh_TW"/>
+        </w:rPr>
+      </w:r>
+      <w:r>
+        <w:rPr>
+          <w:lang w:val="zh_TW" w:bidi="zh_TW"/>
+        </w:rPr>
+      </w:r>
+    </w:p>
+    <w:p>
+      <w:pPr/>
+      <w:r>
+        <w:rPr>
+          <w:lang w:val="zh_TW" w:bidi="zh_TW"/>
+        </w:rPr>
+      </w:r>
+    </w:p>
+    <w:p>
+      <w:pPr>
+        <w:pStyle w:val="Heading2"/>
+      </w:pPr>
+      <w:r>
+        <w:rPr>
+          <w:lang w:val="zh_TW" w:bidi="zh_TW"/>
+        </w:rPr>
+        <w:t>拉沙</w:t>
+      </w:r>
+      <w:r>
+        <w:rPr>
+          <w:lang w:val="zh_TW" w:bidi="zh_TW"/>
+        </w:rPr>
+      </w:r>
+    </w:p>
+    <w:p>
+      <w:pPr/>
+      <w:r>
+        <w:rPr>
+          <w:lang w:val="zh_TW" w:bidi="zh_TW"/>
+        </w:rPr>
+      </w:r>
+      <w:r>
+        <w:rPr>
+          <w:lang w:val="zh_TW" w:bidi="zh_TW"/>
+        </w:rPr>
+        <w:t>一個地名，除此之外沒有其它資訊。在一段古老的記載中，它被用來指示迦南人所居之地的南界（</w:t>
+      </w:r>
+      <w:hyperlink r:id="rId88">
+        <w:r>
+          <w:rPr>
+            <w:lang w:val="zh_TW" w:bidi="zh_TW"/>
+          </w:rPr>
+          <w:rPr>
+            <w:color w:val="0000EE"/>
+            <w:u w:val="single"/>
+          </w:rPr>
+          <w:t>創10:19</w:t>
+        </w:r>
+      </w:hyperlink>
+      <w:r>
+        <w:rPr>
+          <w:lang w:val="zh_TW" w:bidi="zh_TW"/>
+        </w:rPr>
+        <w:t>）。該處經文將拉沙與死海南端附近的其它城邑並列。</w:t>
+      </w:r>
+      <w:r>
+        <w:rPr>
+          <w:lang w:val="zh_TW" w:bidi="zh_TW"/>
+        </w:rPr>
+      </w:r>
+      <w:r>
+        <w:rPr>
+          <w:lang w:val="zh_TW" w:bidi="zh_TW"/>
+        </w:rPr>
+      </w:r>
+    </w:p>
+    <w:p>
+      <w:pPr/>
+      <w:r>
+        <w:rPr>
+          <w:lang w:val="zh_TW" w:bidi="zh_TW"/>
+        </w:rPr>
+      </w:r>
+    </w:p>
+    <w:p>
+      <w:pPr>
+        <w:pStyle w:val="Heading2"/>
+      </w:pPr>
+      <w:r>
+        <w:rPr>
+          <w:lang w:val="zh_TW" w:bidi="zh_TW"/>
+        </w:rPr>
+        <w:t>拉吳</w:t>
+      </w:r>
+      <w:r>
+        <w:rPr>
+          <w:lang w:val="zh_TW" w:bidi="zh_TW"/>
+        </w:rPr>
+      </w:r>
+    </w:p>
+    <w:p>
+      <w:pPr/>
+      <w:r>
+        <w:rPr>
+          <w:lang w:val="zh_TW" w:bidi="zh_TW"/>
+        </w:rPr>
+      </w:r>
+      <w:r>
+        <w:rPr>
+          <w:lang w:val="zh_TW" w:bidi="zh_TW"/>
+        </w:rPr>
+        <w:t>法勒的兒子，西鹿的父親。他是閃的後裔（</w:t>
+      </w:r>
+      <w:hyperlink r:id="rId89">
+        <w:r>
+          <w:rPr>
+            <w:lang w:val="zh_TW" w:bidi="zh_TW"/>
+          </w:rPr>
+          <w:rPr>
+            <w:color w:val="0000EE"/>
+            <w:u w:val="single"/>
+          </w:rPr>
+          <w:t>創11:18–21</w:t>
+        </w:r>
+      </w:hyperlink>
+      <w:r>
+        <w:rPr>
+          <w:lang w:val="zh_TW" w:bidi="zh_TW"/>
+        </w:rPr>
+        <w:t>；</w:t>
+      </w:r>
+      <w:hyperlink r:id="rId90">
+        <w:r>
+          <w:rPr>
+            <w:lang w:val="zh_TW" w:bidi="zh_TW"/>
+          </w:rPr>
+          <w:rPr>
+            <w:color w:val="0000EE"/>
+            <w:u w:val="single"/>
+          </w:rPr>
+          <w:t>代上1:25</w:t>
+        </w:r>
+      </w:hyperlink>
+      <w:r>
+        <w:rPr>
+          <w:lang w:val="zh_TW" w:bidi="zh_TW"/>
+        </w:rPr>
+        <w:t>）。他在</w:t>
+      </w:r>
+      <w:hyperlink r:id="rId91">
+        <w:r>
+          <w:rPr>
+            <w:lang w:val="zh_TW" w:bidi="zh_TW"/>
+          </w:rPr>
+          <w:rPr>
+            <w:color w:val="0000EE"/>
+            <w:u w:val="single"/>
+          </w:rPr>
+          <w:t>路加福音三章35節</w:t>
+        </w:r>
+      </w:hyperlink>
+      <w:r>
+        <w:rPr>
+          <w:lang w:val="zh_TW" w:bidi="zh_TW"/>
+        </w:rPr>
+        <w:t>中被列為耶穌的祖先之一。</w:t>
+      </w:r>
+    </w:p>
+    <w:p>
+      <w:pPr/>
+      <w:r>
+        <w:rPr>
+          <w:lang w:val="zh_TW" w:bidi="zh_TW"/>
+        </w:rPr>
+      </w:r>
+      <w:r>
+        <w:rPr>
+          <w:i/>
+          <w:lang w:val="zh_TW" w:bidi="zh_TW"/>
+        </w:rPr>
+        <w:t>見</w:t>
+      </w:r>
+      <w:r>
+        <w:rPr>
+          <w:lang w:val="zh_TW" w:bidi="zh_TW"/>
+        </w:rPr>
+        <w:t>耶穌基督的家譜</w:t>
       </w:r>
       <w:r>
         <w:rPr>
@@ -2267,6 +5104,30 @@
   </w:num>
   <w:num w:numId="13" w16cid:durableId="592781308">
     <w:abstractNumId w:val="11"/>
+  </w:num>
+  <w:num w:numId="14">
+    <w:abstractNumId w:val="3"/>
+    <w:lvlOverride w:ilvl="0">
+      <w:startOverride w:val="1"/>
+    </w:lvlOverride>
+  </w:num>
+  <w:num w:numId="15">
+    <w:abstractNumId w:val="3"/>
+    <w:lvlOverride w:ilvl="0">
+      <w:startOverride w:val="1"/>
+    </w:lvlOverride>
+  </w:num>
+  <w:num w:numId="16">
+    <w:abstractNumId w:val="3"/>
+    <w:lvlOverride w:ilvl="0">
+      <w:startOverride w:val="1"/>
+    </w:lvlOverride>
+  </w:num>
+  <w:num w:numId="17">
+    <w:abstractNumId w:val="3"/>
+    <w:lvlOverride w:ilvl="0">
+      <w:startOverride w:val="1"/>
+    </w:lvlOverride>
   </w:num>
   <w:numIdMacAtCleanup w:val="10"/>
 </w:numbering>

--- a/zht/docx/084.content.docx
+++ b/zht/docx/084.content.docx
@@ -149,7 +149,7 @@
         <w:rPr>
           <w:lang w:val="zh_TW" w:bidi="zh_TW"/>
         </w:rPr>
-        <w:t>la</w:t>
+        <w:t>kuan</w:t>
       </w:r>
       <w:r>
         <w:rPr>
@@ -212,7 +212,7 @@
         <w:rPr>
           <w:lang w:val="zh_TW" w:bidi="zh_TW"/>
         </w:rPr>
-        <w:t>拉班（人物）</w:t>
+        <w:t>款待</w:t>
       </w:r>
       <w:r>
         <w:rPr>
@@ -231,7 +231,39 @@
         <w:rPr>
           <w:lang w:val="zh_TW" w:bidi="zh_TW"/>
         </w:rPr>
-        <w:t>拉班是彼土利的兒子（</w:t>
+        <w:t>聖經中的一個概念，經常與「客人（guest）」、「陌生人（stranger）」和「寄居者（sojourner）」等詞彙一起使用。將「款待（hospitality）」的意思理解為對非自己朋友圈之外的人的善意是比較恰當的，這在希臘文中「愛陌生人」的字面意思中有所暗示。儘管這個概念在聖經中得到了全面的肯定，但在經外文化中也明顯存在，在遊牧民族（從一個地方遷移到另一個地方）中尤為常見。這些文化中對提供食物、住宿和保護有明確的義務。</w:t>
+      </w:r>
+    </w:p>
+    <w:p>
+      <w:pPr/>
+      <w:r>
+        <w:rPr>
+          <w:lang w:val="zh_TW" w:bidi="zh_TW"/>
+        </w:rPr>
+      </w:r>
+      <w:r>
+        <w:rPr>
+          <w:lang w:val="zh_TW" w:bidi="zh_TW"/>
+        </w:rPr>
+        <w:t>在舊約中，款待的正常實踐可以在以下例子中看到：</w:t>
+      </w:r>
+    </w:p>
+    <w:p>
+      <w:pPr>
+        <w:pStyle w:val="ListBullet"/>
+        <w:spacing w:line="240" w:lineRule="auto"/>
+        <w:ind w:left="720"/>
+      </w:pPr>
+      <w:r>
+        <w:rPr>
+          <w:lang w:val="zh_TW" w:bidi="zh_TW"/>
+        </w:rPr>
+      </w:r>
+      <w:r>
+        <w:rPr>
+          <w:lang w:val="zh_TW" w:bidi="zh_TW"/>
+        </w:rPr>
+        <w:t>亞伯拉罕和三位訪客（</w:t>
       </w:r>
       <w:hyperlink r:id="rId13">
         <w:r>
@@ -242,32 +274,32 @@
             <w:color w:val="0000EE"/>
             <w:u w:val="single"/>
           </w:rPr>
-          <w:t>創24:24</w:t>
+          <w:t>創18:2–8、16</w:t>
         </w:r>
       </w:hyperlink>
       <w:r>
         <w:rPr>
           <w:lang w:val="zh_TW" w:bidi="zh_TW"/>
         </w:rPr>
-        <w:t>、</w:t>
-      </w:r>
-      <w:hyperlink r:id="rId13">
-        <w:r>
-          <w:rPr>
-            <w:lang w:val="zh_TW" w:bidi="zh_TW"/>
-          </w:rPr>
-          <w:rPr>
-            <w:color w:val="0000EE"/>
-            <w:u w:val="single"/>
-          </w:rPr>
-          <w:t>29</w:t>
-        </w:r>
-      </w:hyperlink>
-      <w:r>
-        <w:rPr>
-          <w:lang w:val="zh_TW" w:bidi="zh_TW"/>
-        </w:rPr>
-        <w:t>）、利百加的哥哥（</w:t>
+        <w:t>）</w:t>
+      </w:r>
+    </w:p>
+    <w:p>
+      <w:pPr>
+        <w:pStyle w:val="ListBullet"/>
+        <w:spacing w:line="240" w:lineRule="auto"/>
+        <w:ind w:left="720"/>
+      </w:pPr>
+      <w:r>
+        <w:rPr>
+          <w:lang w:val="zh_TW" w:bidi="zh_TW"/>
+        </w:rPr>
+      </w:r>
+      <w:r>
+        <w:rPr>
+          <w:lang w:val="zh_TW" w:bidi="zh_TW"/>
+        </w:rPr>
+        <w:t>拉班接待亞伯拉罕的僕人（</w:t>
       </w:r>
       <w:hyperlink r:id="rId14">
         <w:r>
@@ -278,32 +310,32 @@
             <w:color w:val="0000EE"/>
             <w:u w:val="single"/>
           </w:rPr>
-          <w:t>15</w:t>
+          <w:t>創24:15–61</w:t>
         </w:r>
       </w:hyperlink>
       <w:r>
         <w:rPr>
           <w:lang w:val="zh_TW" w:bidi="zh_TW"/>
         </w:rPr>
-        <w:t>、</w:t>
-      </w:r>
-      <w:hyperlink r:id="rId14">
-        <w:r>
-          <w:rPr>
-            <w:lang w:val="zh_TW" w:bidi="zh_TW"/>
-          </w:rPr>
-          <w:rPr>
-            <w:color w:val="0000EE"/>
-            <w:u w:val="single"/>
-          </w:rPr>
-          <w:t>29</w:t>
-        </w:r>
-      </w:hyperlink>
-      <w:r>
-        <w:rPr>
-          <w:lang w:val="zh_TW" w:bidi="zh_TW"/>
-        </w:rPr>
-        <w:t>節）、利亞和拉結的父親（</w:t>
+        <w:t>）</w:t>
+      </w:r>
+    </w:p>
+    <w:p>
+      <w:pPr>
+        <w:pStyle w:val="ListBullet"/>
+        <w:spacing w:line="240" w:lineRule="auto"/>
+        <w:ind w:left="720"/>
+      </w:pPr>
+      <w:r>
+        <w:rPr>
+          <w:lang w:val="zh_TW" w:bidi="zh_TW"/>
+        </w:rPr>
+      </w:r>
+      <w:r>
+        <w:rPr>
+          <w:lang w:val="zh_TW" w:bidi="zh_TW"/>
+        </w:rPr>
+        <w:t>瑪挪亞款待天使的方式（</w:t>
       </w:r>
       <w:hyperlink r:id="rId15">
         <w:r>
@@ -314,14 +346,28 @@
             <w:color w:val="0000EE"/>
             <w:u w:val="single"/>
           </w:rPr>
-          <w:t>29:16</w:t>
+          <w:t>士13:15</w:t>
         </w:r>
       </w:hyperlink>
       <w:r>
         <w:rPr>
           <w:lang w:val="zh_TW" w:bidi="zh_TW"/>
         </w:rPr>
-        <w:t>），也是雅各的舅舅和岳父。拉班的先祖原本住在吾珥，但他的父親彼土利被稱為巴旦‧亞蘭地的亞蘭人，拉班也被稱為亞蘭人（有英文譯本譯為Syrian，</w:t>
+        <w:t>）</w:t>
+      </w:r>
+    </w:p>
+    <w:p>
+      <w:pPr/>
+      <w:r>
+        <w:rPr>
+          <w:lang w:val="zh_TW" w:bidi="zh_TW"/>
+        </w:rPr>
+      </w:r>
+      <w:r>
+        <w:rPr>
+          <w:lang w:val="zh_TW" w:bidi="zh_TW"/>
+        </w:rPr>
+        <w:t>但也有一些情況，主人認為必須採取極端措施來保護他的客人，即使這樣做會對自己的家人造成傷害（</w:t>
       </w:r>
       <w:hyperlink r:id="rId16">
         <w:r>
@@ -332,14 +378,14 @@
             <w:color w:val="0000EE"/>
             <w:u w:val="single"/>
           </w:rPr>
-          <w:t>25:20</w:t>
+          <w:t>創19:1–8</w:t>
         </w:r>
       </w:hyperlink>
       <w:r>
         <w:rPr>
           <w:lang w:val="zh_TW" w:bidi="zh_TW"/>
         </w:rPr>
-        <w:t>，參</w:t>
+        <w:t>；</w:t>
       </w:r>
       <w:hyperlink r:id="rId17">
         <w:r>
@@ -350,28 +396,14 @@
             <w:color w:val="0000EE"/>
             <w:u w:val="single"/>
           </w:rPr>
-          <w:t>28:5</w:t>
+          <w:t>士19:14–24</w:t>
         </w:r>
       </w:hyperlink>
       <w:r>
         <w:rPr>
           <w:lang w:val="zh_TW" w:bidi="zh_TW"/>
         </w:rPr>
-        <w:t>）。他們的家鄉是位於敘利亞地區的哈蘭，與吾珥一樣是敬拜月神辛（Sin）或南納（Nannar）的重要敬拜中心。</w:t>
-      </w:r>
-    </w:p>
-    <w:p>
-      <w:pPr/>
-      <w:r>
-        <w:rPr>
-          <w:lang w:val="zh_TW" w:bidi="zh_TW"/>
-        </w:rPr>
-      </w:r>
-      <w:r>
-        <w:rPr>
-          <w:lang w:val="zh_TW" w:bidi="zh_TW"/>
-        </w:rPr>
-        <w:t>當以撒年紀漸長時，亞伯拉罕差遣僕人以利以謝回到哈蘭，為以撒物色妻子。拉班熱情地接待以利以謝，並為他和他的駱駝預備住宿與所需（</w:t>
+        <w:t>）。書念婦人的款待也很值得注意，儘管以利沙對他們來說並不是陌生人（</w:t>
       </w:r>
       <w:hyperlink r:id="rId18">
         <w:r>
@@ -382,32 +414,28 @@
             <w:color w:val="0000EE"/>
             <w:u w:val="single"/>
           </w:rPr>
-          <w:t>創24:29–33</w:t>
+          <w:t>王下4:10</w:t>
         </w:r>
       </w:hyperlink>
       <w:r>
         <w:rPr>
           <w:lang w:val="zh_TW" w:bidi="zh_TW"/>
         </w:rPr>
-        <w:t>、</w:t>
-      </w:r>
-      <w:hyperlink r:id="rId18">
-        <w:r>
-          <w:rPr>
-            <w:lang w:val="zh_TW" w:bidi="zh_TW"/>
-          </w:rPr>
-          <w:rPr>
-            <w:color w:val="0000EE"/>
-            <w:u w:val="single"/>
-          </w:rPr>
-          <w:t>54</w:t>
-        </w:r>
-      </w:hyperlink>
-      <w:r>
-        <w:rPr>
-          <w:lang w:val="zh_TW" w:bidi="zh_TW"/>
-        </w:rPr>
-        <w:t>）。拉班是家中的主人，故是由他決定是否將利百加嫁給以撒（</w:t>
+        <w:t>）。</w:t>
+      </w:r>
+    </w:p>
+    <w:p>
+      <w:pPr/>
+      <w:r>
+        <w:rPr>
+          <w:lang w:val="zh_TW" w:bidi="zh_TW"/>
+        </w:rPr>
+      </w:r>
+      <w:r>
+        <w:rPr>
+          <w:lang w:val="zh_TW" w:bidi="zh_TW"/>
+        </w:rPr>
+        <w:t>根據新約，耶穌在差遣門徒時著門徒依賴當時普遍的款待習俗為生（</w:t>
       </w:r>
       <w:hyperlink r:id="rId19">
         <w:r>
@@ -418,14 +446,14 @@
             <w:color w:val="0000EE"/>
             <w:u w:val="single"/>
           </w:rPr>
-          <w:t>50–51</w:t>
+          <w:t>路10:7</w:t>
         </w:r>
       </w:hyperlink>
       <w:r>
         <w:rPr>
           <w:lang w:val="zh_TW" w:bidi="zh_TW"/>
         </w:rPr>
-        <w:t>節），因此，以利以謝也將貴重的禮物獻給拉班與他母親（</w:t>
+        <w:t>），在祂自己的旅行中也是如此。隨著福音由宣教士傳開，基督徒因接待他們而受到讚揚（</w:t>
       </w:r>
       <w:hyperlink r:id="rId20">
         <w:r>
@@ -436,28 +464,14 @@
             <w:color w:val="0000EE"/>
             <w:u w:val="single"/>
           </w:rPr>
-          <w:t>53</w:t>
+          <w:t>來13:2</w:t>
         </w:r>
       </w:hyperlink>
       <w:r>
         <w:rPr>
           <w:lang w:val="zh_TW" w:bidi="zh_TW"/>
         </w:rPr>
-        <w:t>節）。</w:t>
-      </w:r>
-    </w:p>
-    <w:p>
-      <w:pPr/>
-      <w:r>
-        <w:rPr>
-          <w:lang w:val="zh_TW" w:bidi="zh_TW"/>
-        </w:rPr>
-      </w:r>
-      <w:r>
-        <w:rPr>
-          <w:lang w:val="zh_TW" w:bidi="zh_TW"/>
-        </w:rPr>
-        <w:t>拉班在他外甥雅各物色妻子的故事中佔有重要地位。在利百加與雅各設計欺哄以撒之後，利百加擔心以掃會殺死雅各，便勸他逃往她哥哥拉班那裡（</w:t>
+        <w:t>；</w:t>
       </w:r>
       <w:hyperlink r:id="rId21">
         <w:r>
@@ -468,14 +482,14 @@
             <w:color w:val="0000EE"/>
             <w:u w:val="single"/>
           </w:rPr>
-          <w:t>創27:43</w:t>
+          <w:t>彼前4:9</w:t>
         </w:r>
       </w:hyperlink>
       <w:r>
         <w:rPr>
           <w:lang w:val="zh_TW" w:bidi="zh_TW"/>
         </w:rPr>
-        <w:t>）；同時，她也說服以撒讓雅各前往哈蘭，從親族中娶妻。當雅各抵達哈蘭地區時，遇見拉班的小女兒拉結，並受到熱情款待（</w:t>
+        <w:t>；</w:t>
       </w:r>
       <w:hyperlink r:id="rId22">
         <w:r>
@@ -486,28 +500,14 @@
             <w:color w:val="0000EE"/>
             <w:u w:val="single"/>
           </w:rPr>
-          <w:t>創29:13</w:t>
+          <w:t>約三1:5–8</w:t>
         </w:r>
       </w:hyperlink>
       <w:r>
         <w:rPr>
           <w:lang w:val="zh_TW" w:bidi="zh_TW"/>
         </w:rPr>
-        <w:t>）。拉班僱用雅各牧羊，雙方同意雅各工作七年後可娶拉結為妻。七年期滿後，拉班卻將大女兒利亞代替拉結給雅各為妻。雅各提出抗議，最後兩人達成協議，只要雅各再事奉七年，便能娶拉結為妻。</w:t>
-      </w:r>
-    </w:p>
-    <w:p>
-      <w:pPr/>
-      <w:r>
-        <w:rPr>
-          <w:lang w:val="zh_TW" w:bidi="zh_TW"/>
-        </w:rPr>
-      </w:r>
-      <w:r>
-        <w:rPr>
-          <w:lang w:val="zh_TW" w:bidi="zh_TW"/>
-        </w:rPr>
-        <w:t>雅各與拉班兩人都善於盤算，並且在工資問題上有多次激烈爭執。雅各曾提出，他的工資可以是羊群中特定的一部分。拉班同意後，耶和華賜福給雅各，使他的羊群大大增多，這使拉班心生不滿。雅各指出，拉班曾十次更改他的工價（</w:t>
+        <w:t>）。教會領袖不應逃避這項事工的責任（</w:t>
       </w:r>
       <w:hyperlink r:id="rId23">
         <w:r>
@@ -518,60 +518,14 @@
             <w:color w:val="0000EE"/>
             <w:u w:val="single"/>
           </w:rPr>
-          <w:t>創31:7</w:t>
+          <w:t>提前3:2</w:t>
         </w:r>
       </w:hyperlink>
       <w:r>
         <w:rPr>
           <w:lang w:val="zh_TW" w:bidi="zh_TW"/>
         </w:rPr>
-        <w:t>、</w:t>
-      </w:r>
-      <w:hyperlink r:id="rId23">
-        <w:r>
-          <w:rPr>
-            <w:lang w:val="zh_TW" w:bidi="zh_TW"/>
-          </w:rPr>
-          <w:rPr>
-            <w:color w:val="0000EE"/>
-            <w:u w:val="single"/>
-          </w:rPr>
-          <w:t>41</w:t>
-        </w:r>
-      </w:hyperlink>
-      <w:r>
-        <w:rPr>
-          <w:lang w:val="zh_TW" w:bidi="zh_TW"/>
-        </w:rPr>
-        <w:t>）。</w:t>
-      </w:r>
-    </w:p>
-    <w:p>
-      <w:pPr/>
-      <w:r>
-        <w:rPr>
-          <w:lang w:val="zh_TW" w:bidi="zh_TW"/>
-        </w:rPr>
-      </w:r>
-      <w:r>
-        <w:rPr>
-          <w:lang w:val="zh_TW" w:bidi="zh_TW"/>
-        </w:rPr>
-        <w:t>後來雅各逃離哈蘭。拉班追趕他，因為他發現自家的神像失蹤了，而擁有這些神像的人可繼承家產。但其實是拉結偷偷將神像帶走，並巧妙地隱藏，使她父親未能搜出。</w:t>
-      </w:r>
-    </w:p>
-    <w:p>
-      <w:pPr/>
-      <w:r>
-        <w:rPr>
-          <w:lang w:val="zh_TW" w:bidi="zh_TW"/>
-        </w:rPr>
-      </w:r>
-      <w:r>
-        <w:rPr>
-          <w:lang w:val="zh_TW" w:bidi="zh_TW"/>
-        </w:rPr>
-        <w:t>最後，拉班與雅各立下和平之約，二人堆起一堆石頭作為彼此之間的見證（</w:t>
+        <w:t>；</w:t>
       </w:r>
       <w:hyperlink r:id="rId24">
         <w:r>
@@ -582,103 +536,14 @@
             <w:color w:val="0000EE"/>
             <w:u w:val="single"/>
           </w:rPr>
-          <w:t>創31:46–50</w:t>
+          <w:t>多1:8</w:t>
         </w:r>
       </w:hyperlink>
       <w:r>
         <w:rPr>
           <w:lang w:val="zh_TW" w:bidi="zh_TW"/>
         </w:rPr>
-        <w:t>）。</w:t>
-      </w:r>
-    </w:p>
-    <w:p>
-      <w:pPr/>
-      <w:r>
-        <w:rPr>
-          <w:lang w:val="zh_TW" w:bidi="zh_TW"/>
-        </w:rPr>
-      </w:r>
-      <w:r>
-        <w:rPr>
-          <w:i/>
-          <w:lang w:val="zh_TW" w:bidi="zh_TW"/>
-        </w:rPr>
-        <w:t xml:space="preserve">另見 </w:t>
-      </w:r>
-      <w:r>
-        <w:rPr>
-          <w:lang w:val="zh_TW" w:bidi="zh_TW"/>
-        </w:rPr>
-        <w:t>雅各 #1</w:t>
-      </w:r>
-      <w:r>
-        <w:rPr>
-          <w:lang w:val="zh_TW" w:bidi="zh_TW"/>
-        </w:rPr>
-        <w:t>。</w:t>
-      </w:r>
-      <w:r>
-        <w:rPr>
-          <w:lang w:val="zh_TW" w:bidi="zh_TW"/>
-        </w:rPr>
-      </w:r>
-      <w:r>
-        <w:rPr>
-          <w:lang w:val="zh_TW" w:bidi="zh_TW"/>
-        </w:rPr>
-      </w:r>
-    </w:p>
-    <w:p>
-      <w:pPr/>
-      <w:r>
-        <w:rPr>
-          <w:lang w:val="zh_TW" w:bidi="zh_TW"/>
-        </w:rPr>
-      </w:r>
-    </w:p>
-    <w:p>
-      <w:pPr>
-        <w:pStyle w:val="Heading2"/>
-      </w:pPr>
-      <w:r>
-        <w:rPr>
-          <w:lang w:val="zh_TW" w:bidi="zh_TW"/>
-        </w:rPr>
-        <w:t>拉比</w:t>
-      </w:r>
-      <w:r>
-        <w:rPr>
-          <w:lang w:val="zh_TW" w:bidi="zh_TW"/>
-        </w:rPr>
-      </w:r>
-    </w:p>
-    <w:p>
-      <w:pPr/>
-      <w:r>
-        <w:rPr>
-          <w:lang w:val="zh_TW" w:bidi="zh_TW"/>
-        </w:rPr>
-      </w:r>
-      <w:r>
-        <w:rPr>
-          <w:lang w:val="zh_TW" w:bidi="zh_TW"/>
-        </w:rPr>
-        <w:t>一種尊稱，意思是「我的大人」或「在我之上者」。猶太人在耶穌的時代用這個稱號來稱呼他們的宗教教師。</w:t>
-      </w:r>
-    </w:p>
-    <w:p>
-      <w:pPr/>
-      <w:r>
-        <w:rPr>
-          <w:lang w:val="zh_TW" w:bidi="zh_TW"/>
-        </w:rPr>
-      </w:r>
-      <w:r>
-        <w:rPr>
-          <w:lang w:val="zh_TW" w:bidi="zh_TW"/>
-        </w:rPr>
-        <w:t>根據</w:t>
+        <w:t>），否則會引來審判（</w:t>
       </w:r>
       <w:hyperlink r:id="rId25">
         <w:r>
@@ -689,182 +554,14 @@
             <w:color w:val="0000EE"/>
             <w:u w:val="single"/>
           </w:rPr>
-          <w:t>馬太福音二十三章7節</w:t>
+          <w:t>太25:43–46</w:t>
         </w:r>
       </w:hyperlink>
       <w:r>
         <w:rPr>
           <w:lang w:val="zh_TW" w:bidi="zh_TW"/>
         </w:rPr>
-        <w:t>，「拉比」是用於稱呼猶太文士和法利賽人的頭銜。然而，在新約聖經中，當其他人對耶穌說話時，它最常用作尊稱。在福音書中的許多故事中，人們都稱呼耶穌為「拉比」。比如：</w:t>
-      </w:r>
-    </w:p>
-    <w:p>
-      <w:pPr>
-        <w:pStyle w:val="ListBullet"/>
-        <w:spacing w:line="240" w:lineRule="auto"/>
-        <w:ind w:left="720"/>
-      </w:pPr>
-      <w:r>
-        <w:rPr>
-          <w:lang w:val="zh_TW" w:bidi="zh_TW"/>
-        </w:rPr>
-      </w:r>
-      <w:hyperlink r:id="rId26">
-        <w:r>
-          <w:rPr>
-            <w:lang w:val="zh_TW" w:bidi="zh_TW"/>
-          </w:rPr>
-          <w:rPr>
-            <w:color w:val="0000EE"/>
-            <w:u w:val="single"/>
-          </w:rPr>
-          <w:t>約翰福音一章49節</w:t>
-        </w:r>
-      </w:hyperlink>
-      <w:r>
-        <w:rPr>
-          <w:lang w:val="zh_TW" w:bidi="zh_TW"/>
-        </w:rPr>
-        <w:t>中的拿但業</w:t>
-      </w:r>
-    </w:p>
-    <w:p>
-      <w:pPr>
-        <w:pStyle w:val="ListBullet"/>
-        <w:spacing w:line="240" w:lineRule="auto"/>
-        <w:ind w:left="720"/>
-      </w:pPr>
-      <w:r>
-        <w:rPr>
-          <w:lang w:val="zh_TW" w:bidi="zh_TW"/>
-        </w:rPr>
-      </w:r>
-      <w:hyperlink r:id="rId27">
-        <w:r>
-          <w:rPr>
-            <w:lang w:val="zh_TW" w:bidi="zh_TW"/>
-          </w:rPr>
-          <w:rPr>
-            <w:color w:val="0000EE"/>
-            <w:u w:val="single"/>
-          </w:rPr>
-          <w:t>約翰福音一章38節</w:t>
-        </w:r>
-      </w:hyperlink>
-      <w:r>
-        <w:rPr>
-          <w:lang w:val="zh_TW" w:bidi="zh_TW"/>
-        </w:rPr>
-        <w:t>中的彼得和安得烈</w:t>
-      </w:r>
-    </w:p>
-    <w:p>
-      <w:pPr>
-        <w:pStyle w:val="ListBullet"/>
-        <w:spacing w:line="240" w:lineRule="auto"/>
-        <w:ind w:left="720"/>
-      </w:pPr>
-      <w:r>
-        <w:rPr>
-          <w:lang w:val="zh_TW" w:bidi="zh_TW"/>
-        </w:rPr>
-      </w:r>
-      <w:hyperlink r:id="rId28">
-        <w:r>
-          <w:rPr>
-            <w:lang w:val="zh_TW" w:bidi="zh_TW"/>
-          </w:rPr>
-          <w:rPr>
-            <w:color w:val="0000EE"/>
-            <w:u w:val="single"/>
-          </w:rPr>
-          <w:t>約翰福音三章2節</w:t>
-        </w:r>
-      </w:hyperlink>
-      <w:r>
-        <w:rPr>
-          <w:lang w:val="zh_TW" w:bidi="zh_TW"/>
-        </w:rPr>
-        <w:t>中的尼哥德慕</w:t>
-      </w:r>
-    </w:p>
-    <w:p>
-      <w:pPr>
-        <w:pStyle w:val="ListBullet"/>
-        <w:spacing w:line="240" w:lineRule="auto"/>
-        <w:ind w:left="720"/>
-      </w:pPr>
-      <w:r>
-        <w:rPr>
-          <w:lang w:val="zh_TW" w:bidi="zh_TW"/>
-        </w:rPr>
-      </w:r>
-      <w:hyperlink r:id="rId29">
-        <w:r>
-          <w:rPr>
-            <w:lang w:val="zh_TW" w:bidi="zh_TW"/>
-          </w:rPr>
-          <w:rPr>
-            <w:color w:val="0000EE"/>
-            <w:u w:val="single"/>
-          </w:rPr>
-          <w:t>約翰福音九章2節</w:t>
-        </w:r>
-      </w:hyperlink>
-      <w:r>
-        <w:rPr>
-          <w:lang w:val="zh_TW" w:bidi="zh_TW"/>
-        </w:rPr>
-        <w:t>，</w:t>
-      </w:r>
-      <w:hyperlink r:id="rId30">
-        <w:r>
-          <w:rPr>
-            <w:lang w:val="zh_TW" w:bidi="zh_TW"/>
-          </w:rPr>
-          <w:rPr>
-            <w:color w:val="0000EE"/>
-            <w:u w:val="single"/>
-          </w:rPr>
-          <w:t>十一章8節</w:t>
-        </w:r>
-      </w:hyperlink>
-      <w:r>
-        <w:rPr>
-          <w:lang w:val="zh_TW" w:bidi="zh_TW"/>
-        </w:rPr>
-        <w:t>中的門徒（群體）</w:t>
-      </w:r>
-    </w:p>
-    <w:p>
-      <w:pPr>
-        <w:pStyle w:val="ListBullet"/>
-        <w:spacing w:line="240" w:lineRule="auto"/>
-        <w:ind w:left="720"/>
-      </w:pPr>
-      <w:r>
-        <w:rPr>
-          <w:lang w:val="zh_TW" w:bidi="zh_TW"/>
-        </w:rPr>
-      </w:r>
-      <w:hyperlink r:id="rId31">
-        <w:r>
-          <w:rPr>
-            <w:lang w:val="zh_TW" w:bidi="zh_TW"/>
-          </w:rPr>
-          <w:rPr>
-            <w:color w:val="0000EE"/>
-            <w:u w:val="single"/>
-          </w:rPr>
-          <w:t>約翰福音六章25節</w:t>
-        </w:r>
-      </w:hyperlink>
-      <w:r>
-        <w:rPr>
-          <w:lang w:val="zh_TW" w:bidi="zh_TW"/>
-        </w:rPr>
-        <w:t>中的群眾</w:t>
+        <w:t>）。</w:t>
       </w:r>
     </w:p>
     <w:p>
@@ -876,591 +573,10 @@
       </w:r>
       <w:r>
         <w:rPr>
-          <w:lang w:val="zh_TW" w:bidi="zh_TW"/>
-        </w:rPr>
-        <w:t>抹大拉的馬利亞和盲人巴底買都使用較長的形式「拉波尼」來直接稱呼耶穌（</w:t>
-      </w:r>
-      <w:hyperlink r:id="rId32">
-        <w:r>
-          <w:rPr>
-            <w:lang w:val="zh_TW" w:bidi="zh_TW"/>
-          </w:rPr>
-          <w:rPr>
-            <w:color w:val="0000EE"/>
-            <w:u w:val="single"/>
-          </w:rPr>
-          <w:t>馬可福音10:51</w:t>
-        </w:r>
-      </w:hyperlink>
-      <w:r>
-        <w:rPr>
-          <w:lang w:val="zh_TW" w:bidi="zh_TW"/>
-        </w:rPr>
-        <w:t>；</w:t>
-      </w:r>
-      <w:hyperlink r:id="rId33">
-        <w:r>
-          <w:rPr>
-            <w:lang w:val="zh_TW" w:bidi="zh_TW"/>
-          </w:rPr>
-          <w:rPr>
-            <w:color w:val="0000EE"/>
-            <w:u w:val="single"/>
-          </w:rPr>
-          <w:t>約翰福音20:16</w:t>
-        </w:r>
-      </w:hyperlink>
-      <w:r>
-        <w:rPr>
-          <w:lang w:val="zh_TW" w:bidi="zh_TW"/>
-        </w:rPr>
-        <w:t>）。這比使用較短的稱呼「拉比」更表現出深刻的尊敬。在約翰福音書寫成的時候，「拉比」這個稱呼的意思是「老師」。約翰在</w:t>
-      </w:r>
-      <w:hyperlink r:id="rId27">
-        <w:r>
-          <w:rPr>
-            <w:lang w:val="zh_TW" w:bidi="zh_TW"/>
-          </w:rPr>
-          <w:rPr>
-            <w:color w:val="0000EE"/>
-            <w:u w:val="single"/>
-          </w:rPr>
-          <w:t>一章38節</w:t>
-        </w:r>
-      </w:hyperlink>
-      <w:r>
-        <w:rPr>
-          <w:lang w:val="zh_TW" w:bidi="zh_TW"/>
-        </w:rPr>
-        <w:t>中明確指出這一點，並在</w:t>
-      </w:r>
-      <w:hyperlink r:id="rId28">
-        <w:r>
-          <w:rPr>
-            <w:lang w:val="zh_TW" w:bidi="zh_TW"/>
-          </w:rPr>
-          <w:rPr>
-            <w:color w:val="0000EE"/>
-            <w:u w:val="single"/>
-          </w:rPr>
-          <w:t>三章2節</w:t>
-        </w:r>
-      </w:hyperlink>
-      <w:r>
-        <w:rPr>
-          <w:lang w:val="zh_TW" w:bidi="zh_TW"/>
-        </w:rPr>
-        <w:t>中暗示了這一點。</w:t>
-      </w:r>
-    </w:p>
-    <w:p>
-      <w:pPr/>
-      <w:r>
-        <w:rPr>
-          <w:lang w:val="zh_TW" w:bidi="zh_TW"/>
-        </w:rPr>
-      </w:r>
-      <w:r>
-        <w:rPr>
-          <w:lang w:val="zh_TW" w:bidi="zh_TW"/>
-        </w:rPr>
-        <w:t>耶穌譴責文士和法利賽人因這個稱呼而驕傲，他們堅持人們在公共場合稱呼他們「拉比」（</w:t>
-      </w:r>
-      <w:hyperlink r:id="rId34">
-        <w:r>
-          <w:rPr>
-            <w:lang w:val="zh_TW" w:bidi="zh_TW"/>
-          </w:rPr>
-          <w:rPr>
-            <w:color w:val="0000EE"/>
-            <w:u w:val="single"/>
-          </w:rPr>
-          <w:t>馬太福音23:7–8</w:t>
-        </w:r>
-      </w:hyperlink>
-      <w:r>
-        <w:rPr>
-          <w:lang w:val="zh_TW" w:bidi="zh_TW"/>
-        </w:rPr>
-        <w:t>）。耶穌禁止他的門徒使用這個稱呼，說：「</w:t>
-      </w:r>
-      <w:r>
-        <w:rPr>
-          <w:lang w:val="zh_TW" w:bidi="zh_TW"/>
-        </w:rPr>
-        <w:t>你們不要受拉比的稱呼</w:t>
-      </w:r>
-      <w:r>
-        <w:rPr>
-          <w:lang w:val="zh_TW" w:bidi="zh_TW"/>
-        </w:rPr>
-        <w:t>。」耶穌並未禁止合理使用這個稱呼，但拒絕驕傲地尋求與之相關的榮譽。當人們以敬畏的方式使用耶穌的稱呼時，並未受到責備。</w:t>
-      </w:r>
-      <w:r>
-        <w:rPr>
-          <w:lang w:val="zh_TW" w:bidi="zh_TW"/>
-        </w:rPr>
-      </w:r>
-      <w:r>
-        <w:rPr>
-          <w:lang w:val="zh_TW" w:bidi="zh_TW"/>
-        </w:rPr>
-      </w:r>
-    </w:p>
-    <w:p>
-      <w:pPr/>
-      <w:r>
-        <w:rPr>
-          <w:lang w:val="zh_TW" w:bidi="zh_TW"/>
-        </w:rPr>
-      </w:r>
-    </w:p>
-    <w:p>
-      <w:pPr>
-        <w:pStyle w:val="Heading2"/>
-      </w:pPr>
-      <w:r>
-        <w:rPr>
-          <w:lang w:val="zh_TW" w:bidi="zh_TW"/>
-        </w:rPr>
-        <w:t>拉波尼</w:t>
-      </w:r>
-      <w:r>
-        <w:rPr>
-          <w:lang w:val="zh_TW" w:bidi="zh_TW"/>
-        </w:rPr>
-      </w:r>
-    </w:p>
-    <w:p>
-      <w:pPr/>
-      <w:r>
-        <w:rPr>
-          <w:lang w:val="zh_TW" w:bidi="zh_TW"/>
-        </w:rPr>
-      </w:r>
-      <w:r>
-        <w:rPr>
-          <w:lang w:val="zh_TW" w:bidi="zh_TW"/>
-        </w:rPr>
-        <w:t>尊稱</w:t>
-      </w:r>
-      <w:r>
-        <w:rPr>
           <w:i/>
           <w:lang w:val="zh_TW" w:bidi="zh_TW"/>
         </w:rPr>
-        <w:t>拉比</w:t>
-      </w:r>
-      <w:r>
-        <w:rPr>
-          <w:lang w:val="zh_TW" w:bidi="zh_TW"/>
-        </w:rPr>
-        <w:t>的變體，意思是「我偉大的那一位」或「我至上的那一位」。這個稱謂是用來稱呼老師的。拉波尼僅用於</w:t>
-      </w:r>
-      <w:hyperlink r:id="rId32">
-        <w:r>
-          <w:rPr>
-            <w:lang w:val="zh_TW" w:bidi="zh_TW"/>
-          </w:rPr>
-          <w:rPr>
-            <w:color w:val="0000EE"/>
-            <w:u w:val="single"/>
-          </w:rPr>
-          <w:t>馬可福音十章51節</w:t>
-        </w:r>
-      </w:hyperlink>
-      <w:r>
-        <w:rPr>
-          <w:lang w:val="zh_TW" w:bidi="zh_TW"/>
-        </w:rPr>
-        <w:t>和</w:t>
-      </w:r>
-      <w:hyperlink r:id="rId33">
-        <w:r>
-          <w:rPr>
-            <w:lang w:val="zh_TW" w:bidi="zh_TW"/>
-          </w:rPr>
-          <w:rPr>
-            <w:color w:val="0000EE"/>
-            <w:u w:val="single"/>
-          </w:rPr>
-          <w:t>約翰福音二十章16節</w:t>
-        </w:r>
-      </w:hyperlink>
-      <w:r>
-        <w:rPr>
-          <w:lang w:val="zh_TW" w:bidi="zh_TW"/>
-        </w:rPr>
-        <w:t>。</w:t>
-      </w:r>
-      <w:r>
-        <w:rPr>
-          <w:i/>
-          <w:lang w:val="zh_TW" w:bidi="zh_TW"/>
-        </w:rPr>
-        <w:t>見</w:t>
-      </w:r>
-      <w:r>
-        <w:rPr>
-          <w:lang w:val="zh_TW" w:bidi="zh_TW"/>
-        </w:rPr>
-        <w:t>拉比</w:t>
-      </w:r>
-      <w:r>
-        <w:rPr>
-          <w:lang w:val="zh_TW" w:bidi="zh_TW"/>
-        </w:rPr>
-        <w:t>。</w:t>
-      </w:r>
-      <w:r>
-        <w:rPr>
-          <w:lang w:val="zh_TW" w:bidi="zh_TW"/>
-        </w:rPr>
-      </w:r>
-      <w:r>
-        <w:rPr>
-          <w:lang w:val="zh_TW" w:bidi="zh_TW"/>
-        </w:rPr>
-      </w:r>
-    </w:p>
-    <w:p>
-      <w:pPr/>
-      <w:r>
-        <w:rPr>
-          <w:lang w:val="zh_TW" w:bidi="zh_TW"/>
-        </w:rPr>
-      </w:r>
-    </w:p>
-    <w:p>
-      <w:pPr>
-        <w:pStyle w:val="Heading2"/>
-      </w:pPr>
-      <w:r>
-        <w:rPr>
-          <w:lang w:val="zh_TW" w:bidi="zh_TW"/>
-        </w:rPr>
-        <w:t>拉海‧萊 （Lahai-Roi）</w:t>
-      </w:r>
-      <w:r>
-        <w:rPr>
-          <w:lang w:val="zh_TW" w:bidi="zh_TW"/>
-        </w:rPr>
-      </w:r>
-    </w:p>
-    <w:p>
-      <w:pPr/>
-      <w:r>
-        <w:rPr>
-          <w:lang w:val="zh_TW" w:bidi="zh_TW"/>
-        </w:rPr>
-      </w:r>
-      <w:r>
-        <w:rPr>
-          <w:lang w:val="zh_TW" w:bidi="zh_TW"/>
-        </w:rPr>
-        <w:t>這是某英文譯本對庇耳‧拉海‧萊（Beer-lahai-roi）的拼寫形式。這個名稱指的是一口井，記載於</w:t>
-      </w:r>
-      <w:hyperlink r:id="rId35">
-        <w:r>
-          <w:rPr>
-            <w:lang w:val="zh_TW" w:bidi="zh_TW"/>
-          </w:rPr>
-          <w:rPr>
-            <w:color w:val="0000EE"/>
-            <w:u w:val="single"/>
-          </w:rPr>
-          <w:t>創世記二十四章62節</w:t>
-        </w:r>
-      </w:hyperlink>
-      <w:r>
-        <w:rPr>
-          <w:lang w:val="zh_TW" w:bidi="zh_TW"/>
-        </w:rPr>
-        <w:t>和</w:t>
-      </w:r>
-      <w:hyperlink r:id="rId36">
-        <w:r>
-          <w:rPr>
-            <w:lang w:val="zh_TW" w:bidi="zh_TW"/>
-          </w:rPr>
-          <w:rPr>
-            <w:color w:val="0000EE"/>
-            <w:u w:val="single"/>
-          </w:rPr>
-          <w:t>二十五章11節</w:t>
-        </w:r>
-      </w:hyperlink>
-      <w:r>
-        <w:rPr>
-          <w:lang w:val="zh_TW" w:bidi="zh_TW"/>
-        </w:rPr>
-        <w:t>。</w:t>
-      </w:r>
-    </w:p>
-    <w:p>
-      <w:pPr/>
-      <w:r>
-        <w:rPr>
-          <w:lang w:val="zh_TW" w:bidi="zh_TW"/>
-        </w:rPr>
-      </w:r>
-      <w:r>
-        <w:rPr>
-          <w:i/>
-          <w:lang w:val="zh_TW" w:bidi="zh_TW"/>
-        </w:rPr>
-        <w:t xml:space="preserve">見 </w:t>
-      </w:r>
-      <w:r>
-        <w:rPr>
-          <w:lang w:val="zh_TW" w:bidi="zh_TW"/>
-        </w:rPr>
-        <w:t>庇耳‧拉海‧萊</w:t>
-      </w:r>
-      <w:r>
-        <w:rPr>
-          <w:lang w:val="zh_TW" w:bidi="zh_TW"/>
-        </w:rPr>
-        <w:t>。</w:t>
-      </w:r>
-      <w:r>
-        <w:rPr>
-          <w:lang w:val="zh_TW" w:bidi="zh_TW"/>
-        </w:rPr>
-      </w:r>
-      <w:r>
-        <w:rPr>
-          <w:lang w:val="zh_TW" w:bidi="zh_TW"/>
-        </w:rPr>
-      </w:r>
-    </w:p>
-    <w:p>
-      <w:pPr/>
-      <w:r>
-        <w:rPr>
-          <w:lang w:val="zh_TW" w:bidi="zh_TW"/>
-        </w:rPr>
-      </w:r>
-    </w:p>
-    <w:p>
-      <w:pPr>
-        <w:pStyle w:val="Heading2"/>
-      </w:pPr>
-      <w:r>
-        <w:rPr>
-          <w:lang w:val="zh_TW" w:bidi="zh_TW"/>
-        </w:rPr>
-        <w:t>拉結</w:t>
-      </w:r>
-      <w:r>
-        <w:rPr>
-          <w:lang w:val="zh_TW" w:bidi="zh_TW"/>
-        </w:rPr>
-      </w:r>
-    </w:p>
-    <w:p>
-      <w:pPr/>
-      <w:r>
-        <w:rPr>
-          <w:lang w:val="zh_TW" w:bidi="zh_TW"/>
-        </w:rPr>
-      </w:r>
-      <w:r>
-        <w:rPr>
-          <w:lang w:val="zh_TW" w:bidi="zh_TW"/>
-        </w:rPr>
-        <w:t>拉班美麗的小女兒，也是雅各最愛的妻子。雅各來到巴旦‧亞蘭的哈蘭時，首次遇見拉結。當時她正在牧放父親的羊群，雅各替她把井口的石頭挪開，好給羊群喝水（</w:t>
-      </w:r>
-      <w:hyperlink r:id="rId37">
-        <w:r>
-          <w:rPr>
-            <w:lang w:val="zh_TW" w:bidi="zh_TW"/>
-          </w:rPr>
-          <w:rPr>
-            <w:color w:val="0000EE"/>
-            <w:u w:val="single"/>
-          </w:rPr>
-          <w:t>創29:10</w:t>
-        </w:r>
-      </w:hyperlink>
-      <w:r>
-        <w:rPr>
-          <w:lang w:val="zh_TW" w:bidi="zh_TW"/>
-        </w:rPr>
-        <w:t>）。雅各深愛拉結，因此同意為拉班服事七年，以換取娶她為妻的機會。因著對拉結的愛，這七年在他看來不過像幾天一樣。然而，詭詐的拉班違背了原先的約定。他先把大女兒利亞嫁給雅各，然後才把拉結給他為妻。拉結與利亞不同，婚後多年一直沒有生育（</w:t>
-      </w:r>
-      <w:hyperlink r:id="rId38">
-        <w:r>
-          <w:rPr>
-            <w:lang w:val="zh_TW" w:bidi="zh_TW"/>
-          </w:rPr>
-          <w:rPr>
-            <w:color w:val="0000EE"/>
-            <w:u w:val="single"/>
-          </w:rPr>
-          <w:t>創30:1</w:t>
-        </w:r>
-      </w:hyperlink>
-      <w:r>
-        <w:rPr>
-          <w:lang w:val="zh_TW" w:bidi="zh_TW"/>
-        </w:rPr>
-        <w:t>）。因此，她把使女辟拉給雅各，好藉著她得子。按照當時的習俗，她藉著辟拉得了兩個兒子，就是但和拿弗他利。後來，拉結自己也懷孕，生下約瑟（</w:t>
-      </w:r>
-      <w:hyperlink r:id="rId39">
-        <w:r>
-          <w:rPr>
-            <w:lang w:val="zh_TW" w:bidi="zh_TW"/>
-          </w:rPr>
-          <w:rPr>
-            <w:color w:val="0000EE"/>
-            <w:u w:val="single"/>
-          </w:rPr>
-          <w:t>創30:22–25</w:t>
-        </w:r>
-      </w:hyperlink>
-      <w:r>
-        <w:rPr>
-          <w:lang w:val="zh_TW" w:bidi="zh_TW"/>
-        </w:rPr>
-        <w:t>）。此後，雅各帶著妻子、兒女和財物離開哈蘭。</w:t>
-      </w:r>
-    </w:p>
-    <w:p>
-      <w:pPr/>
-      <w:r>
-        <w:rPr>
-          <w:lang w:val="zh_TW" w:bidi="zh_TW"/>
-        </w:rPr>
-      </w:r>
-      <w:r>
-        <w:rPr>
-          <w:lang w:val="zh_TW" w:bidi="zh_TW"/>
-        </w:rPr>
-        <w:t>在伯特利與伯利恆之間的路上，拉結生便雅憫時難產去世（</w:t>
-      </w:r>
-      <w:hyperlink r:id="rId40">
-        <w:r>
-          <w:rPr>
-            <w:lang w:val="zh_TW" w:bidi="zh_TW"/>
-          </w:rPr>
-          <w:rPr>
-            <w:color w:val="0000EE"/>
-            <w:u w:val="single"/>
-          </w:rPr>
-          <w:t>創35:16</w:t>
-        </w:r>
-      </w:hyperlink>
-      <w:r>
-        <w:rPr>
-          <w:lang w:val="zh_TW" w:bidi="zh_TW"/>
-        </w:rPr>
-        <w:t>、</w:t>
-      </w:r>
-      <w:hyperlink r:id="rId40">
-        <w:r>
-          <w:rPr>
-            <w:lang w:val="zh_TW" w:bidi="zh_TW"/>
-          </w:rPr>
-          <w:rPr>
-            <w:color w:val="0000EE"/>
-            <w:u w:val="single"/>
-          </w:rPr>
-          <w:t>19</w:t>
-        </w:r>
-      </w:hyperlink>
-      <w:r>
-        <w:rPr>
-          <w:lang w:val="zh_TW" w:bidi="zh_TW"/>
-        </w:rPr>
-        <w:t>）。雅各在她的墳上立了一根柱子；直到掃羅的時代，那仍是一處人所熟知的地標（</w:t>
-      </w:r>
-      <w:hyperlink r:id="rId41">
-        <w:r>
-          <w:rPr>
-            <w:lang w:val="zh_TW" w:bidi="zh_TW"/>
-          </w:rPr>
-          <w:rPr>
-            <w:color w:val="0000EE"/>
-            <w:u w:val="single"/>
-          </w:rPr>
-          <w:t>撒上10:2</w:t>
-        </w:r>
-      </w:hyperlink>
-      <w:r>
-        <w:rPr>
-          <w:lang w:val="zh_TW" w:bidi="zh_TW"/>
-        </w:rPr>
-        <w:t>）。拉結和利亞都被視為建立以色列家的重要人物 （</w:t>
-      </w:r>
-      <w:hyperlink r:id="rId42">
-        <w:r>
-          <w:rPr>
-            <w:lang w:val="zh_TW" w:bidi="zh_TW"/>
-          </w:rPr>
-          <w:rPr>
-            <w:color w:val="0000EE"/>
-            <w:u w:val="single"/>
-          </w:rPr>
-          <w:t>得4:11</w:t>
-        </w:r>
-      </w:hyperlink>
-      <w:r>
-        <w:rPr>
-          <w:lang w:val="zh_TW" w:bidi="zh_TW"/>
-        </w:rPr>
-        <w:t>）。在</w:t>
-      </w:r>
-      <w:hyperlink r:id="rId43">
-        <w:r>
-          <w:rPr>
-            <w:lang w:val="zh_TW" w:bidi="zh_TW"/>
-          </w:rPr>
-          <w:rPr>
-            <w:color w:val="0000EE"/>
-            <w:u w:val="single"/>
-          </w:rPr>
-          <w:t>耶利米書三十一章15節</w:t>
-        </w:r>
-      </w:hyperlink>
-      <w:r>
-        <w:rPr>
-          <w:lang w:val="zh_TW" w:bidi="zh_TW"/>
-        </w:rPr>
-        <w:t>，經文描繪拉結因兒女被擄而哭泣。後來，馬太福音引用了這節經文來描述希律屠殺男嬰的事件（</w:t>
-      </w:r>
-      <w:hyperlink r:id="rId44">
-        <w:r>
-          <w:rPr>
-            <w:lang w:val="zh_TW" w:bidi="zh_TW"/>
-          </w:rPr>
-          <w:rPr>
-            <w:color w:val="0000EE"/>
-            <w:u w:val="single"/>
-          </w:rPr>
-          <w:t>太2:18</w:t>
-        </w:r>
-      </w:hyperlink>
-      <w:r>
-        <w:rPr>
-          <w:lang w:val="zh_TW" w:bidi="zh_TW"/>
-        </w:rPr>
-        <w:t>）。</w:t>
-      </w:r>
-    </w:p>
-    <w:p>
-      <w:pPr/>
-      <w:r>
-        <w:rPr>
-          <w:lang w:val="zh_TW" w:bidi="zh_TW"/>
-        </w:rPr>
-      </w:r>
-      <w:r>
-        <w:rPr>
-          <w:i/>
-          <w:lang w:val="zh_TW" w:bidi="zh_TW"/>
-        </w:rPr>
-        <w:t>見</w:t>
+        <w:t>另見</w:t>
       </w:r>
       <w:r>
         <w:rPr>
@@ -1472,1731 +588,7 @@
         <w:rPr>
           <w:lang w:val="zh_TW" w:bidi="zh_TW"/>
         </w:rPr>
-        <w:t>雅各 #1</w:t>
-      </w:r>
-      <w:r>
-        <w:rPr>
-          <w:lang w:val="zh_TW" w:bidi="zh_TW"/>
-        </w:rPr>
-        <w:t>。</w:t>
-      </w:r>
-      <w:r>
-        <w:rPr>
-          <w:lang w:val="zh_TW" w:bidi="zh_TW"/>
-        </w:rPr>
-      </w:r>
-      <w:r>
-        <w:rPr>
-          <w:lang w:val="zh_TW" w:bidi="zh_TW"/>
-        </w:rPr>
-      </w:r>
-    </w:p>
-    <w:p>
-      <w:pPr/>
-      <w:r>
-        <w:rPr>
-          <w:lang w:val="zh_TW" w:bidi="zh_TW"/>
-        </w:rPr>
-      </w:r>
-    </w:p>
-    <w:p>
-      <w:pPr>
-        <w:pStyle w:val="Heading2"/>
-      </w:pPr>
-      <w:r>
-        <w:rPr>
-          <w:lang w:val="zh_TW" w:bidi="zh_TW"/>
-        </w:rPr>
-        <w:t>拉結的墓</w:t>
-      </w:r>
-      <w:r>
-        <w:rPr>
-          <w:lang w:val="zh_TW" w:bidi="zh_TW"/>
-        </w:rPr>
-      </w:r>
-    </w:p>
-    <w:p>
-      <w:pPr/>
-      <w:r>
-        <w:rPr>
-          <w:lang w:val="zh_TW" w:bidi="zh_TW"/>
-        </w:rPr>
-      </w:r>
-      <w:r>
-        <w:rPr>
-          <w:lang w:val="zh_TW" w:bidi="zh_TW"/>
-        </w:rPr>
-        <w:t>雅各在拉結的墳墓所在地立了一個碑（</w:t>
-      </w:r>
-      <w:hyperlink r:id="rId45">
-        <w:r>
-          <w:rPr>
-            <w:lang w:val="zh_TW" w:bidi="zh_TW"/>
-          </w:rPr>
-          <w:rPr>
-            <w:color w:val="0000EE"/>
-            <w:u w:val="single"/>
-          </w:rPr>
-          <w:t>創5:19–20</w:t>
-        </w:r>
-      </w:hyperlink>
-      <w:r>
-        <w:rPr>
-          <w:lang w:val="zh_TW" w:bidi="zh_TW"/>
-        </w:rPr>
-        <w:t>）。直到撒母耳的時代，這個碑仍然存在（</w:t>
-      </w:r>
-      <w:hyperlink r:id="rId41">
-        <w:r>
-          <w:rPr>
-            <w:lang w:val="zh_TW" w:bidi="zh_TW"/>
-          </w:rPr>
-          <w:rPr>
-            <w:color w:val="0000EE"/>
-            <w:u w:val="single"/>
-          </w:rPr>
-          <w:t>撒上10:2</w:t>
-        </w:r>
-      </w:hyperlink>
-      <w:r>
-        <w:rPr>
-          <w:lang w:val="zh_TW" w:bidi="zh_TW"/>
-        </w:rPr>
-        <w:t>）。</w:t>
-      </w:r>
-    </w:p>
-    <w:p>
-      <w:pPr/>
-      <w:r>
-        <w:rPr>
-          <w:lang w:val="zh_TW" w:bidi="zh_TW"/>
-        </w:rPr>
-      </w:r>
-      <w:r>
-        <w:rPr>
-          <w:lang w:val="zh_TW" w:bidi="zh_TW"/>
-        </w:rPr>
-        <w:t>由於流傳至今的兩種傳統說法，拉結墓的原址仍有爭議：</w:t>
-      </w:r>
-    </w:p>
-    <w:p>
-      <w:pPr>
-        <w:pStyle w:val="ListNumber"/>
-        <w:numPr>
-          <w:ilvl w:val="0"/>
-          <w:numId w:val="14"/>
-        </w:numPr>
-        <w:spacing w:line="240" w:lineRule="auto"/>
-        <w:ind w:left="720"/>
-      </w:pPr>
-      <w:r>
-        <w:rPr>
-          <w:lang w:val="zh_TW" w:bidi="zh_TW"/>
-        </w:rPr>
-      </w:r>
-      <w:r>
-        <w:rPr>
-          <w:lang w:val="zh_TW" w:bidi="zh_TW"/>
-        </w:rPr>
-        <w:t>較早的傳統認為，拉結的墓位於耶路撒冷南面的伯利恆附近（</w:t>
-      </w:r>
-      <w:hyperlink r:id="rId46">
-        <w:r>
-          <w:rPr>
-            <w:lang w:val="zh_TW" w:bidi="zh_TW"/>
-          </w:rPr>
-          <w:rPr>
-            <w:color w:val="0000EE"/>
-            <w:u w:val="single"/>
-          </w:rPr>
-          <w:t>創35:19</w:t>
-        </w:r>
-      </w:hyperlink>
-      <w:r>
-        <w:rPr>
-          <w:lang w:val="zh_TW" w:bidi="zh_TW"/>
-        </w:rPr>
-        <w:t>，</w:t>
-      </w:r>
-      <w:hyperlink r:id="rId47">
-        <w:r>
-          <w:rPr>
-            <w:lang w:val="zh_TW" w:bidi="zh_TW"/>
-          </w:rPr>
-          <w:rPr>
-            <w:color w:val="0000EE"/>
-            <w:u w:val="single"/>
-          </w:rPr>
-          <w:t>48:7</w:t>
-        </w:r>
-      </w:hyperlink>
-      <w:r>
-        <w:rPr>
-          <w:lang w:val="zh_TW" w:bidi="zh_TW"/>
-        </w:rPr>
-        <w:t>；</w:t>
-      </w:r>
-      <w:hyperlink r:id="rId44">
-        <w:r>
-          <w:rPr>
-            <w:lang w:val="zh_TW" w:bidi="zh_TW"/>
-          </w:rPr>
-          <w:rPr>
-            <w:color w:val="0000EE"/>
-            <w:u w:val="single"/>
-          </w:rPr>
-          <w:t>太2:18</w:t>
-        </w:r>
-      </w:hyperlink>
-      <w:r>
-        <w:rPr>
-          <w:lang w:val="zh_TW" w:bidi="zh_TW"/>
-        </w:rPr>
-        <w:t>）。約瑟夫（Josephus）、優西比烏（Eusebius）、耶柔米（Jerome）、俄利根（Origen）和塔木德學者（Talmudists）都支持這種看法。</w:t>
-      </w:r>
-    </w:p>
-    <w:p>
-      <w:pPr>
-        <w:pStyle w:val="ListNumber"/>
-        <w:spacing w:line="240" w:lineRule="auto"/>
-        <w:ind w:left="720"/>
-      </w:pPr>
-      <w:r>
-        <w:rPr>
-          <w:lang w:val="zh_TW" w:bidi="zh_TW"/>
-        </w:rPr>
-      </w:r>
-      <w:r>
-        <w:rPr>
-          <w:lang w:val="zh_TW" w:bidi="zh_TW"/>
-        </w:rPr>
-        <w:t>第二個地點是以法他（</w:t>
-      </w:r>
-      <w:hyperlink r:id="rId46">
-        <w:r>
-          <w:rPr>
-            <w:lang w:val="zh_TW" w:bidi="zh_TW"/>
-          </w:rPr>
-          <w:rPr>
-            <w:color w:val="0000EE"/>
-            <w:u w:val="single"/>
-          </w:rPr>
-          <w:t>創35:19</w:t>
-        </w:r>
-      </w:hyperlink>
-      <w:r>
-        <w:rPr>
-          <w:lang w:val="zh_TW" w:bidi="zh_TW"/>
-        </w:rPr>
-        <w:t>）。這地方位於便雅憫北部邊界，距離耶路撒冷以北16.1公里（10英里）（</w:t>
-      </w:r>
-      <w:hyperlink r:id="rId41">
-        <w:r>
-          <w:rPr>
-            <w:lang w:val="zh_TW" w:bidi="zh_TW"/>
-          </w:rPr>
-          <w:rPr>
-            <w:color w:val="0000EE"/>
-            <w:u w:val="single"/>
-          </w:rPr>
-          <w:t>撒上10:2</w:t>
-        </w:r>
-      </w:hyperlink>
-      <w:r>
-        <w:rPr>
-          <w:lang w:val="zh_TW" w:bidi="zh_TW"/>
-        </w:rPr>
-        <w:t>；</w:t>
-      </w:r>
-      <w:hyperlink r:id="rId43">
-        <w:r>
-          <w:rPr>
-            <w:lang w:val="zh_TW" w:bidi="zh_TW"/>
-          </w:rPr>
-          <w:rPr>
-            <w:color w:val="0000EE"/>
-            <w:u w:val="single"/>
-          </w:rPr>
-          <w:t>耶31:15</w:t>
-        </w:r>
-      </w:hyperlink>
-      <w:r>
-        <w:rPr>
-          <w:lang w:val="zh_TW" w:bidi="zh_TW"/>
-        </w:rPr>
-        <w:t>），靠近古代的伯特利。</w:t>
-      </w:r>
-    </w:p>
-    <w:p>
-      <w:pPr/>
-      <w:r>
-        <w:rPr>
-          <w:lang w:val="zh_TW" w:bidi="zh_TW"/>
-        </w:rPr>
-      </w:r>
-      <w:r>
-        <w:rPr>
-          <w:lang w:val="zh_TW" w:bidi="zh_TW"/>
-        </w:rPr>
-        <w:t>拉結的墓是聖經中最早提到的「墓葬紀念碑」（sepulchral monument；為紀念死者而設立的大型雕像）。拉結的墓的圖畫是世界各地猶太人家庭常見的裝飾品。</w:t>
-      </w:r>
-      <w:r>
-        <w:rPr>
-          <w:lang w:val="zh_TW" w:bidi="zh_TW"/>
-        </w:rPr>
-      </w:r>
-      <w:r>
-        <w:rPr>
-          <w:lang w:val="zh_TW" w:bidi="zh_TW"/>
-        </w:rPr>
-      </w:r>
-    </w:p>
-    <w:p>
-      <w:pPr/>
-      <w:r>
-        <w:rPr>
-          <w:lang w:val="zh_TW" w:bidi="zh_TW"/>
-        </w:rPr>
-      </w:r>
-    </w:p>
-    <w:p>
-      <w:pPr>
-        <w:pStyle w:val="Heading2"/>
-      </w:pPr>
-      <w:r>
-        <w:rPr>
-          <w:lang w:val="zh_TW" w:bidi="zh_TW"/>
-        </w:rPr>
-        <w:t>拉瑪</w:t>
-      </w:r>
-      <w:r>
-        <w:rPr>
-          <w:lang w:val="zh_TW" w:bidi="zh_TW"/>
-        </w:rPr>
-      </w:r>
-    </w:p>
-    <w:p>
-      <w:pPr>
-        <w:pStyle w:val="Heading2"/>
-      </w:pPr>
-      <w:r>
-        <w:rPr>
-          <w:lang w:val="zh_TW" w:bidi="zh_TW"/>
-        </w:rPr>
-        <w:t>拉瑪</w:t>
-      </w:r>
-    </w:p>
-    <w:p>
-      <w:pPr/>
-      <w:r>
-        <w:rPr>
-          <w:lang w:val="zh_TW" w:bidi="zh_TW"/>
-        </w:rPr>
-      </w:r>
-      <w:r>
-        <w:rPr>
-          <w:lang w:val="zh_TW" w:bidi="zh_TW"/>
-        </w:rPr>
-        <w:t>古實的五個兒子之一，且是含的後裔，是示巴和底但的父親（</w:t>
-      </w:r>
-      <w:hyperlink r:id="rId48">
-        <w:r>
-          <w:rPr>
-            <w:lang w:val="zh_TW" w:bidi="zh_TW"/>
-          </w:rPr>
-          <w:rPr>
-            <w:color w:val="0000EE"/>
-            <w:u w:val="single"/>
-          </w:rPr>
-          <w:t>創10:7</w:t>
-        </w:r>
-      </w:hyperlink>
-      <w:r>
-        <w:rPr>
-          <w:lang w:val="zh_TW" w:bidi="zh_TW"/>
-        </w:rPr>
-        <w:t>；</w:t>
-      </w:r>
-      <w:hyperlink r:id="rId49">
-        <w:r>
-          <w:rPr>
-            <w:lang w:val="zh_TW" w:bidi="zh_TW"/>
-          </w:rPr>
-          <w:rPr>
-            <w:color w:val="0000EE"/>
-            <w:u w:val="single"/>
-          </w:rPr>
-          <w:t>代上1:9</w:t>
-        </w:r>
-      </w:hyperlink>
-      <w:r>
-        <w:rPr>
-          <w:lang w:val="zh_TW" w:bidi="zh_TW"/>
-        </w:rPr>
-        <w:t>）。</w:t>
-      </w:r>
-      <w:hyperlink r:id="rId50">
-        <w:r>
-          <w:rPr>
-            <w:lang w:val="zh_TW" w:bidi="zh_TW"/>
-          </w:rPr>
-          <w:rPr>
-            <w:color w:val="0000EE"/>
-            <w:u w:val="single"/>
-          </w:rPr>
-          <w:t>以西結書二十七章22節</w:t>
-        </w:r>
-      </w:hyperlink>
-      <w:r>
-        <w:rPr>
-          <w:lang w:val="zh_TW" w:bidi="zh_TW"/>
-        </w:rPr>
-        <w:t>提到示巴人和拉瑪人與泰爾的商人交易香料和寶石。拉瑪的名字後來被用來作為一個城鎮的名稱，或許就是阿拉伯西南部的麥因（Ma'in） 。</w:t>
-      </w:r>
-      <w:r>
-        <w:rPr>
-          <w:lang w:val="zh_TW" w:bidi="zh_TW"/>
-        </w:rPr>
-      </w:r>
-      <w:r>
-        <w:rPr>
-          <w:lang w:val="zh_TW" w:bidi="zh_TW"/>
-        </w:rPr>
-      </w:r>
-    </w:p>
-    <w:p>
-      <w:pPr/>
-      <w:r>
-        <w:rPr>
-          <w:lang w:val="zh_TW" w:bidi="zh_TW"/>
-        </w:rPr>
-      </w:r>
-    </w:p>
-    <w:p>
-      <w:pPr>
-        <w:pStyle w:val="Heading2"/>
-      </w:pPr>
-      <w:r>
-        <w:rPr>
-          <w:lang w:val="zh_TW" w:bidi="zh_TW"/>
-        </w:rPr>
-        <w:t>拉瑪</w:t>
-      </w:r>
-      <w:r>
-        <w:rPr>
-          <w:lang w:val="zh_TW" w:bidi="zh_TW"/>
-        </w:rPr>
-      </w:r>
-    </w:p>
-    <w:p>
-      <w:pPr>
-        <w:pStyle w:val="ListNumber"/>
-        <w:numPr>
-          <w:ilvl w:val="0"/>
-          <w:numId w:val="15"/>
-        </w:numPr>
-        <w:spacing w:line="240" w:lineRule="auto"/>
-        <w:ind w:left="720"/>
-      </w:pPr>
-      <w:r>
-        <w:rPr>
-          <w:lang w:val="zh_TW" w:bidi="zh_TW"/>
-        </w:rPr>
-      </w:r>
-      <w:r>
-        <w:rPr>
-          <w:lang w:val="zh_TW" w:bidi="zh_TW"/>
-        </w:rPr>
-        <w:t>這是分給便雅憫支派為業的一座城，在城的名單中列於基遍和比錄之間（</w:t>
-      </w:r>
-      <w:hyperlink r:id="rId51">
-        <w:r>
-          <w:rPr>
-            <w:lang w:val="zh_TW" w:bidi="zh_TW"/>
-          </w:rPr>
-          <w:rPr>
-            <w:color w:val="0000EE"/>
-            <w:u w:val="single"/>
-          </w:rPr>
-          <w:t>書18:25</w:t>
-        </w:r>
-      </w:hyperlink>
-      <w:r>
-        <w:rPr>
-          <w:lang w:val="zh_TW" w:bidi="zh_TW"/>
-        </w:rPr>
-        <w:t>）。雅各的妻子拉結葬在這城附近（</w:t>
-      </w:r>
-      <w:hyperlink r:id="rId44">
-        <w:r>
-          <w:rPr>
-            <w:lang w:val="zh_TW" w:bidi="zh_TW"/>
-          </w:rPr>
-          <w:rPr>
-            <w:color w:val="0000EE"/>
-            <w:u w:val="single"/>
-          </w:rPr>
-          <w:t>太2:18</w:t>
-        </w:r>
-      </w:hyperlink>
-      <w:r>
-        <w:rPr>
-          <w:lang w:val="zh_TW" w:bidi="zh_TW"/>
-        </w:rPr>
-        <w:t>；參</w:t>
-      </w:r>
-      <w:hyperlink r:id="rId52">
-        <w:r>
-          <w:rPr>
-            <w:lang w:val="zh_TW" w:bidi="zh_TW"/>
-          </w:rPr>
-          <w:rPr>
-            <w:color w:val="0000EE"/>
-            <w:u w:val="single"/>
-          </w:rPr>
-          <w:t>創35:16–21</w:t>
-        </w:r>
-      </w:hyperlink>
-      <w:r>
-        <w:rPr>
-          <w:lang w:val="zh_TW" w:bidi="zh_TW"/>
-        </w:rPr>
-        <w:t>；</w:t>
-      </w:r>
-      <w:hyperlink r:id="rId43">
-        <w:r>
-          <w:rPr>
-            <w:lang w:val="zh_TW" w:bidi="zh_TW"/>
-          </w:rPr>
-          <w:rPr>
-            <w:color w:val="0000EE"/>
-            <w:u w:val="single"/>
-          </w:rPr>
-          <w:t>耶31:15</w:t>
-        </w:r>
-      </w:hyperlink>
-      <w:r>
-        <w:rPr>
-          <w:lang w:val="zh_TW" w:bidi="zh_TW"/>
-        </w:rPr>
-        <w:t>）。拉瑪靠近伯特利，也是底波拉審判以色列的地方（</w:t>
-      </w:r>
-      <w:hyperlink r:id="rId53">
-        <w:r>
-          <w:rPr>
-            <w:lang w:val="zh_TW" w:bidi="zh_TW"/>
-          </w:rPr>
-          <w:rPr>
-            <w:color w:val="0000EE"/>
-            <w:u w:val="single"/>
-          </w:rPr>
-          <w:t>士4:5</w:t>
-        </w:r>
-      </w:hyperlink>
-      <w:r>
-        <w:rPr>
-          <w:lang w:val="zh_TW" w:bidi="zh_TW"/>
-        </w:rPr>
-        <w:t>）。一個利未人和他的妾從伯利恆向北行走時，也曾在這城暫時停留（</w:t>
-      </w:r>
-      <w:hyperlink r:id="rId54">
-        <w:r>
-          <w:rPr>
-            <w:lang w:val="zh_TW" w:bidi="zh_TW"/>
-          </w:rPr>
-          <w:rPr>
-            <w:color w:val="0000EE"/>
-            <w:u w:val="single"/>
-          </w:rPr>
-          <w:t>士19:13</w:t>
-        </w:r>
-      </w:hyperlink>
-      <w:r>
-        <w:rPr>
-          <w:lang w:val="zh_TW" w:bidi="zh_TW"/>
-        </w:rPr>
-        <w:t>）。</w:t>
-        <w:br/>
-      </w:r>
-      <w:r>
-        <w:rPr>
-          <w:lang w:val="zh_TW" w:bidi="zh_TW"/>
-        </w:rPr>
-        <w:t>在南北分裂王國時期（公元前930至722年），以色列王巴沙加強了拉瑪的防禦。巴沙利用拉瑪來阻止猶大王亞撒的軍隊進入以色列。約在公元前885年，亞蘭王便‧哈達一世（Ben-hadad I）發動攻擊後，巴沙離開拉瑪，急忙率軍北上迎戰。亞撒拆毀拉瑪的防禦工事，並把拆下來的材料用來建造迦巴和米斯巴兩座城（</w:t>
-      </w:r>
-      <w:hyperlink r:id="rId55">
-        <w:r>
-          <w:rPr>
-            <w:lang w:val="zh_TW" w:bidi="zh_TW"/>
-          </w:rPr>
-          <w:rPr>
-            <w:color w:val="0000EE"/>
-            <w:u w:val="single"/>
-          </w:rPr>
-          <w:t>王上15:17–22</w:t>
-        </w:r>
-      </w:hyperlink>
-      <w:r>
-        <w:rPr>
-          <w:lang w:val="zh_TW" w:bidi="zh_TW"/>
-        </w:rPr>
-        <w:t>；</w:t>
-      </w:r>
-      <w:hyperlink r:id="rId56">
-        <w:r>
-          <w:rPr>
-            <w:lang w:val="zh_TW" w:bidi="zh_TW"/>
-          </w:rPr>
-          <w:rPr>
-            <w:color w:val="0000EE"/>
-            <w:u w:val="single"/>
-          </w:rPr>
-          <w:t>代下16:1–6</w:t>
-        </w:r>
-      </w:hyperlink>
-      <w:r>
-        <w:rPr>
-          <w:lang w:val="zh_TW" w:bidi="zh_TW"/>
-        </w:rPr>
-        <w:t>）。</w:t>
-        <w:br/>
-      </w:r>
-      <w:r>
-        <w:rPr>
-          <w:lang w:val="zh_TW" w:bidi="zh_TW"/>
-        </w:rPr>
-        <w:t>公元前701年，亞述王西拿基立率領軍隊，經過迦巴、拉瑪和基比亞，向猶大王希西家和耶路撒冷進軍（</w:t>
-      </w:r>
-      <w:hyperlink r:id="rId57">
-        <w:r>
-          <w:rPr>
-            <w:lang w:val="zh_TW" w:bidi="zh_TW"/>
-          </w:rPr>
-          <w:rPr>
-            <w:color w:val="0000EE"/>
-            <w:u w:val="single"/>
-          </w:rPr>
-          <w:t>賽10:29</w:t>
-        </w:r>
-      </w:hyperlink>
-      <w:r>
-        <w:rPr>
-          <w:lang w:val="zh_TW" w:bidi="zh_TW"/>
-        </w:rPr>
-        <w:t>）。後來，尼布甲尼撒王把拉瑪作為安置被擄往巴比倫之猶太人的地方。護衛長尼布撒拉旦在那裡把耶利米從被擄的人當中釋放出來（</w:t>
-      </w:r>
-      <w:hyperlink r:id="rId58">
-        <w:r>
-          <w:rPr>
-            <w:lang w:val="zh_TW" w:bidi="zh_TW"/>
-          </w:rPr>
-          <w:rPr>
-            <w:color w:val="0000EE"/>
-            <w:u w:val="single"/>
-          </w:rPr>
-          <w:t>耶40:1</w:t>
-        </w:r>
-      </w:hyperlink>
-      <w:r>
-        <w:rPr>
-          <w:lang w:val="zh_TW" w:bidi="zh_TW"/>
-        </w:rPr>
-        <w:t>）。</w:t>
-        <w:br/>
-      </w:r>
-      <w:r>
-        <w:rPr>
-          <w:lang w:val="zh_TW" w:bidi="zh_TW"/>
-        </w:rPr>
-        <w:t>從巴比倫被擄歸回之後，住在拉瑪的人跟隨所羅巴伯歸回，並重建這座城（</w:t>
-      </w:r>
-      <w:hyperlink r:id="rId59">
-        <w:r>
-          <w:rPr>
-            <w:lang w:val="zh_TW" w:bidi="zh_TW"/>
-          </w:rPr>
-          <w:rPr>
-            <w:color w:val="0000EE"/>
-            <w:u w:val="single"/>
-          </w:rPr>
-          <w:t>拉2:26</w:t>
-        </w:r>
-      </w:hyperlink>
-      <w:r>
-        <w:rPr>
-          <w:lang w:val="zh_TW" w:bidi="zh_TW"/>
-        </w:rPr>
-        <w:t>；</w:t>
-      </w:r>
-      <w:hyperlink r:id="rId60">
-        <w:r>
-          <w:rPr>
-            <w:lang w:val="zh_TW" w:bidi="zh_TW"/>
-          </w:rPr>
-          <w:rPr>
-            <w:color w:val="0000EE"/>
-            <w:u w:val="single"/>
-          </w:rPr>
-          <w:t>尼7:30</w:t>
-        </w:r>
-      </w:hyperlink>
-      <w:r>
-        <w:rPr>
-          <w:lang w:val="zh_TW" w:bidi="zh_TW"/>
-        </w:rPr>
-        <w:t>）。有些人認為，被擄歸回之後，拉瑪是便雅憫境內另一座城，位置較偏西，靠近沿海平原（</w:t>
-      </w:r>
-      <w:hyperlink r:id="rId61">
-        <w:r>
-          <w:rPr>
-            <w:lang w:val="zh_TW" w:bidi="zh_TW"/>
-          </w:rPr>
-          <w:rPr>
-            <w:color w:val="0000EE"/>
-            <w:u w:val="single"/>
-          </w:rPr>
-          <w:t>尼11:33</w:t>
-        </w:r>
-      </w:hyperlink>
-      <w:r>
-        <w:rPr>
-          <w:lang w:val="zh_TW" w:bidi="zh_TW"/>
-        </w:rPr>
-        <w:t>）。拉瑪的遺址一般認為就是今日位於耶路撒冷以北8公里（5英里）的厄蘭（er-Ram）村。</w:t>
-      </w:r>
-    </w:p>
-    <w:p>
-      <w:pPr>
-        <w:pStyle w:val="ListNumber"/>
-        <w:spacing w:line="240" w:lineRule="auto"/>
-        <w:ind w:left="720"/>
-      </w:pPr>
-      <w:r>
-        <w:rPr>
-          <w:lang w:val="zh_TW" w:bidi="zh_TW"/>
-        </w:rPr>
-      </w:r>
-      <w:r>
-        <w:rPr>
-          <w:lang w:val="zh_TW" w:bidi="zh_TW"/>
-        </w:rPr>
-        <w:t>這是位於南地的一座城，是西緬支派在猶大地業內南部邊界的城之一（</w:t>
-      </w:r>
-      <w:hyperlink r:id="rId62">
-        <w:r>
-          <w:rPr>
-            <w:lang w:val="zh_TW" w:bidi="zh_TW"/>
-          </w:rPr>
-          <w:rPr>
-            <w:color w:val="0000EE"/>
-            <w:u w:val="single"/>
-          </w:rPr>
-          <w:t>書19:8</w:t>
-        </w:r>
-      </w:hyperlink>
-      <w:r>
-        <w:rPr>
-          <w:lang w:val="zh_TW" w:bidi="zh_TW"/>
-        </w:rPr>
-        <w:t>）。這城又稱南地拉末（</w:t>
-      </w:r>
-      <w:hyperlink r:id="rId63">
-        <w:r>
-          <w:rPr>
-            <w:lang w:val="zh_TW" w:bidi="zh_TW"/>
-          </w:rPr>
-          <w:rPr>
-            <w:color w:val="0000EE"/>
-            <w:u w:val="single"/>
-          </w:rPr>
-          <w:t>撒上30:27</w:t>
-        </w:r>
-      </w:hyperlink>
-      <w:r>
-        <w:rPr>
-          <w:lang w:val="zh_TW" w:bidi="zh_TW"/>
-        </w:rPr>
-        <w:t>）和巴拉‧比珥（</w:t>
-      </w:r>
-      <w:hyperlink r:id="rId62">
-        <w:r>
-          <w:rPr>
-            <w:lang w:val="zh_TW" w:bidi="zh_TW"/>
-          </w:rPr>
-          <w:rPr>
-            <w:color w:val="0000EE"/>
-            <w:u w:val="single"/>
-          </w:rPr>
-          <w:t>書19:8</w:t>
-        </w:r>
-      </w:hyperlink>
-      <w:r>
-        <w:rPr>
-          <w:lang w:val="zh_TW" w:bidi="zh_TW"/>
-        </w:rPr>
-        <w:t>；參</w:t>
-      </w:r>
-      <w:hyperlink r:id="rId64">
-        <w:r>
-          <w:rPr>
-            <w:lang w:val="zh_TW" w:bidi="zh_TW"/>
-          </w:rPr>
-          <w:rPr>
-            <w:color w:val="0000EE"/>
-            <w:u w:val="single"/>
-          </w:rPr>
-          <w:t>代上4:33</w:t>
-        </w:r>
-      </w:hyperlink>
-      <w:r>
-        <w:rPr>
-          <w:lang w:val="zh_TW" w:bidi="zh_TW"/>
-        </w:rPr>
-        <w:t>）。</w:t>
-        <w:br/>
-      </w:r>
-      <w:r>
-        <w:rPr>
-          <w:i/>
-          <w:lang w:val="zh_TW" w:bidi="zh_TW"/>
-        </w:rPr>
-        <w:t>見</w:t>
-      </w:r>
-      <w:r>
-        <w:rPr>
-          <w:lang w:val="zh_TW" w:bidi="zh_TW"/>
-        </w:rPr>
-        <w:t xml:space="preserve"> </w:t>
-      </w:r>
-      <w:r>
-        <w:rPr>
-          <w:lang w:val="zh_TW" w:bidi="zh_TW"/>
-        </w:rPr>
-        <w:t>巴拉‧比珥</w:t>
-      </w:r>
-      <w:r>
-        <w:rPr>
-          <w:lang w:val="zh_TW" w:bidi="zh_TW"/>
-        </w:rPr>
-        <w:t>。</w:t>
-      </w:r>
-    </w:p>
-    <w:p>
-      <w:pPr>
-        <w:pStyle w:val="ListNumber"/>
-        <w:spacing w:line="240" w:lineRule="auto"/>
-        <w:ind w:left="720"/>
-      </w:pPr>
-      <w:r>
-        <w:rPr>
-          <w:lang w:val="zh_TW" w:bidi="zh_TW"/>
-        </w:rPr>
-      </w:r>
-      <w:r>
-        <w:rPr>
-          <w:lang w:val="zh_TW" w:bidi="zh_TW"/>
-        </w:rPr>
-        <w:t>亞設支派邊界上的一座城，在城的名單中列於西頓和泰爾之間（</w:t>
-      </w:r>
-      <w:hyperlink r:id="rId65">
-        <w:r>
-          <w:rPr>
-            <w:lang w:val="zh_TW" w:bidi="zh_TW"/>
-          </w:rPr>
-          <w:rPr>
-            <w:color w:val="0000EE"/>
-            <w:u w:val="single"/>
-          </w:rPr>
-          <w:t>書19:29</w:t>
-        </w:r>
-      </w:hyperlink>
-      <w:r>
-        <w:rPr>
-          <w:lang w:val="zh_TW" w:bidi="zh_TW"/>
-        </w:rPr>
-        <w:t>）。</w:t>
-      </w:r>
-    </w:p>
-    <w:p>
-      <w:pPr>
-        <w:pStyle w:val="ListNumber"/>
-        <w:spacing w:line="240" w:lineRule="auto"/>
-        <w:ind w:left="720"/>
-      </w:pPr>
-      <w:r>
-        <w:rPr>
-          <w:lang w:val="zh_TW" w:bidi="zh_TW"/>
-        </w:rPr>
-      </w:r>
-      <w:r>
-        <w:rPr>
-          <w:lang w:val="zh_TW" w:bidi="zh_TW"/>
-        </w:rPr>
-        <w:t>分給拿弗他利支派的19座堅固城之一，在城的名單中列於亞大瑪和夏瑣之間（</w:t>
-      </w:r>
-      <w:hyperlink r:id="rId66">
-        <w:r>
-          <w:rPr>
-            <w:lang w:val="zh_TW" w:bidi="zh_TW"/>
-          </w:rPr>
-          <w:rPr>
-            <w:color w:val="0000EE"/>
-            <w:u w:val="single"/>
-          </w:rPr>
-          <w:t>書19:36</w:t>
-        </w:r>
-      </w:hyperlink>
-      <w:r>
-        <w:rPr>
-          <w:lang w:val="zh_TW" w:bidi="zh_TW"/>
-        </w:rPr>
-        <w:t>）。一般認為這城就是今日的厄拉梅（er-Rameh），位於加利利海西北約17.7公里（11英里）。</w:t>
-      </w:r>
-    </w:p>
-    <w:p>
-      <w:pPr>
-        <w:pStyle w:val="ListNumber"/>
-        <w:spacing w:line="240" w:lineRule="auto"/>
-        <w:ind w:left="720"/>
-      </w:pPr>
-      <w:r>
-        <w:rPr>
-          <w:lang w:val="zh_TW" w:bidi="zh_TW"/>
-        </w:rPr>
-      </w:r>
-      <w:r>
-        <w:rPr>
-          <w:lang w:val="zh_TW" w:bidi="zh_TW"/>
-        </w:rPr>
-        <w:t>以利加拿和哈拿的家鄉，也是撒母耳出生的地方（</w:t>
-      </w:r>
-      <w:hyperlink r:id="rId67">
-        <w:r>
-          <w:rPr>
-            <w:lang w:val="zh_TW" w:bidi="zh_TW"/>
-          </w:rPr>
-          <w:rPr>
-            <w:color w:val="0000EE"/>
-            <w:u w:val="single"/>
-          </w:rPr>
-          <w:t>撒上1:19</w:t>
-        </w:r>
-      </w:hyperlink>
-      <w:r>
-        <w:rPr>
-          <w:lang w:val="zh_TW" w:bidi="zh_TW"/>
-        </w:rPr>
-        <w:t>，</w:t>
-      </w:r>
-      <w:hyperlink r:id="rId68">
-        <w:r>
-          <w:rPr>
-            <w:lang w:val="zh_TW" w:bidi="zh_TW"/>
-          </w:rPr>
-          <w:rPr>
-            <w:color w:val="0000EE"/>
-            <w:u w:val="single"/>
-          </w:rPr>
-          <w:t>2:11</w:t>
-        </w:r>
-      </w:hyperlink>
-      <w:r>
-        <w:rPr>
-          <w:lang w:val="zh_TW" w:bidi="zh_TW"/>
-        </w:rPr>
-        <w:t>）。後來，這城也成為撒母耳的住處（</w:t>
-      </w:r>
-      <w:hyperlink r:id="rId69">
-        <w:r>
-          <w:rPr>
-            <w:lang w:val="zh_TW" w:bidi="zh_TW"/>
-          </w:rPr>
-          <w:rPr>
-            <w:color w:val="0000EE"/>
-            <w:u w:val="single"/>
-          </w:rPr>
-          <w:t>撒上7:17</w:t>
-        </w:r>
-      </w:hyperlink>
-      <w:r>
-        <w:rPr>
-          <w:lang w:val="zh_TW" w:bidi="zh_TW"/>
-        </w:rPr>
-        <w:t>，</w:t>
-      </w:r>
-      <w:hyperlink r:id="rId70">
-        <w:r>
-          <w:rPr>
-            <w:lang w:val="zh_TW" w:bidi="zh_TW"/>
-          </w:rPr>
-          <w:rPr>
-            <w:color w:val="0000EE"/>
-            <w:u w:val="single"/>
-          </w:rPr>
-          <w:t>16:13</w:t>
-        </w:r>
-      </w:hyperlink>
-      <w:r>
-        <w:rPr>
-          <w:lang w:val="zh_TW" w:bidi="zh_TW"/>
-        </w:rPr>
-        <w:t>）。撒母耳在拉瑪、伯特利、吉甲和米斯巴治理以色列（</w:t>
-      </w:r>
-      <w:hyperlink r:id="rId69">
-        <w:r>
-          <w:rPr>
-            <w:lang w:val="zh_TW" w:bidi="zh_TW"/>
-          </w:rPr>
-          <w:rPr>
-            <w:color w:val="0000EE"/>
-            <w:u w:val="single"/>
-          </w:rPr>
-          <w:t>撒上7:17</w:t>
-        </w:r>
-      </w:hyperlink>
-      <w:r>
-        <w:rPr>
-          <w:lang w:val="zh_TW" w:bidi="zh_TW"/>
-        </w:rPr>
-        <w:t>）。掃羅首次在這城遇見撒母耳（</w:t>
-      </w:r>
-      <w:hyperlink r:id="rId71">
-        <w:r>
-          <w:rPr>
-            <w:lang w:val="zh_TW" w:bidi="zh_TW"/>
-          </w:rPr>
-          <w:rPr>
-            <w:color w:val="0000EE"/>
-            <w:u w:val="single"/>
-          </w:rPr>
-          <w:t>撒上9:6–10</w:t>
-        </w:r>
-      </w:hyperlink>
-      <w:r>
-        <w:rPr>
-          <w:lang w:val="zh_TW" w:bidi="zh_TW"/>
-        </w:rPr>
-        <w:t>）。以色列的長老也是在這裡請求撒母耳為他們立王（</w:t>
-      </w:r>
-      <w:hyperlink r:id="rId72">
-        <w:r>
-          <w:rPr>
-            <w:lang w:val="zh_TW" w:bidi="zh_TW"/>
-          </w:rPr>
-          <w:rPr>
-            <w:color w:val="0000EE"/>
-            <w:u w:val="single"/>
-          </w:rPr>
-          <w:t>撒上8:4</w:t>
-        </w:r>
-      </w:hyperlink>
-      <w:r>
-        <w:rPr>
-          <w:lang w:val="zh_TW" w:bidi="zh_TW"/>
-        </w:rPr>
-        <w:t>）。後來，大衛為躲避掃羅王而逃到這裡（</w:t>
-      </w:r>
-      <w:hyperlink r:id="rId73">
-        <w:r>
-          <w:rPr>
-            <w:lang w:val="zh_TW" w:bidi="zh_TW"/>
-          </w:rPr>
-          <w:rPr>
-            <w:color w:val="0000EE"/>
-            <w:u w:val="single"/>
-          </w:rPr>
-          <w:t>撒上19:18–20:1</w:t>
-        </w:r>
-      </w:hyperlink>
-      <w:r>
-        <w:rPr>
-          <w:lang w:val="zh_TW" w:bidi="zh_TW"/>
-        </w:rPr>
-        <w:t>）。撒母耳死後葬在拉瑪（</w:t>
-      </w:r>
-      <w:hyperlink r:id="rId74">
-        <w:r>
-          <w:rPr>
-            <w:lang w:val="zh_TW" w:bidi="zh_TW"/>
-          </w:rPr>
-          <w:rPr>
-            <w:color w:val="0000EE"/>
-            <w:u w:val="single"/>
-          </w:rPr>
-          <w:t>撒上25:1，</w:t>
-        </w:r>
-      </w:hyperlink>
-      <w:hyperlink r:id="rId75">
-        <w:r>
-          <w:rPr>
-            <w:lang w:val="zh_TW" w:bidi="zh_TW"/>
-          </w:rPr>
-          <w:rPr>
-            <w:color w:val="0000EE"/>
-            <w:u w:val="single"/>
-          </w:rPr>
-          <w:t>28:3</w:t>
-        </w:r>
-      </w:hyperlink>
-      <w:r>
-        <w:rPr>
-          <w:lang w:val="zh_TW" w:bidi="zh_TW"/>
-        </w:rPr>
-        <w:t>）。</w:t>
-      </w:r>
-      <w:hyperlink r:id="rId76">
-        <w:r>
-          <w:rPr>
-            <w:lang w:val="zh_TW" w:bidi="zh_TW"/>
-          </w:rPr>
-          <w:rPr>
-            <w:color w:val="0000EE"/>
-            <w:u w:val="single"/>
-          </w:rPr>
-          <w:t>撒母耳記上一章1節</w:t>
-        </w:r>
-      </w:hyperlink>
-      <w:r>
-        <w:rPr>
-          <w:lang w:val="zh_TW" w:bidi="zh_TW"/>
-        </w:rPr>
-        <w:t>又稱這城為拉瑪‧瑣非。</w:t>
-      </w:r>
-    </w:p>
-    <w:p>
-      <w:pPr>
-        <w:pStyle w:val="ListNumber"/>
-        <w:spacing w:line="240" w:lineRule="auto"/>
-        <w:ind w:left="720"/>
-      </w:pPr>
-      <w:r>
-        <w:rPr>
-          <w:lang w:val="zh_TW" w:bidi="zh_TW"/>
-        </w:rPr>
-      </w:r>
-      <w:r>
-        <w:rPr>
-          <w:lang w:val="zh_TW" w:bidi="zh_TW"/>
-        </w:rPr>
-        <w:t>基列的拉末的簡稱（</w:t>
-      </w:r>
-      <w:hyperlink r:id="rId77">
-        <w:r>
-          <w:rPr>
-            <w:lang w:val="zh_TW" w:bidi="zh_TW"/>
-          </w:rPr>
-          <w:rPr>
-            <w:color w:val="0000EE"/>
-            <w:u w:val="single"/>
-          </w:rPr>
-          <w:t>王下8:29</w:t>
-        </w:r>
-      </w:hyperlink>
-      <w:r>
-        <w:rPr>
-          <w:lang w:val="zh_TW" w:bidi="zh_TW"/>
-        </w:rPr>
-        <w:t>；</w:t>
-      </w:r>
-      <w:hyperlink r:id="rId78">
-        <w:r>
-          <w:rPr>
-            <w:lang w:val="zh_TW" w:bidi="zh_TW"/>
-          </w:rPr>
-          <w:rPr>
-            <w:color w:val="0000EE"/>
-            <w:u w:val="single"/>
-          </w:rPr>
-          <w:t>代下22:6</w:t>
-        </w:r>
-      </w:hyperlink>
-      <w:r>
-        <w:rPr>
-          <w:lang w:val="zh_TW" w:bidi="zh_TW"/>
-        </w:rPr>
-        <w:t>）。</w:t>
-        <w:br/>
-      </w:r>
-      <w:r>
-        <w:rPr>
-          <w:i/>
-          <w:lang w:val="zh_TW" w:bidi="zh_TW"/>
-        </w:rPr>
-        <w:t>見</w:t>
-      </w:r>
-      <w:r>
-        <w:rPr>
-          <w:lang w:val="zh_TW" w:bidi="zh_TW"/>
-        </w:rPr>
-        <w:t xml:space="preserve"> </w:t>
-      </w:r>
-      <w:r>
-        <w:rPr>
-          <w:lang w:val="zh_TW" w:bidi="zh_TW"/>
-        </w:rPr>
-        <w:t>基列的拉末</w:t>
-      </w:r>
-      <w:r>
-        <w:rPr>
-          <w:lang w:val="zh_TW" w:bidi="zh_TW"/>
-        </w:rPr>
-        <w:t>。</w:t>
-      </w:r>
-      <w:r>
-        <w:rPr>
-          <w:lang w:val="zh_TW" w:bidi="zh_TW"/>
-        </w:rPr>
-      </w:r>
-      <w:r>
-        <w:rPr>
-          <w:lang w:val="zh_TW" w:bidi="zh_TW"/>
-        </w:rPr>
-      </w:r>
-    </w:p>
-    <w:p>
-      <w:pPr/>
-      <w:r>
-        <w:rPr>
-          <w:lang w:val="zh_TW" w:bidi="zh_TW"/>
-        </w:rPr>
-      </w:r>
-    </w:p>
-    <w:p>
-      <w:pPr>
-        <w:pStyle w:val="Heading2"/>
-      </w:pPr>
-      <w:r>
-        <w:rPr>
-          <w:lang w:val="zh_TW" w:bidi="zh_TW"/>
-        </w:rPr>
-        <w:t>拉麥</w:t>
-      </w:r>
-      <w:r>
-        <w:rPr>
-          <w:lang w:val="zh_TW" w:bidi="zh_TW"/>
-        </w:rPr>
-      </w:r>
-    </w:p>
-    <w:p>
-      <w:pPr>
-        <w:pStyle w:val="ListNumber"/>
-        <w:numPr>
-          <w:ilvl w:val="0"/>
-          <w:numId w:val="16"/>
-        </w:numPr>
-        <w:spacing w:line="240" w:lineRule="auto"/>
-        <w:ind w:left="720"/>
-      </w:pPr>
-      <w:r>
-        <w:rPr>
-          <w:lang w:val="zh_TW" w:bidi="zh_TW"/>
-        </w:rPr>
-      </w:r>
-      <w:r>
-        <w:rPr>
-          <w:lang w:val="zh_TW" w:bidi="zh_TW"/>
-        </w:rPr>
-        <w:t>瑪土撒利的兒子，該隱的後裔，亞大和洗拉的丈夫。</w:t>
-        <w:br/>
-      </w:r>
-      <w:r>
-        <w:rPr>
-          <w:lang w:val="zh_TW" w:bidi="zh_TW"/>
-        </w:rPr>
-        <w:t>拉麥與亞大所生的兒子是：</w:t>
-      </w:r>
-    </w:p>
-    <w:p>
-      <w:pPr>
-        <w:pStyle w:val="ListBullet"/>
-        <w:spacing w:line="240" w:lineRule="auto"/>
-        <w:ind w:left="1440"/>
-      </w:pPr>
-      <w:r>
-        <w:rPr>
-          <w:lang w:val="zh_TW" w:bidi="zh_TW"/>
-        </w:rPr>
-      </w:r>
-      <w:r>
-        <w:rPr>
-          <w:lang w:val="zh_TW" w:bidi="zh_TW"/>
-        </w:rPr>
-        <w:t>雅八，「住帳棚、牧養牲畜之人的祖師」</w:t>
-      </w:r>
-    </w:p>
-    <w:p>
-      <w:pPr>
-        <w:pStyle w:val="ListBullet"/>
-        <w:spacing w:line="240" w:lineRule="auto"/>
-        <w:ind w:left="1440"/>
-      </w:pPr>
-      <w:r>
-        <w:rPr>
-          <w:lang w:val="zh_TW" w:bidi="zh_TW"/>
-        </w:rPr>
-      </w:r>
-      <w:r>
-        <w:rPr>
-          <w:lang w:val="zh_TW" w:bidi="zh_TW"/>
-        </w:rPr>
-        <w:t>猶八，「一切彈琴吹簫之人的祖師」</w:t>
-      </w:r>
-    </w:p>
-    <w:p>
-      <w:pPr/>
-      <w:r>
-        <w:rPr>
-          <w:lang w:val="zh_TW" w:bidi="zh_TW"/>
-        </w:rPr>
-      </w:r>
-      <w:r>
-        <w:rPr>
-          <w:lang w:val="zh_TW" w:bidi="zh_TW"/>
-        </w:rPr>
-        <w:t>他與洗拉所生的兒女是：</w:t>
-      </w:r>
-    </w:p>
-    <w:p>
-      <w:pPr>
-        <w:pStyle w:val="ListBullet"/>
-        <w:spacing w:line="240" w:lineRule="auto"/>
-        <w:ind w:left="1440"/>
-      </w:pPr>
-      <w:r>
-        <w:rPr>
-          <w:lang w:val="zh_TW" w:bidi="zh_TW"/>
-        </w:rPr>
-      </w:r>
-      <w:r>
-        <w:rPr>
-          <w:lang w:val="zh_TW" w:bidi="zh_TW"/>
-        </w:rPr>
-        <w:t>土八‧該隱，「打造各樣銅鐵利器的」</w:t>
-      </w:r>
-    </w:p>
-    <w:p>
-      <w:pPr>
-        <w:pStyle w:val="ListBullet"/>
-        <w:spacing w:line="240" w:lineRule="auto"/>
-        <w:ind w:left="1440"/>
-      </w:pPr>
-      <w:r>
-        <w:rPr>
-          <w:lang w:val="zh_TW" w:bidi="zh_TW"/>
-        </w:rPr>
-      </w:r>
-      <w:r>
-        <w:rPr>
-          <w:lang w:val="zh_TW" w:bidi="zh_TW"/>
-        </w:rPr>
-        <w:t>拿瑪（</w:t>
-      </w:r>
-      <w:hyperlink r:id="rId79">
-        <w:r>
-          <w:rPr>
-            <w:lang w:val="zh_TW" w:bidi="zh_TW"/>
-          </w:rPr>
-          <w:rPr>
-            <w:color w:val="0000EE"/>
-            <w:u w:val="single"/>
-          </w:rPr>
-          <w:t>創4:18–22</w:t>
-        </w:r>
-      </w:hyperlink>
-      <w:r>
-        <w:rPr>
-          <w:lang w:val="zh_TW" w:bidi="zh_TW"/>
-        </w:rPr>
-        <w:t>）</w:t>
-      </w:r>
-    </w:p>
-    <w:p>
-      <w:pPr/>
-      <w:r>
-        <w:rPr>
-          <w:lang w:val="zh_TW" w:bidi="zh_TW"/>
-        </w:rPr>
-      </w:r>
-      <w:r>
-        <w:rPr>
-          <w:lang w:val="zh_TW" w:bidi="zh_TW"/>
-        </w:rPr>
-        <w:t>創世記較早的章節記載，拉麥的兒女象徵畜牧、音樂與金屬工藝的起源。拉麥的歌（</w:t>
-      </w:r>
-      <w:hyperlink r:id="rId80">
-        <w:r>
-          <w:rPr>
-            <w:lang w:val="zh_TW" w:bidi="zh_TW"/>
-          </w:rPr>
-          <w:rPr>
-            <w:color w:val="0000EE"/>
-            <w:u w:val="single"/>
-          </w:rPr>
-          <w:t>創4:23–24</w:t>
-        </w:r>
-      </w:hyperlink>
-      <w:r>
-        <w:rPr>
-          <w:lang w:val="zh_TW" w:bidi="zh_TW"/>
-        </w:rPr>
-        <w:t>）是希伯來詩歌的早期例子。在這首歌裡，拉麥誇口自己殺了一個傷害他的人，把自己的報復與該隱殺亞伯相比（</w:t>
-      </w:r>
-      <w:hyperlink r:id="rId81">
-        <w:r>
-          <w:rPr>
-            <w:lang w:val="zh_TW" w:bidi="zh_TW"/>
-          </w:rPr>
-          <w:rPr>
-            <w:color w:val="0000EE"/>
-            <w:u w:val="single"/>
-          </w:rPr>
-          <w:t>創4:8–12</w:t>
-        </w:r>
-      </w:hyperlink>
-      <w:r>
-        <w:rPr>
-          <w:lang w:val="zh_TW" w:bidi="zh_TW"/>
-        </w:rPr>
-        <w:t>）。他說：「若殺該隱，遭報七倍，殺拉麥，必遭報七十七倍。」這首歌顯示，隨著文明發展，驕傲與暴力也隨之增長，這與耶穌關於饒恕的教導形成強烈對比──耶穌教導門徒要饒恕「七十個七次」（</w:t>
-      </w:r>
-      <w:hyperlink r:id="rId82">
-        <w:r>
-          <w:rPr>
-            <w:lang w:val="zh_TW" w:bidi="zh_TW"/>
-          </w:rPr>
-          <w:rPr>
-            <w:color w:val="0000EE"/>
-            <w:u w:val="single"/>
-          </w:rPr>
-          <w:t>太18:22</w:t>
-        </w:r>
-      </w:hyperlink>
-      <w:r>
-        <w:rPr>
-          <w:lang w:val="zh_TW" w:bidi="zh_TW"/>
-        </w:rPr>
-        <w:t>）。</w:t>
-      </w:r>
-    </w:p>
-    <w:p>
-      <w:pPr>
-        <w:pStyle w:val="ListNumber"/>
-        <w:numPr>
-          <w:ilvl w:val="0"/>
-          <w:numId w:val="17"/>
-        </w:numPr>
-        <w:spacing w:line="240" w:lineRule="auto"/>
-        <w:ind w:left="720"/>
-      </w:pPr>
-      <w:r>
-        <w:rPr>
-          <w:lang w:val="zh_TW" w:bidi="zh_TW"/>
-        </w:rPr>
-      </w:r>
-      <w:r>
-        <w:rPr>
-          <w:lang w:val="zh_TW" w:bidi="zh_TW"/>
-        </w:rPr>
-        <w:t>瑪土撒拉的兒子，挪亞的父親（</w:t>
-      </w:r>
-      <w:hyperlink r:id="rId83">
-        <w:r>
-          <w:rPr>
-            <w:lang w:val="zh_TW" w:bidi="zh_TW"/>
-          </w:rPr>
-          <w:rPr>
-            <w:color w:val="0000EE"/>
-            <w:u w:val="single"/>
-          </w:rPr>
-          <w:t>創5:25–31</w:t>
-        </w:r>
-      </w:hyperlink>
-      <w:r>
-        <w:rPr>
-          <w:lang w:val="zh_TW" w:bidi="zh_TW"/>
-        </w:rPr>
-        <w:t>；</w:t>
-      </w:r>
-      <w:hyperlink r:id="rId84">
-        <w:r>
-          <w:rPr>
-            <w:lang w:val="zh_TW" w:bidi="zh_TW"/>
-          </w:rPr>
-          <w:rPr>
-            <w:color w:val="0000EE"/>
-            <w:u w:val="single"/>
-          </w:rPr>
-          <w:t>代上1:3</w:t>
-        </w:r>
-      </w:hyperlink>
-      <w:r>
-        <w:rPr>
-          <w:lang w:val="zh_TW" w:bidi="zh_TW"/>
-        </w:rPr>
-        <w:t>）。挪亞出生時，拉麥盼望這孩子能使人類從降在亞當身上的咒詛中得著安慰（</w:t>
-      </w:r>
-      <w:hyperlink r:id="rId85">
-        <w:r>
-          <w:rPr>
-            <w:lang w:val="zh_TW" w:bidi="zh_TW"/>
-          </w:rPr>
-          <w:rPr>
-            <w:color w:val="0000EE"/>
-            <w:u w:val="single"/>
-          </w:rPr>
-          <w:t>創5:29</w:t>
-        </w:r>
-      </w:hyperlink>
-      <w:r>
-        <w:rPr>
-          <w:lang w:val="zh_TW" w:bidi="zh_TW"/>
-        </w:rPr>
-        <w:t>；參</w:t>
-      </w:r>
-      <w:hyperlink r:id="rId86">
-        <w:r>
-          <w:rPr>
-            <w:lang w:val="zh_TW" w:bidi="zh_TW"/>
-          </w:rPr>
-          <w:rPr>
-            <w:color w:val="0000EE"/>
-            <w:u w:val="single"/>
-          </w:rPr>
-          <w:t>創3:17</w:t>
-        </w:r>
-      </w:hyperlink>
-      <w:r>
-        <w:rPr>
-          <w:lang w:val="zh_TW" w:bidi="zh_TW"/>
-        </w:rPr>
-        <w:t>）。他活到777歲，是洪水發生前壽命最長的人之一。死海古卷記載拉麥與他父親瑪土撒拉之間的長篇對話。記載於</w:t>
-      </w:r>
-      <w:hyperlink r:id="rId87">
-        <w:r>
-          <w:rPr>
-            <w:lang w:val="zh_TW" w:bidi="zh_TW"/>
-          </w:rPr>
-          <w:rPr>
-            <w:color w:val="0000EE"/>
-            <w:u w:val="single"/>
-          </w:rPr>
-          <w:t>路加福音三章36節</w:t>
-        </w:r>
-      </w:hyperlink>
-      <w:r>
-        <w:rPr>
-          <w:lang w:val="zh_TW" w:bidi="zh_TW"/>
-        </w:rPr>
-        <w:t>的家譜將拉麥列為耶穌的先祖。</w:t>
-        <w:br/>
-      </w:r>
-      <w:r>
-        <w:rPr>
-          <w:i/>
-          <w:lang w:val="zh_TW" w:bidi="zh_TW"/>
-        </w:rPr>
-        <w:t>另見</w:t>
-      </w:r>
-      <w:r>
-        <w:rPr>
-          <w:lang w:val="zh_TW" w:bidi="zh_TW"/>
-        </w:rPr>
-        <w:t>耶穌基督的家譜</w:t>
-      </w:r>
-      <w:r>
-        <w:rPr>
-          <w:lang w:val="zh_TW" w:bidi="zh_TW"/>
-        </w:rPr>
-        <w:t>。</w:t>
-      </w:r>
-      <w:r>
-        <w:rPr>
-          <w:lang w:val="zh_TW" w:bidi="zh_TW"/>
-        </w:rPr>
-      </w:r>
-      <w:r>
-        <w:rPr>
-          <w:lang w:val="zh_TW" w:bidi="zh_TW"/>
-        </w:rPr>
-      </w:r>
-    </w:p>
-    <w:p>
-      <w:pPr/>
-      <w:r>
-        <w:rPr>
-          <w:lang w:val="zh_TW" w:bidi="zh_TW"/>
-        </w:rPr>
-      </w:r>
-    </w:p>
-    <w:p>
-      <w:pPr>
-        <w:pStyle w:val="Heading2"/>
-      </w:pPr>
-      <w:r>
-        <w:rPr>
-          <w:lang w:val="zh_TW" w:bidi="zh_TW"/>
-        </w:rPr>
-        <w:t>拉沙</w:t>
-      </w:r>
-      <w:r>
-        <w:rPr>
-          <w:lang w:val="zh_TW" w:bidi="zh_TW"/>
-        </w:rPr>
-      </w:r>
-    </w:p>
-    <w:p>
-      <w:pPr/>
-      <w:r>
-        <w:rPr>
-          <w:lang w:val="zh_TW" w:bidi="zh_TW"/>
-        </w:rPr>
-      </w:r>
-      <w:r>
-        <w:rPr>
-          <w:lang w:val="zh_TW" w:bidi="zh_TW"/>
-        </w:rPr>
-        <w:t>一個地名，除此之外沒有其它資訊。在一段古老的記載中，它被用來指示迦南人所居之地的南界（</w:t>
-      </w:r>
-      <w:hyperlink r:id="rId88">
-        <w:r>
-          <w:rPr>
-            <w:lang w:val="zh_TW" w:bidi="zh_TW"/>
-          </w:rPr>
-          <w:rPr>
-            <w:color w:val="0000EE"/>
-            <w:u w:val="single"/>
-          </w:rPr>
-          <w:t>創10:19</w:t>
-        </w:r>
-      </w:hyperlink>
-      <w:r>
-        <w:rPr>
-          <w:lang w:val="zh_TW" w:bidi="zh_TW"/>
-        </w:rPr>
-        <w:t>）。該處經文將拉沙與死海南端附近的其它城邑並列。</w:t>
-      </w:r>
-      <w:r>
-        <w:rPr>
-          <w:lang w:val="zh_TW" w:bidi="zh_TW"/>
-        </w:rPr>
-      </w:r>
-      <w:r>
-        <w:rPr>
-          <w:lang w:val="zh_TW" w:bidi="zh_TW"/>
-        </w:rPr>
-      </w:r>
-    </w:p>
-    <w:p>
-      <w:pPr/>
-      <w:r>
-        <w:rPr>
-          <w:lang w:val="zh_TW" w:bidi="zh_TW"/>
-        </w:rPr>
-      </w:r>
-    </w:p>
-    <w:p>
-      <w:pPr>
-        <w:pStyle w:val="Heading2"/>
-      </w:pPr>
-      <w:r>
-        <w:rPr>
-          <w:lang w:val="zh_TW" w:bidi="zh_TW"/>
-        </w:rPr>
-        <w:t>拉吳</w:t>
-      </w:r>
-      <w:r>
-        <w:rPr>
-          <w:lang w:val="zh_TW" w:bidi="zh_TW"/>
-        </w:rPr>
-      </w:r>
-    </w:p>
-    <w:p>
-      <w:pPr/>
-      <w:r>
-        <w:rPr>
-          <w:lang w:val="zh_TW" w:bidi="zh_TW"/>
-        </w:rPr>
-      </w:r>
-      <w:r>
-        <w:rPr>
-          <w:lang w:val="zh_TW" w:bidi="zh_TW"/>
-        </w:rPr>
-        <w:t>法勒的兒子，西鹿的父親。他是閃的後裔（</w:t>
-      </w:r>
-      <w:hyperlink r:id="rId89">
-        <w:r>
-          <w:rPr>
-            <w:lang w:val="zh_TW" w:bidi="zh_TW"/>
-          </w:rPr>
-          <w:rPr>
-            <w:color w:val="0000EE"/>
-            <w:u w:val="single"/>
-          </w:rPr>
-          <w:t>創11:18–21</w:t>
-        </w:r>
-      </w:hyperlink>
-      <w:r>
-        <w:rPr>
-          <w:lang w:val="zh_TW" w:bidi="zh_TW"/>
-        </w:rPr>
-        <w:t>；</w:t>
-      </w:r>
-      <w:hyperlink r:id="rId90">
-        <w:r>
-          <w:rPr>
-            <w:lang w:val="zh_TW" w:bidi="zh_TW"/>
-          </w:rPr>
-          <w:rPr>
-            <w:color w:val="0000EE"/>
-            <w:u w:val="single"/>
-          </w:rPr>
-          <w:t>代上1:25</w:t>
-        </w:r>
-      </w:hyperlink>
-      <w:r>
-        <w:rPr>
-          <w:lang w:val="zh_TW" w:bidi="zh_TW"/>
-        </w:rPr>
-        <w:t>）。他在</w:t>
-      </w:r>
-      <w:hyperlink r:id="rId91">
-        <w:r>
-          <w:rPr>
-            <w:lang w:val="zh_TW" w:bidi="zh_TW"/>
-          </w:rPr>
-          <w:rPr>
-            <w:color w:val="0000EE"/>
-            <w:u w:val="single"/>
-          </w:rPr>
-          <w:t>路加福音三章35節</w:t>
-        </w:r>
-      </w:hyperlink>
-      <w:r>
-        <w:rPr>
-          <w:lang w:val="zh_TW" w:bidi="zh_TW"/>
-        </w:rPr>
-        <w:t>中被列為耶穌的祖先之一。</w:t>
-      </w:r>
-    </w:p>
-    <w:p>
-      <w:pPr/>
-      <w:r>
-        <w:rPr>
-          <w:lang w:val="zh_TW" w:bidi="zh_TW"/>
-        </w:rPr>
-      </w:r>
-      <w:r>
-        <w:rPr>
-          <w:i/>
-          <w:lang w:val="zh_TW" w:bidi="zh_TW"/>
-        </w:rPr>
-        <w:t>見</w:t>
-      </w:r>
-      <w:r>
-        <w:rPr>
-          <w:lang w:val="zh_TW" w:bidi="zh_TW"/>
-        </w:rPr>
-        <w:t>耶穌基督的家譜</w:t>
+        <w:t>外邦人</w:t>
       </w:r>
       <w:r>
         <w:rPr>
@@ -5104,30 +2496,6 @@
   </w:num>
   <w:num w:numId="13" w16cid:durableId="592781308">
     <w:abstractNumId w:val="11"/>
-  </w:num>
-  <w:num w:numId="14">
-    <w:abstractNumId w:val="3"/>
-    <w:lvlOverride w:ilvl="0">
-      <w:startOverride w:val="1"/>
-    </w:lvlOverride>
-  </w:num>
-  <w:num w:numId="15">
-    <w:abstractNumId w:val="3"/>
-    <w:lvlOverride w:ilvl="0">
-      <w:startOverride w:val="1"/>
-    </w:lvlOverride>
-  </w:num>
-  <w:num w:numId="16">
-    <w:abstractNumId w:val="3"/>
-    <w:lvlOverride w:ilvl="0">
-      <w:startOverride w:val="1"/>
-    </w:lvlOverride>
-  </w:num>
-  <w:num w:numId="17">
-    <w:abstractNumId w:val="3"/>
-    <w:lvlOverride w:ilvl="0">
-      <w:startOverride w:val="1"/>
-    </w:lvlOverride>
   </w:num>
   <w:numIdMacAtCleanup w:val="10"/>
 </w:numbering>

--- a/zht/docx/084.content.docx
+++ b/zht/docx/084.content.docx
@@ -149,7 +149,7 @@
         <w:rPr>
           <w:lang w:val="zh_TW" w:bidi="zh_TW"/>
         </w:rPr>
-        <w:t>kuan</w:t>
+        <w:t>ku</w:t>
       </w:r>
       <w:r>
         <w:rPr>
@@ -212,7 +212,7 @@
         <w:rPr>
           <w:lang w:val="zh_TW" w:bidi="zh_TW"/>
         </w:rPr>
-        <w:t>款待</w:t>
+        <w:t>哭泣橡樹</w:t>
       </w:r>
       <w:r>
         <w:rPr>
@@ -231,7 +231,35 @@
         <w:rPr>
           <w:lang w:val="zh_TW" w:bidi="zh_TW"/>
         </w:rPr>
-        <w:t>聖經中的一個概念，經常與「客人（guest）」、「陌生人（stranger）」和「寄居者（sojourner）」等詞彙一起使用。將「款待（hospitality）」的意思理解為對非自己朋友圈之外的人的善意是比較恰當的，這在希臘文中「愛陌生人」的字面意思中有所暗示。儘管這個概念在聖經中得到了全面的肯定，但在經外文化中也明顯存在，在遊牧民族（從一個地方遷移到另一個地方）中尤為常見。這些文化中對提供食物、住宿和保護有明確的義務。</w:t>
+        <w:t>利百加的奶母底波拉死後，葬在伯特利附近的一棵樹下（</w:t>
+      </w:r>
+      <w:hyperlink r:id="rId13">
+        <w:r>
+          <w:rPr>
+            <w:lang w:val="zh_TW" w:bidi="zh_TW"/>
+          </w:rPr>
+          <w:rPr>
+            <w:color w:val="0000EE"/>
+            <w:u w:val="single"/>
+          </w:rPr>
+          <w:t>創35:8</w:t>
+        </w:r>
+      </w:hyperlink>
+      <w:r>
+        <w:rPr>
+          <w:lang w:val="zh_TW" w:bidi="zh_TW"/>
+        </w:rPr>
+        <w:t>），因此，那棵樹被稱為亞倫·巴古，意思是「哭泣橡樹」。</w:t>
+      </w:r>
+      <w:r>
+        <w:rPr>
+          <w:lang w:val="zh_TW" w:bidi="zh_TW"/>
+        </w:rPr>
+      </w:r>
+      <w:r>
+        <w:rPr>
+          <w:lang w:val="zh_TW" w:bidi="zh_TW"/>
+        </w:rPr>
       </w:r>
     </w:p>
     <w:p>
@@ -241,11 +269,121 @@
           <w:lang w:val="zh_TW" w:bidi="zh_TW"/>
         </w:rPr>
       </w:r>
-      <w:r>
-        <w:rPr>
-          <w:lang w:val="zh_TW" w:bidi="zh_TW"/>
-        </w:rPr>
-        <w:t>在舊約中，款待的正常實踐可以在以下例子中看到：</w:t>
+    </w:p>
+    <w:p>
+      <w:pPr>
+        <w:pStyle w:val="Heading2"/>
+      </w:pPr>
+      <w:r>
+        <w:rPr>
+          <w:lang w:val="zh_TW" w:bidi="zh_TW"/>
+        </w:rPr>
+        <w:t>苦難</w:t>
+      </w:r>
+      <w:r>
+        <w:rPr>
+          <w:lang w:val="zh_TW" w:bidi="zh_TW"/>
+        </w:rPr>
+      </w:r>
+    </w:p>
+    <w:p>
+      <w:pPr/>
+      <w:r>
+        <w:rPr>
+          <w:lang w:val="zh_TW" w:bidi="zh_TW"/>
+        </w:rPr>
+      </w:r>
+      <w:r>
+        <w:rPr>
+          <w:lang w:val="zh_TW" w:bidi="zh_TW"/>
+        </w:rPr>
+        <w:t>任何造成痛苦或憂傷的事物，例如災難。</w:t>
+      </w:r>
+    </w:p>
+    <w:p>
+      <w:pPr/>
+      <w:r>
+        <w:rPr>
+          <w:lang w:val="zh_TW" w:bidi="zh_TW"/>
+        </w:rPr>
+      </w:r>
+      <w:r>
+        <w:rPr>
+          <w:lang w:val="zh_TW" w:bidi="zh_TW"/>
+        </w:rPr>
+        <w:t>根據聖經，苦難始於罪進入世界。人類以及整個受造界都被「荊棘與蒺藜」、罪、死亡和衰退所困擾（參</w:t>
+      </w:r>
+      <w:hyperlink r:id="rId14">
+        <w:r>
+          <w:rPr>
+            <w:lang w:val="zh_TW" w:bidi="zh_TW"/>
+          </w:rPr>
+          <w:rPr>
+            <w:color w:val="0000EE"/>
+            <w:u w:val="single"/>
+          </w:rPr>
+          <w:t>創3:16–19</w:t>
+        </w:r>
+      </w:hyperlink>
+      <w:r>
+        <w:rPr>
+          <w:lang w:val="zh_TW" w:bidi="zh_TW"/>
+        </w:rPr>
+        <w:t>；</w:t>
+      </w:r>
+      <w:hyperlink r:id="rId15">
+        <w:r>
+          <w:rPr>
+            <w:lang w:val="zh_TW" w:bidi="zh_TW"/>
+          </w:rPr>
+          <w:rPr>
+            <w:color w:val="0000EE"/>
+            <w:u w:val="single"/>
+          </w:rPr>
+          <w:t>羅8:18–21</w:t>
+        </w:r>
+      </w:hyperlink>
+      <w:r>
+        <w:rPr>
+          <w:lang w:val="zh_TW" w:bidi="zh_TW"/>
+        </w:rPr>
+        <w:t>）。因為罪，痛苦是普遍的人類經驗，而我們短暫的生命充滿困難（</w:t>
+      </w:r>
+      <w:hyperlink r:id="rId16">
+        <w:r>
+          <w:rPr>
+            <w:lang w:val="zh_TW" w:bidi="zh_TW"/>
+          </w:rPr>
+          <w:rPr>
+            <w:color w:val="0000EE"/>
+            <w:u w:val="single"/>
+          </w:rPr>
+          <w:t>伯14:1–6</w:t>
+        </w:r>
+      </w:hyperlink>
+      <w:r>
+        <w:rPr>
+          <w:lang w:val="zh_TW" w:bidi="zh_TW"/>
+        </w:rPr>
+        <w:t>）。人們無法避免自然災害、身體傷害，以及與他人的衝突（</w:t>
+      </w:r>
+      <w:hyperlink r:id="rId17">
+        <w:r>
+          <w:rPr>
+            <w:lang w:val="zh_TW" w:bidi="zh_TW"/>
+          </w:rPr>
+          <w:rPr>
+            <w:color w:val="0000EE"/>
+            <w:u w:val="single"/>
+          </w:rPr>
+          <w:t>代下20:9</w:t>
+        </w:r>
+      </w:hyperlink>
+      <w:r>
+        <w:rPr>
+          <w:lang w:val="zh_TW" w:bidi="zh_TW"/>
+        </w:rPr>
+        <w:t>）。神使用苦難來教導並管教祂的子民。這樣的苦難顯明在以色列人面對的壓迫中：</w:t>
       </w:r>
     </w:p>
     <w:p>
@@ -263,9 +401,9 @@
         <w:rPr>
           <w:lang w:val="zh_TW" w:bidi="zh_TW"/>
         </w:rPr>
-        <w:t>亞伯拉罕和三位訪客（</w:t>
-      </w:r>
-      <w:hyperlink r:id="rId13">
+        <w:t>埃及（</w:t>
+      </w:r>
+      <w:hyperlink r:id="rId18">
         <w:r>
           <w:rPr>
             <w:lang w:val="zh_TW" w:bidi="zh_TW"/>
@@ -274,7 +412,7 @@
             <w:color w:val="0000EE"/>
             <w:u w:val="single"/>
           </w:rPr>
-          <w:t>創18:2–8、16</w:t>
+          <w:t>出4:31</w:t>
         </w:r>
       </w:hyperlink>
       <w:r>
@@ -299,9 +437,9 @@
         <w:rPr>
           <w:lang w:val="zh_TW" w:bidi="zh_TW"/>
         </w:rPr>
-        <w:t>拉班接待亞伯拉罕的僕人（</w:t>
-      </w:r>
-      <w:hyperlink r:id="rId14">
+        <w:t>他們在士師時期的掙扎（</w:t>
+      </w:r>
+      <w:hyperlink r:id="rId19">
         <w:r>
           <w:rPr>
             <w:lang w:val="zh_TW" w:bidi="zh_TW"/>
@@ -310,7 +448,7 @@
             <w:color w:val="0000EE"/>
             <w:u w:val="single"/>
           </w:rPr>
-          <w:t>創24:15–61</w:t>
+          <w:t>尼9:26–27</w:t>
         </w:r>
       </w:hyperlink>
       <w:r>
@@ -335,9 +473,9 @@
         <w:rPr>
           <w:lang w:val="zh_TW" w:bidi="zh_TW"/>
         </w:rPr>
-        <w:t>瑪挪亞款待天使的方式（</w:t>
-      </w:r>
-      <w:hyperlink r:id="rId15">
+        <w:t>他們在巴比倫的被擄（</w:t>
+      </w:r>
+      <w:hyperlink r:id="rId20">
         <w:r>
           <w:rPr>
             <w:lang w:val="zh_TW" w:bidi="zh_TW"/>
@@ -346,7 +484,7 @@
             <w:color w:val="0000EE"/>
             <w:u w:val="single"/>
           </w:rPr>
-          <w:t>士13:15</w:t>
+          <w:t>賽26:16</w:t>
         </w:r>
       </w:hyperlink>
       <w:r>
@@ -367,9 +505,9 @@
         <w:rPr>
           <w:lang w:val="zh_TW" w:bidi="zh_TW"/>
         </w:rPr>
-        <w:t>但也有一些情況，主人認為必須採取極端措施來保護他的客人，即使這樣做會對自己的家人造成傷害（</w:t>
-      </w:r>
-      <w:hyperlink r:id="rId16">
+        <w:t>在他們的困苦之中，以色列人向神呼求。祂拯救他們，並引導他們遵行（</w:t>
+      </w:r>
+      <w:hyperlink r:id="rId21">
         <w:r>
           <w:rPr>
             <w:lang w:val="zh_TW" w:bidi="zh_TW"/>
@@ -378,7 +516,7 @@
             <w:color w:val="0000EE"/>
             <w:u w:val="single"/>
           </w:rPr>
-          <w:t>創19:1–8</w:t>
+          <w:t>耶10:18</w:t>
         </w:r>
       </w:hyperlink>
       <w:r>
@@ -387,7 +525,7 @@
         </w:rPr>
         <w:t>；</w:t>
       </w:r>
-      <w:hyperlink r:id="rId17">
+      <w:hyperlink r:id="rId22">
         <w:r>
           <w:rPr>
             <w:lang w:val="zh_TW" w:bidi="zh_TW"/>
@@ -396,25 +534,7 @@
             <w:color w:val="0000EE"/>
             <w:u w:val="single"/>
           </w:rPr>
-          <w:t>士19:14–24</w:t>
-        </w:r>
-      </w:hyperlink>
-      <w:r>
-        <w:rPr>
-          <w:lang w:val="zh_TW" w:bidi="zh_TW"/>
-        </w:rPr>
-        <w:t>）。書念婦人的款待也很值得注意，儘管以利沙對他們來說並不是陌生人（</w:t>
-      </w:r>
-      <w:hyperlink r:id="rId18">
-        <w:r>
-          <w:rPr>
-            <w:lang w:val="zh_TW" w:bidi="zh_TW"/>
-          </w:rPr>
-          <w:rPr>
-            <w:color w:val="0000EE"/>
-            <w:u w:val="single"/>
-          </w:rPr>
-          <w:t>王下4:10</w:t>
+          <w:t>何5:15–6:3</w:t>
         </w:r>
       </w:hyperlink>
       <w:r>
@@ -435,9 +555,9 @@
         <w:rPr>
           <w:lang w:val="zh_TW" w:bidi="zh_TW"/>
         </w:rPr>
-        <w:t>根據新約，耶穌在差遣門徒時著門徒依賴當時普遍的款待習俗為生（</w:t>
-      </w:r>
-      <w:hyperlink r:id="rId19">
+        <w:t>聖經知道這是難以理解的。很難看出義人為何如此受苦（</w:t>
+      </w:r>
+      <w:hyperlink r:id="rId23">
         <w:r>
           <w:rPr>
             <w:lang w:val="zh_TW" w:bidi="zh_TW"/>
@@ -446,16 +566,16 @@
             <w:color w:val="0000EE"/>
             <w:u w:val="single"/>
           </w:rPr>
-          <w:t>路10:7</w:t>
+          <w:t>詩34:19</w:t>
         </w:r>
       </w:hyperlink>
       <w:r>
         <w:rPr>
           <w:lang w:val="zh_TW" w:bidi="zh_TW"/>
         </w:rPr>
-        <w:t>），在祂自己的旅行中也是如此。隨著福音由宣教士傳開，基督徒因接待他們而受到讚揚（</w:t>
-      </w:r>
-      <w:hyperlink r:id="rId20">
+        <w:t>，</w:t>
+      </w:r>
+      <w:hyperlink r:id="rId24">
         <w:r>
           <w:rPr>
             <w:lang w:val="zh_TW" w:bidi="zh_TW"/>
@@ -464,16 +584,16 @@
             <w:color w:val="0000EE"/>
             <w:u w:val="single"/>
           </w:rPr>
-          <w:t>來13:2</w:t>
+          <w:t>37:39</w:t>
         </w:r>
       </w:hyperlink>
       <w:r>
         <w:rPr>
           <w:lang w:val="zh_TW" w:bidi="zh_TW"/>
         </w:rPr>
-        <w:t>；</w:t>
-      </w:r>
-      <w:hyperlink r:id="rId21">
+        <w:t>，</w:t>
+      </w:r>
+      <w:hyperlink r:id="rId25">
         <w:r>
           <w:rPr>
             <w:lang w:val="zh_TW" w:bidi="zh_TW"/>
@@ -482,16 +602,16 @@
             <w:color w:val="0000EE"/>
             <w:u w:val="single"/>
           </w:rPr>
-          <w:t>彼前4:9</w:t>
+          <w:t>138:7</w:t>
         </w:r>
       </w:hyperlink>
       <w:r>
         <w:rPr>
           <w:lang w:val="zh_TW" w:bidi="zh_TW"/>
         </w:rPr>
-        <w:t>；</w:t>
-      </w:r>
-      <w:hyperlink r:id="rId22">
+        <w:t>）。即使是先知和「主的僕人」（彌賽亞）也未能倖免（</w:t>
+      </w:r>
+      <w:hyperlink r:id="rId26">
         <w:r>
           <w:rPr>
             <w:lang w:val="zh_TW" w:bidi="zh_TW"/>
@@ -500,16 +620,16 @@
             <w:color w:val="0000EE"/>
             <w:u w:val="single"/>
           </w:rPr>
-          <w:t>約三1:5–8</w:t>
+          <w:t>賽53:2–12</w:t>
         </w:r>
       </w:hyperlink>
       <w:r>
         <w:rPr>
           <w:lang w:val="zh_TW" w:bidi="zh_TW"/>
         </w:rPr>
-        <w:t>）。教會領袖不應逃避這項事工的責任（</w:t>
-      </w:r>
-      <w:hyperlink r:id="rId23">
+        <w:t>；</w:t>
+      </w:r>
+      <w:hyperlink r:id="rId27">
         <w:r>
           <w:rPr>
             <w:lang w:val="zh_TW" w:bidi="zh_TW"/>
@@ -518,16 +638,16 @@
             <w:color w:val="0000EE"/>
             <w:u w:val="single"/>
           </w:rPr>
-          <w:t>提前3:2</w:t>
+          <w:t>耶15:15</w:t>
         </w:r>
       </w:hyperlink>
       <w:r>
         <w:rPr>
           <w:lang w:val="zh_TW" w:bidi="zh_TW"/>
         </w:rPr>
-        <w:t>；</w:t>
-      </w:r>
-      <w:hyperlink r:id="rId24">
+        <w:t>）。耶穌基督承擔了人類的憂傷與痛苦。祂成就了那從亞當犯罪開始的受苦預言（</w:t>
+      </w:r>
+      <w:hyperlink r:id="rId28">
         <w:r>
           <w:rPr>
             <w:lang w:val="zh_TW" w:bidi="zh_TW"/>
@@ -536,16 +656,16 @@
             <w:color w:val="0000EE"/>
             <w:u w:val="single"/>
           </w:rPr>
-          <w:t>多1:8</w:t>
+          <w:t>賽53:4–5</w:t>
         </w:r>
       </w:hyperlink>
       <w:r>
         <w:rPr>
           <w:lang w:val="zh_TW" w:bidi="zh_TW"/>
         </w:rPr>
-        <w:t>），否則會引來審判（</w:t>
-      </w:r>
-      <w:hyperlink r:id="rId25">
+        <w:t>；</w:t>
+      </w:r>
+      <w:hyperlink r:id="rId29">
         <w:r>
           <w:rPr>
             <w:lang w:val="zh_TW" w:bidi="zh_TW"/>
@@ -554,7 +674,7 @@
             <w:color w:val="0000EE"/>
             <w:u w:val="single"/>
           </w:rPr>
-          <w:t>太25:43–46</w:t>
+          <w:t>彼前2:24</w:t>
         </w:r>
       </w:hyperlink>
       <w:r>
@@ -573,6 +693,254 @@
       </w:r>
       <w:r>
         <w:rPr>
+          <w:lang w:val="zh_TW" w:bidi="zh_TW"/>
+        </w:rPr>
+        <w:t>耶穌警告祂的跟隨者將面對許多考驗與痛苦（</w:t>
+      </w:r>
+      <w:hyperlink r:id="rId30">
+        <w:r>
+          <w:rPr>
+            <w:lang w:val="zh_TW" w:bidi="zh_TW"/>
+          </w:rPr>
+          <w:rPr>
+            <w:color w:val="0000EE"/>
+            <w:u w:val="single"/>
+          </w:rPr>
+          <w:t>約16:33</w:t>
+        </w:r>
+      </w:hyperlink>
+      <w:r>
+        <w:rPr>
+          <w:lang w:val="zh_TW" w:bidi="zh_TW"/>
+        </w:rPr>
+        <w:t>）。保羅教導人們，進入神的國度會伴隨著許多困難（</w:t>
+      </w:r>
+      <w:hyperlink r:id="rId31">
+        <w:r>
+          <w:rPr>
+            <w:lang w:val="zh_TW" w:bidi="zh_TW"/>
+          </w:rPr>
+          <w:rPr>
+            <w:color w:val="0000EE"/>
+            <w:u w:val="single"/>
+          </w:rPr>
+          <w:t>徒14:22</w:t>
+        </w:r>
+      </w:hyperlink>
+      <w:r>
+        <w:rPr>
+          <w:lang w:val="zh_TW" w:bidi="zh_TW"/>
+        </w:rPr>
+        <w:t>），但這些不應削弱基督徒的信心（</w:t>
+      </w:r>
+      <w:hyperlink r:id="rId32">
+        <w:r>
+          <w:rPr>
+            <w:lang w:val="zh_TW" w:bidi="zh_TW"/>
+          </w:rPr>
+          <w:rPr>
+            <w:color w:val="0000EE"/>
+            <w:u w:val="single"/>
+          </w:rPr>
+          <w:t>帖前3:3</w:t>
+        </w:r>
+      </w:hyperlink>
+      <w:r>
+        <w:rPr>
+          <w:lang w:val="zh_TW" w:bidi="zh_TW"/>
+        </w:rPr>
+        <w:t>），而應被視為補足基督為祂的身體——教會所受苦難中所欠缺的那部分。（</w:t>
+      </w:r>
+      <w:hyperlink r:id="rId33">
+        <w:r>
+          <w:rPr>
+            <w:lang w:val="zh_TW" w:bidi="zh_TW"/>
+          </w:rPr>
+          <w:rPr>
+            <w:color w:val="0000EE"/>
+            <w:u w:val="single"/>
+          </w:rPr>
+          <w:t>林後4:10–11</w:t>
+        </w:r>
+      </w:hyperlink>
+      <w:r>
+        <w:rPr>
+          <w:lang w:val="zh_TW" w:bidi="zh_TW"/>
+        </w:rPr>
+        <w:t>；</w:t>
+      </w:r>
+      <w:hyperlink r:id="rId34">
+        <w:r>
+          <w:rPr>
+            <w:lang w:val="zh_TW" w:bidi="zh_TW"/>
+          </w:rPr>
+          <w:rPr>
+            <w:color w:val="0000EE"/>
+            <w:u w:val="single"/>
+          </w:rPr>
+          <w:t>西1:24</w:t>
+        </w:r>
+      </w:hyperlink>
+      <w:r>
+        <w:rPr>
+          <w:lang w:val="zh_TW" w:bidi="zh_TW"/>
+        </w:rPr>
+        <w:t>）。聖經還指出，隨著「末日」的臨近，苦難將更加激烈（</w:t>
+      </w:r>
+      <w:hyperlink r:id="rId35">
+        <w:r>
+          <w:rPr>
+            <w:lang w:val="zh_TW" w:bidi="zh_TW"/>
+          </w:rPr>
+          <w:rPr>
+            <w:color w:val="0000EE"/>
+            <w:u w:val="single"/>
+          </w:rPr>
+          <w:t>太24:9–14</w:t>
+        </w:r>
+      </w:hyperlink>
+      <w:r>
+        <w:rPr>
+          <w:lang w:val="zh_TW" w:bidi="zh_TW"/>
+        </w:rPr>
+        <w:t>；</w:t>
+      </w:r>
+      <w:hyperlink r:id="rId36">
+        <w:r>
+          <w:rPr>
+            <w:lang w:val="zh_TW" w:bidi="zh_TW"/>
+          </w:rPr>
+          <w:rPr>
+            <w:color w:val="0000EE"/>
+            <w:u w:val="single"/>
+          </w:rPr>
+          <w:t>提後3:13</w:t>
+        </w:r>
+      </w:hyperlink>
+      <w:r>
+        <w:rPr>
+          <w:lang w:val="zh_TW" w:bidi="zh_TW"/>
+        </w:rPr>
+        <w:t>）。撒但的勢力將攻擊，以欺騙並毀滅「選民」（</w:t>
+      </w:r>
+      <w:hyperlink r:id="rId37">
+        <w:r>
+          <w:rPr>
+            <w:lang w:val="zh_TW" w:bidi="zh_TW"/>
+          </w:rPr>
+          <w:rPr>
+            <w:color w:val="0000EE"/>
+            <w:u w:val="single"/>
+          </w:rPr>
+          <w:t>太24:24</w:t>
+        </w:r>
+      </w:hyperlink>
+      <w:r>
+        <w:rPr>
+          <w:lang w:val="zh_TW" w:bidi="zh_TW"/>
+        </w:rPr>
+        <w:t>；</w:t>
+      </w:r>
+      <w:hyperlink r:id="rId38">
+        <w:r>
+          <w:rPr>
+            <w:lang w:val="zh_TW" w:bidi="zh_TW"/>
+          </w:rPr>
+          <w:rPr>
+            <w:color w:val="0000EE"/>
+            <w:u w:val="single"/>
+          </w:rPr>
+          <w:t>帖後2:9–12</w:t>
+        </w:r>
+      </w:hyperlink>
+      <w:r>
+        <w:rPr>
+          <w:lang w:val="zh_TW" w:bidi="zh_TW"/>
+        </w:rPr>
+        <w:t>；</w:t>
+      </w:r>
+      <w:hyperlink r:id="rId39">
+        <w:r>
+          <w:rPr>
+            <w:lang w:val="zh_TW" w:bidi="zh_TW"/>
+          </w:rPr>
+          <w:rPr>
+            <w:color w:val="0000EE"/>
+            <w:u w:val="single"/>
+          </w:rPr>
+          <w:t>啟20:7–9</w:t>
+        </w:r>
+      </w:hyperlink>
+      <w:r>
+        <w:rPr>
+          <w:lang w:val="zh_TW" w:bidi="zh_TW"/>
+        </w:rPr>
+        <w:t>）。當耶穌基督從天上以火焰顯現時，神將使那些傷害信徒的人遭受苦難。祂將報應那些不順從耶穌基督福音的人（</w:t>
+      </w:r>
+      <w:hyperlink r:id="rId40">
+        <w:r>
+          <w:rPr>
+            <w:lang w:val="zh_TW" w:bidi="zh_TW"/>
+          </w:rPr>
+          <w:rPr>
+            <w:color w:val="0000EE"/>
+            <w:u w:val="single"/>
+          </w:rPr>
+          <w:t>羅2:9</w:t>
+        </w:r>
+      </w:hyperlink>
+      <w:r>
+        <w:rPr>
+          <w:lang w:val="zh_TW" w:bidi="zh_TW"/>
+        </w:rPr>
+        <w:t>；</w:t>
+      </w:r>
+      <w:hyperlink r:id="rId41">
+        <w:r>
+          <w:rPr>
+            <w:lang w:val="zh_TW" w:bidi="zh_TW"/>
+          </w:rPr>
+          <w:rPr>
+            <w:color w:val="0000EE"/>
+            <w:u w:val="single"/>
+          </w:rPr>
+          <w:t>帖後1:5–10</w:t>
+        </w:r>
+      </w:hyperlink>
+      <w:r>
+        <w:rPr>
+          <w:lang w:val="zh_TW" w:bidi="zh_TW"/>
+        </w:rPr>
+        <w:t>，</w:t>
+      </w:r>
+      <w:hyperlink r:id="rId42">
+        <w:r>
+          <w:rPr>
+            <w:lang w:val="zh_TW" w:bidi="zh_TW"/>
+          </w:rPr>
+          <w:rPr>
+            <w:color w:val="0000EE"/>
+            <w:u w:val="single"/>
+          </w:rPr>
+          <w:t>2:7–8</w:t>
+        </w:r>
+      </w:hyperlink>
+      <w:r>
+        <w:rPr>
+          <w:lang w:val="zh_TW" w:bidi="zh_TW"/>
+        </w:rPr>
+        <w:t>）。</w:t>
+      </w:r>
+    </w:p>
+    <w:p>
+      <w:pPr/>
+      <w:r>
+        <w:rPr>
+          <w:lang w:val="zh_TW" w:bidi="zh_TW"/>
+        </w:rPr>
+      </w:r>
+      <w:r>
+        <w:rPr>
           <w:i/>
           <w:lang w:val="zh_TW" w:bidi="zh_TW"/>
         </w:rPr>
@@ -582,13 +950,19 @@
         <w:rPr>
           <w:lang w:val="zh_TW" w:bidi="zh_TW"/>
         </w:rPr>
-        <w:t xml:space="preserve"> </w:t>
-      </w:r>
-      <w:r>
-        <w:rPr>
-          <w:lang w:val="zh_TW" w:bidi="zh_TW"/>
-        </w:rPr>
-        <w:t>外邦人</w:t>
+        <w:t>逼迫</w:t>
+      </w:r>
+      <w:r>
+        <w:rPr>
+          <w:lang w:val="zh_TW" w:bidi="zh_TW"/>
+        </w:rPr>
+        <w:t>；</w:t>
+      </w:r>
+      <w:r>
+        <w:rPr>
+          <w:lang w:val="zh_TW" w:bidi="zh_TW"/>
+        </w:rPr>
+        <w:t>大患難</w:t>
       </w:r>
       <w:r>
         <w:rPr>

--- a/zht/docx/084.content.docx
+++ b/zht/docx/084.content.docx
@@ -233,18 +233,12 @@
         </w:rPr>
         <w:t>利百加的奶母底波拉死後，葬在伯特利附近的一棵樹下（</w:t>
       </w:r>
-      <w:hyperlink r:id="rId13">
-        <w:r>
-          <w:rPr>
-            <w:lang w:val="zh_TW" w:bidi="zh_TW"/>
-          </w:rPr>
-          <w:rPr>
-            <w:color w:val="0000EE"/>
-            <w:u w:val="single"/>
-          </w:rPr>
-          <w:t>創35:8</w:t>
-        </w:r>
-      </w:hyperlink>
+      <w:r>
+        <w:rPr>
+          <w:lang w:val="zh_TW" w:bidi="zh_TW"/>
+        </w:rPr>
+        <w:t>創35:8</w:t>
+      </w:r>
       <w:r>
         <w:rPr>
           <w:lang w:val="zh_TW" w:bidi="zh_TW"/>
@@ -313,72 +307,48 @@
         </w:rPr>
         <w:t>根據聖經，苦難始於罪進入世界。人類以及整個受造界都被「荊棘與蒺藜」、罪、死亡和衰退所困擾（參</w:t>
       </w:r>
-      <w:hyperlink r:id="rId14">
-        <w:r>
-          <w:rPr>
-            <w:lang w:val="zh_TW" w:bidi="zh_TW"/>
-          </w:rPr>
-          <w:rPr>
-            <w:color w:val="0000EE"/>
-            <w:u w:val="single"/>
-          </w:rPr>
-          <w:t>創3:16–19</w:t>
-        </w:r>
-      </w:hyperlink>
+      <w:r>
+        <w:rPr>
+          <w:lang w:val="zh_TW" w:bidi="zh_TW"/>
+        </w:rPr>
+        <w:t>創3:16–19</w:t>
+      </w:r>
       <w:r>
         <w:rPr>
           <w:lang w:val="zh_TW" w:bidi="zh_TW"/>
         </w:rPr>
         <w:t>；</w:t>
       </w:r>
-      <w:hyperlink r:id="rId15">
-        <w:r>
-          <w:rPr>
-            <w:lang w:val="zh_TW" w:bidi="zh_TW"/>
-          </w:rPr>
-          <w:rPr>
-            <w:color w:val="0000EE"/>
-            <w:u w:val="single"/>
-          </w:rPr>
-          <w:t>羅8:18–21</w:t>
-        </w:r>
-      </w:hyperlink>
+      <w:r>
+        <w:rPr>
+          <w:lang w:val="zh_TW" w:bidi="zh_TW"/>
+        </w:rPr>
+        <w:t>羅8:18–21</w:t>
+      </w:r>
       <w:r>
         <w:rPr>
           <w:lang w:val="zh_TW" w:bidi="zh_TW"/>
         </w:rPr>
         <w:t>）。因為罪，痛苦是普遍的人類經驗，而我們短暫的生命充滿困難（</w:t>
       </w:r>
-      <w:hyperlink r:id="rId16">
-        <w:r>
-          <w:rPr>
-            <w:lang w:val="zh_TW" w:bidi="zh_TW"/>
-          </w:rPr>
-          <w:rPr>
-            <w:color w:val="0000EE"/>
-            <w:u w:val="single"/>
-          </w:rPr>
-          <w:t>伯14:1–6</w:t>
-        </w:r>
-      </w:hyperlink>
+      <w:r>
+        <w:rPr>
+          <w:lang w:val="zh_TW" w:bidi="zh_TW"/>
+        </w:rPr>
+        <w:t>伯14:1–6</w:t>
+      </w:r>
       <w:r>
         <w:rPr>
           <w:lang w:val="zh_TW" w:bidi="zh_TW"/>
         </w:rPr>
         <w:t>）。人們無法避免自然災害、身體傷害，以及與他人的衝突（</w:t>
       </w:r>
-      <w:hyperlink r:id="rId17">
-        <w:r>
-          <w:rPr>
-            <w:lang w:val="zh_TW" w:bidi="zh_TW"/>
-          </w:rPr>
-          <w:rPr>
-            <w:color w:val="0000EE"/>
-            <w:u w:val="single"/>
-          </w:rPr>
-          <w:t>代下20:9</w:t>
-        </w:r>
-      </w:hyperlink>
+      <w:r>
+        <w:rPr>
+          <w:lang w:val="zh_TW" w:bidi="zh_TW"/>
+        </w:rPr>
+        <w:t>代下20:9</w:t>
+      </w:r>
       <w:r>
         <w:rPr>
           <w:lang w:val="zh_TW" w:bidi="zh_TW"/>
@@ -403,18 +373,12 @@
         </w:rPr>
         <w:t>埃及（</w:t>
       </w:r>
-      <w:hyperlink r:id="rId18">
-        <w:r>
-          <w:rPr>
-            <w:lang w:val="zh_TW" w:bidi="zh_TW"/>
-          </w:rPr>
-          <w:rPr>
-            <w:color w:val="0000EE"/>
-            <w:u w:val="single"/>
-          </w:rPr>
-          <w:t>出4:31</w:t>
-        </w:r>
-      </w:hyperlink>
+      <w:r>
+        <w:rPr>
+          <w:lang w:val="zh_TW" w:bidi="zh_TW"/>
+        </w:rPr>
+        <w:t>出4:31</w:t>
+      </w:r>
       <w:r>
         <w:rPr>
           <w:lang w:val="zh_TW" w:bidi="zh_TW"/>
@@ -439,18 +403,12 @@
         </w:rPr>
         <w:t>他們在士師時期的掙扎（</w:t>
       </w:r>
-      <w:hyperlink r:id="rId19">
-        <w:r>
-          <w:rPr>
-            <w:lang w:val="zh_TW" w:bidi="zh_TW"/>
-          </w:rPr>
-          <w:rPr>
-            <w:color w:val="0000EE"/>
-            <w:u w:val="single"/>
-          </w:rPr>
-          <w:t>尼9:26–27</w:t>
-        </w:r>
-      </w:hyperlink>
+      <w:r>
+        <w:rPr>
+          <w:lang w:val="zh_TW" w:bidi="zh_TW"/>
+        </w:rPr>
+        <w:t>尼9:26–27</w:t>
+      </w:r>
       <w:r>
         <w:rPr>
           <w:lang w:val="zh_TW" w:bidi="zh_TW"/>
@@ -475,18 +433,12 @@
         </w:rPr>
         <w:t>他們在巴比倫的被擄（</w:t>
       </w:r>
-      <w:hyperlink r:id="rId20">
-        <w:r>
-          <w:rPr>
-            <w:lang w:val="zh_TW" w:bidi="zh_TW"/>
-          </w:rPr>
-          <w:rPr>
-            <w:color w:val="0000EE"/>
-            <w:u w:val="single"/>
-          </w:rPr>
-          <w:t>賽26:16</w:t>
-        </w:r>
-      </w:hyperlink>
+      <w:r>
+        <w:rPr>
+          <w:lang w:val="zh_TW" w:bidi="zh_TW"/>
+        </w:rPr>
+        <w:t>賽26:16</w:t>
+      </w:r>
       <w:r>
         <w:rPr>
           <w:lang w:val="zh_TW" w:bidi="zh_TW"/>
@@ -507,36 +459,24 @@
         </w:rPr>
         <w:t>在他們的困苦之中，以色列人向神呼求。祂拯救他們，並引導他們遵行（</w:t>
       </w:r>
-      <w:hyperlink r:id="rId21">
-        <w:r>
-          <w:rPr>
-            <w:lang w:val="zh_TW" w:bidi="zh_TW"/>
-          </w:rPr>
-          <w:rPr>
-            <w:color w:val="0000EE"/>
-            <w:u w:val="single"/>
-          </w:rPr>
-          <w:t>耶10:18</w:t>
-        </w:r>
-      </w:hyperlink>
+      <w:r>
+        <w:rPr>
+          <w:lang w:val="zh_TW" w:bidi="zh_TW"/>
+        </w:rPr>
+        <w:t>耶10:18</w:t>
+      </w:r>
       <w:r>
         <w:rPr>
           <w:lang w:val="zh_TW" w:bidi="zh_TW"/>
         </w:rPr>
         <w:t>；</w:t>
       </w:r>
-      <w:hyperlink r:id="rId22">
-        <w:r>
-          <w:rPr>
-            <w:lang w:val="zh_TW" w:bidi="zh_TW"/>
-          </w:rPr>
-          <w:rPr>
-            <w:color w:val="0000EE"/>
-            <w:u w:val="single"/>
-          </w:rPr>
-          <w:t>何5:15–6:3</w:t>
-        </w:r>
-      </w:hyperlink>
+      <w:r>
+        <w:rPr>
+          <w:lang w:val="zh_TW" w:bidi="zh_TW"/>
+        </w:rPr>
+        <w:t>何5:15–6:3</w:t>
+      </w:r>
       <w:r>
         <w:rPr>
           <w:lang w:val="zh_TW" w:bidi="zh_TW"/>
@@ -557,126 +497,84 @@
         </w:rPr>
         <w:t>聖經知道這是難以理解的。很難看出義人為何如此受苦（</w:t>
       </w:r>
-      <w:hyperlink r:id="rId23">
-        <w:r>
-          <w:rPr>
-            <w:lang w:val="zh_TW" w:bidi="zh_TW"/>
-          </w:rPr>
-          <w:rPr>
-            <w:color w:val="0000EE"/>
-            <w:u w:val="single"/>
-          </w:rPr>
-          <w:t>詩34:19</w:t>
-        </w:r>
-      </w:hyperlink>
+      <w:r>
+        <w:rPr>
+          <w:lang w:val="zh_TW" w:bidi="zh_TW"/>
+        </w:rPr>
+        <w:t>詩34:19</w:t>
+      </w:r>
       <w:r>
         <w:rPr>
           <w:lang w:val="zh_TW" w:bidi="zh_TW"/>
         </w:rPr>
         <w:t>，</w:t>
       </w:r>
-      <w:hyperlink r:id="rId24">
-        <w:r>
-          <w:rPr>
-            <w:lang w:val="zh_TW" w:bidi="zh_TW"/>
-          </w:rPr>
-          <w:rPr>
-            <w:color w:val="0000EE"/>
-            <w:u w:val="single"/>
-          </w:rPr>
-          <w:t>37:39</w:t>
-        </w:r>
-      </w:hyperlink>
+      <w:r>
+        <w:rPr>
+          <w:lang w:val="zh_TW" w:bidi="zh_TW"/>
+        </w:rPr>
+        <w:t>37:39</w:t>
+      </w:r>
       <w:r>
         <w:rPr>
           <w:lang w:val="zh_TW" w:bidi="zh_TW"/>
         </w:rPr>
         <w:t>，</w:t>
       </w:r>
-      <w:hyperlink r:id="rId25">
-        <w:r>
-          <w:rPr>
-            <w:lang w:val="zh_TW" w:bidi="zh_TW"/>
-          </w:rPr>
-          <w:rPr>
-            <w:color w:val="0000EE"/>
-            <w:u w:val="single"/>
-          </w:rPr>
-          <w:t>138:7</w:t>
-        </w:r>
-      </w:hyperlink>
+      <w:r>
+        <w:rPr>
+          <w:lang w:val="zh_TW" w:bidi="zh_TW"/>
+        </w:rPr>
+        <w:t>138:7</w:t>
+      </w:r>
       <w:r>
         <w:rPr>
           <w:lang w:val="zh_TW" w:bidi="zh_TW"/>
         </w:rPr>
         <w:t>）。即使是先知和「主的僕人」（彌賽亞）也未能倖免（</w:t>
       </w:r>
-      <w:hyperlink r:id="rId26">
-        <w:r>
-          <w:rPr>
-            <w:lang w:val="zh_TW" w:bidi="zh_TW"/>
-          </w:rPr>
-          <w:rPr>
-            <w:color w:val="0000EE"/>
-            <w:u w:val="single"/>
-          </w:rPr>
-          <w:t>賽53:2–12</w:t>
-        </w:r>
-      </w:hyperlink>
+      <w:r>
+        <w:rPr>
+          <w:lang w:val="zh_TW" w:bidi="zh_TW"/>
+        </w:rPr>
+        <w:t>賽53:2–12</w:t>
+      </w:r>
       <w:r>
         <w:rPr>
           <w:lang w:val="zh_TW" w:bidi="zh_TW"/>
         </w:rPr>
         <w:t>；</w:t>
       </w:r>
-      <w:hyperlink r:id="rId27">
-        <w:r>
-          <w:rPr>
-            <w:lang w:val="zh_TW" w:bidi="zh_TW"/>
-          </w:rPr>
-          <w:rPr>
-            <w:color w:val="0000EE"/>
-            <w:u w:val="single"/>
-          </w:rPr>
-          <w:t>耶15:15</w:t>
-        </w:r>
-      </w:hyperlink>
+      <w:r>
+        <w:rPr>
+          <w:lang w:val="zh_TW" w:bidi="zh_TW"/>
+        </w:rPr>
+        <w:t>耶15:15</w:t>
+      </w:r>
       <w:r>
         <w:rPr>
           <w:lang w:val="zh_TW" w:bidi="zh_TW"/>
         </w:rPr>
         <w:t>）。耶穌基督承擔了人類的憂傷與痛苦。祂成就了那從亞當犯罪開始的受苦預言（</w:t>
       </w:r>
-      <w:hyperlink r:id="rId28">
-        <w:r>
-          <w:rPr>
-            <w:lang w:val="zh_TW" w:bidi="zh_TW"/>
-          </w:rPr>
-          <w:rPr>
-            <w:color w:val="0000EE"/>
-            <w:u w:val="single"/>
-          </w:rPr>
-          <w:t>賽53:4–5</w:t>
-        </w:r>
-      </w:hyperlink>
+      <w:r>
+        <w:rPr>
+          <w:lang w:val="zh_TW" w:bidi="zh_TW"/>
+        </w:rPr>
+        <w:t>賽53:4–5</w:t>
+      </w:r>
       <w:r>
         <w:rPr>
           <w:lang w:val="zh_TW" w:bidi="zh_TW"/>
         </w:rPr>
         <w:t>；</w:t>
       </w:r>
-      <w:hyperlink r:id="rId29">
-        <w:r>
-          <w:rPr>
-            <w:lang w:val="zh_TW" w:bidi="zh_TW"/>
-          </w:rPr>
-          <w:rPr>
-            <w:color w:val="0000EE"/>
-            <w:u w:val="single"/>
-          </w:rPr>
-          <w:t>彼前2:24</w:t>
-        </w:r>
-      </w:hyperlink>
+      <w:r>
+        <w:rPr>
+          <w:lang w:val="zh_TW" w:bidi="zh_TW"/>
+        </w:rPr>
+        <w:t>彼前2:24</w:t>
+      </w:r>
       <w:r>
         <w:rPr>
           <w:lang w:val="zh_TW" w:bidi="zh_TW"/>
@@ -697,234 +595,156 @@
         </w:rPr>
         <w:t>耶穌警告祂的跟隨者將面對許多考驗與痛苦（</w:t>
       </w:r>
-      <w:hyperlink r:id="rId30">
-        <w:r>
-          <w:rPr>
-            <w:lang w:val="zh_TW" w:bidi="zh_TW"/>
-          </w:rPr>
-          <w:rPr>
-            <w:color w:val="0000EE"/>
-            <w:u w:val="single"/>
-          </w:rPr>
-          <w:t>約16:33</w:t>
-        </w:r>
-      </w:hyperlink>
+      <w:r>
+        <w:rPr>
+          <w:lang w:val="zh_TW" w:bidi="zh_TW"/>
+        </w:rPr>
+        <w:t>約16:33</w:t>
+      </w:r>
       <w:r>
         <w:rPr>
           <w:lang w:val="zh_TW" w:bidi="zh_TW"/>
         </w:rPr>
         <w:t>）。保羅教導人們，進入神的國度會伴隨著許多困難（</w:t>
       </w:r>
-      <w:hyperlink r:id="rId31">
-        <w:r>
-          <w:rPr>
-            <w:lang w:val="zh_TW" w:bidi="zh_TW"/>
-          </w:rPr>
-          <w:rPr>
-            <w:color w:val="0000EE"/>
-            <w:u w:val="single"/>
-          </w:rPr>
-          <w:t>徒14:22</w:t>
-        </w:r>
-      </w:hyperlink>
+      <w:r>
+        <w:rPr>
+          <w:lang w:val="zh_TW" w:bidi="zh_TW"/>
+        </w:rPr>
+        <w:t>徒14:22</w:t>
+      </w:r>
       <w:r>
         <w:rPr>
           <w:lang w:val="zh_TW" w:bidi="zh_TW"/>
         </w:rPr>
         <w:t>），但這些不應削弱基督徒的信心（</w:t>
       </w:r>
-      <w:hyperlink r:id="rId32">
-        <w:r>
-          <w:rPr>
-            <w:lang w:val="zh_TW" w:bidi="zh_TW"/>
-          </w:rPr>
-          <w:rPr>
-            <w:color w:val="0000EE"/>
-            <w:u w:val="single"/>
-          </w:rPr>
-          <w:t>帖前3:3</w:t>
-        </w:r>
-      </w:hyperlink>
+      <w:r>
+        <w:rPr>
+          <w:lang w:val="zh_TW" w:bidi="zh_TW"/>
+        </w:rPr>
+        <w:t>帖前3:3</w:t>
+      </w:r>
       <w:r>
         <w:rPr>
           <w:lang w:val="zh_TW" w:bidi="zh_TW"/>
         </w:rPr>
         <w:t>），而應被視為補足基督為祂的身體——教會所受苦難中所欠缺的那部分。（</w:t>
       </w:r>
-      <w:hyperlink r:id="rId33">
-        <w:r>
-          <w:rPr>
-            <w:lang w:val="zh_TW" w:bidi="zh_TW"/>
-          </w:rPr>
-          <w:rPr>
-            <w:color w:val="0000EE"/>
-            <w:u w:val="single"/>
-          </w:rPr>
-          <w:t>林後4:10–11</w:t>
-        </w:r>
-      </w:hyperlink>
+      <w:r>
+        <w:rPr>
+          <w:lang w:val="zh_TW" w:bidi="zh_TW"/>
+        </w:rPr>
+        <w:t>林後4:10–11</w:t>
+      </w:r>
       <w:r>
         <w:rPr>
           <w:lang w:val="zh_TW" w:bidi="zh_TW"/>
         </w:rPr>
         <w:t>；</w:t>
       </w:r>
-      <w:hyperlink r:id="rId34">
-        <w:r>
-          <w:rPr>
-            <w:lang w:val="zh_TW" w:bidi="zh_TW"/>
-          </w:rPr>
-          <w:rPr>
-            <w:color w:val="0000EE"/>
-            <w:u w:val="single"/>
-          </w:rPr>
-          <w:t>西1:24</w:t>
-        </w:r>
-      </w:hyperlink>
+      <w:r>
+        <w:rPr>
+          <w:lang w:val="zh_TW" w:bidi="zh_TW"/>
+        </w:rPr>
+        <w:t>西1:24</w:t>
+      </w:r>
       <w:r>
         <w:rPr>
           <w:lang w:val="zh_TW" w:bidi="zh_TW"/>
         </w:rPr>
         <w:t>）。聖經還指出，隨著「末日」的臨近，苦難將更加激烈（</w:t>
       </w:r>
-      <w:hyperlink r:id="rId35">
-        <w:r>
-          <w:rPr>
-            <w:lang w:val="zh_TW" w:bidi="zh_TW"/>
-          </w:rPr>
-          <w:rPr>
-            <w:color w:val="0000EE"/>
-            <w:u w:val="single"/>
-          </w:rPr>
-          <w:t>太24:9–14</w:t>
-        </w:r>
-      </w:hyperlink>
+      <w:r>
+        <w:rPr>
+          <w:lang w:val="zh_TW" w:bidi="zh_TW"/>
+        </w:rPr>
+        <w:t>太24:9–14</w:t>
+      </w:r>
       <w:r>
         <w:rPr>
           <w:lang w:val="zh_TW" w:bidi="zh_TW"/>
         </w:rPr>
         <w:t>；</w:t>
       </w:r>
-      <w:hyperlink r:id="rId36">
-        <w:r>
-          <w:rPr>
-            <w:lang w:val="zh_TW" w:bidi="zh_TW"/>
-          </w:rPr>
-          <w:rPr>
-            <w:color w:val="0000EE"/>
-            <w:u w:val="single"/>
-          </w:rPr>
-          <w:t>提後3:13</w:t>
-        </w:r>
-      </w:hyperlink>
+      <w:r>
+        <w:rPr>
+          <w:lang w:val="zh_TW" w:bidi="zh_TW"/>
+        </w:rPr>
+        <w:t>提後3:13</w:t>
+      </w:r>
       <w:r>
         <w:rPr>
           <w:lang w:val="zh_TW" w:bidi="zh_TW"/>
         </w:rPr>
         <w:t>）。撒但的勢力將攻擊，以欺騙並毀滅「選民」（</w:t>
       </w:r>
-      <w:hyperlink r:id="rId37">
-        <w:r>
-          <w:rPr>
-            <w:lang w:val="zh_TW" w:bidi="zh_TW"/>
-          </w:rPr>
-          <w:rPr>
-            <w:color w:val="0000EE"/>
-            <w:u w:val="single"/>
-          </w:rPr>
-          <w:t>太24:24</w:t>
-        </w:r>
-      </w:hyperlink>
+      <w:r>
+        <w:rPr>
+          <w:lang w:val="zh_TW" w:bidi="zh_TW"/>
+        </w:rPr>
+        <w:t>太24:24</w:t>
+      </w:r>
       <w:r>
         <w:rPr>
           <w:lang w:val="zh_TW" w:bidi="zh_TW"/>
         </w:rPr>
         <w:t>；</w:t>
       </w:r>
-      <w:hyperlink r:id="rId38">
-        <w:r>
-          <w:rPr>
-            <w:lang w:val="zh_TW" w:bidi="zh_TW"/>
-          </w:rPr>
-          <w:rPr>
-            <w:color w:val="0000EE"/>
-            <w:u w:val="single"/>
-          </w:rPr>
-          <w:t>帖後2:9–12</w:t>
-        </w:r>
-      </w:hyperlink>
+      <w:r>
+        <w:rPr>
+          <w:lang w:val="zh_TW" w:bidi="zh_TW"/>
+        </w:rPr>
+        <w:t>帖後2:9–12</w:t>
+      </w:r>
       <w:r>
         <w:rPr>
           <w:lang w:val="zh_TW" w:bidi="zh_TW"/>
         </w:rPr>
         <w:t>；</w:t>
       </w:r>
-      <w:hyperlink r:id="rId39">
-        <w:r>
-          <w:rPr>
-            <w:lang w:val="zh_TW" w:bidi="zh_TW"/>
-          </w:rPr>
-          <w:rPr>
-            <w:color w:val="0000EE"/>
-            <w:u w:val="single"/>
-          </w:rPr>
-          <w:t>啟20:7–9</w:t>
-        </w:r>
-      </w:hyperlink>
+      <w:r>
+        <w:rPr>
+          <w:lang w:val="zh_TW" w:bidi="zh_TW"/>
+        </w:rPr>
+        <w:t>啟20:7–9</w:t>
+      </w:r>
       <w:r>
         <w:rPr>
           <w:lang w:val="zh_TW" w:bidi="zh_TW"/>
         </w:rPr>
         <w:t>）。當耶穌基督從天上以火焰顯現時，神將使那些傷害信徒的人遭受苦難。祂將報應那些不順從耶穌基督福音的人（</w:t>
       </w:r>
-      <w:hyperlink r:id="rId40">
-        <w:r>
-          <w:rPr>
-            <w:lang w:val="zh_TW" w:bidi="zh_TW"/>
-          </w:rPr>
-          <w:rPr>
-            <w:color w:val="0000EE"/>
-            <w:u w:val="single"/>
-          </w:rPr>
-          <w:t>羅2:9</w:t>
-        </w:r>
-      </w:hyperlink>
+      <w:r>
+        <w:rPr>
+          <w:lang w:val="zh_TW" w:bidi="zh_TW"/>
+        </w:rPr>
+        <w:t>羅2:9</w:t>
+      </w:r>
       <w:r>
         <w:rPr>
           <w:lang w:val="zh_TW" w:bidi="zh_TW"/>
         </w:rPr>
         <w:t>；</w:t>
       </w:r>
-      <w:hyperlink r:id="rId41">
-        <w:r>
-          <w:rPr>
-            <w:lang w:val="zh_TW" w:bidi="zh_TW"/>
-          </w:rPr>
-          <w:rPr>
-            <w:color w:val="0000EE"/>
-            <w:u w:val="single"/>
-          </w:rPr>
-          <w:t>帖後1:5–10</w:t>
-        </w:r>
-      </w:hyperlink>
+      <w:r>
+        <w:rPr>
+          <w:lang w:val="zh_TW" w:bidi="zh_TW"/>
+        </w:rPr>
+        <w:t>帖後1:5–10</w:t>
+      </w:r>
       <w:r>
         <w:rPr>
           <w:lang w:val="zh_TW" w:bidi="zh_TW"/>
         </w:rPr>
         <w:t>，</w:t>
       </w:r>
-      <w:hyperlink r:id="rId42">
-        <w:r>
-          <w:rPr>
-            <w:lang w:val="zh_TW" w:bidi="zh_TW"/>
-          </w:rPr>
-          <w:rPr>
-            <w:color w:val="0000EE"/>
-            <w:u w:val="single"/>
-          </w:rPr>
-          <w:t>2:7–8</w:t>
-        </w:r>
-      </w:hyperlink>
+      <w:r>
+        <w:rPr>
+          <w:lang w:val="zh_TW" w:bidi="zh_TW"/>
+        </w:rPr>
+        <w:t>2:7–8</w:t>
+      </w:r>
       <w:r>
         <w:rPr>
           <w:lang w:val="zh_TW" w:bidi="zh_TW"/>
